--- a/CV_Anton_Kutyrev.docx
+++ b/CV_Anton_Kutyrev.docx
@@ -1,21 +1,13 @@
 
 <file path=word/document.xml><?xml version="1.0" encoding="utf-8"?>
-<w:document xmlns:wpc="http://schemas.microsoft.com/office/word/2010/wordprocessingCanvas" xmlns:mc="http://schemas.openxmlformats.org/markup-compatibility/2006" xmlns:o="urn:schemas-microsoft-com:office:office" xmlns:r="http://schemas.openxmlformats.org/officeDocument/2006/relationships" xmlns:m="http://schemas.openxmlformats.org/officeDocument/2006/math" xmlns:v="urn:schemas-microsoft-com:vml" xmlns:wp14="http://schemas.microsoft.com/office/word/2010/wordprocessingDrawing" xmlns:wp="http://schemas.openxmlformats.org/drawingml/2006/wordprocessingDrawing" xmlns:w10="urn:schemas-microsoft-com:office:word" xmlns:w="http://schemas.openxmlformats.org/wordprocessingml/2006/main" xmlns:w14="http://schemas.microsoft.com/office/word/2010/wordml" xmlns:w15="http://schemas.microsoft.com/office/word/2012/wordml" xmlns:wpg="http://schemas.microsoft.com/office/word/2010/wordprocessingGroup" xmlns:wpi="http://schemas.microsoft.com/office/word/2010/wordprocessingInk" xmlns:wne="http://schemas.microsoft.com/office/word/2006/wordml" xmlns:wps="http://schemas.microsoft.com/office/word/2010/wordprocessingShape" xmlns:cx="http://schemas.microsoft.com/office/drawing/2014/chartex" xmlns:cx1="http://schemas.microsoft.com/office/drawing/2015/9/8/chartex" xmlns:cx2="http://schemas.microsoft.com/office/drawing/2015/10/21/chartex" xmlns:cx3="http://schemas.microsoft.com/office/drawing/2016/5/9/chartex" xmlns:cx4="http://schemas.microsoft.com/office/drawing/2016/5/10/chartex" xmlns:cx5="http://schemas.microsoft.com/office/drawing/2016/5/11/chartex" xmlns:cx6="http://schemas.microsoft.com/office/drawing/2016/5/12/chartex" xmlns:cx7="http://schemas.microsoft.com/office/drawing/2016/5/13/chartex" xmlns:cx8="http://schemas.microsoft.com/office/drawing/2016/5/14/chartex" xmlns:aink="http://schemas.microsoft.com/office/drawing/2016/ink" xmlns:am3d="http://schemas.microsoft.com/office/drawing/2017/model3d" xmlns:w16cex="http://schemas.microsoft.com/office/word/2018/wordml/cex" xmlns:w16cid="http://schemas.microsoft.com/office/word/2016/wordml/cid" xmlns:w16="http://schemas.microsoft.com/office/word/2018/wordml" xmlns:w16sdtdh="http://schemas.microsoft.com/office/word/2020/wordml/sdtdatahash" xmlns:w16se="http://schemas.microsoft.com/office/word/2015/wordml/symex" mc:Ignorable="w14 w15 wp14">
+<w:document xmlns:wpc="http://schemas.microsoft.com/office/word/2010/wordprocessingCanvas" xmlns:cx="http://schemas.microsoft.com/office/drawing/2014/chartex" xmlns:cx1="http://schemas.microsoft.com/office/drawing/2015/9/8/chartex" xmlns:cx2="http://schemas.microsoft.com/office/drawing/2015/10/21/chartex" xmlns:cx3="http://schemas.microsoft.com/office/drawing/2016/5/9/chartex" xmlns:cx4="http://schemas.microsoft.com/office/drawing/2016/5/10/chartex" xmlns:cx5="http://schemas.microsoft.com/office/drawing/2016/5/11/chartex" xmlns:cx6="http://schemas.microsoft.com/office/drawing/2016/5/12/chartex" xmlns:cx7="http://schemas.microsoft.com/office/drawing/2016/5/13/chartex" xmlns:cx8="http://schemas.microsoft.com/office/drawing/2016/5/14/chartex" xmlns:mc="http://schemas.openxmlformats.org/markup-compatibility/2006" xmlns:m="http://schemas.openxmlformats.org/officeDocument/2006/math" xmlns:aink="http://schemas.microsoft.com/office/drawing/2016/ink" xmlns:am3d="http://schemas.microsoft.com/office/drawing/2017/model3d" xmlns:oel="http://schemas.microsoft.com/office/2019/extlst" xmlns:r="http://schemas.openxmlformats.org/officeDocument/2006/relationships" xmlns:wp14="http://schemas.microsoft.com/office/word/2010/wordprocessingDrawing" xmlns:wp="http://schemas.openxmlformats.org/drawingml/2006/wordprocessingDrawing" xmlns:wpg="http://schemas.microsoft.com/office/word/2010/wordprocessingGroup" xmlns:wpi="http://schemas.microsoft.com/office/word/2010/wordprocessingInk" xmlns:wps="http://schemas.microsoft.com/office/word/2010/wordprocessingShape" xmlns:o="urn:schemas-microsoft-com:office:office" xmlns:v="urn:schemas-microsoft-com:vml" xmlns:w10="urn:schemas-microsoft-com:office:word" xmlns:w="http://schemas.openxmlformats.org/wordprocessingml/2006/main" xmlns:w14="http://schemas.microsoft.com/office/word/2010/wordml" xmlns:w15="http://schemas.microsoft.com/office/word/2012/wordml" xmlns:w16cex="http://schemas.microsoft.com/office/word/2018/wordml/cex" xmlns:w16cid="http://schemas.microsoft.com/office/word/2016/wordml/cid" xmlns:w16="http://schemas.microsoft.com/office/word/2018/wordml" xmlns:w16sdtdh="http://schemas.microsoft.com/office/word/2020/wordml/sdtdatahash" xmlns:w16sdtfl="http://schemas.microsoft.com/office/word/2024/wordml/sdtformatlock" xmlns:w16se="http://schemas.microsoft.com/office/word/2015/wordml/symex" xmlns:w16du="http://schemas.microsoft.com/office/word/2023/wordml/word16du" xmlns:wne="http://schemas.microsoft.com/office/word/2006/wordml" mc:Ignorable="w14 w15 w16se w16cid w16 w16cex w16sdtdh w16sdtfl w16du wp14">
   <w:body>
     <w:p>
       <w:pPr>
-        <w:pStyle w:val="Kicker"/>
-      </w:pPr>
-      <w:r>
-        <w:t xml:space="preserve">Curriculum Vitae</w:t>
-      </w:r>
-    </w:p>
-    <w:p>
-      <w:pPr>
         <w:pStyle w:val="Title"/>
       </w:pPr>
       <w:r>
-        <w:t xml:space="preserve">Anton Kutyrev, PhD</w:t>
+        <w:t>Anton Kutyrev, PhD</w:t>
       </w:r>
     </w:p>
     <w:p>
@@ -23,64 +15,64 @@
         <w:pStyle w:val="Subtitle"/>
       </w:pPr>
       <w:r>
-        <w:t xml:space="preserve">Lecturer in Exploration Geology, Cardiff University Kazakhstan, Astana, Kazakhstan</w:t>
-      </w:r>
-    </w:p>
-    <w:p>
-      <w:pPr>
-        <w:pStyle w:val="ContactLine"/>
+        <w:t>Lecturer in Exploration Geology, Cardiff University Kazakhstan, Astana, Kazakhstan</w:t>
+      </w:r>
+    </w:p>
+    <w:p>
+      <w:pPr>
+        <w:pStyle w:val="CVContactLine"/>
       </w:pPr>
       <w:r>
         <w:t xml:space="preserve">ORCID </w:t>
       </w:r>
-      <w:hyperlink w:history="1" r:id="rIdwyrz8jdzqntzpwluueelh">
+      <w:hyperlink r:id="rId7" w:history="1">
         <w:r>
           <w:rPr>
             <w:rStyle w:val="Hyperlink"/>
           </w:rPr>
-          <w:t xml:space="preserve">0000-0001-5933-6455</w:t>
+          <w:t>0000-0001-5933-6455</w:t>
         </w:r>
       </w:hyperlink>
       <w:r>
         <w:rPr>
-          <w:rStyle w:val="DateText"/>
+          <w:rStyle w:val="CVDate"/>
         </w:rPr>
         <w:t xml:space="preserve">   ·   </w:t>
       </w:r>
-      <w:hyperlink w:history="1" r:id="rIdwdsqonlvkczkq9kxuklfv">
+      <w:hyperlink r:id="rId8" w:history="1">
         <w:r>
           <w:rPr>
             <w:rStyle w:val="Hyperlink"/>
           </w:rPr>
-          <w:t xml:space="preserve">www.antonkutyrev.com</w:t>
+          <w:t>www.antonkutyrev.com</w:t>
         </w:r>
       </w:hyperlink>
       <w:r>
         <w:rPr>
-          <w:rStyle w:val="DateText"/>
+          <w:rStyle w:val="CVDate"/>
         </w:rPr>
         <w:t xml:space="preserve">   ·   </w:t>
       </w:r>
-      <w:hyperlink w:history="1" r:id="rIddfzbmxvxp7dq2raat5cfw">
+      <w:hyperlink r:id="rId9" w:history="1">
         <w:r>
           <w:rPr>
             <w:rStyle w:val="Hyperlink"/>
           </w:rPr>
-          <w:t xml:space="preserve">Google Scholar</w:t>
+          <w:t>Google Scholar</w:t>
         </w:r>
       </w:hyperlink>
       <w:r>
         <w:rPr>
-          <w:rStyle w:val="DateText"/>
+          <w:rStyle w:val="CVDate"/>
         </w:rPr>
         <w:t xml:space="preserve">   ·   </w:t>
       </w:r>
-      <w:hyperlink w:history="1" r:id="rIdh5fzmc2su0ro57yeiaaqr">
+      <w:hyperlink r:id="rId10" w:history="1">
         <w:r>
           <w:rPr>
             <w:rStyle w:val="Hyperlink"/>
           </w:rPr>
-          <w:t xml:space="preserve">ResearchGate</w:t>
+          <w:t>ResearchGate</w:t>
         </w:r>
       </w:hyperlink>
     </w:p>
@@ -89,15 +81,15 @@
         <w:pStyle w:val="Heading1"/>
       </w:pPr>
       <w:r>
-        <w:t xml:space="preserve">Research focus</w:t>
-      </w:r>
-    </w:p>
-    <w:p>
-      <w:pPr>
-        <w:pStyle w:val="Body"/>
-      </w:pPr>
-      <w:r>
-        <w:t xml:space="preserve">Petrology and mineralogy of mafic–ultramafic and island-arc systems; melt–rock and fluid–rock interaction; origin of chromitites; PGE mineralogy from hand sample to nanoscale, including alloys and PGE oxides; PGE/PGM cycling and mobility in melts and fluids in ultramafic rocks and layered intrusions; oxygen isotopes as tracers of crustal recycling and early Earth surface environments; critical minerals in the context of the energy transition.</w:t>
+        <w:t>Research focus</w:t>
+      </w:r>
+    </w:p>
+    <w:p>
+      <w:pPr>
+        <w:pStyle w:val="CVBody"/>
+      </w:pPr>
+      <w:r>
+        <w:t>Petrology and mineralogy of mafic–ultramafic and island-arc systems; melt–rock and fluid–rock interaction; origin of chromitites; PGE mineralogy from hand sample to nanoscale, including alloys and PGE oxides; PGE/PGM cycling and mobility in melts and fluids in ultramafic rocks and layered intrusions; oxygen isotopes as tracers of crustal recycling and early Earth surface environments; critical minerals in the context of the energy transition.</w:t>
       </w:r>
     </w:p>
     <w:p>
@@ -105,19 +97,19 @@
         <w:pStyle w:val="Heading1"/>
       </w:pPr>
       <w:r>
-        <w:t xml:space="preserve">Education</w:t>
-      </w:r>
-    </w:p>
-    <w:p>
-      <w:pPr>
-        <w:pStyle w:val="Entry"/>
+        <w:t>Education</w:t>
+      </w:r>
+    </w:p>
+    <w:p>
+      <w:pPr>
+        <w:pStyle w:val="CVEntry"/>
         <w:keepNext/>
       </w:pPr>
       <w:r>
         <w:rPr>
-          <w:rStyle w:val="DateText"/>
-        </w:rPr>
-        <w:t xml:space="preserve">2020</w:t>
+          <w:rStyle w:val="CVDate"/>
+        </w:rPr>
+        <w:t>2020</w:t>
       </w:r>
       <w:r>
         <w:tab/>
@@ -127,28 +119,27 @@
           <w:b/>
           <w:bCs/>
         </w:rPr>
-        <w:t xml:space="preserve">PhD in Geology and Mineral Sciences.</w:t>
-      </w:r>
-    </w:p>
-    <w:p>
-      <w:pPr>
-        <w:pStyle w:val="EntryDetail"/>
-        <w:keepNext w:val="false"/>
-      </w:pPr>
-      <w:r>
-        <w:t xml:space="preserve">Defended in 2019 and awarded in 2020 through the Dissertation Council at the V.S. Sobolev Institute of Geology and Mineralogy (SB RAS); research carried out at the Institute of Volcanology and Seismology (RAS), Petropavlovsk-Kamchatsky, Russia.</w:t>
-      </w:r>
-    </w:p>
-    <w:p>
-      <w:pPr>
-        <w:pStyle w:val="Entry"/>
+        <w:t>PhD in Geology and Mineral Sciences.</w:t>
+      </w:r>
+    </w:p>
+    <w:p>
+      <w:pPr>
+        <w:pStyle w:val="CVEntryDetail"/>
+      </w:pPr>
+      <w:r>
+        <w:t>Defended in 2019 and awarded in 2020 through the Dissertation Council at the V.S. Sobolev Institute of Geology and Mineralogy (SB RAS); research carried out at the Institute of Volcanology and Seismology (RAS), Petropavlovsk-Kamchatsky, Russia.</w:t>
+      </w:r>
+    </w:p>
+    <w:p>
+      <w:pPr>
+        <w:pStyle w:val="CVEntry"/>
         <w:keepNext/>
       </w:pPr>
       <w:r>
         <w:rPr>
-          <w:rStyle w:val="DateText"/>
-        </w:rPr>
-        <w:t xml:space="preserve">2017</w:t>
+          <w:rStyle w:val="CVDate"/>
+        </w:rPr>
+        <w:t>2017</w:t>
       </w:r>
       <w:r>
         <w:tab/>
@@ -158,7 +149,7 @@
           <w:b/>
           <w:bCs/>
         </w:rPr>
-        <w:t xml:space="preserve">Specialist degree with Distinction in Applied Geology,</w:t>
+        <w:t>Specialist degree with Distinction in Applied Geology,</w:t>
       </w:r>
       <w:r>
         <w:t xml:space="preserve"> Saint Petersburg Mining University, Russia.</w:t>
@@ -166,11 +157,10 @@
     </w:p>
     <w:p>
       <w:pPr>
-        <w:pStyle w:val="EntryDetail"/>
-        <w:keepNext w:val="false"/>
-      </w:pPr>
-      <w:r>
-        <w:t xml:space="preserve">Five-year full-time programme, broadly equivalent to a Master of Science.</w:t>
+        <w:pStyle w:val="CVEntryDetail"/>
+      </w:pPr>
+      <w:r>
+        <w:t>Five-year full-time programme, broadly equivalent to a Master of Science.</w:t>
       </w:r>
     </w:p>
     <w:p>
@@ -178,19 +168,19 @@
         <w:pStyle w:val="Heading1"/>
       </w:pPr>
       <w:r>
-        <w:t xml:space="preserve">Academic appointments</w:t>
-      </w:r>
-    </w:p>
-    <w:p>
-      <w:pPr>
-        <w:pStyle w:val="Entry"/>
+        <w:t>Academic appointments</w:t>
+      </w:r>
+    </w:p>
+    <w:p>
+      <w:pPr>
+        <w:pStyle w:val="CVEntry"/>
         <w:keepNext/>
       </w:pPr>
       <w:r>
         <w:rPr>
-          <w:rStyle w:val="DateText"/>
-        </w:rPr>
-        <w:t xml:space="preserve">2026–present</w:t>
+          <w:rStyle w:val="CVDate"/>
+        </w:rPr>
+        <w:t>2026–present</w:t>
       </w:r>
       <w:r>
         <w:tab/>
@@ -200,7 +190,7 @@
           <w:b/>
           <w:bCs/>
         </w:rPr>
-        <w:t xml:space="preserve">Lecturer in Exploration Geology,</w:t>
+        <w:t>Lecturer in Exploration Geology,</w:t>
       </w:r>
       <w:r>
         <w:t xml:space="preserve"> Cardiff University Kazakhstan, Astana, Kazakhstan.</w:t>
@@ -208,23 +198,22 @@
     </w:p>
     <w:p>
       <w:pPr>
-        <w:pStyle w:val="EntryDetail"/>
-        <w:keepNext w:val="false"/>
-      </w:pPr>
-      <w:r>
-        <w:t xml:space="preserve">Teaching, programme leadership, curriculum development and research in economic and exploration geology, including layered intrusions, chromitites, platinum-group elements, critical minerals and isotope geochemistry. Lead the Exploration Geology programme on the Kazakhstan side and coordinate its local delivery; organising the programme’s first fieldwork and developing a new field course from scratch.</w:t>
-      </w:r>
-    </w:p>
-    <w:p>
-      <w:pPr>
-        <w:pStyle w:val="Entry"/>
+        <w:pStyle w:val="CVEntryDetail"/>
+      </w:pPr>
+      <w:r>
+        <w:t>Teaching, programme leadership, curriculum development and research in economic and exploration geology, including layered intrusions, chromitites, platinum-group elements, critical minerals and isotope geochemistry. Lead the Exploration Geology programme on the Kazakhstan side and coordinate its local delivery; organising the programme’s first fieldwork and developing a new field course from scratch.</w:t>
+      </w:r>
+    </w:p>
+    <w:p>
+      <w:pPr>
+        <w:pStyle w:val="CVEntry"/>
         <w:keepNext/>
       </w:pPr>
       <w:r>
         <w:rPr>
-          <w:rStyle w:val="DateText"/>
-        </w:rPr>
-        <w:t xml:space="preserve">2025–2026</w:t>
+          <w:rStyle w:val="CVDate"/>
+        </w:rPr>
+        <w:t>2025–2026</w:t>
       </w:r>
       <w:r>
         <w:tab/>
@@ -234,7 +223,7 @@
           <w:b/>
           <w:bCs/>
         </w:rPr>
-        <w:t xml:space="preserve">Postdoctoral Research Fellow,</w:t>
+        <w:t>Postdoctoral Research Fellow,</w:t>
       </w:r>
       <w:r>
         <w:t xml:space="preserve"> School of Geosciences, University of the Witwatersrand, Johannesburg, South Africa.</w:t>
@@ -242,23 +231,22 @@
     </w:p>
     <w:p>
       <w:pPr>
-        <w:pStyle w:val="EntryDetail"/>
-        <w:keepNext w:val="false"/>
-      </w:pPr>
-      <w:r>
-        <w:t xml:space="preserve">Critical minerals in layered mafic–ultramafic intrusions and Bushveld chromitites within the DSTI CIMERA industry–public consortium, with a focus on Ni-Cu-PGE systems, chromitites and the petrogenesis of the Critical Zone.</w:t>
-      </w:r>
-    </w:p>
-    <w:p>
-      <w:pPr>
-        <w:pStyle w:val="Entry"/>
+        <w:pStyle w:val="CVEntryDetail"/>
+      </w:pPr>
+      <w:r>
+        <w:t>Critical minerals in layered mafic–ultramafic intrusions and Bushveld chromitites within the DSTI CIMERA industry–public consortium, with a focus on Ni-Cu-PGE systems, chromitites and the petrogenesis of the Critical Zone.</w:t>
+      </w:r>
+    </w:p>
+    <w:p>
+      <w:pPr>
+        <w:pStyle w:val="CVEntry"/>
         <w:keepNext/>
       </w:pPr>
       <w:r>
         <w:rPr>
-          <w:rStyle w:val="DateText"/>
-        </w:rPr>
-        <w:t xml:space="preserve">2023–2025</w:t>
+          <w:rStyle w:val="CVDate"/>
+        </w:rPr>
+        <w:t>2023–2025</w:t>
       </w:r>
       <w:r>
         <w:tab/>
@@ -268,7 +256,7 @@
           <w:b/>
           <w:bCs/>
         </w:rPr>
-        <w:t xml:space="preserve">Research Associate,</w:t>
+        <w:t>Research Associate,</w:t>
       </w:r>
       <w:r>
         <w:t xml:space="preserve"> School of Earth and Environmental Sciences, Cardiff University, Wales, UK.</w:t>
@@ -276,23 +264,22 @@
     </w:p>
     <w:p>
       <w:pPr>
-        <w:pStyle w:val="EntryDetail"/>
-        <w:keepNext w:val="false"/>
-      </w:pPr>
-      <w:r>
-        <w:t xml:space="preserve">Critical-mineral and PGE geochemistry in layered intrusions and related volcanic rocks within the Horizon Europe SEMACRET consortium on energy-transition mineral systems, in an interdisciplinary team spanning geology, geophysics and social sciences.</w:t>
-      </w:r>
-    </w:p>
-    <w:p>
-      <w:pPr>
-        <w:pStyle w:val="Entry"/>
+        <w:pStyle w:val="CVEntryDetail"/>
+      </w:pPr>
+      <w:r>
+        <w:t>Critical-mineral and PGE geochemistry in layered intrusions and related volcanic rocks within the Horizon Europe SEMACRET consortium on energy-transition mineral systems, in an interdisciplinary team spanning geology, geophysics and social sciences.</w:t>
+      </w:r>
+    </w:p>
+    <w:p>
+      <w:pPr>
+        <w:pStyle w:val="CVEntry"/>
         <w:keepNext/>
       </w:pPr>
       <w:r>
         <w:rPr>
-          <w:rStyle w:val="DateText"/>
-        </w:rPr>
-        <w:t xml:space="preserve">2022–2023</w:t>
+          <w:rStyle w:val="CVDate"/>
+        </w:rPr>
+        <w:t>2022–2023</w:t>
       </w:r>
       <w:r>
         <w:tab/>
@@ -302,7 +289,7 @@
           <w:b/>
           <w:bCs/>
         </w:rPr>
-        <w:t xml:space="preserve">Fulbright Visiting Scholar,</w:t>
+        <w:t>Fulbright Visiting Scholar,</w:t>
       </w:r>
       <w:r>
         <w:t xml:space="preserve"> School of Earth Sciences, University of Oregon, USA.</w:t>
@@ -310,23 +297,22 @@
     </w:p>
     <w:p>
       <w:pPr>
-        <w:pStyle w:val="EntryDetail"/>
-        <w:keepNext w:val="false"/>
-      </w:pPr>
-      <w:r>
-        <w:t xml:space="preserve">Early Archean climate from triple oxygen and hydrogen isotopes in 3.8 Ga metalavas of the Saglek-Hebron terrane, including development of isotope fractionation models.</w:t>
-      </w:r>
-    </w:p>
-    <w:p>
-      <w:pPr>
-        <w:pStyle w:val="Entry"/>
+        <w:pStyle w:val="CVEntryDetail"/>
+      </w:pPr>
+      <w:r>
+        <w:t>Early Archean climate from triple oxygen and hydrogen isotopes in 3.8 Ga metalavas of the Saglek-Hebron terrane, including development of isotope fractionation models.</w:t>
+      </w:r>
+    </w:p>
+    <w:p>
+      <w:pPr>
+        <w:pStyle w:val="CVEntry"/>
         <w:keepNext/>
       </w:pPr>
       <w:r>
         <w:rPr>
-          <w:rStyle w:val="DateText"/>
-        </w:rPr>
-        <w:t xml:space="preserve">2020–2022</w:t>
+          <w:rStyle w:val="CVDate"/>
+        </w:rPr>
+        <w:t>2020–2022</w:t>
       </w:r>
       <w:r>
         <w:tab/>
@@ -336,7 +322,7 @@
           <w:b/>
           <w:bCs/>
         </w:rPr>
-        <w:t xml:space="preserve">Research Associate,</w:t>
+        <w:t>Research Associate,</w:t>
       </w:r>
       <w:r>
         <w:t xml:space="preserve"> Institute of Volcanology and Seismology, Petropavlovsk-Kamchatsky, Russia.</w:t>
@@ -344,23 +330,23 @@
     </w:p>
     <w:p>
       <w:pPr>
-        <w:pStyle w:val="EntryDetail"/>
-        <w:keepNext w:val="false"/>
-      </w:pPr>
-      <w:r>
-        <w:t xml:space="preserve">PGE mineralization and hydrothermal processes in subduction-related magmatic systems of Kamchatka.</w:t>
-      </w:r>
-    </w:p>
-    <w:p>
-      <w:pPr>
-        <w:pStyle w:val="Entry"/>
+        <w:pStyle w:val="CVEntryDetail"/>
+      </w:pPr>
+      <w:r>
+        <w:t>PGE mineralization and hydrothermal processes in subduction-related magmatic systems of Kamchatka.</w:t>
+      </w:r>
+    </w:p>
+    <w:p>
+      <w:pPr>
+        <w:pStyle w:val="CVEntry"/>
         <w:keepNext/>
       </w:pPr>
       <w:r>
         <w:rPr>
-          <w:rStyle w:val="DateText"/>
-        </w:rPr>
-        <w:t xml:space="preserve">2017–2020</w:t>
+          <w:rStyle w:val="CVDate"/>
+        </w:rPr>
+        <w:lastRenderedPageBreak/>
+        <w:t>2017–2020</w:t>
       </w:r>
       <w:r>
         <w:tab/>
@@ -370,7 +356,7 @@
           <w:b/>
           <w:bCs/>
         </w:rPr>
-        <w:t xml:space="preserve">PhD candidate,</w:t>
+        <w:t>PhD candidate,</w:t>
       </w:r>
       <w:r>
         <w:t xml:space="preserve"> Institute of Volcanology and Seismology, Petropavlovsk-Kamchatsky, Russia.</w:t>
@@ -378,23 +364,38 @@
     </w:p>
     <w:p>
       <w:pPr>
-        <w:pStyle w:val="EntryDetail"/>
-        <w:keepNext w:val="false"/>
-      </w:pPr>
-      <w:r>
-        <w:t xml:space="preserve">Geology and platinum mineralization of concentrically zoned dunite–clinopyroxenite–gabbro complexes of the Tamanvayam and Epilchik groups.</w:t>
-      </w:r>
-    </w:p>
-    <w:p>
-      <w:pPr>
-        <w:pStyle w:val="Entry"/>
+        <w:pStyle w:val="CVEntryDetail"/>
+      </w:pPr>
+      <w:r>
+        <w:t xml:space="preserve">Geology and platinum mineralization of concentrically zoned dunite–clinopyroxenite–gabbro complexes of the </w:t>
+      </w:r>
+      <w:proofErr w:type="spellStart"/>
+      <w:r>
+        <w:t>Tamanvayam</w:t>
+      </w:r>
+      <w:proofErr w:type="spellEnd"/>
+      <w:r>
+        <w:t xml:space="preserve"> and </w:t>
+      </w:r>
+      <w:proofErr w:type="spellStart"/>
+      <w:r>
+        <w:t>Epilchik</w:t>
+      </w:r>
+      <w:proofErr w:type="spellEnd"/>
+      <w:r>
+        <w:t xml:space="preserve"> groups.</w:t>
+      </w:r>
+    </w:p>
+    <w:p>
+      <w:pPr>
+        <w:pStyle w:val="CVEntry"/>
         <w:keepNext/>
       </w:pPr>
       <w:r>
         <w:rPr>
-          <w:rStyle w:val="DateText"/>
-        </w:rPr>
-        <w:t xml:space="preserve">2012–2017</w:t>
+          <w:rStyle w:val="CVDate"/>
+        </w:rPr>
+        <w:t>2012–2017</w:t>
       </w:r>
       <w:r>
         <w:tab/>
@@ -404,7 +405,7 @@
           <w:b/>
           <w:bCs/>
         </w:rPr>
-        <w:t xml:space="preserve">Engineer (0.5 FTE),</w:t>
+        <w:t>Engineer (0.5 FTE),</w:t>
       </w:r>
       <w:r>
         <w:t xml:space="preserve"> Karpinsky Russian Geological Institute, Saint Petersburg, Russia.</w:t>
@@ -412,11 +413,10 @@
     </w:p>
     <w:p>
       <w:pPr>
-        <w:pStyle w:val="EntryDetail"/>
-        <w:keepNext w:val="false"/>
-      </w:pPr>
-      <w:r>
-        <w:t xml:space="preserve">Regional geology and petrology, including petrography and geochemical data for igneous and metamorphic rocks; work on rock collections of the Academician F.N. Chernyshev Central Geological Research Museum and preparation of a field rock identification guide.</w:t>
+        <w:pStyle w:val="CVEntryDetail"/>
+      </w:pPr>
+      <w:r>
+        <w:t>Regional geology and petrology, including petrography and geochemical data for igneous and metamorphic rocks; work on rock collections of the Academician F.N. Chernyshev Central Geological Research Museum and preparation of a field rock identification guide.</w:t>
       </w:r>
     </w:p>
     <w:p>
@@ -424,19 +424,19 @@
         <w:pStyle w:val="Heading1"/>
       </w:pPr>
       <w:r>
-        <w:t xml:space="preserve">Industry appointments</w:t>
-      </w:r>
-    </w:p>
-    <w:p>
-      <w:pPr>
-        <w:pStyle w:val="Entry"/>
+        <w:t>Industry appointments</w:t>
+      </w:r>
+    </w:p>
+    <w:p>
+      <w:pPr>
+        <w:pStyle w:val="CVEntry"/>
         <w:keepNext/>
       </w:pPr>
       <w:r>
         <w:rPr>
-          <w:rStyle w:val="DateText"/>
-        </w:rPr>
-        <w:t xml:space="preserve">2018</w:t>
+          <w:rStyle w:val="CVDate"/>
+        </w:rPr>
+        <w:t>2018</w:t>
       </w:r>
       <w:r>
         <w:tab/>
@@ -446,31 +446,38 @@
           <w:b/>
           <w:bCs/>
         </w:rPr>
-        <w:t xml:space="preserve">Geologist (summer fieldwork),</w:t>
-      </w:r>
-      <w:r>
-        <w:t xml:space="preserve"> Kirganik Ltd. (Amur Minerals subsidiary), Kamchatka, Russia.</w:t>
-      </w:r>
-    </w:p>
-    <w:p>
-      <w:pPr>
-        <w:pStyle w:val="EntryDetail"/>
-        <w:keepNext w:val="false"/>
-      </w:pPr>
-      <w:r>
-        <w:t xml:space="preserve">Exploration for porphyry Cu and epithermal Au systems: field mapping, alteration and mineralization logging, geochemical sampling.</w:t>
-      </w:r>
-    </w:p>
-    <w:p>
-      <w:pPr>
-        <w:pStyle w:val="Entry"/>
+        <w:t>Geologist (summer fieldwork),</w:t>
+      </w:r>
+      <w:r>
+        <w:t xml:space="preserve"> </w:t>
+      </w:r>
+      <w:proofErr w:type="spellStart"/>
+      <w:r>
+        <w:t>Kirganik</w:t>
+      </w:r>
+      <w:proofErr w:type="spellEnd"/>
+      <w:r>
+        <w:t xml:space="preserve"> Ltd. (Amur Minerals subsidiary), Kamchatka, Russia.</w:t>
+      </w:r>
+    </w:p>
+    <w:p>
+      <w:pPr>
+        <w:pStyle w:val="CVEntryDetail"/>
+      </w:pPr>
+      <w:r>
+        <w:t>Exploration for porphyry Cu and epithermal Au systems: field mapping, alteration and mineralization logging, geochemical sampling.</w:t>
+      </w:r>
+    </w:p>
+    <w:p>
+      <w:pPr>
+        <w:pStyle w:val="CVEntry"/>
         <w:keepNext/>
       </w:pPr>
       <w:r>
         <w:rPr>
-          <w:rStyle w:val="DateText"/>
-        </w:rPr>
-        <w:t xml:space="preserve">2016–2017</w:t>
+          <w:rStyle w:val="CVDate"/>
+        </w:rPr>
+        <w:t>2016–2017</w:t>
       </w:r>
       <w:r>
         <w:tab/>
@@ -480,7 +487,7 @@
           <w:b/>
           <w:bCs/>
         </w:rPr>
-        <w:t xml:space="preserve">Geologist (summer field seasons),</w:t>
+        <w:t>Geologist (summer field seasons),</w:t>
       </w:r>
       <w:r>
         <w:t xml:space="preserve"> Kamp Ltd., Kamchatka, Russia.</w:t>
@@ -488,23 +495,22 @@
     </w:p>
     <w:p>
       <w:pPr>
-        <w:pStyle w:val="EntryDetail"/>
-        <w:keepNext w:val="false"/>
-      </w:pPr>
-      <w:r>
-        <w:t xml:space="preserve">Junior exploration for PGE mineralization: prospecting, field mapping, heavy-mineral sampling, rock and soil geochemical sampling.</w:t>
-      </w:r>
-    </w:p>
-    <w:p>
-      <w:pPr>
-        <w:pStyle w:val="Entry"/>
+        <w:pStyle w:val="CVEntryDetail"/>
+      </w:pPr>
+      <w:r>
+        <w:t>Junior exploration for PGE mineralization: prospecting, field mapping, heavy-mineral sampling, rock and soil geochemical sampling.</w:t>
+      </w:r>
+    </w:p>
+    <w:p>
+      <w:pPr>
+        <w:pStyle w:val="CVEntry"/>
         <w:keepNext/>
       </w:pPr>
       <w:r>
         <w:rPr>
-          <w:rStyle w:val="DateText"/>
-        </w:rPr>
-        <w:t xml:space="preserve">2015</w:t>
+          <w:rStyle w:val="CVDate"/>
+        </w:rPr>
+        <w:t>2015</w:t>
       </w:r>
       <w:r>
         <w:tab/>
@@ -514,19 +520,26 @@
           <w:b/>
           <w:bCs/>
         </w:rPr>
-        <w:t xml:space="preserve">Field technician (summer fieldwork),</w:t>
-      </w:r>
-      <w:r>
-        <w:t xml:space="preserve"> Kamchatgeologia, Kamchatka, Russia.</w:t>
-      </w:r>
-    </w:p>
-    <w:p>
-      <w:pPr>
-        <w:pStyle w:val="EntryDetail"/>
-        <w:keepNext w:val="false"/>
-      </w:pPr>
-      <w:r>
-        <w:t xml:space="preserve">Regional geological mapping at 1:200,000 scale: traverses, outcrop description and systematic sampling for petrography and geochemistry.</w:t>
+        <w:t>Field technician (summer fieldwork),</w:t>
+      </w:r>
+      <w:r>
+        <w:t xml:space="preserve"> </w:t>
+      </w:r>
+      <w:proofErr w:type="spellStart"/>
+      <w:r>
+        <w:t>Kamchatgeologia</w:t>
+      </w:r>
+      <w:proofErr w:type="spellEnd"/>
+      <w:r>
+        <w:t>, Kamchatka, Russia.</w:t>
+      </w:r>
+    </w:p>
+    <w:p>
+      <w:pPr>
+        <w:pStyle w:val="CVEntryDetail"/>
+      </w:pPr>
+      <w:r>
+        <w:t>Regional geological mapping at 1:200,000 scale: traverses, outcrop description and systematic sampling for petrography and geochemistry.</w:t>
       </w:r>
     </w:p>
     <w:p>
@@ -534,19 +547,18 @@
         <w:pStyle w:val="Heading1"/>
       </w:pPr>
       <w:r>
-        <w:t xml:space="preserve">Teaching experience</w:t>
-      </w:r>
-    </w:p>
-    <w:p>
-      <w:pPr>
-        <w:pStyle w:val="Entry"/>
-        <w:keepNext w:val="false"/>
-      </w:pPr>
-      <w:r>
-        <w:rPr>
-          <w:rStyle w:val="DateText"/>
-        </w:rPr>
-        <w:t xml:space="preserve">2026–present</w:t>
+        <w:t>Teaching experience</w:t>
+      </w:r>
+    </w:p>
+    <w:p>
+      <w:pPr>
+        <w:pStyle w:val="CVEntry"/>
+      </w:pPr>
+      <w:r>
+        <w:rPr>
+          <w:rStyle w:val="CVDate"/>
+        </w:rPr>
+        <w:t>2026–present</w:t>
       </w:r>
       <w:r>
         <w:tab/>
@@ -556,7 +568,7 @@
           <w:b/>
           <w:bCs/>
         </w:rPr>
-        <w:t xml:space="preserve">Cardiff University Kazakhstan.</w:t>
+        <w:t>Cardiff University Kazakhstan.</w:t>
       </w:r>
       <w:r>
         <w:t xml:space="preserve"> World of Dynamic Environments (EA3504), a Year 1 module on dynamic Earth systems taught through geological and environmental case studies; Earth Materials and fieldwork from this academic year. Designing a new field course from scratch, including its academic structure, field activities and teaching materials.</w:t>
@@ -564,14 +576,13 @@
     </w:p>
     <w:p>
       <w:pPr>
-        <w:pStyle w:val="Entry"/>
-        <w:keepNext w:val="false"/>
-      </w:pPr>
-      <w:r>
-        <w:rPr>
-          <w:rStyle w:val="DateText"/>
-        </w:rPr>
-        <w:t xml:space="preserve">2025–2026</w:t>
+        <w:pStyle w:val="CVEntry"/>
+      </w:pPr>
+      <w:r>
+        <w:rPr>
+          <w:rStyle w:val="CVDate"/>
+        </w:rPr>
+        <w:t>2025–2026</w:t>
       </w:r>
       <w:r>
         <w:tab/>
@@ -581,7 +592,7 @@
           <w:b/>
           <w:bCs/>
         </w:rPr>
-        <w:t xml:space="preserve">University of the Witwatersrand.</w:t>
+        <w:t>University of the Witwatersrand.</w:t>
       </w:r>
       <w:r>
         <w:t xml:space="preserve"> Five-lecture module on magmatic mineral deposits for honours students; demonstrator on the honours field trip (Northern Bushveld).</w:t>
@@ -589,14 +600,13 @@
     </w:p>
     <w:p>
       <w:pPr>
-        <w:pStyle w:val="Entry"/>
-        <w:keepNext w:val="false"/>
-      </w:pPr>
-      <w:r>
-        <w:rPr>
-          <w:rStyle w:val="DateText"/>
-        </w:rPr>
-        <w:t xml:space="preserve">2023–2025</w:t>
+        <w:pStyle w:val="CVEntry"/>
+      </w:pPr>
+      <w:r>
+        <w:rPr>
+          <w:rStyle w:val="CVDate"/>
+        </w:rPr>
+        <w:t>2023–2025</w:t>
       </w:r>
       <w:r>
         <w:tab/>
@@ -606,7 +616,7 @@
           <w:b/>
           <w:bCs/>
         </w:rPr>
-        <w:t xml:space="preserve">Cardiff University.</w:t>
+        <w:t>Cardiff University.</w:t>
       </w:r>
       <w:r>
         <w:t xml:space="preserve"> Practical sessions for the Mineral Deposits course; guest lectures on mineral deposits; demonstrator on field courses in geological mapping, exploration geology and environmental geoscience (Cyprus, Cornwall, South Wales).</w:t>
@@ -614,14 +624,13 @@
     </w:p>
     <w:p>
       <w:pPr>
-        <w:pStyle w:val="Entry"/>
-        <w:keepNext w:val="false"/>
-      </w:pPr>
-      <w:r>
-        <w:rPr>
-          <w:rStyle w:val="DateText"/>
-        </w:rPr>
-        <w:t xml:space="preserve">2022–2023</w:t>
+        <w:pStyle w:val="CVEntry"/>
+      </w:pPr>
+      <w:r>
+        <w:rPr>
+          <w:rStyle w:val="CVDate"/>
+        </w:rPr>
+        <w:t>2022–2023</w:t>
       </w:r>
       <w:r>
         <w:tab/>
@@ -631,7 +640,7 @@
           <w:b/>
           <w:bCs/>
         </w:rPr>
-        <w:t xml:space="preserve">University of Oregon.</w:t>
+        <w:t>University of Oregon.</w:t>
       </w:r>
       <w:r>
         <w:t xml:space="preserve"> Demonstrator on petrology field courses; guest lectures in petrology and geohazards.</w:t>
@@ -642,43 +651,37 @@
         <w:pStyle w:val="Heading1"/>
       </w:pPr>
       <w:r>
-        <w:t xml:space="preserve">Formal teaching training</w:t>
-      </w:r>
-    </w:p>
-    <w:p>
-      <w:pPr>
-        <w:pStyle w:val="Entry"/>
-        <w:keepNext w:val="false"/>
-      </w:pPr>
-      <w:r>
-        <w:rPr>
-          <w:rStyle w:val="DateText"/>
-        </w:rPr>
-        <w:t xml:space="preserve">2024</w:t>
+        <w:t>Formal teaching training</w:t>
+      </w:r>
+    </w:p>
+    <w:p>
+      <w:pPr>
+        <w:pStyle w:val="CVEntry"/>
+      </w:pPr>
+      <w:r>
+        <w:rPr>
+          <w:rStyle w:val="CVDate"/>
+        </w:rPr>
+        <w:t>2024</w:t>
       </w:r>
       <w:r>
         <w:tab/>
-      </w:r>
-      <w:r>
-        <w:t xml:space="preserve">Teaching to Improve the Quality of Student Learning, Cardiff University.</w:t>
-      </w:r>
-    </w:p>
-    <w:p>
-      <w:pPr>
-        <w:pStyle w:val="Entry"/>
-        <w:keepNext w:val="false"/>
-      </w:pPr>
-      <w:r>
-        <w:rPr>
-          <w:rStyle w:val="DateText"/>
-        </w:rPr>
-        <w:t xml:space="preserve">2024</w:t>
+        <w:t>Teaching to Improve the Quality of Student Learning, Cardiff University.</w:t>
+      </w:r>
+    </w:p>
+    <w:p>
+      <w:pPr>
+        <w:pStyle w:val="CVEntry"/>
+      </w:pPr>
+      <w:r>
+        <w:rPr>
+          <w:rStyle w:val="CVDate"/>
+        </w:rPr>
+        <w:t>2024</w:t>
       </w:r>
       <w:r>
         <w:tab/>
-      </w:r>
-      <w:r>
-        <w:t xml:space="preserve">Lecturing Skills, Cardiff University.</w:t>
+        <w:t>Lecturing Skills, Cardiff University.</w:t>
       </w:r>
     </w:p>
     <w:p>
@@ -686,19 +689,18 @@
         <w:pStyle w:val="Heading1"/>
       </w:pPr>
       <w:r>
-        <w:t xml:space="preserve">Student supervision</w:t>
-      </w:r>
-    </w:p>
-    <w:p>
-      <w:pPr>
-        <w:pStyle w:val="Entry"/>
-        <w:keepNext w:val="false"/>
-      </w:pPr>
-      <w:r>
-        <w:rPr>
-          <w:rStyle w:val="DateText"/>
-        </w:rPr>
-        <w:t xml:space="preserve">2026–present</w:t>
+        <w:t>Student supervision</w:t>
+      </w:r>
+    </w:p>
+    <w:p>
+      <w:pPr>
+        <w:pStyle w:val="CVEntry"/>
+      </w:pPr>
+      <w:r>
+        <w:rPr>
+          <w:rStyle w:val="CVDate"/>
+        </w:rPr>
+        <w:t>2026–present</w:t>
       </w:r>
       <w:r>
         <w:tab/>
@@ -708,10 +710,26 @@
           <w:b/>
           <w:bCs/>
         </w:rPr>
-        <w:t xml:space="preserve">Co-supervisor</w:t>
-      </w:r>
-      <w:r>
-        <w:t xml:space="preserve"> (with Prof. Roger Gibson) of the project “Calc-silicate xenoliths in the Lower Zone of the Bushveld Complex and their implications for platinum-group element mineralization” (student: Mensacia Phaswane).</w:t>
+        <w:t>Co-supervisor</w:t>
+      </w:r>
+      <w:r>
+        <w:t xml:space="preserve"> (with Prof. Roger Gibson) of the project “Calc-silicate xenoliths in the Lower Zone of the Bushveld Complex and their implications for platinum-group element mineralization” (student: </w:t>
+      </w:r>
+      <w:proofErr w:type="spellStart"/>
+      <w:r>
+        <w:t>Mensacia</w:t>
+      </w:r>
+      <w:proofErr w:type="spellEnd"/>
+      <w:r>
+        <w:t xml:space="preserve"> </w:t>
+      </w:r>
+      <w:proofErr w:type="spellStart"/>
+      <w:r>
+        <w:t>Phaswane</w:t>
+      </w:r>
+      <w:proofErr w:type="spellEnd"/>
+      <w:r>
+        <w:t>).</w:t>
       </w:r>
     </w:p>
     <w:p>
@@ -719,115 +737,106 @@
         <w:pStyle w:val="Heading1"/>
       </w:pPr>
       <w:r>
-        <w:t xml:space="preserve">Additional professional training</w:t>
-      </w:r>
-    </w:p>
-    <w:p>
-      <w:pPr>
-        <w:pStyle w:val="Entry"/>
-        <w:keepNext w:val="false"/>
-      </w:pPr>
-      <w:r>
-        <w:rPr>
-          <w:rStyle w:val="DateText"/>
-        </w:rPr>
-        <w:t xml:space="preserve">2026</w:t>
+        <w:t>Additional professional training</w:t>
+      </w:r>
+    </w:p>
+    <w:p>
+      <w:pPr>
+        <w:pStyle w:val="CVEntry"/>
+      </w:pPr>
+      <w:r>
+        <w:rPr>
+          <w:rStyle w:val="CVDate"/>
+        </w:rPr>
+        <w:t>2026</w:t>
       </w:r>
       <w:r>
         <w:tab/>
-      </w:r>
-      <w:r>
-        <w:t xml:space="preserve">PetThermoTools virtual workshop.</w:t>
-      </w:r>
-    </w:p>
-    <w:p>
-      <w:pPr>
-        <w:pStyle w:val="Entry"/>
-        <w:keepNext w:val="false"/>
-      </w:pPr>
-      <w:r>
-        <w:rPr>
-          <w:rStyle w:val="DateText"/>
-        </w:rPr>
-        <w:t xml:space="preserve">2025</w:t>
+        <w:t>PetThermoTools virtual workshop.</w:t>
+      </w:r>
+    </w:p>
+    <w:p>
+      <w:pPr>
+        <w:pStyle w:val="CVEntry"/>
+      </w:pPr>
+      <w:r>
+        <w:rPr>
+          <w:rStyle w:val="CVDate"/>
+        </w:rPr>
+        <w:t>2025</w:t>
       </w:r>
       <w:r>
         <w:tab/>
-      </w:r>
-      <w:r>
-        <w:t xml:space="preserve">Reading the Rocks, Polokwane, South Africa.</w:t>
-      </w:r>
-    </w:p>
-    <w:p>
-      <w:pPr>
-        <w:pStyle w:val="Entry"/>
-        <w:keepNext w:val="false"/>
-      </w:pPr>
-      <w:r>
-        <w:rPr>
-          <w:rStyle w:val="DateText"/>
-        </w:rPr>
-        <w:t xml:space="preserve">2025</w:t>
+        <w:t>Reading the Rocks, Polokwane, South Africa.</w:t>
+      </w:r>
+    </w:p>
+    <w:p>
+      <w:pPr>
+        <w:pStyle w:val="CVEntry"/>
+      </w:pPr>
+      <w:r>
+        <w:rPr>
+          <w:rStyle w:val="CVDate"/>
+        </w:rPr>
+        <w:t>2025</w:t>
       </w:r>
       <w:r>
         <w:tab/>
-      </w:r>
-      <w:r>
-        <w:t xml:space="preserve">Resource Geology Workshop, GeoCongress 2025, Bloemfontein, South Africa.</w:t>
-      </w:r>
-    </w:p>
-    <w:p>
-      <w:pPr>
-        <w:pStyle w:val="Entry"/>
-        <w:keepNext w:val="false"/>
-      </w:pPr>
-      <w:r>
-        <w:rPr>
-          <w:rStyle w:val="DateText"/>
-        </w:rPr>
-        <w:t xml:space="preserve">2024</w:t>
+        <w:t xml:space="preserve">Resource Geology Workshop, </w:t>
+      </w:r>
+      <w:proofErr w:type="spellStart"/>
+      <w:r>
+        <w:t>GeoCongress</w:t>
+      </w:r>
+      <w:proofErr w:type="spellEnd"/>
+      <w:r>
+        <w:t xml:space="preserve"> 2025, Bloemfontein, South Africa.</w:t>
+      </w:r>
+    </w:p>
+    <w:p>
+      <w:pPr>
+        <w:pStyle w:val="CVEntry"/>
+      </w:pPr>
+      <w:r>
+        <w:rPr>
+          <w:rStyle w:val="CVDate"/>
+        </w:rPr>
+        <w:t>2024</w:t>
       </w:r>
       <w:r>
         <w:tab/>
-      </w:r>
-      <w:r>
-        <w:t xml:space="preserve">MDSG workshop “Magmatic Ni-Cu Mineral Systems in Europe”, Edinburgh, UK.</w:t>
-      </w:r>
-    </w:p>
-    <w:p>
-      <w:pPr>
-        <w:pStyle w:val="Entry"/>
-        <w:keepNext w:val="false"/>
-      </w:pPr>
-      <w:r>
-        <w:rPr>
-          <w:rStyle w:val="DateText"/>
-        </w:rPr>
-        <w:t xml:space="preserve">2021</w:t>
+        <w:t>MDSG workshop “Magmatic Ni-Cu Mineral Systems in Europe”, Edinburgh, UK.</w:t>
+      </w:r>
+    </w:p>
+    <w:p>
+      <w:pPr>
+        <w:pStyle w:val="CVEntry"/>
+      </w:pPr>
+      <w:r>
+        <w:rPr>
+          <w:rStyle w:val="CVDate"/>
+        </w:rPr>
+        <w:lastRenderedPageBreak/>
+        <w:t>2021</w:t>
       </w:r>
       <w:r>
         <w:tab/>
-      </w:r>
-      <w:r>
-        <w:t xml:space="preserve">TESCAN electron microscopy course, Saint Petersburg, Russia.</w:t>
-      </w:r>
-    </w:p>
-    <w:p>
-      <w:pPr>
-        <w:pStyle w:val="Entry"/>
-        <w:keepNext w:val="false"/>
-      </w:pPr>
-      <w:r>
-        <w:rPr>
-          <w:rStyle w:val="DateText"/>
-        </w:rPr>
-        <w:t xml:space="preserve">2018</w:t>
+        <w:t>TESCAN electron microscopy course, Saint Petersburg, Russia.</w:t>
+      </w:r>
+    </w:p>
+    <w:p>
+      <w:pPr>
+        <w:pStyle w:val="CVEntry"/>
+      </w:pPr>
+      <w:r>
+        <w:rPr>
+          <w:rStyle w:val="CVDate"/>
+        </w:rPr>
+        <w:t>2018</w:t>
       </w:r>
       <w:r>
         <w:tab/>
-      </w:r>
-      <w:r>
-        <w:t xml:space="preserve">Gold Short Course, Prague, Czech Republic.</w:t>
+        <w:t>Gold Short Course, Prague, Czech Republic.</w:t>
       </w:r>
     </w:p>
     <w:p>
@@ -835,34 +844,42 @@
         <w:pStyle w:val="Heading1"/>
       </w:pPr>
       <w:r>
-        <w:t xml:space="preserve">Analytical and modelling skills</w:t>
-      </w:r>
-    </w:p>
-    <w:p>
-      <w:pPr>
-        <w:pStyle w:val="BodyTight"/>
-      </w:pPr>
-      <w:r>
-        <w:rPr>
-          <w:b/>
-          <w:bCs/>
-        </w:rPr>
-        <w:t xml:space="preserve">Hands-on:</w:t>
-      </w:r>
-      <w:r>
-        <w:t xml:space="preserve"> SEM-EDS, Raman spectroscopy, field-portable XRF, clean-lab chemistry and mass spectrometry for Rb-Sr, Sm-Nd and triple-oxygen isotopes (laser fluorination line), LA-ICP-MS.</w:t>
-      </w:r>
-    </w:p>
-    <w:p>
-      <w:pPr>
-        <w:pStyle w:val="BodyTight"/>
-      </w:pPr>
-      <w:r>
-        <w:rPr>
-          <w:b/>
-          <w:bCs/>
-        </w:rPr>
-        <w:t xml:space="preserve">Data reduction and interpretation:</w:t>
+        <w:t>Analytical and modelling skills</w:t>
+      </w:r>
+    </w:p>
+    <w:p>
+      <w:pPr>
+        <w:pStyle w:val="CVBodyTight"/>
+      </w:pPr>
+      <w:r>
+        <w:rPr>
+          <w:b/>
+          <w:bCs/>
+        </w:rPr>
+        <w:t>Hands-on:</w:t>
+      </w:r>
+      <w:r>
+        <w:t xml:space="preserve"> SEM-EDS, Raman spectroscopy, field-portable XRF, clean-lab chemistry and mass spectrometry for Rb-Sr, </w:t>
+      </w:r>
+      <w:proofErr w:type="spellStart"/>
+      <w:r>
+        <w:t>Sm</w:t>
+      </w:r>
+      <w:proofErr w:type="spellEnd"/>
+      <w:r>
+        <w:t>-Nd and triple-oxygen isotopes (laser fluorination line), LA-ICP-MS.</w:t>
+      </w:r>
+    </w:p>
+    <w:p>
+      <w:pPr>
+        <w:pStyle w:val="CVBodyTight"/>
+      </w:pPr>
+      <w:r>
+        <w:rPr>
+          <w:b/>
+          <w:bCs/>
+        </w:rPr>
+        <w:t>Data reduction and interpretation:</w:t>
       </w:r>
       <w:r>
         <w:t xml:space="preserve"> EBSD, X-ray diffraction, synchrotron micro-XRF/XAS, FIB-TEM, EPMA, atom-probe tomography.</w:t>
@@ -870,14 +887,14 @@
     </w:p>
     <w:p>
       <w:pPr>
-        <w:pStyle w:val="BodyTight"/>
-      </w:pPr>
-      <w:r>
-        <w:rPr>
-          <w:b/>
-          <w:bCs/>
-        </w:rPr>
-        <w:t xml:space="preserve">Modelling and data processing:</w:t>
+        <w:pStyle w:val="CVBodyTight"/>
+      </w:pPr>
+      <w:r>
+        <w:rPr>
+          <w:b/>
+          <w:bCs/>
+        </w:rPr>
+        <w:t>Modelling and data processing:</w:t>
       </w:r>
       <w:r>
         <w:t xml:space="preserve"> Python and spreadsheet-based workflows; MELTS- and MAGEMin-based thermodynamic modelling; Monte Carlo modelling of triple-oxygen isotope exchange; mass-balance and mixing models.</w:t>
@@ -888,19 +905,18 @@
         <w:pStyle w:val="Heading1"/>
       </w:pPr>
       <w:r>
-        <w:t xml:space="preserve">Scientific service</w:t>
-      </w:r>
-    </w:p>
-    <w:p>
-      <w:pPr>
-        <w:pStyle w:val="Entry"/>
-        <w:keepNext w:val="false"/>
-      </w:pPr>
-      <w:r>
-        <w:rPr>
-          <w:rStyle w:val="DateText"/>
-        </w:rPr>
-        <w:t xml:space="preserve">2024–2025</w:t>
+        <w:t>Scientific service</w:t>
+      </w:r>
+    </w:p>
+    <w:p>
+      <w:pPr>
+        <w:pStyle w:val="CVEntry"/>
+      </w:pPr>
+      <w:r>
+        <w:rPr>
+          <w:rStyle w:val="CVDate"/>
+        </w:rPr>
+        <w:t>2024–2025</w:t>
       </w:r>
       <w:r>
         <w:tab/>
@@ -910,7 +926,7 @@
           <w:b/>
           <w:bCs/>
         </w:rPr>
-        <w:t xml:space="preserve">Coordinator,</w:t>
+        <w:t>Coordinator,</w:t>
       </w:r>
       <w:r>
         <w:t xml:space="preserve"> Minerals and Energy Research Centre, Cardiff University.</w:t>
@@ -918,14 +934,13 @@
     </w:p>
     <w:p>
       <w:pPr>
-        <w:pStyle w:val="Entry"/>
-        <w:keepNext w:val="false"/>
-      </w:pPr>
-      <w:r>
-        <w:rPr>
-          <w:rStyle w:val="DateText"/>
-        </w:rPr>
-        <w:t xml:space="preserve">2023</w:t>
+        <w:pStyle w:val="CVEntry"/>
+      </w:pPr>
+      <w:r>
+        <w:rPr>
+          <w:rStyle w:val="CVDate"/>
+        </w:rPr>
+        <w:t>2023</w:t>
       </w:r>
       <w:r>
         <w:tab/>
@@ -935,7 +950,7 @@
           <w:b/>
           <w:bCs/>
         </w:rPr>
-        <w:t xml:space="preserve">Organizing committee member,</w:t>
+        <w:t>Organizing committee member,</w:t>
       </w:r>
       <w:r>
         <w:t xml:space="preserve"> 14th International Platinum Symposium, Cardiff, UK.</w:t>
@@ -943,19 +958,16 @@
     </w:p>
     <w:p>
       <w:pPr>
-        <w:pStyle w:val="Entry"/>
-        <w:keepNext w:val="false"/>
-      </w:pPr>
-      <w:r>
-        <w:rPr>
-          <w:rStyle w:val="DateText"/>
-        </w:rPr>
-        <w:t xml:space="preserve">Reviewer</w:t>
+        <w:pStyle w:val="CVEntry"/>
+      </w:pPr>
+      <w:r>
+        <w:rPr>
+          <w:rStyle w:val="CVDate"/>
+        </w:rPr>
+        <w:t>Reviewer</w:t>
       </w:r>
       <w:r>
         <w:tab/>
-      </w:r>
-      <w:r>
         <w:t xml:space="preserve">for </w:t>
       </w:r>
       <w:r>
@@ -963,7 +975,7 @@
           <w:i/>
           <w:iCs/>
         </w:rPr>
-        <w:t xml:space="preserve">Ore Geology Reviews</w:t>
+        <w:t>Ore Geology Reviews</w:t>
       </w:r>
       <w:r>
         <w:t xml:space="preserve">, </w:t>
@@ -973,7 +985,7 @@
           <w:i/>
           <w:iCs/>
         </w:rPr>
-        <w:t xml:space="preserve">Mineralium Deposita</w:t>
+        <w:t>Mineralium Deposita</w:t>
       </w:r>
       <w:r>
         <w:t xml:space="preserve">, </w:t>
@@ -983,7 +995,7 @@
           <w:i/>
           <w:iCs/>
         </w:rPr>
-        <w:t xml:space="preserve">Nature Communications</w:t>
+        <w:t>Nature Communications</w:t>
       </w:r>
       <w:r>
         <w:t xml:space="preserve">, </w:t>
@@ -993,7 +1005,7 @@
           <w:i/>
           <w:iCs/>
         </w:rPr>
-        <w:t xml:space="preserve">Chemical Geology</w:t>
+        <w:t>Chemical Geology</w:t>
       </w:r>
       <w:r>
         <w:t xml:space="preserve">, </w:t>
@@ -1003,7 +1015,7 @@
           <w:i/>
           <w:iCs/>
         </w:rPr>
-        <w:t xml:space="preserve">Journal of Petrology</w:t>
+        <w:t>Journal of Petrology</w:t>
       </w:r>
       <w:r>
         <w:t xml:space="preserve">, </w:t>
@@ -1013,7 +1025,7 @@
           <w:i/>
           <w:iCs/>
         </w:rPr>
-        <w:t xml:space="preserve">Australian Journal of Earth Sciences</w:t>
+        <w:t>Australian Journal of Earth Sciences</w:t>
       </w:r>
       <w:r>
         <w:t xml:space="preserve">, </w:t>
@@ -1023,7 +1035,7 @@
           <w:i/>
           <w:iCs/>
         </w:rPr>
-        <w:t xml:space="preserve">Contributions to Mineralogy and Petrology</w:t>
+        <w:t>Contributions to Mineralogy and Petrology</w:t>
       </w:r>
       <w:r>
         <w:t xml:space="preserve">, </w:t>
@@ -1033,7 +1045,7 @@
           <w:i/>
           <w:iCs/>
         </w:rPr>
-        <w:t xml:space="preserve">Journal of the Geological Society</w:t>
+        <w:t>Journal of the Geological Society</w:t>
       </w:r>
       <w:r>
         <w:t xml:space="preserve">, </w:t>
@@ -1043,7 +1055,7 @@
           <w:i/>
           <w:iCs/>
         </w:rPr>
-        <w:t xml:space="preserve">Lithos</w:t>
+        <w:t>Lithos</w:t>
       </w:r>
       <w:r>
         <w:t xml:space="preserve"> and </w:t>
@@ -1053,10 +1065,10 @@
           <w:i/>
           <w:iCs/>
         </w:rPr>
-        <w:t xml:space="preserve">Marine Geology</w:t>
-      </w:r>
-      <w:r>
-        <w:t xml:space="preserve">.</w:t>
+        <w:t>Marine Geology</w:t>
+      </w:r>
+      <w:r>
+        <w:t>.</w:t>
       </w:r>
     </w:p>
     <w:p>
@@ -1064,27 +1076,26 @@
         <w:pStyle w:val="Heading1"/>
       </w:pPr>
       <w:r>
-        <w:t xml:space="preserve">Competitively awarded funding</w:t>
-      </w:r>
-    </w:p>
-    <w:p>
-      <w:pPr>
-        <w:pStyle w:val="Note"/>
-      </w:pPr>
-      <w:r>
-        <w:t xml:space="preserve">Amounts converted from foreign currencies to EUR; approximate.</w:t>
-      </w:r>
-    </w:p>
-    <w:p>
-      <w:pPr>
-        <w:pStyle w:val="Entry"/>
-        <w:keepNext w:val="false"/>
-      </w:pPr>
-      <w:r>
-        <w:rPr>
-          <w:rStyle w:val="DateText"/>
-        </w:rPr>
-        <w:t xml:space="preserve">2024</w:t>
+        <w:t>Competitively awarded funding</w:t>
+      </w:r>
+    </w:p>
+    <w:p>
+      <w:pPr>
+        <w:pStyle w:val="CVNote"/>
+      </w:pPr>
+      <w:r>
+        <w:t>Amounts converted from foreign currencies to EUR; approximate.</w:t>
+      </w:r>
+    </w:p>
+    <w:p>
+      <w:pPr>
+        <w:pStyle w:val="CVEntry"/>
+      </w:pPr>
+      <w:r>
+        <w:rPr>
+          <w:rStyle w:val="CVDate"/>
+        </w:rPr>
+        <w:t>2024</w:t>
       </w:r>
       <w:r>
         <w:tab/>
@@ -1094,7 +1105,7 @@
           <w:b/>
           <w:bCs/>
         </w:rPr>
-        <w:t xml:space="preserve">AuScope Access Program</w:t>
+        <w:t>AuScope Access Program</w:t>
       </w:r>
       <w:r>
         <w:t xml:space="preserve"> (Curtin University), in-kind analytical access: “Silicate–oxide–platinum group minerals intergrowths: implications for unknown aspects of low-T PGE behaviour”. Approx. EUR 10,700.</w:t>
@@ -1102,14 +1113,13 @@
     </w:p>
     <w:p>
       <w:pPr>
-        <w:pStyle w:val="Entry"/>
-        <w:keepNext w:val="false"/>
-      </w:pPr>
-      <w:r>
-        <w:rPr>
-          <w:rStyle w:val="DateText"/>
-        </w:rPr>
-        <w:t xml:space="preserve">2022–2023</w:t>
+        <w:pStyle w:val="CVEntry"/>
+      </w:pPr>
+      <w:r>
+        <w:rPr>
+          <w:rStyle w:val="CVDate"/>
+        </w:rPr>
+        <w:t>2022–2023</w:t>
       </w:r>
       <w:r>
         <w:tab/>
@@ -1119,7 +1129,7 @@
           <w:b/>
           <w:bCs/>
         </w:rPr>
-        <w:t xml:space="preserve">Fulbright Scholarship</w:t>
+        <w:t>Fulbright Scholarship</w:t>
       </w:r>
       <w:r>
         <w:t xml:space="preserve"> (Fulbright Visiting Scholar). Approx. EUR 26,600.</w:t>
@@ -1127,14 +1137,13 @@
     </w:p>
     <w:p>
       <w:pPr>
-        <w:pStyle w:val="Entry"/>
-        <w:keepNext w:val="false"/>
-      </w:pPr>
-      <w:r>
-        <w:rPr>
-          <w:rStyle w:val="DateText"/>
-        </w:rPr>
-        <w:t xml:space="preserve">2020–2022</w:t>
+        <w:pStyle w:val="CVEntry"/>
+      </w:pPr>
+      <w:r>
+        <w:rPr>
+          <w:rStyle w:val="CVDate"/>
+        </w:rPr>
+        <w:t>2020–2022</w:t>
       </w:r>
       <w:r>
         <w:tab/>
@@ -1144,7 +1153,7 @@
           <w:b/>
           <w:bCs/>
         </w:rPr>
-        <w:t xml:space="preserve">RFBR Project No. 20-35-70008</w:t>
+        <w:t>RFBR Project No. 20-35-70008</w:t>
       </w:r>
       <w:r>
         <w:t xml:space="preserve"> (project executor): “Formation and alteration of minerals in active volcanic hydrothermal systems (Kamchatka)”. Approx. EUR 114,000.</w:t>
@@ -1152,14 +1161,13 @@
     </w:p>
     <w:p>
       <w:pPr>
-        <w:pStyle w:val="Entry"/>
-        <w:keepNext w:val="false"/>
-      </w:pPr>
-      <w:r>
-        <w:rPr>
-          <w:rStyle w:val="DateText"/>
-        </w:rPr>
-        <w:t xml:space="preserve">2020–2021</w:t>
+        <w:pStyle w:val="CVEntry"/>
+      </w:pPr>
+      <w:r>
+        <w:rPr>
+          <w:rStyle w:val="CVDate"/>
+        </w:rPr>
+        <w:t>2020–2021</w:t>
       </w:r>
       <w:r>
         <w:tab/>
@@ -1169,7 +1177,7 @@
           <w:b/>
           <w:bCs/>
         </w:rPr>
-        <w:t xml:space="preserve">RFBR Project No. 20-05-00290</w:t>
+        <w:t>RFBR Project No. 20-05-00290</w:t>
       </w:r>
       <w:r>
         <w:t xml:space="preserve"> (principal investigator): “Distribution of Ni-Fe-Co intermetallic compounds and platinum-group minerals in mafic and ultramafic rocks of various formational types”. Approx. EUR 21,500.</w:t>
@@ -1177,14 +1185,13 @@
     </w:p>
     <w:p>
       <w:pPr>
-        <w:pStyle w:val="Entry"/>
-        <w:keepNext w:val="false"/>
-      </w:pPr>
-      <w:r>
-        <w:rPr>
-          <w:rStyle w:val="DateText"/>
-        </w:rPr>
-        <w:t xml:space="preserve">2018–2020</w:t>
+        <w:pStyle w:val="CVEntry"/>
+      </w:pPr>
+      <w:r>
+        <w:rPr>
+          <w:rStyle w:val="CVDate"/>
+        </w:rPr>
+        <w:t>2018–2020</w:t>
       </w:r>
       <w:r>
         <w:tab/>
@@ -1194,7 +1201,7 @@
           <w:b/>
           <w:bCs/>
         </w:rPr>
-        <w:t xml:space="preserve">RSCI Project No. 16-17-10145</w:t>
+        <w:t>RSCI Project No. 16-17-10145</w:t>
       </w:r>
       <w:r>
         <w:t xml:space="preserve"> (project executor): “Melt–fluid evolution, magmatic immiscibility, and metal budgeting in subduction-related magmas”. Approx. EUR 171,000.</w:t>
@@ -1202,14 +1209,13 @@
     </w:p>
     <w:p>
       <w:pPr>
-        <w:pStyle w:val="Entry"/>
-        <w:keepNext w:val="false"/>
-      </w:pPr>
-      <w:r>
-        <w:rPr>
-          <w:rStyle w:val="DateText"/>
-        </w:rPr>
-        <w:t xml:space="preserve">2018–2019</w:t>
+        <w:pStyle w:val="CVEntry"/>
+      </w:pPr>
+      <w:r>
+        <w:rPr>
+          <w:rStyle w:val="CVDate"/>
+        </w:rPr>
+        <w:t>2018–2019</w:t>
       </w:r>
       <w:r>
         <w:tab/>
@@ -1219,32 +1225,56 @@
           <w:b/>
           <w:bCs/>
         </w:rPr>
-        <w:t xml:space="preserve">RFBR Project No. 18-35-00126</w:t>
-      </w:r>
-      <w:r>
-        <w:t xml:space="preserve"> (principal investigator): “Typomorphism and formation conditions of PGE minerals in concentrically zoned ultramafic massifs (Epilchik area, Koryak-Kamchatka belt)”. Approx. EUR 9,700.</w:t>
-      </w:r>
-    </w:p>
-    <w:p>
-      <w:pPr>
-        <w:pStyle w:val="Entry"/>
-        <w:keepNext w:val="false"/>
-      </w:pPr>
-      <w:r>
-        <w:rPr>
-          <w:rStyle w:val="DateText"/>
-        </w:rPr>
-        <w:t xml:space="preserve">Total</w:t>
+        <w:t>RFBR Project No. 18-35-00126</w:t>
+      </w:r>
+      <w:r>
+        <w:t xml:space="preserve"> (principal investigator): “</w:t>
+      </w:r>
+      <w:proofErr w:type="spellStart"/>
+      <w:r>
+        <w:t>Typomorphism</w:t>
+      </w:r>
+      <w:proofErr w:type="spellEnd"/>
+      <w:r>
+        <w:t xml:space="preserve"> and formation conditions of PGE minerals in concentrically zoned ultramafic massifs (</w:t>
+      </w:r>
+      <w:proofErr w:type="spellStart"/>
+      <w:r>
+        <w:t>Epilchik</w:t>
+      </w:r>
+      <w:proofErr w:type="spellEnd"/>
+      <w:r>
+        <w:t xml:space="preserve"> area, Koryak-Kamchatka belt)”. Approx. EUR 9,700.</w:t>
+      </w:r>
+    </w:p>
+    <w:p>
+      <w:pPr>
+        <w:pStyle w:val="CVEntry"/>
+      </w:pPr>
+      <w:r>
+        <w:rPr>
+          <w:rStyle w:val="CVDate"/>
+        </w:rPr>
+        <w:t>Total</w:t>
       </w:r>
       <w:r>
         <w:tab/>
       </w:r>
-      <w:r>
-        <w:rPr>
-          <w:b/>
-          <w:bCs/>
-        </w:rPr>
-        <w:t xml:space="preserve">Total research funding received: approx. EUR 353,600.</w:t>
+      <w:proofErr w:type="spellStart"/>
+      <w:r>
+        <w:rPr>
+          <w:b/>
+          <w:bCs/>
+        </w:rPr>
+        <w:t>Total</w:t>
+      </w:r>
+      <w:proofErr w:type="spellEnd"/>
+      <w:r>
+        <w:rPr>
+          <w:b/>
+          <w:bCs/>
+        </w:rPr>
+        <w:t xml:space="preserve"> research funding received: approx. EUR 353,600.</w:t>
       </w:r>
     </w:p>
     <w:p>
@@ -1252,205 +1282,229 @@
         <w:pStyle w:val="Heading1"/>
       </w:pPr>
       <w:r>
-        <w:t xml:space="preserve">Field work</w:t>
-      </w:r>
-    </w:p>
-    <w:p>
-      <w:pPr>
-        <w:pStyle w:val="Entry"/>
-        <w:keepNext w:val="false"/>
-      </w:pPr>
-      <w:r>
-        <w:rPr>
-          <w:rStyle w:val="DateText"/>
-        </w:rPr>
-        <w:t xml:space="preserve">2025–present</w:t>
+        <w:t>Field work</w:t>
+      </w:r>
+    </w:p>
+    <w:p>
+      <w:pPr>
+        <w:pStyle w:val="CVEntry"/>
+      </w:pPr>
+      <w:r>
+        <w:rPr>
+          <w:rStyle w:val="CVDate"/>
+        </w:rPr>
+        <w:t>2025–present</w:t>
       </w:r>
       <w:r>
         <w:tab/>
-      </w:r>
-      <w:r>
-        <w:t xml:space="preserve">Mapping and sampling of the Critical Zone across the western and eastern Bushveld Complex, South Africa (one month of fieldwork plus regular mine visits).</w:t>
-      </w:r>
-    </w:p>
-    <w:p>
-      <w:pPr>
-        <w:pStyle w:val="Entry"/>
-        <w:keepNext w:val="false"/>
-      </w:pPr>
-      <w:r>
-        <w:rPr>
-          <w:rStyle w:val="DateText"/>
-        </w:rPr>
-        <w:t xml:space="preserve">2023–2025</w:t>
+        <w:t>Mapping and sampling of the Critical Zone across the western and eastern Bushveld Complex, South Africa (one month of fieldwork plus regular mine visits).</w:t>
+      </w:r>
+    </w:p>
+    <w:p>
+      <w:pPr>
+        <w:pStyle w:val="CVEntry"/>
+      </w:pPr>
+      <w:r>
+        <w:rPr>
+          <w:rStyle w:val="CVDate"/>
+        </w:rPr>
+        <w:t>2023–2025</w:t>
       </w:r>
       <w:r>
         <w:tab/>
-      </w:r>
-      <w:r>
-        <w:t xml:space="preserve">Fieldwork at the Rhiw layered intrusion, Wales, UK (8 days in total).</w:t>
-      </w:r>
-    </w:p>
-    <w:p>
-      <w:pPr>
-        <w:pStyle w:val="Entry"/>
-        <w:keepNext w:val="false"/>
-      </w:pPr>
-      <w:r>
-        <w:rPr>
-          <w:rStyle w:val="DateText"/>
-        </w:rPr>
-        <w:t xml:space="preserve">2021</w:t>
+        <w:t>Fieldwork at the Rhiw layered intrusion, Wales, UK (8 days in total).</w:t>
+      </w:r>
+    </w:p>
+    <w:p>
+      <w:pPr>
+        <w:pStyle w:val="CVEntry"/>
+      </w:pPr>
+      <w:r>
+        <w:rPr>
+          <w:rStyle w:val="CVDate"/>
+        </w:rPr>
+        <w:t>2021</w:t>
       </w:r>
       <w:r>
         <w:tab/>
-      </w:r>
-      <w:r>
-        <w:t xml:space="preserve">Principal investigator and organizer of a helicopter-supported expedition (12 participants) to the Tumrok Range arc picrites, Kamchatka (3 weeks).</w:t>
-      </w:r>
-    </w:p>
-    <w:p>
-      <w:pPr>
-        <w:pStyle w:val="Entry"/>
-        <w:keepNext w:val="false"/>
-      </w:pPr>
-      <w:r>
-        <w:rPr>
-          <w:rStyle w:val="DateText"/>
-        </w:rPr>
-        <w:t xml:space="preserve">2020</w:t>
+        <w:t xml:space="preserve">Principal investigator and organizer of a helicopter-supported expedition (12 participants) to the </w:t>
+      </w:r>
+      <w:proofErr w:type="spellStart"/>
+      <w:r>
+        <w:t>Tumrok</w:t>
+      </w:r>
+      <w:proofErr w:type="spellEnd"/>
+      <w:r>
+        <w:t xml:space="preserve"> Range arc picrites, Kamchatka (3 weeks).</w:t>
+      </w:r>
+    </w:p>
+    <w:p>
+      <w:pPr>
+        <w:pStyle w:val="CVEntry"/>
+      </w:pPr>
+      <w:r>
+        <w:rPr>
+          <w:rStyle w:val="CVDate"/>
+        </w:rPr>
+        <w:t>2020</w:t>
       </w:r>
       <w:r>
         <w:tab/>
-      </w:r>
-      <w:r>
-        <w:t xml:space="preserve">Sampling of alluvial awaruite in the Kamchatsky Mys ophiolite, Kamchatka (2 weeks).</w:t>
-      </w:r>
-    </w:p>
-    <w:p>
-      <w:pPr>
-        <w:pStyle w:val="Entry"/>
-        <w:keepNext w:val="false"/>
-      </w:pPr>
-      <w:r>
-        <w:rPr>
-          <w:rStyle w:val="DateText"/>
-        </w:rPr>
-        <w:t xml:space="preserve">2020</w:t>
+        <w:t xml:space="preserve">Sampling of alluvial awaruite in the </w:t>
+      </w:r>
+      <w:proofErr w:type="spellStart"/>
+      <w:r>
+        <w:t>Kamchatsky</w:t>
+      </w:r>
+      <w:proofErr w:type="spellEnd"/>
+      <w:r>
+        <w:t xml:space="preserve"> Mys ophiolite, Kamchatka (2 weeks).</w:t>
+      </w:r>
+    </w:p>
+    <w:p>
+      <w:pPr>
+        <w:pStyle w:val="CVEntry"/>
+      </w:pPr>
+      <w:r>
+        <w:rPr>
+          <w:rStyle w:val="CVDate"/>
+        </w:rPr>
+        <w:t>2020</w:t>
       </w:r>
       <w:r>
         <w:tab/>
-      </w:r>
-      <w:r>
-        <w:t xml:space="preserve">Documenting cooling lava flows and caves of the 2012–13 Tolbachik Fissure Eruption (2 weeks); observations of Klyuchevskoy volcano.</w:t>
-      </w:r>
-    </w:p>
-    <w:p>
-      <w:pPr>
-        <w:pStyle w:val="Entry"/>
-        <w:keepNext w:val="false"/>
-      </w:pPr>
-      <w:r>
-        <w:rPr>
-          <w:rStyle w:val="DateText"/>
-        </w:rPr>
-        <w:t xml:space="preserve">2019</w:t>
+        <w:t xml:space="preserve">Documenting cooling lava flows and caves of the 2012–13 Tolbachik Fissure Eruption (2 weeks); observations of </w:t>
+      </w:r>
+      <w:proofErr w:type="spellStart"/>
+      <w:r>
+        <w:t>Klyuchevskoy</w:t>
+      </w:r>
+      <w:proofErr w:type="spellEnd"/>
+      <w:r>
+        <w:t xml:space="preserve"> volcano.</w:t>
+      </w:r>
+    </w:p>
+    <w:p>
+      <w:pPr>
+        <w:pStyle w:val="CVEntry"/>
+      </w:pPr>
+      <w:r>
+        <w:rPr>
+          <w:rStyle w:val="CVDate"/>
+        </w:rPr>
+        <w:lastRenderedPageBreak/>
+        <w:t>2019</w:t>
       </w:r>
       <w:r>
         <w:tab/>
-      </w:r>
-      <w:r>
-        <w:t xml:space="preserve">Underground and field sampling of mineralized intrusions and related flood basalts, Norilsk (2 weeks).</w:t>
-      </w:r>
-    </w:p>
-    <w:p>
-      <w:pPr>
-        <w:pStyle w:val="Entry"/>
-        <w:keepNext w:val="false"/>
-      </w:pPr>
-      <w:r>
-        <w:rPr>
-          <w:rStyle w:val="DateText"/>
-        </w:rPr>
-        <w:t xml:space="preserve">2018</w:t>
+        <w:t>Underground and field sampling of mineralized intrusions and related flood basalts, Norilsk (2 weeks).</w:t>
+      </w:r>
+    </w:p>
+    <w:p>
+      <w:pPr>
+        <w:pStyle w:val="CVEntry"/>
+      </w:pPr>
+      <w:r>
+        <w:rPr>
+          <w:rStyle w:val="CVDate"/>
+        </w:rPr>
+        <w:t>2018</w:t>
       </w:r>
       <w:r>
         <w:tab/>
-      </w:r>
-      <w:r>
-        <w:t xml:space="preserve">Documenting lava temperatures in the caves of the 2012–13 Tolbachik Fissure Eruption (2 weeks); visual observations of Shiveluch volcano.</w:t>
-      </w:r>
-    </w:p>
-    <w:p>
-      <w:pPr>
-        <w:pStyle w:val="Entry"/>
-        <w:keepNext w:val="false"/>
-      </w:pPr>
-      <w:r>
-        <w:rPr>
-          <w:rStyle w:val="DateText"/>
-        </w:rPr>
-        <w:t xml:space="preserve">2018</w:t>
+        <w:t>Documenting lava temperatures in the caves of the 2012–13 Tolbachik Fissure Eruption (2 weeks); visual observations of Shiveluch volcano.</w:t>
+      </w:r>
+    </w:p>
+    <w:p>
+      <w:pPr>
+        <w:pStyle w:val="CVEntry"/>
+      </w:pPr>
+      <w:r>
+        <w:rPr>
+          <w:rStyle w:val="CVDate"/>
+        </w:rPr>
+        <w:t>2018</w:t>
       </w:r>
       <w:r>
         <w:tab/>
-      </w:r>
-      <w:r>
-        <w:t xml:space="preserve">Fieldwork on the Kamchatsky Mys ophiolite (2 weeks).</w:t>
-      </w:r>
-    </w:p>
-    <w:p>
-      <w:pPr>
-        <w:pStyle w:val="Entry"/>
-        <w:keepNext w:val="false"/>
-      </w:pPr>
-      <w:r>
-        <w:rPr>
-          <w:rStyle w:val="DateText"/>
-        </w:rPr>
-        <w:t xml:space="preserve">2018</w:t>
+        <w:t xml:space="preserve">Fieldwork on the </w:t>
+      </w:r>
+      <w:proofErr w:type="spellStart"/>
+      <w:r>
+        <w:t>Kamchatsky</w:t>
+      </w:r>
+      <w:proofErr w:type="spellEnd"/>
+      <w:r>
+        <w:t xml:space="preserve"> Mys ophiolite (2 weeks).</w:t>
+      </w:r>
+    </w:p>
+    <w:p>
+      <w:pPr>
+        <w:pStyle w:val="CVEntry"/>
+      </w:pPr>
+      <w:r>
+        <w:rPr>
+          <w:rStyle w:val="CVDate"/>
+        </w:rPr>
+        <w:t>2018</w:t>
       </w:r>
       <w:r>
         <w:tab/>
-      </w:r>
-      <w:r>
-        <w:t xml:space="preserve">Prospecting at the Kirganik Cu porphyry and epithermal Au occurrence (1 month).</w:t>
-      </w:r>
-    </w:p>
-    <w:p>
-      <w:pPr>
-        <w:pStyle w:val="Entry"/>
-        <w:keepNext w:val="false"/>
-      </w:pPr>
-      <w:r>
-        <w:rPr>
-          <w:rStyle w:val="DateText"/>
-        </w:rPr>
-        <w:t xml:space="preserve">2016–2017</w:t>
+        <w:t xml:space="preserve">Prospecting at the </w:t>
+      </w:r>
+      <w:proofErr w:type="spellStart"/>
+      <w:r>
+        <w:t>Kirganik</w:t>
+      </w:r>
+      <w:proofErr w:type="spellEnd"/>
+      <w:r>
+        <w:t xml:space="preserve"> Cu porphyry and epithermal Au occurrence (1 month).</w:t>
+      </w:r>
+    </w:p>
+    <w:p>
+      <w:pPr>
+        <w:pStyle w:val="CVEntry"/>
+      </w:pPr>
+      <w:r>
+        <w:rPr>
+          <w:rStyle w:val="CVDate"/>
+        </w:rPr>
+        <w:t>2016–2017</w:t>
       </w:r>
       <w:r>
         <w:tab/>
-      </w:r>
-      <w:r>
-        <w:t xml:space="preserve">Prospecting for lode and placer PGE mineralization, Epilchik and Matysken areas, Koryak Highlands (5 months in total).</w:t>
-      </w:r>
-    </w:p>
-    <w:p>
-      <w:pPr>
-        <w:pStyle w:val="Entry"/>
-        <w:keepNext w:val="false"/>
-      </w:pPr>
-      <w:r>
-        <w:rPr>
-          <w:rStyle w:val="DateText"/>
-        </w:rPr>
-        <w:t xml:space="preserve">2015</w:t>
+        <w:t xml:space="preserve">Prospecting for lode and placer PGE mineralization, </w:t>
+      </w:r>
+      <w:proofErr w:type="spellStart"/>
+      <w:r>
+        <w:t>Epilchik</w:t>
+      </w:r>
+      <w:proofErr w:type="spellEnd"/>
+      <w:r>
+        <w:t xml:space="preserve"> and </w:t>
+      </w:r>
+      <w:proofErr w:type="spellStart"/>
+      <w:r>
+        <w:t>Matysken</w:t>
+      </w:r>
+      <w:proofErr w:type="spellEnd"/>
+      <w:r>
+        <w:t xml:space="preserve"> areas, Koryak Highlands (5 months in total).</w:t>
+      </w:r>
+    </w:p>
+    <w:p>
+      <w:pPr>
+        <w:pStyle w:val="CVEntry"/>
+      </w:pPr>
+      <w:r>
+        <w:rPr>
+          <w:rStyle w:val="CVDate"/>
+        </w:rPr>
+        <w:t>2015</w:t>
       </w:r>
       <w:r>
         <w:tab/>
-      </w:r>
-      <w:r>
-        <w:t xml:space="preserve">Geological mapping at 1:200,000 scale, Koryak Highlands (3 months).</w:t>
+        <w:t>Geological mapping at 1:200,000 scale, Koryak Highlands (3 months).</w:t>
       </w:r>
     </w:p>
     <w:p>
@@ -1458,93 +1512,128 @@
         <w:pStyle w:val="Heading1"/>
       </w:pPr>
       <w:r>
-        <w:t xml:space="preserve">Professional societies</w:t>
-      </w:r>
-    </w:p>
-    <w:p>
-      <w:pPr>
-        <w:pStyle w:val="Entry"/>
-        <w:keepNext w:val="false"/>
-      </w:pPr>
-      <w:r>
-        <w:rPr>
-          <w:rStyle w:val="DateText"/>
-        </w:rPr>
-        <w:t xml:space="preserve"/>
+        <w:t>Professional societies</w:t>
+      </w:r>
+    </w:p>
+    <w:p>
+      <w:pPr>
+        <w:pStyle w:val="CVEntry"/>
+      </w:pPr>
+      <w:r>
+        <w:rPr>
+          <w:rStyle w:val="CVDate"/>
+        </w:rPr>
+        <w:t>2023–present</w:t>
       </w:r>
       <w:r>
         <w:tab/>
-      </w:r>
-      <w:r>
-        <w:rPr>
-          <w:b/>
-          <w:bCs/>
-        </w:rPr>
-        <w:t xml:space="preserve">Scientific advisor,</w:t>
-      </w:r>
-      <w:r>
-        <w:t xml:space="preserve"> Central Asian SGA Chapter.</w:t>
-      </w:r>
-    </w:p>
-    <w:p>
-      <w:pPr>
-        <w:pStyle w:val="Entry"/>
-        <w:keepNext w:val="false"/>
-      </w:pPr>
-      <w:r>
-        <w:rPr>
-          <w:rStyle w:val="DateText"/>
-        </w:rPr>
-        <w:t xml:space="preserve">2023–present</w:t>
-      </w:r>
-      <w:r>
+        <w:t>Mineralogical Society of Great Britain and Ireland.</w:t>
+      </w:r>
+    </w:p>
+    <w:p>
+      <w:pPr>
+        <w:pStyle w:val="CVEntry"/>
+      </w:pPr>
+      <w:r>
+        <w:rPr>
+          <w:rStyle w:val="CVDate"/>
+        </w:rPr>
+        <w:t>2021–present</w:t>
+      </w:r>
+      <w:r>
+        <w:rPr>
+          <w:rStyle w:val="CVDate"/>
+        </w:rPr>
         <w:tab/>
       </w:r>
       <w:r>
-        <w:t xml:space="preserve">Mineralogical Society of Great Britain and Ireland.</w:t>
-      </w:r>
-    </w:p>
-    <w:p>
-      <w:pPr>
-        <w:pStyle w:val="Entry"/>
-        <w:keepNext w:val="false"/>
-      </w:pPr>
-      <w:r>
-        <w:rPr>
-          <w:rStyle w:val="DateText"/>
-        </w:rPr>
-        <w:t xml:space="preserve">2021–present</w:t>
+        <w:t>Society of Economic Geologists</w:t>
+      </w:r>
+      <w:r>
+        <w:t xml:space="preserve"> (SEG)</w:t>
+      </w:r>
+      <w:r>
+        <w:t>.</w:t>
+      </w:r>
+    </w:p>
+    <w:p>
+      <w:pPr>
+        <w:pStyle w:val="CVEntry"/>
+      </w:pPr>
+      <w:r>
+        <w:rPr>
+          <w:rStyle w:val="CVDate"/>
+        </w:rPr>
+        <w:t>20</w:t>
+      </w:r>
+      <w:r>
+        <w:rPr>
+          <w:rStyle w:val="CVDate"/>
+        </w:rPr>
+        <w:t>17</w:t>
+      </w:r>
+      <w:r>
+        <w:rPr>
+          <w:rStyle w:val="CVDate"/>
+        </w:rPr>
+        <w:t>–present</w:t>
       </w:r>
       <w:r>
         <w:tab/>
-      </w:r>
-      <w:r>
-        <w:t xml:space="preserve">Society of Geology Applied to Mineral Deposits (SGA).</w:t>
-      </w:r>
-    </w:p>
-    <w:p>
-      <w:pPr>
-        <w:pStyle w:val="Entry"/>
-        <w:keepNext w:val="false"/>
-      </w:pPr>
-      <w:r>
-        <w:rPr>
-          <w:rStyle w:val="DateText"/>
-        </w:rPr>
-        <w:t xml:space="preserve">2021–2022</w:t>
+        <w:t>Society of Geology Applied to Mineral Deposits (SGA).</w:t>
+      </w:r>
+      <w:r>
+        <w:t xml:space="preserve"> </w:t>
+      </w:r>
+      <w:r>
+        <w:t xml:space="preserve">2026–present – </w:t>
+      </w:r>
+      <w:r>
+        <w:t>Scientific advisor</w:t>
+      </w:r>
+      <w:r>
+        <w:t xml:space="preserve"> of </w:t>
+      </w:r>
+      <w:r>
+        <w:t>Central Asian SGA Chapter.</w:t>
+      </w:r>
+    </w:p>
+    <w:p>
+      <w:pPr>
+        <w:pStyle w:val="CVEntry"/>
+      </w:pPr>
+      <w:r>
+        <w:rPr>
+          <w:rStyle w:val="CVDate"/>
+        </w:rPr>
+        <w:t>20</w:t>
+      </w:r>
+      <w:r>
+        <w:rPr>
+          <w:rStyle w:val="CVDate"/>
+        </w:rPr>
+        <w:t>14</w:t>
+      </w:r>
+      <w:r>
+        <w:rPr>
+          <w:rStyle w:val="CVDate"/>
+        </w:rPr>
+        <w:t>–</w:t>
+      </w:r>
+      <w:r>
+        <w:rPr>
+          <w:rStyle w:val="CVDate"/>
+        </w:rPr>
+        <w:t>present</w:t>
       </w:r>
       <w:r>
         <w:tab/>
       </w:r>
       <w:r>
-        <w:rPr>
-          <w:b/>
-          <w:bCs/>
-        </w:rPr>
-        <w:t xml:space="preserve">Head of the Kamchatka Division,</w:t>
-      </w:r>
-      <w:r>
-        <w:t xml:space="preserve"> Russian Mineralogical Society.</w:t>
+        <w:t>Russian Mineralogical Society</w:t>
+      </w:r>
+      <w:r>
+        <w:t>; 2021–2022 – Head of the Kamchatka Department</w:t>
       </w:r>
     </w:p>
     <w:p>
@@ -1552,43 +1641,37 @@
         <w:pStyle w:val="Heading1"/>
       </w:pPr>
       <w:r>
-        <w:t xml:space="preserve">Awards</w:t>
-      </w:r>
-    </w:p>
-    <w:p>
-      <w:pPr>
-        <w:pStyle w:val="Entry"/>
-        <w:keepNext w:val="false"/>
-      </w:pPr>
-      <w:r>
-        <w:rPr>
-          <w:rStyle w:val="DateText"/>
-        </w:rPr>
-        <w:t xml:space="preserve">2023</w:t>
+        <w:t>Awards</w:t>
+      </w:r>
+    </w:p>
+    <w:p>
+      <w:pPr>
+        <w:pStyle w:val="CVEntry"/>
+      </w:pPr>
+      <w:r>
+        <w:rPr>
+          <w:rStyle w:val="CVDate"/>
+        </w:rPr>
+        <w:t>2023</w:t>
       </w:r>
       <w:r>
         <w:tab/>
-      </w:r>
-      <w:r>
-        <w:t xml:space="preserve">Minerals Young Investigator Award.</w:t>
-      </w:r>
-    </w:p>
-    <w:p>
-      <w:pPr>
-        <w:pStyle w:val="Entry"/>
-        <w:keepNext w:val="false"/>
-      </w:pPr>
-      <w:r>
-        <w:rPr>
-          <w:rStyle w:val="DateText"/>
-        </w:rPr>
-        <w:t xml:space="preserve">2021</w:t>
+        <w:t>Minerals Young Investigator Award.</w:t>
+      </w:r>
+    </w:p>
+    <w:p>
+      <w:pPr>
+        <w:pStyle w:val="CVEntry"/>
+      </w:pPr>
+      <w:r>
+        <w:rPr>
+          <w:rStyle w:val="CVDate"/>
+        </w:rPr>
+        <w:t>2021</w:t>
       </w:r>
       <w:r>
         <w:tab/>
-      </w:r>
-      <w:r>
-        <w:t xml:space="preserve">Marie Skłodowska-Curie Actions Seal of Excellence.</w:t>
+        <w:t>Marie Skłodowska-Curie Actions Seal of Excellence.</w:t>
       </w:r>
     </w:p>
     <w:p>
@@ -1596,15 +1679,15 @@
         <w:pStyle w:val="Heading1"/>
       </w:pPr>
       <w:r>
-        <w:t xml:space="preserve">Public outreach</w:t>
-      </w:r>
-    </w:p>
-    <w:p>
-      <w:pPr>
-        <w:pStyle w:val="Body"/>
-      </w:pPr>
-      <w:r>
-        <w:t xml:space="preserve">School visits in the UK and Russia for ages 8 to 16: interactive lectures on volcanoes, minerals and rocks, the societal impact of geology, and career perspectives of a geoscientist.</w:t>
+        <w:t>Public outreach</w:t>
+      </w:r>
+    </w:p>
+    <w:p>
+      <w:pPr>
+        <w:pStyle w:val="CVBody"/>
+      </w:pPr>
+      <w:r>
+        <w:t>School visits in the UK and Russia for ages 8 to 16: interactive lectures on volcanoes, minerals and rocks, the societal impact of geology, and career perspectives of a geoscientist.</w:t>
       </w:r>
     </w:p>
     <w:p>
@@ -1612,7 +1695,7 @@
         <w:pStyle w:val="Heading1"/>
       </w:pPr>
       <w:r>
-        <w:t xml:space="preserve">Publications</w:t>
+        <w:t>Publications</w:t>
       </w:r>
     </w:p>
     <w:p>
@@ -1620,12 +1703,12 @@
         <w:pStyle w:val="Heading2"/>
       </w:pPr>
       <w:r>
-        <w:t xml:space="preserve">Peer-reviewed articles (35)</w:t>
-      </w:r>
-    </w:p>
-    <w:p>
-      <w:pPr>
-        <w:pStyle w:val="Reference"/>
+        <w:t>Peer-reviewed articles (35)</w:t>
+      </w:r>
+    </w:p>
+    <w:p>
+      <w:pPr>
+        <w:pStyle w:val="CVReference"/>
         <w:numPr>
           <w:ilvl w:val="0"/>
           <w:numId w:val="2"/>
@@ -1636,16 +1719,40 @@
           <w:b/>
           <w:bCs/>
         </w:rPr>
-        <w:t xml:space="preserve">Kutyrev, A.</w:t>
-      </w:r>
-      <w:r>
-        <w:t xml:space="preserve">, Filimonova, O., Saxey, D.W., Vymazalová, A., Evans, K., Kamenetsky, V.S., Wermeille, D., Fougerouse, D., Reddy, S.M., 2026. Formation of natural IrO</w:t>
+        <w:t>Kutyrev, A.</w:t>
+      </w:r>
+      <w:r>
+        <w:t xml:space="preserve">, Filimonova, O., Saxey, D.W., </w:t>
+      </w:r>
+      <w:proofErr w:type="spellStart"/>
+      <w:r>
+        <w:t>Vymazalová</w:t>
+      </w:r>
+      <w:proofErr w:type="spellEnd"/>
+      <w:r>
+        <w:t xml:space="preserve">, A., Evans, K., Kamenetsky, V.S., </w:t>
+      </w:r>
+      <w:proofErr w:type="spellStart"/>
+      <w:r>
+        <w:t>Wermeille</w:t>
+      </w:r>
+      <w:proofErr w:type="spellEnd"/>
+      <w:r>
+        <w:t xml:space="preserve">, D., </w:t>
+      </w:r>
+      <w:proofErr w:type="spellStart"/>
+      <w:r>
+        <w:t>Fougerouse</w:t>
+      </w:r>
+      <w:proofErr w:type="spellEnd"/>
+      <w:r>
+        <w:t>, D., Reddy, S.M., 2026. Formation of natural IrO</w:t>
       </w:r>
       <w:r>
         <w:rPr>
           <w:vertAlign w:val="subscript"/>
         </w:rPr>
-        <w:t xml:space="preserve">2</w:t>
+        <w:t>2</w:t>
       </w:r>
       <w:r>
         <w:t xml:space="preserve"> through Os-Ir-Ru alloy oxidation. </w:t>
@@ -1655,63 +1762,79 @@
           <w:i/>
           <w:iCs/>
         </w:rPr>
-        <w:t xml:space="preserve">Chemical Geology</w:t>
+        <w:t>Chemical Geology</w:t>
       </w:r>
       <w:r>
         <w:t xml:space="preserve">, 123167. </w:t>
       </w:r>
-      <w:hyperlink w:history="1" r:id="rIdwyddjgvlekxwf_rfbdh7p">
+      <w:hyperlink r:id="rId11" w:history="1">
         <w:r>
           <w:rPr>
             <w:rStyle w:val="Hyperlink"/>
           </w:rPr>
-          <w:t xml:space="preserve">https://doi.org/10.1016/j.chemgeo.2025.123167</w:t>
+          <w:t>https://doi.org/10.1016/j.chemgeo.2025.123167</w:t>
         </w:r>
       </w:hyperlink>
     </w:p>
     <w:p>
       <w:pPr>
-        <w:pStyle w:val="Reference"/>
+        <w:pStyle w:val="CVReference"/>
         <w:numPr>
           <w:ilvl w:val="0"/>
           <w:numId w:val="2"/>
         </w:numPr>
       </w:pPr>
       <w:r>
-        <w:t xml:space="preserve">Eslami, A., Chardelin, M., O'Driscoll, B., Malvoisin, B., Evans, K., Grieco, G., Bussolesi, M., &amp; </w:t>
-      </w:r>
-      <w:r>
-        <w:rPr>
-          <w:b/>
-          <w:bCs/>
-        </w:rPr>
-        <w:t xml:space="preserve">Kutyrev, A.</w:t>
-      </w:r>
-      <w:r>
-        <w:t xml:space="preserve"> 2026. Chromitite-mafic dike interfaces as archives of syn-kinematic fluid-rock interaction, chromium mobility and Ca-metasomatism, Nain Ophiolite, Central Iran. </w:t>
+        <w:t xml:space="preserve">Eslami, A., </w:t>
+      </w:r>
+      <w:proofErr w:type="spellStart"/>
+      <w:r>
+        <w:t>Chardelin</w:t>
+      </w:r>
+      <w:proofErr w:type="spellEnd"/>
+      <w:r>
+        <w:t xml:space="preserve">, M., O'Driscoll, B., Malvoisin, B., Evans, K., Grieco, G., Bussolesi, M., &amp; </w:t>
+      </w:r>
+      <w:r>
+        <w:rPr>
+          <w:b/>
+          <w:bCs/>
+        </w:rPr>
+        <w:t>Kutyrev, A.</w:t>
+      </w:r>
+      <w:r>
+        <w:t xml:space="preserve"> 2026. Chromitite-mafic dike interfaces as archives of </w:t>
+      </w:r>
+      <w:proofErr w:type="spellStart"/>
+      <w:r>
+        <w:t>syn</w:t>
+      </w:r>
+      <w:proofErr w:type="spellEnd"/>
+      <w:r>
+        <w:t xml:space="preserve">-kinematic fluid-rock interaction, chromium mobility and Ca-metasomatism, Nain Ophiolite, Central Iran. </w:t>
       </w:r>
       <w:r>
         <w:rPr>
           <w:i/>
           <w:iCs/>
         </w:rPr>
-        <w:t xml:space="preserve">Journal of Petrology</w:t>
+        <w:t>Journal of Petrology</w:t>
       </w:r>
       <w:r>
         <w:t xml:space="preserve">, egag076. </w:t>
       </w:r>
-      <w:hyperlink w:history="1" r:id="rId33ldjgn8bt96v1knyo0nw">
+      <w:hyperlink r:id="rId12" w:history="1">
         <w:r>
           <w:rPr>
             <w:rStyle w:val="Hyperlink"/>
           </w:rPr>
-          <w:t xml:space="preserve">https://doi.org/10.1093/petrology/egag076</w:t>
+          <w:t>https://doi.org/10.1093/petrology/egag076</w:t>
         </w:r>
       </w:hyperlink>
     </w:p>
     <w:p>
       <w:pPr>
-        <w:pStyle w:val="Reference"/>
+        <w:pStyle w:val="CVReference"/>
         <w:numPr>
           <w:ilvl w:val="0"/>
           <w:numId w:val="2"/>
@@ -1725,33 +1848,41 @@
           <w:b/>
           <w:bCs/>
         </w:rPr>
-        <w:t xml:space="preserve">Kutyrev, A.</w:t>
-      </w:r>
-      <w:r>
-        <w:t xml:space="preserve">, Bindeman, I.N., Lynn, K.J., Trusdell, F.A., Downs, D.T., Edwards, H.R., Cook, G.W., Day, J.M.D., 2025. Rhenium-osmium and oxygen isotope homogeneity during the 2022 Mauna Loa eruption and implications for basaltic magma storage. </w:t>
+        <w:t>Kutyrev, A.</w:t>
+      </w:r>
+      <w:r>
+        <w:t xml:space="preserve">, </w:t>
+      </w:r>
+      <w:proofErr w:type="spellStart"/>
+      <w:r>
+        <w:t>Bindeman</w:t>
+      </w:r>
+      <w:proofErr w:type="spellEnd"/>
+      <w:r>
+        <w:t xml:space="preserve">, I.N., Lynn, K.J., Trusdell, F.A., Downs, D.T., Edwards, H.R., Cook, G.W., Day, J.M.D., 2025. Rhenium-osmium and oxygen isotope homogeneity during the 2022 Mauna Loa eruption and implications for basaltic magma storage. </w:t>
       </w:r>
       <w:r>
         <w:rPr>
           <w:i/>
           <w:iCs/>
         </w:rPr>
-        <w:t xml:space="preserve">Bulletin of Volcanology</w:t>
+        <w:t>Bulletin of Volcanology</w:t>
       </w:r>
       <w:r>
         <w:t xml:space="preserve"> 87. </w:t>
       </w:r>
-      <w:hyperlink w:history="1" r:id="rIdvcio9zjrtkgc_tsfvjf0d">
+      <w:hyperlink r:id="rId13" w:history="1">
         <w:r>
           <w:rPr>
             <w:rStyle w:val="Hyperlink"/>
           </w:rPr>
-          <w:t xml:space="preserve">https://doi.org/10.1007/s00445-025-01825-0</w:t>
+          <w:t>https://doi.org/10.1007/s00445-025-01825-0</w:t>
         </w:r>
       </w:hyperlink>
     </w:p>
     <w:p>
       <w:pPr>
-        <w:pStyle w:val="Reference"/>
+        <w:pStyle w:val="CVReference"/>
         <w:numPr>
           <w:ilvl w:val="0"/>
           <w:numId w:val="2"/>
@@ -1765,73 +1896,105 @@
           <w:b/>
           <w:bCs/>
         </w:rPr>
-        <w:t xml:space="preserve">Kutyrev, A.V.</w:t>
-      </w:r>
-      <w:r>
-        <w:t xml:space="preserve">, Barnes, S.J., Stepanov, A.S., Konstantinov, S.E., Baykov, N.I., Kryazhev, S.G., Belousov, I.A., Zhukova, I.A., Scherbakov, V.D., Kalugin, V.M., Ivanov, A.V., Bryanskiy, N.V., Park, J.W., 2025. Erratic behavior of platinum-group elements along an olivine-Cr-spinel cotectic in sulfide-undersaturated basaltic magma: roles of Cr-spinel and alloys. </w:t>
+        <w:t>Kutyrev, A.V.</w:t>
+      </w:r>
+      <w:r>
+        <w:t xml:space="preserve">, Barnes, S.J., Stepanov, A.S., Konstantinov, S.E., Baykov, N.I., </w:t>
+      </w:r>
+      <w:proofErr w:type="spellStart"/>
+      <w:r>
+        <w:t>Kryazhev</w:t>
+      </w:r>
+      <w:proofErr w:type="spellEnd"/>
+      <w:r>
+        <w:t xml:space="preserve">, S.G., Belousov, I.A., Zhukova, I.A., Scherbakov, V.D., Kalugin, V.M., Ivanov, A.V., Bryanskiy, N.V., Park, J.W., 2025. Erratic </w:t>
+      </w:r>
+      <w:proofErr w:type="spellStart"/>
+      <w:r>
+        <w:t>behavior</w:t>
+      </w:r>
+      <w:proofErr w:type="spellEnd"/>
+      <w:r>
+        <w:t xml:space="preserve"> of platinum-group elements along an olivine-Cr-spinel cotectic in sulfide-undersaturated basaltic magma: roles of Cr-spinel and alloys. </w:t>
       </w:r>
       <w:r>
         <w:rPr>
           <w:i/>
           <w:iCs/>
         </w:rPr>
-        <w:t xml:space="preserve">Scientific Reports</w:t>
+        <w:t>Scientific Reports</w:t>
       </w:r>
       <w:r>
         <w:t xml:space="preserve"> 15, 14366. </w:t>
       </w:r>
-      <w:hyperlink w:history="1" r:id="rIdnaqi_hubyg1v382khu0ip">
+      <w:hyperlink r:id="rId14" w:history="1">
         <w:r>
           <w:rPr>
             <w:rStyle w:val="Hyperlink"/>
           </w:rPr>
-          <w:t xml:space="preserve">https://doi.org/10.1038/s41598-025-97281-z</w:t>
+          <w:t>https://doi.org/10.1038/s41598-025-97281-z</w:t>
         </w:r>
       </w:hyperlink>
     </w:p>
     <w:p>
       <w:pPr>
-        <w:pStyle w:val="Reference"/>
+        <w:pStyle w:val="CVReference"/>
         <w:numPr>
           <w:ilvl w:val="0"/>
           <w:numId w:val="2"/>
         </w:numPr>
       </w:pPr>
       <w:r>
-        <w:t xml:space="preserve">Zhitova, E.S., Nuzhdaev, A.A., Davydova, V.O., Sheveleva, R.M., Zhegunov, P.S., Kuznetsov, R.A., </w:t>
-      </w:r>
-      <w:r>
-        <w:rPr>
-          <w:b/>
-          <w:bCs/>
-        </w:rPr>
-        <w:t xml:space="preserve">Kutyrev, A.V.</w:t>
-      </w:r>
-      <w:r>
-        <w:t xml:space="preserve">, Khokhlova, M.A., Vlasenko, N.S., 2025. Calcareous skarn-like mineral paragenesis from unaltered basalt of the Alaid volcano (Kuril-Kamchatka island arc). </w:t>
+        <w:t xml:space="preserve">Zhitova, E.S., </w:t>
+      </w:r>
+      <w:proofErr w:type="spellStart"/>
+      <w:r>
+        <w:t>Nuzhdaev</w:t>
+      </w:r>
+      <w:proofErr w:type="spellEnd"/>
+      <w:r>
+        <w:t xml:space="preserve">, A.A., Davydova, V.O., Sheveleva, R.M., Zhegunov, P.S., Kuznetsov, R.A., </w:t>
+      </w:r>
+      <w:r>
+        <w:rPr>
+          <w:b/>
+          <w:bCs/>
+        </w:rPr>
+        <w:t>Kutyrev, A.V.</w:t>
+      </w:r>
+      <w:r>
+        <w:t xml:space="preserve">, Khokhlova, M.A., Vlasenko, N.S., 2025. Calcareous skarn-like mineral paragenesis from unaltered basalt of the </w:t>
+      </w:r>
+      <w:proofErr w:type="spellStart"/>
+      <w:r>
+        <w:t>Alaid</w:t>
+      </w:r>
+      <w:proofErr w:type="spellEnd"/>
+      <w:r>
+        <w:t xml:space="preserve"> volcano (Kuril-Kamchatka island arc). </w:t>
       </w:r>
       <w:r>
         <w:rPr>
           <w:i/>
           <w:iCs/>
         </w:rPr>
-        <w:t xml:space="preserve">Minerals</w:t>
+        <w:t>Minerals</w:t>
       </w:r>
       <w:r>
         <w:t xml:space="preserve"> 15. </w:t>
       </w:r>
-      <w:hyperlink w:history="1" r:id="rIdgcixdlbxvijgmim30zjrk">
+      <w:hyperlink r:id="rId15" w:history="1">
         <w:r>
           <w:rPr>
             <w:rStyle w:val="Hyperlink"/>
           </w:rPr>
-          <w:t xml:space="preserve">https://doi.org/10.3390/min15030237</w:t>
+          <w:t>https://doi.org/10.3390/min15030237</w:t>
         </w:r>
       </w:hyperlink>
     </w:p>
     <w:p>
       <w:pPr>
-        <w:pStyle w:val="Reference"/>
+        <w:pStyle w:val="CVReference"/>
         <w:numPr>
           <w:ilvl w:val="0"/>
           <w:numId w:val="2"/>
@@ -1842,16 +2005,25 @@
           <w:b/>
           <w:bCs/>
         </w:rPr>
-        <w:t xml:space="preserve">Kutyrev, A.</w:t>
-      </w:r>
-      <w:r>
-        <w:t xml:space="preserve">, Bindeman, I.N., O'Neil, J., Rizo, H., 2024. Seawater-oceanic crust interaction constrained by triple oxygen and hydrogen isotopes in rocks from the Saglek-Hebron complex, NE Canada: Implications for moderately low-δ</w:t>
+        <w:lastRenderedPageBreak/>
+        <w:t>Kutyrev, A.</w:t>
+      </w:r>
+      <w:r>
+        <w:t xml:space="preserve">, </w:t>
+      </w:r>
+      <w:proofErr w:type="spellStart"/>
+      <w:r>
+        <w:t>Bindeman</w:t>
+      </w:r>
+      <w:proofErr w:type="spellEnd"/>
+      <w:r>
+        <w:t>, I.N., O'Neil, J., Rizo, H., 2024. Seawater-oceanic crust interaction constrained by triple oxygen and hydrogen isotopes in rocks from the Saglek-Hebron complex, NE Canada: Implications for moderately low-δ</w:t>
       </w:r>
       <w:r>
         <w:rPr>
           <w:vertAlign w:val="superscript"/>
         </w:rPr>
-        <w:t xml:space="preserve">18</w:t>
+        <w:t>18</w:t>
       </w:r>
       <w:r>
         <w:t xml:space="preserve">O Eoarchean ocean. </w:t>
@@ -1861,23 +2033,23 @@
           <w:i/>
           <w:iCs/>
         </w:rPr>
-        <w:t xml:space="preserve">Chemical Geology</w:t>
+        <w:t>Chemical Geology</w:t>
       </w:r>
       <w:r>
         <w:t xml:space="preserve"> 670. </w:t>
       </w:r>
-      <w:hyperlink w:history="1" r:id="rIdtdvogzjugym18fmgpcunj">
+      <w:hyperlink r:id="rId16" w:history="1">
         <w:r>
           <w:rPr>
             <w:rStyle w:val="Hyperlink"/>
           </w:rPr>
-          <w:t xml:space="preserve">https://doi.org/10.1016/j.chemgeo.2024.122378</w:t>
+          <w:t>https://doi.org/10.1016/j.chemgeo.2024.122378</w:t>
         </w:r>
       </w:hyperlink>
     </w:p>
     <w:p>
       <w:pPr>
-        <w:pStyle w:val="Reference"/>
+        <w:pStyle w:val="CVReference"/>
         <w:numPr>
           <w:ilvl w:val="0"/>
           <w:numId w:val="2"/>
@@ -1888,33 +2060,57 @@
           <w:b/>
           <w:bCs/>
         </w:rPr>
-        <w:t xml:space="preserve">Kutyrev, A.</w:t>
-      </w:r>
-      <w:r>
-        <w:t xml:space="preserve">, Kamenetsky, V.S., Chayka, I.F., Nekrylov, N.A., Kryuchkova, L., Shilovskikh, V.V., Kontonikas-Charos, A., Krasheninnikov, S.P., Sapegina, A., Perchuk, A.L., 2024. Metamorphic origin of large nuggets of platinum-group metals: evidence from multiphase inclusions in Os-Ir-Ru alloys from the Adamsfield placer, Tasmania. </w:t>
+        <w:t>Kutyrev, A.</w:t>
+      </w:r>
+      <w:r>
+        <w:t xml:space="preserve">, Kamenetsky, V.S., Chayka, I.F., Nekrylov, N.A., Kryuchkova, L., </w:t>
+      </w:r>
+      <w:proofErr w:type="spellStart"/>
+      <w:r>
+        <w:t>Shilovskikh</w:t>
+      </w:r>
+      <w:proofErr w:type="spellEnd"/>
+      <w:r>
+        <w:t xml:space="preserve">, V.V., </w:t>
+      </w:r>
+      <w:proofErr w:type="spellStart"/>
+      <w:r>
+        <w:t>Kontonikas</w:t>
+      </w:r>
+      <w:proofErr w:type="spellEnd"/>
+      <w:r>
+        <w:t xml:space="preserve">-Charos, A., Krasheninnikov, S.P., </w:t>
+      </w:r>
+      <w:proofErr w:type="spellStart"/>
+      <w:r>
+        <w:t>Sapegina</w:t>
+      </w:r>
+      <w:proofErr w:type="spellEnd"/>
+      <w:r>
+        <w:t xml:space="preserve">, A., Perchuk, A.L., 2024. Metamorphic origin of large nuggets of platinum-group metals: evidence from multiphase inclusions in Os-Ir-Ru alloys from the Adamsfield placer, Tasmania. </w:t>
       </w:r>
       <w:r>
         <w:rPr>
           <w:i/>
           <w:iCs/>
         </w:rPr>
-        <w:t xml:space="preserve">Journal of Petrology</w:t>
+        <w:t>Journal of Petrology</w:t>
       </w:r>
       <w:r>
         <w:t xml:space="preserve">. </w:t>
       </w:r>
-      <w:hyperlink w:history="1" r:id="rIdr11tlu63u8oxvwgs9ictl">
+      <w:hyperlink r:id="rId17" w:history="1">
         <w:r>
           <w:rPr>
             <w:rStyle w:val="Hyperlink"/>
           </w:rPr>
-          <w:t xml:space="preserve">https://doi.org/10.1093/petrology/egae086</w:t>
+          <w:t>https://doi.org/10.1093/petrology/egae086</w:t>
         </w:r>
       </w:hyperlink>
     </w:p>
     <w:p>
       <w:pPr>
-        <w:pStyle w:val="Reference"/>
+        <w:pStyle w:val="CVReference"/>
         <w:numPr>
           <w:ilvl w:val="0"/>
           <w:numId w:val="2"/>
@@ -1928,33 +2124,49 @@
           <w:b/>
           <w:bCs/>
         </w:rPr>
-        <w:t xml:space="preserve">Kutyrev, A.V.</w:t>
-      </w:r>
-      <w:r>
-        <w:t xml:space="preserve">, Zhitova, E.S., Moskaleva, S.V., Schweigert, P.E., 2024. First data on the mineralogy of the Evevpenta epithermal silver-gold ore occurrence, Kamchatka, Russia. </w:t>
+        <w:t>Kutyrev, A.V.</w:t>
+      </w:r>
+      <w:r>
+        <w:t xml:space="preserve">, Zhitova, E.S., </w:t>
+      </w:r>
+      <w:proofErr w:type="spellStart"/>
+      <w:r>
+        <w:t>Moskaleva</w:t>
+      </w:r>
+      <w:proofErr w:type="spellEnd"/>
+      <w:r>
+        <w:t xml:space="preserve">, S.V., Schweigert, P.E., 2024. First data on the mineralogy of the </w:t>
+      </w:r>
+      <w:proofErr w:type="spellStart"/>
+      <w:r>
+        <w:t>Evevpenta</w:t>
+      </w:r>
+      <w:proofErr w:type="spellEnd"/>
+      <w:r>
+        <w:t xml:space="preserve"> epithermal silver-gold ore occurrence, Kamchatka, Russia. </w:t>
       </w:r>
       <w:r>
         <w:rPr>
           <w:i/>
           <w:iCs/>
         </w:rPr>
-        <w:t xml:space="preserve">Journal of Volcanology and Seismology</w:t>
+        <w:t>Journal of Volcanology and Seismology</w:t>
       </w:r>
       <w:r>
         <w:t xml:space="preserve"> 18, 149-164. </w:t>
       </w:r>
-      <w:hyperlink w:history="1" r:id="rIdl-ls6vzzorglhf2qao6pa">
+      <w:hyperlink r:id="rId18" w:history="1">
         <w:r>
           <w:rPr>
             <w:rStyle w:val="Hyperlink"/>
           </w:rPr>
-          <w:t xml:space="preserve">https://doi.org/10.1134/S0742046324700489</w:t>
+          <w:t>https://doi.org/10.1134/S0742046324700489</w:t>
         </w:r>
       </w:hyperlink>
     </w:p>
     <w:p>
       <w:pPr>
-        <w:pStyle w:val="Reference"/>
+        <w:pStyle w:val="CVReference"/>
         <w:numPr>
           <w:ilvl w:val="0"/>
           <w:numId w:val="2"/>
@@ -1968,33 +2180,65 @@
           <w:b/>
           <w:bCs/>
         </w:rPr>
-        <w:t xml:space="preserve">Kutyrev, A.</w:t>
-      </w:r>
-      <w:r>
-        <w:t xml:space="preserve">, Lepekhina, E., Sharpenok, L., Shagalov, E., Minervina, E., 2024. Nature of perovskite mineralization of silicate-carbonate veins in the margins of Kusinsko-Kopanskaya layered intrusion (South Urals, Russia). </w:t>
+        <w:t>Kutyrev, A.</w:t>
+      </w:r>
+      <w:r>
+        <w:t xml:space="preserve">, </w:t>
+      </w:r>
+      <w:proofErr w:type="spellStart"/>
+      <w:r>
+        <w:t>Lepekhina</w:t>
+      </w:r>
+      <w:proofErr w:type="spellEnd"/>
+      <w:r>
+        <w:t xml:space="preserve">, E., </w:t>
+      </w:r>
+      <w:proofErr w:type="spellStart"/>
+      <w:r>
+        <w:t>Sharpenok</w:t>
+      </w:r>
+      <w:proofErr w:type="spellEnd"/>
+      <w:r>
+        <w:t xml:space="preserve">, L., </w:t>
+      </w:r>
+      <w:proofErr w:type="spellStart"/>
+      <w:r>
+        <w:t>Shagalov</w:t>
+      </w:r>
+      <w:proofErr w:type="spellEnd"/>
+      <w:r>
+        <w:t xml:space="preserve">, E., Minervina, E., 2024. Nature of perovskite mineralization of silicate-carbonate veins in the margins of </w:t>
+      </w:r>
+      <w:proofErr w:type="spellStart"/>
+      <w:r>
+        <w:t>Kusinsko-Kopanskaya</w:t>
+      </w:r>
+      <w:proofErr w:type="spellEnd"/>
+      <w:r>
+        <w:t xml:space="preserve"> layered intrusion (South Urals, Russia). </w:t>
       </w:r>
       <w:r>
         <w:rPr>
           <w:i/>
           <w:iCs/>
         </w:rPr>
-        <w:t xml:space="preserve">Minerals</w:t>
+        <w:t>Minerals</w:t>
       </w:r>
       <w:r>
         <w:t xml:space="preserve"> 14, 478. </w:t>
       </w:r>
-      <w:hyperlink w:history="1" r:id="rIdl0uig6ckj6kdigexqobpw">
+      <w:hyperlink r:id="rId19" w:history="1">
         <w:r>
           <w:rPr>
             <w:rStyle w:val="Hyperlink"/>
           </w:rPr>
-          <w:t xml:space="preserve">https://doi.org/10.3390/min14050478</w:t>
+          <w:t>https://doi.org/10.3390/min14050478</w:t>
         </w:r>
       </w:hyperlink>
     </w:p>
     <w:p>
       <w:pPr>
-        <w:pStyle w:val="Reference"/>
+        <w:pStyle w:val="CVReference"/>
         <w:numPr>
           <w:ilvl w:val="0"/>
           <w:numId w:val="2"/>
@@ -2005,42 +2249,74 @@
           <w:b/>
           <w:bCs/>
         </w:rPr>
-        <w:t xml:space="preserve">Kutyrev, A.</w:t>
-      </w:r>
-      <w:r>
-        <w:t xml:space="preserve">, McDonald, A., Tamura, N., Cabri, L.J., Tolstykh, N., Pekov, I., 2023. Sidorovite, PtFe</w:t>
+        <w:t>Kutyrev, A.</w:t>
+      </w:r>
+      <w:r>
+        <w:t xml:space="preserve">, McDonald, A., Tamura, N., </w:t>
+      </w:r>
+      <w:proofErr w:type="spellStart"/>
+      <w:r>
+        <w:t>Cabri</w:t>
+      </w:r>
+      <w:proofErr w:type="spellEnd"/>
+      <w:r>
+        <w:t xml:space="preserve">, L.J., </w:t>
+      </w:r>
+      <w:proofErr w:type="spellStart"/>
+      <w:r>
+        <w:t>Tolstykh</w:t>
+      </w:r>
+      <w:proofErr w:type="spellEnd"/>
+      <w:r>
+        <w:t xml:space="preserve">, N., </w:t>
+      </w:r>
+      <w:proofErr w:type="spellStart"/>
+      <w:r>
+        <w:t>Pekov</w:t>
+      </w:r>
+      <w:proofErr w:type="spellEnd"/>
+      <w:r>
+        <w:t>, I., 2023. Sidorovite, PtFe</w:t>
       </w:r>
       <w:r>
         <w:rPr>
           <w:vertAlign w:val="subscript"/>
         </w:rPr>
-        <w:t xml:space="preserve">3</w:t>
-      </w:r>
-      <w:r>
-        <w:t xml:space="preserve">, a new mineral from the Snegovaya River placer, Koryak Highlands, Russia. </w:t>
+        <w:t>3</w:t>
+      </w:r>
+      <w:r>
+        <w:t xml:space="preserve">, a new mineral from the </w:t>
+      </w:r>
+      <w:proofErr w:type="spellStart"/>
+      <w:r>
+        <w:t>Snegovaya</w:t>
+      </w:r>
+      <w:proofErr w:type="spellEnd"/>
+      <w:r>
+        <w:t xml:space="preserve"> River placer, Koryak Highlands, Russia. </w:t>
       </w:r>
       <w:r>
         <w:rPr>
           <w:i/>
           <w:iCs/>
         </w:rPr>
-        <w:t xml:space="preserve">The Canadian Journal of Mineralogy and Petrology</w:t>
+        <w:t>The Canadian Journal of Mineralogy and Petrology</w:t>
       </w:r>
       <w:r>
         <w:t xml:space="preserve"> 61(5), 1021-1030. </w:t>
       </w:r>
-      <w:hyperlink w:history="1" r:id="rIdqeipnchgotcei6iu17mfw">
+      <w:hyperlink r:id="rId20" w:history="1">
         <w:r>
           <w:rPr>
             <w:rStyle w:val="Hyperlink"/>
           </w:rPr>
-          <w:t xml:space="preserve">https://doi.org/10.3749/2200072</w:t>
+          <w:t>https://doi.org/10.3749/2200072</w:t>
         </w:r>
       </w:hyperlink>
     </w:p>
     <w:p>
       <w:pPr>
-        <w:pStyle w:val="Reference"/>
+        <w:pStyle w:val="CVReference"/>
         <w:numPr>
           <w:ilvl w:val="0"/>
           <w:numId w:val="2"/>
@@ -2051,16 +2327,48 @@
           <w:b/>
           <w:bCs/>
         </w:rPr>
-        <w:t xml:space="preserve">Kutyrev, A.</w:t>
-      </w:r>
-      <w:r>
-        <w:t xml:space="preserve">, Kamenetsky, V.S., Kontonikas-Charos, A., Savelyev, D.P., Yakich, T.Y., Belousov, I.A., Sandimirova, E.I., Moskaleva, S.V., 2023. Behavior of platinum-group elements during hydrous metamorphism: constraints from awaruite (Ni</w:t>
+        <w:t>Kutyrev, A.</w:t>
+      </w:r>
+      <w:r>
+        <w:t xml:space="preserve">, Kamenetsky, V.S., </w:t>
+      </w:r>
+      <w:proofErr w:type="spellStart"/>
+      <w:r>
+        <w:t>Kontonikas</w:t>
+      </w:r>
+      <w:proofErr w:type="spellEnd"/>
+      <w:r>
+        <w:t xml:space="preserve">-Charos, A., Savelyev, D.P., Yakich, T.Y., Belousov, I.A., </w:t>
+      </w:r>
+      <w:proofErr w:type="spellStart"/>
+      <w:r>
+        <w:t>Sandimirova</w:t>
+      </w:r>
+      <w:proofErr w:type="spellEnd"/>
+      <w:r>
+        <w:t xml:space="preserve">, E.I., </w:t>
+      </w:r>
+      <w:proofErr w:type="spellStart"/>
+      <w:r>
+        <w:t>Moskaleva</w:t>
+      </w:r>
+      <w:proofErr w:type="spellEnd"/>
+      <w:r>
+        <w:t xml:space="preserve">, S.V., 2023. </w:t>
+      </w:r>
+      <w:proofErr w:type="spellStart"/>
+      <w:r>
+        <w:t>Behavior</w:t>
+      </w:r>
+      <w:proofErr w:type="spellEnd"/>
+      <w:r>
+        <w:t xml:space="preserve"> of platinum-group elements during hydrous metamorphism: constraints from awaruite (Ni</w:t>
       </w:r>
       <w:r>
         <w:rPr>
           <w:vertAlign w:val="subscript"/>
         </w:rPr>
-        <w:t xml:space="preserve">3</w:t>
+        <w:t>3</w:t>
       </w:r>
       <w:r>
         <w:t xml:space="preserve">Fe) mineralization. </w:t>
@@ -2070,103 +2378,151 @@
           <w:i/>
           <w:iCs/>
         </w:rPr>
-        <w:t xml:space="preserve">Lithosphere</w:t>
+        <w:t>Lithosphere</w:t>
       </w:r>
       <w:r>
         <w:t xml:space="preserve">, 2023(1). </w:t>
       </w:r>
-      <w:hyperlink w:history="1" r:id="rIdcrytrjpxolqer-xhtluel">
+      <w:hyperlink r:id="rId21" w:history="1">
         <w:r>
           <w:rPr>
             <w:rStyle w:val="Hyperlink"/>
           </w:rPr>
-          <w:t xml:space="preserve">https://doi.org/10.2113/2023/lithosphere_2023_126</w:t>
+          <w:t>https://doi.org/10.2113/2023/lithosphere_2023_126</w:t>
         </w:r>
       </w:hyperlink>
     </w:p>
     <w:p>
       <w:pPr>
-        <w:pStyle w:val="Reference"/>
+        <w:pStyle w:val="CVReference"/>
         <w:numPr>
           <w:ilvl w:val="0"/>
           <w:numId w:val="2"/>
         </w:numPr>
       </w:pPr>
       <w:r>
-        <w:t xml:space="preserve">Chayka, I.F., Izokh, A.E., Kamenetsky, V.S., Sokol, E.V., Lobastov, B.M., Kontonikas-Charos, A., Zelenski, M.E., </w:t>
-      </w:r>
-      <w:r>
-        <w:rPr>
-          <w:b/>
-          <w:bCs/>
-        </w:rPr>
-        <w:t xml:space="preserve">Kutyrev, A.V.</w:t>
-      </w:r>
-      <w:r>
-        <w:t xml:space="preserve">, Sluzhenikin, S.F., Zhitova, L.M., Shvedov, G.I., Shevko, A.Y., Gora, M.P., 2023. Origin of chromitites in the Norilsk-1 intrusion (Siberian LIP) triggered by assimilation of argillaceous rocks by Cr-rich basic magma. </w:t>
+        <w:t xml:space="preserve">Chayka, I.F., </w:t>
+      </w:r>
+      <w:proofErr w:type="spellStart"/>
+      <w:r>
+        <w:t>Izokh</w:t>
+      </w:r>
+      <w:proofErr w:type="spellEnd"/>
+      <w:r>
+        <w:t xml:space="preserve">, A.E., Kamenetsky, V.S., Sokol, E.V., </w:t>
+      </w:r>
+      <w:proofErr w:type="spellStart"/>
+      <w:r>
+        <w:t>Lobastov</w:t>
+      </w:r>
+      <w:proofErr w:type="spellEnd"/>
+      <w:r>
+        <w:t xml:space="preserve">, B.M., </w:t>
+      </w:r>
+      <w:proofErr w:type="spellStart"/>
+      <w:r>
+        <w:t>Kontonikas</w:t>
+      </w:r>
+      <w:proofErr w:type="spellEnd"/>
+      <w:r>
+        <w:t xml:space="preserve">-Charos, A., Zelenski, M.E., </w:t>
+      </w:r>
+      <w:r>
+        <w:rPr>
+          <w:b/>
+          <w:bCs/>
+        </w:rPr>
+        <w:t>Kutyrev, A.V.</w:t>
+      </w:r>
+      <w:r>
+        <w:t xml:space="preserve">, Sluzhenikin, S.F., Zhitova, L.M., Shvedov, G.I., </w:t>
+      </w:r>
+      <w:proofErr w:type="spellStart"/>
+      <w:r>
+        <w:t>Shevko</w:t>
+      </w:r>
+      <w:proofErr w:type="spellEnd"/>
+      <w:r>
+        <w:t xml:space="preserve">, A.Y., Gora, M.P., 2023. Origin of chromitites in the Norilsk-1 intrusion (Siberian LIP) triggered by assimilation of argillaceous rocks by Cr-rich basic magma. </w:t>
       </w:r>
       <w:r>
         <w:rPr>
           <w:i/>
           <w:iCs/>
         </w:rPr>
-        <w:t xml:space="preserve">Lithos</w:t>
+        <w:t>Lithos</w:t>
       </w:r>
       <w:r>
         <w:t xml:space="preserve"> 454-455. </w:t>
       </w:r>
-      <w:hyperlink w:history="1" r:id="rIdfgrxornnymuqnrei08ajt">
+      <w:hyperlink r:id="rId22" w:history="1">
         <w:r>
           <w:rPr>
             <w:rStyle w:val="Hyperlink"/>
           </w:rPr>
-          <w:t xml:space="preserve">https://doi.org/10.1016/j.lithos.2023.107254</w:t>
+          <w:t>https://doi.org/10.1016/j.lithos.2023.107254</w:t>
         </w:r>
       </w:hyperlink>
     </w:p>
     <w:p>
       <w:pPr>
-        <w:pStyle w:val="Reference"/>
+        <w:pStyle w:val="CVReference"/>
         <w:numPr>
           <w:ilvl w:val="0"/>
           <w:numId w:val="2"/>
         </w:numPr>
       </w:pPr>
       <w:r>
-        <w:t xml:space="preserve">Eslami, A., Grieco, G., Bussolesi, M., Ichiyama, Y., Lenaz, D., Skogby, H., </w:t>
-      </w:r>
-      <w:r>
-        <w:rPr>
-          <w:b/>
-          <w:bCs/>
-        </w:rPr>
-        <w:t xml:space="preserve">Kutyrev, A.V.</w:t>
-      </w:r>
-      <w:r>
-        <w:t xml:space="preserve">, Cavallo, A., Khedr, M.Z., 2023. Co-occurrence of compositionally variable chromitites in the Sabzevar ophiolite, NE Iran. </w:t>
+        <w:t xml:space="preserve">Eslami, A., Grieco, G., Bussolesi, M., Ichiyama, Y., Lenaz, D., </w:t>
+      </w:r>
+      <w:proofErr w:type="spellStart"/>
+      <w:r>
+        <w:t>Skogby</w:t>
+      </w:r>
+      <w:proofErr w:type="spellEnd"/>
+      <w:r>
+        <w:t xml:space="preserve">, H., </w:t>
+      </w:r>
+      <w:r>
+        <w:rPr>
+          <w:b/>
+          <w:bCs/>
+        </w:rPr>
+        <w:t>Kutyrev, A.V.</w:t>
+      </w:r>
+      <w:r>
+        <w:t xml:space="preserve">, Cavallo, A., Khedr, M.Z., 2023. Co-occurrence of compositionally variable chromitites in the </w:t>
+      </w:r>
+      <w:proofErr w:type="spellStart"/>
+      <w:r>
+        <w:t>Sabzevar</w:t>
+      </w:r>
+      <w:proofErr w:type="spellEnd"/>
+      <w:r>
+        <w:t xml:space="preserve"> ophiolite, NE Iran. </w:t>
       </w:r>
       <w:r>
         <w:rPr>
           <w:i/>
           <w:iCs/>
         </w:rPr>
-        <w:t xml:space="preserve">Lithos</w:t>
+        <w:t>Lithos</w:t>
       </w:r>
       <w:r>
         <w:t xml:space="preserve"> 446-447. </w:t>
       </w:r>
-      <w:hyperlink w:history="1" r:id="rIdbcbvep_-ynjfh2yk_ib4h">
+      <w:hyperlink r:id="rId23" w:history="1">
         <w:r>
           <w:rPr>
             <w:rStyle w:val="Hyperlink"/>
           </w:rPr>
-          <w:t xml:space="preserve">https://doi.org/10.1016/j.lithos.2023.107133</w:t>
+          <w:t>https://doi.org/10.1016/j.lithos.2023.107133</w:t>
         </w:r>
       </w:hyperlink>
     </w:p>
     <w:p>
       <w:pPr>
-        <w:pStyle w:val="Reference"/>
+        <w:pStyle w:val="CVReference"/>
         <w:numPr>
           <w:ilvl w:val="0"/>
           <w:numId w:val="2"/>
@@ -2180,33 +2536,41 @@
           <w:b/>
           <w:bCs/>
         </w:rPr>
-        <w:t xml:space="preserve">Kutyrev, A.V.</w:t>
-      </w:r>
-      <w:r>
-        <w:t xml:space="preserve">, Shilovskikh, V.V., Petrov, S.V., 2023. Mineralogy and geochemistry of platinum-group elements in the zoned mafic-ultramafic intrusions of the Uralian Platinum belt, Russia. </w:t>
+        <w:t>Kutyrev, A.V.</w:t>
+      </w:r>
+      <w:r>
+        <w:t xml:space="preserve">, </w:t>
+      </w:r>
+      <w:proofErr w:type="spellStart"/>
+      <w:r>
+        <w:t>Shilovskikh</w:t>
+      </w:r>
+      <w:proofErr w:type="spellEnd"/>
+      <w:r>
+        <w:t xml:space="preserve">, V.V., Petrov, S.V., 2023. Mineralogy and geochemistry of platinum-group elements in the zoned mafic-ultramafic intrusions of the Uralian Platinum belt, Russia. </w:t>
       </w:r>
       <w:r>
         <w:rPr>
           <w:i/>
           <w:iCs/>
         </w:rPr>
-        <w:t xml:space="preserve">Journal of Geochemical Exploration</w:t>
+        <w:t>Journal of Geochemical Exploration</w:t>
       </w:r>
       <w:r>
         <w:t xml:space="preserve"> 246. </w:t>
       </w:r>
-      <w:hyperlink w:history="1" r:id="rIdswacggal-zcswqnhn25hd">
+      <w:hyperlink r:id="rId24" w:history="1">
         <w:r>
           <w:rPr>
             <w:rStyle w:val="Hyperlink"/>
           </w:rPr>
-          <w:t xml:space="preserve">https://doi.org/10.1016/j.gexplo.2023.107155</w:t>
+          <w:t>https://doi.org/10.1016/j.gexplo.2023.107155</w:t>
         </w:r>
       </w:hyperlink>
     </w:p>
     <w:p>
       <w:pPr>
-        <w:pStyle w:val="Reference"/>
+        <w:pStyle w:val="CVReference"/>
         <w:numPr>
           <w:ilvl w:val="0"/>
           <w:numId w:val="2"/>
@@ -2220,33 +2584,49 @@
           <w:b/>
           <w:bCs/>
         </w:rPr>
-        <w:t xml:space="preserve">Kutyrev, A.V.</w:t>
-      </w:r>
-      <w:r>
-        <w:t xml:space="preserve">, Pushkarev, E.V., Abersteiner, A., Shcherbakov, V.D., 2023. Volcano-plutonic complex of the Tumrok Range (Eastern Kamchatka): an example of the Ural-Alaskan type intrusion and related volcanic series. </w:t>
+        <w:t>Kutyrev, A.V.</w:t>
+      </w:r>
+      <w:r>
+        <w:t xml:space="preserve">, Pushkarev, E.V., </w:t>
+      </w:r>
+      <w:proofErr w:type="spellStart"/>
+      <w:r>
+        <w:t>Abersteiner</w:t>
+      </w:r>
+      <w:proofErr w:type="spellEnd"/>
+      <w:r>
+        <w:t xml:space="preserve">, A., Shcherbakov, V.D., 2023. Volcano-plutonic complex of the </w:t>
+      </w:r>
+      <w:proofErr w:type="spellStart"/>
+      <w:r>
+        <w:t>Tumrok</w:t>
+      </w:r>
+      <w:proofErr w:type="spellEnd"/>
+      <w:r>
+        <w:t xml:space="preserve"> Range (Eastern Kamchatka): an example of the Ural-Alaskan type intrusion and related volcanic series. </w:t>
       </w:r>
       <w:r>
         <w:rPr>
           <w:i/>
           <w:iCs/>
         </w:rPr>
-        <w:t xml:space="preserve">Minerals</w:t>
+        <w:t>Minerals</w:t>
       </w:r>
       <w:r>
         <w:t xml:space="preserve"> 13, 126. </w:t>
       </w:r>
-      <w:hyperlink w:history="1" r:id="rIdkf-gy9swiladi9diktdq7">
+      <w:hyperlink r:id="rId25" w:history="1">
         <w:r>
           <w:rPr>
             <w:rStyle w:val="Hyperlink"/>
           </w:rPr>
-          <w:t xml:space="preserve">https://doi.org/10.3390/min13010126</w:t>
+          <w:t>https://doi.org/10.3390/min13010126</w:t>
         </w:r>
       </w:hyperlink>
     </w:p>
     <w:p>
       <w:pPr>
-        <w:pStyle w:val="Reference"/>
+        <w:pStyle w:val="CVReference"/>
         <w:numPr>
           <w:ilvl w:val="0"/>
           <w:numId w:val="2"/>
@@ -2260,7 +2640,7 @@
           <w:b/>
           <w:bCs/>
         </w:rPr>
-        <w:t xml:space="preserve">Kutyrev, A.</w:t>
+        <w:t>Kutyrev, A.</w:t>
       </w:r>
       <w:r>
         <w:t xml:space="preserve">, Sidorov, E., Travin, A., 2022. </w:t>
@@ -2269,16 +2649,16 @@
         <w:rPr>
           <w:vertAlign w:val="superscript"/>
         </w:rPr>
-        <w:t xml:space="preserve">190</w:t>
-      </w:r>
-      <w:r>
-        <w:t xml:space="preserve">Pt-</w:t>
+        <w:t>190</w:t>
+      </w:r>
+      <w:r>
+        <w:t>Pt-</w:t>
       </w:r>
       <w:r>
         <w:rPr>
           <w:vertAlign w:val="superscript"/>
         </w:rPr>
-        <w:t xml:space="preserve">4</w:t>
+        <w:t>4</w:t>
       </w:r>
       <w:r>
         <w:t xml:space="preserve">He dating of platinum mineralization in Ural-Alaskan-type complexes in the Kamchatka region: evidence for remobilization of platinum-group elements. </w:t>
@@ -2288,131 +2668,189 @@
           <w:i/>
           <w:iCs/>
         </w:rPr>
-        <w:t xml:space="preserve">Mineralium Deposita</w:t>
+        <w:t>Mineralium Deposita</w:t>
       </w:r>
       <w:r>
         <w:t xml:space="preserve">. </w:t>
       </w:r>
-      <w:hyperlink w:history="1" r:id="rId-vqz67hbdcvam2zbt5ts1">
+      <w:hyperlink r:id="rId26" w:history="1">
         <w:r>
           <w:rPr>
             <w:rStyle w:val="Hyperlink"/>
           </w:rPr>
-          <w:t xml:space="preserve">https://doi.org/10.1007/s00126-022-01103-5</w:t>
+          <w:t>https://doi.org/10.1007/s00126-022-01103-5</w:t>
         </w:r>
       </w:hyperlink>
     </w:p>
     <w:p>
       <w:pPr>
-        <w:pStyle w:val="Reference"/>
+        <w:pStyle w:val="CVReference"/>
         <w:numPr>
           <w:ilvl w:val="0"/>
           <w:numId w:val="2"/>
         </w:numPr>
       </w:pPr>
-      <w:r>
-        <w:t xml:space="preserve">Bukhanova, D.S., </w:t>
-      </w:r>
-      <w:r>
-        <w:rPr>
-          <w:b/>
-          <w:bCs/>
-        </w:rPr>
-        <w:t xml:space="preserve">Kutyrev, A.V.</w:t>
-      </w:r>
-      <w:r>
-        <w:t xml:space="preserve">, Sidorov, E.G., Chubarov, V.M., 2022. First finding of platinum group minerals at the Malmyzh porphyry gold-copper deposit, Khabarovsk Krai, Russia. </w:t>
+      <w:proofErr w:type="spellStart"/>
+      <w:r>
+        <w:t>Bukhanova</w:t>
+      </w:r>
+      <w:proofErr w:type="spellEnd"/>
+      <w:r>
+        <w:t xml:space="preserve">, D.S., </w:t>
+      </w:r>
+      <w:r>
+        <w:rPr>
+          <w:b/>
+          <w:bCs/>
+        </w:rPr>
+        <w:t>Kutyrev, A.V.</w:t>
+      </w:r>
+      <w:r>
+        <w:t xml:space="preserve">, Sidorov, E.G., Chubarov, V.M., 2022. First finding of platinum group minerals at the </w:t>
+      </w:r>
+      <w:proofErr w:type="spellStart"/>
+      <w:r>
+        <w:t>Malmyzh</w:t>
+      </w:r>
+      <w:proofErr w:type="spellEnd"/>
+      <w:r>
+        <w:t xml:space="preserve"> porphyry gold-copper deposit, Khabarovsk Krai, Russia. </w:t>
       </w:r>
       <w:r>
         <w:rPr>
           <w:i/>
           <w:iCs/>
         </w:rPr>
-        <w:t xml:space="preserve">Geology of Ore Deposits</w:t>
+        <w:t>Geology of Ore Deposits</w:t>
       </w:r>
       <w:r>
         <w:t xml:space="preserve"> 63, 675-681. </w:t>
       </w:r>
-      <w:hyperlink w:history="1" r:id="rIdt28h_kgkrcvclyz8rjmmj">
+      <w:hyperlink r:id="rId27" w:history="1">
         <w:r>
           <w:rPr>
             <w:rStyle w:val="Hyperlink"/>
           </w:rPr>
-          <w:t xml:space="preserve">https://doi.org/10.1134/s1075701521070035</w:t>
+          <w:t>https://doi.org/10.1134/s1075701521070035</w:t>
         </w:r>
       </w:hyperlink>
     </w:p>
     <w:p>
       <w:pPr>
-        <w:pStyle w:val="Reference"/>
+        <w:pStyle w:val="CVReference"/>
         <w:numPr>
           <w:ilvl w:val="0"/>
           <w:numId w:val="2"/>
         </w:numPr>
       </w:pPr>
-      <w:r>
-        <w:t xml:space="preserve">Pekov, I.V., Zubkova, N.V., Agakhanov, A.A., Yapaskurt, V.O., Belakovskiy, D.I., Britvin, S.N., Sidorov, E.G., </w:t>
-      </w:r>
-      <w:r>
-        <w:rPr>
-          <w:b/>
-          <w:bCs/>
-        </w:rPr>
-        <w:t xml:space="preserve">Kutyrev, A.V.</w:t>
-      </w:r>
-      <w:r>
-        <w:t xml:space="preserve">, Pushcharovsky, D.Y., 2022. New arsenate minerals from the Arsenatnaya fumarole, Tolbachik volcano, Kamchatka, Russia. XIX. Axelite, Na</w:t>
+      <w:proofErr w:type="spellStart"/>
+      <w:r>
+        <w:t>Pekov</w:t>
+      </w:r>
+      <w:proofErr w:type="spellEnd"/>
+      <w:r>
+        <w:t xml:space="preserve">, I.V., Zubkova, N.V., Agakhanov, A.A., </w:t>
+      </w:r>
+      <w:proofErr w:type="spellStart"/>
+      <w:r>
+        <w:t>Yapaskurt</w:t>
+      </w:r>
+      <w:proofErr w:type="spellEnd"/>
+      <w:r>
+        <w:t xml:space="preserve">, V.O., </w:t>
+      </w:r>
+      <w:proofErr w:type="spellStart"/>
+      <w:r>
+        <w:t>Belakovskiy</w:t>
+      </w:r>
+      <w:proofErr w:type="spellEnd"/>
+      <w:r>
+        <w:t xml:space="preserve">, D.I., </w:t>
+      </w:r>
+      <w:proofErr w:type="spellStart"/>
+      <w:r>
+        <w:t>Britvin</w:t>
+      </w:r>
+      <w:proofErr w:type="spellEnd"/>
+      <w:r>
+        <w:t xml:space="preserve">, S.N., Sidorov, E.G., </w:t>
+      </w:r>
+      <w:r>
+        <w:rPr>
+          <w:b/>
+          <w:bCs/>
+        </w:rPr>
+        <w:t>Kutyrev, A.V.</w:t>
+      </w:r>
+      <w:r>
+        <w:t xml:space="preserve">, </w:t>
+      </w:r>
+      <w:proofErr w:type="spellStart"/>
+      <w:r>
+        <w:t>Pushcharovsky</w:t>
+      </w:r>
+      <w:proofErr w:type="spellEnd"/>
+      <w:r>
+        <w:t xml:space="preserve">, D.Y., 2022. New arsenate minerals from the </w:t>
+      </w:r>
+      <w:proofErr w:type="spellStart"/>
+      <w:r>
+        <w:t>Arsenatnaya</w:t>
+      </w:r>
+      <w:proofErr w:type="spellEnd"/>
+      <w:r>
+        <w:t xml:space="preserve"> fumarole, Tolbachik volcano, Kamchatka, Russia. XIX. Axelite, Na</w:t>
       </w:r>
       <w:r>
         <w:rPr>
           <w:vertAlign w:val="subscript"/>
         </w:rPr>
-        <w:t xml:space="preserve">14</w:t>
-      </w:r>
-      <w:r>
-        <w:t xml:space="preserve">Cu</w:t>
+        <w:t>14</w:t>
+      </w:r>
+      <w:r>
+        <w:t>Cu</w:t>
       </w:r>
       <w:r>
         <w:rPr>
           <w:vertAlign w:val="subscript"/>
         </w:rPr>
-        <w:t xml:space="preserve">7</w:t>
-      </w:r>
-      <w:r>
-        <w:t xml:space="preserve">(AsO</w:t>
+        <w:t>7</w:t>
+      </w:r>
+      <w:r>
+        <w:t>(AsO</w:t>
       </w:r>
       <w:r>
         <w:rPr>
           <w:vertAlign w:val="subscript"/>
         </w:rPr>
-        <w:t xml:space="preserve">4</w:t>
-      </w:r>
-      <w:r>
-        <w:t xml:space="preserve">)</w:t>
+        <w:t>4</w:t>
+      </w:r>
+      <w:r>
+        <w:t>)</w:t>
       </w:r>
       <w:r>
         <w:rPr>
           <w:vertAlign w:val="subscript"/>
         </w:rPr>
-        <w:t xml:space="preserve">8</w:t>
-      </w:r>
-      <w:r>
-        <w:t xml:space="preserve">F</w:t>
+        <w:t>8</w:t>
+      </w:r>
+      <w:r>
+        <w:t>F</w:t>
       </w:r>
       <w:r>
         <w:rPr>
           <w:vertAlign w:val="subscript"/>
         </w:rPr>
-        <w:t xml:space="preserve">2</w:t>
-      </w:r>
-      <w:r>
-        <w:t xml:space="preserve">Cl</w:t>
+        <w:t>2</w:t>
+      </w:r>
+      <w:r>
+        <w:t>Cl</w:t>
       </w:r>
       <w:r>
         <w:rPr>
           <w:vertAlign w:val="subscript"/>
         </w:rPr>
-        <w:t xml:space="preserve">2</w:t>
+        <w:t>2</w:t>
       </w:r>
       <w:r>
         <w:t xml:space="preserve">. </w:t>
@@ -2422,96 +2860,142 @@
           <w:i/>
           <w:iCs/>
         </w:rPr>
-        <w:t xml:space="preserve">Mineralogical Magazine</w:t>
+        <w:t>Mineralogical Magazine</w:t>
       </w:r>
       <w:r>
         <w:t xml:space="preserve">. </w:t>
       </w:r>
-      <w:hyperlink w:history="1" r:id="rIdte7mplcvtjnbpvv1rfxwe">
+      <w:hyperlink r:id="rId28" w:history="1">
         <w:r>
           <w:rPr>
             <w:rStyle w:val="Hyperlink"/>
           </w:rPr>
-          <w:t xml:space="preserve">https://doi.org/10.1180/mgm.2022.120</w:t>
+          <w:t>https://doi.org/10.1180/mgm.2022.120</w:t>
         </w:r>
       </w:hyperlink>
     </w:p>
     <w:p>
       <w:pPr>
-        <w:pStyle w:val="Reference"/>
+        <w:pStyle w:val="CVReference"/>
         <w:numPr>
           <w:ilvl w:val="0"/>
           <w:numId w:val="2"/>
         </w:numPr>
       </w:pPr>
-      <w:r>
-        <w:t xml:space="preserve">Pekov, I.V., Zubkova, N.V., Yapaskurt, V.O., Belakovskiy, D.I., Britvin, S.N., Agakhanov, A.A., Turchkova, A.G., Sidorov, E.G., </w:t>
-      </w:r>
-      <w:r>
-        <w:rPr>
-          <w:b/>
-          <w:bCs/>
-        </w:rPr>
-        <w:t xml:space="preserve">Kutyrev, A.V.</w:t>
-      </w:r>
-      <w:r>
-        <w:t xml:space="preserve">, Blatov, V.A., Pushcharovsky, D.Y., 2022. Nishanbaevite, KAl</w:t>
+      <w:proofErr w:type="spellStart"/>
+      <w:r>
+        <w:t>Pekov</w:t>
+      </w:r>
+      <w:proofErr w:type="spellEnd"/>
+      <w:r>
+        <w:t xml:space="preserve">, I.V., Zubkova, N.V., </w:t>
+      </w:r>
+      <w:proofErr w:type="spellStart"/>
+      <w:r>
+        <w:t>Yapaskurt</w:t>
+      </w:r>
+      <w:proofErr w:type="spellEnd"/>
+      <w:r>
+        <w:t xml:space="preserve">, V.O., </w:t>
+      </w:r>
+      <w:proofErr w:type="spellStart"/>
+      <w:r>
+        <w:t>Belakovskiy</w:t>
+      </w:r>
+      <w:proofErr w:type="spellEnd"/>
+      <w:r>
+        <w:t xml:space="preserve">, D.I., </w:t>
+      </w:r>
+      <w:proofErr w:type="spellStart"/>
+      <w:r>
+        <w:t>Britvin</w:t>
+      </w:r>
+      <w:proofErr w:type="spellEnd"/>
+      <w:r>
+        <w:t xml:space="preserve">, S.N., Agakhanov, A.A., </w:t>
+      </w:r>
+      <w:proofErr w:type="spellStart"/>
+      <w:r>
+        <w:t>Turchkova</w:t>
+      </w:r>
+      <w:proofErr w:type="spellEnd"/>
+      <w:r>
+        <w:t xml:space="preserve">, A.G., Sidorov, E.G., </w:t>
+      </w:r>
+      <w:r>
+        <w:rPr>
+          <w:b/>
+          <w:bCs/>
+        </w:rPr>
+        <w:t>Kutyrev, A.V.</w:t>
+      </w:r>
+      <w:r>
+        <w:t>, Blatov, V.A., Pushcharovsky, D.Y., 2022. Nishanbaevite, KAl</w:t>
       </w:r>
       <w:r>
         <w:rPr>
           <w:vertAlign w:val="subscript"/>
         </w:rPr>
-        <w:t xml:space="preserve">2</w:t>
-      </w:r>
-      <w:r>
-        <w:t xml:space="preserve">O(AsO</w:t>
+        <w:t>2</w:t>
+      </w:r>
+      <w:r>
+        <w:t>O(AsO</w:t>
       </w:r>
       <w:r>
         <w:rPr>
           <w:vertAlign w:val="subscript"/>
         </w:rPr>
-        <w:t xml:space="preserve">4</w:t>
-      </w:r>
-      <w:r>
-        <w:t xml:space="preserve">)(SO</w:t>
+        <w:t>4</w:t>
+      </w:r>
+      <w:r>
+        <w:t>)(SO</w:t>
       </w:r>
       <w:r>
         <w:rPr>
           <w:vertAlign w:val="subscript"/>
         </w:rPr>
-        <w:t xml:space="preserve">4</w:t>
-      </w:r>
-      <w:r>
-        <w:t xml:space="preserve">), a new As/S-ordered arsenate-sulfate mineral of fumarolic origin. </w:t>
+        <w:t>4</w:t>
+      </w:r>
+      <w:r>
+        <w:t>), a new As/S-ordered arsenate-</w:t>
+      </w:r>
+      <w:proofErr w:type="spellStart"/>
+      <w:r>
+        <w:t>sulfate</w:t>
+      </w:r>
+      <w:proofErr w:type="spellEnd"/>
+      <w:r>
+        <w:t xml:space="preserve"> mineral of fumarolic origin. </w:t>
       </w:r>
       <w:r>
         <w:rPr>
           <w:i/>
           <w:iCs/>
         </w:rPr>
-        <w:t xml:space="preserve">Mineralogy and Petrology</w:t>
+        <w:t>Mineralogy and Petrology</w:t>
       </w:r>
       <w:r>
         <w:t xml:space="preserve">. </w:t>
       </w:r>
-      <w:hyperlink w:history="1" r:id="rId97663u6zp-ej4fodamomt">
+      <w:hyperlink r:id="rId29" w:history="1">
         <w:r>
           <w:rPr>
             <w:rStyle w:val="Hyperlink"/>
           </w:rPr>
-          <w:t xml:space="preserve">https://doi.org/10.1007/s00710-022-00803-0</w:t>
+          <w:t>https://doi.org/10.1007/s00710-022-00803-0</w:t>
         </w:r>
       </w:hyperlink>
     </w:p>
     <w:p>
       <w:pPr>
-        <w:pStyle w:val="Reference"/>
+        <w:pStyle w:val="CVReference"/>
         <w:numPr>
           <w:ilvl w:val="0"/>
           <w:numId w:val="2"/>
         </w:numPr>
       </w:pPr>
       <w:r>
+        <w:lastRenderedPageBreak/>
         <w:t xml:space="preserve">Cui, M.-M., Su, B.-X., Wang, J., Wu, Y., </w:t>
       </w:r>
       <w:r>
@@ -2519,73 +3003,105 @@
           <w:b/>
           <w:bCs/>
         </w:rPr>
-        <w:t xml:space="preserve">Kutyrev, A.</w:t>
-      </w:r>
-      <w:r>
-        <w:t xml:space="preserve">, 2022. Early Paleozoic subduction fingerprints of the Paleo-Asian ocean in easternmost Central Asian Orogenic Belt (CAOB): Identification of the oldest Alaskan-type complex in the CAOB. </w:t>
+        <w:t>Kutyrev, A.</w:t>
+      </w:r>
+      <w:r>
+        <w:t xml:space="preserve">, 2022. Early </w:t>
+      </w:r>
+      <w:proofErr w:type="spellStart"/>
+      <w:r>
+        <w:t>Paleozoic</w:t>
+      </w:r>
+      <w:proofErr w:type="spellEnd"/>
+      <w:r>
+        <w:t xml:space="preserve"> subduction fingerprints of the Paleo-Asian ocean in easternmost Central Asian Orogenic Belt (CAOB): Identification of the oldest Alaskan-type complex in the CAOB. </w:t>
       </w:r>
       <w:r>
         <w:rPr>
           <w:i/>
           <w:iCs/>
         </w:rPr>
-        <w:t xml:space="preserve">GSA Bulletin</w:t>
+        <w:t>GSA Bulletin</w:t>
       </w:r>
       <w:r>
         <w:t xml:space="preserve">. </w:t>
       </w:r>
-      <w:hyperlink w:history="1" r:id="rId0brzeumxmauxrjecmrfjk">
+      <w:hyperlink r:id="rId30" w:history="1">
         <w:r>
           <w:rPr>
             <w:rStyle w:val="Hyperlink"/>
           </w:rPr>
-          <w:t xml:space="preserve">https://doi.org/10.1130/B36307.1</w:t>
+          <w:t>https://doi.org/10.1130/B36307.1</w:t>
         </w:r>
       </w:hyperlink>
     </w:p>
     <w:p>
       <w:pPr>
-        <w:pStyle w:val="Reference"/>
+        <w:pStyle w:val="CVReference"/>
         <w:numPr>
           <w:ilvl w:val="0"/>
           <w:numId w:val="2"/>
         </w:numPr>
       </w:pPr>
       <w:r>
-        <w:t xml:space="preserve">Nekrylov, N., Kamenetsky, V.S., Savelyev, D.P., Gorbach, N.V., Kontonikas-Charos, A., Palesskii, S.V., Shcherbakov, V.D., </w:t>
-      </w:r>
-      <w:r>
-        <w:rPr>
-          <w:b/>
-          <w:bCs/>
-        </w:rPr>
-        <w:t xml:space="preserve">Kutyrev, A.V.</w:t>
-      </w:r>
-      <w:r>
-        <w:t xml:space="preserve">, Savelyeva, O.L., Korneeva, A.A., Kozmenko, O.A., Zelenski, M.E., 2022. Platinum-group elements in Late Quaternary high-Mg basalts of eastern Kamchatka: Evidence for minor cryptic sulfide fractionation in primitive arc magmas. </w:t>
+        <w:t xml:space="preserve">Nekrylov, N., Kamenetsky, V.S., Savelyev, D.P., Gorbach, N.V., </w:t>
+      </w:r>
+      <w:proofErr w:type="spellStart"/>
+      <w:r>
+        <w:t>Kontonikas</w:t>
+      </w:r>
+      <w:proofErr w:type="spellEnd"/>
+      <w:r>
+        <w:t xml:space="preserve">-Charos, A., </w:t>
+      </w:r>
+      <w:proofErr w:type="spellStart"/>
+      <w:r>
+        <w:t>Palesskii</w:t>
+      </w:r>
+      <w:proofErr w:type="spellEnd"/>
+      <w:r>
+        <w:t xml:space="preserve">, S.V., Shcherbakov, V.D., </w:t>
+      </w:r>
+      <w:r>
+        <w:rPr>
+          <w:b/>
+          <w:bCs/>
+        </w:rPr>
+        <w:t>Kutyrev, A.V.</w:t>
+      </w:r>
+      <w:r>
+        <w:t xml:space="preserve">, Savelyeva, O.L., Korneeva, A.A., </w:t>
+      </w:r>
+      <w:proofErr w:type="spellStart"/>
+      <w:r>
+        <w:t>Kozmenko</w:t>
+      </w:r>
+      <w:proofErr w:type="spellEnd"/>
+      <w:r>
+        <w:t xml:space="preserve">, O.A., Zelenski, M.E., 2022. Platinum-group elements in Late Quaternary high-Mg basalts of eastern Kamchatka: Evidence for minor cryptic sulfide fractionation in primitive arc magmas. </w:t>
       </w:r>
       <w:r>
         <w:rPr>
           <w:i/>
           <w:iCs/>
         </w:rPr>
-        <w:t xml:space="preserve">Lithos</w:t>
+        <w:t>Lithos</w:t>
       </w:r>
       <w:r>
         <w:t xml:space="preserve">. </w:t>
       </w:r>
-      <w:hyperlink w:history="1" r:id="rIdia2mwdizqxbrypb0quwbu">
+      <w:hyperlink r:id="rId31" w:history="1">
         <w:r>
           <w:rPr>
             <w:rStyle w:val="Hyperlink"/>
           </w:rPr>
-          <w:t xml:space="preserve">https://doi.org/10.1016/j.lithos.2022.106608</w:t>
+          <w:t>https://doi.org/10.1016/j.lithos.2022.106608</w:t>
         </w:r>
       </w:hyperlink>
     </w:p>
     <w:p>
       <w:pPr>
-        <w:pStyle w:val="Reference"/>
+        <w:pStyle w:val="CVReference"/>
         <w:numPr>
           <w:ilvl w:val="0"/>
           <w:numId w:val="2"/>
@@ -2596,33 +3112,65 @@
           <w:b/>
           <w:bCs/>
         </w:rPr>
-        <w:t xml:space="preserve">Kutyrev, A.V.</w:t>
-      </w:r>
-      <w:r>
-        <w:t xml:space="preserve">, Kamenetsky, V.S., Park, J.-W., Maas, R., Demonterova, E.I., Antsiferova, T.N., Ivanov, A.V., Hwang, J., Abersteiner, A., Ozerov, A.Y., 2021. Primitive high-K intraoceanic arc magmas of Eastern Kamchatka: Implications for Paleo-Pacific tectonics and magmatism in the Cretaceous. </w:t>
+        <w:t>Kutyrev, A.V.</w:t>
+      </w:r>
+      <w:r>
+        <w:t xml:space="preserve">, Kamenetsky, V.S., Park, J.-W., Maas, R., </w:t>
+      </w:r>
+      <w:proofErr w:type="spellStart"/>
+      <w:r>
+        <w:t>Demonterova</w:t>
+      </w:r>
+      <w:proofErr w:type="spellEnd"/>
+      <w:r>
+        <w:t xml:space="preserve">, E.I., </w:t>
+      </w:r>
+      <w:proofErr w:type="spellStart"/>
+      <w:r>
+        <w:t>Antsiferova</w:t>
+      </w:r>
+      <w:proofErr w:type="spellEnd"/>
+      <w:r>
+        <w:t xml:space="preserve">, T.N., Ivanov, A.V., Hwang, J., </w:t>
+      </w:r>
+      <w:proofErr w:type="spellStart"/>
+      <w:r>
+        <w:t>Abersteiner</w:t>
+      </w:r>
+      <w:proofErr w:type="spellEnd"/>
+      <w:r>
+        <w:t xml:space="preserve">, A., Ozerov, A.Y., 2021. Primitive high-K </w:t>
+      </w:r>
+      <w:proofErr w:type="spellStart"/>
+      <w:r>
+        <w:t>intraoceanic</w:t>
+      </w:r>
+      <w:proofErr w:type="spellEnd"/>
+      <w:r>
+        <w:t xml:space="preserve"> arc magmas of Eastern Kamchatka: Implications for Paleo-Pacific tectonics and magmatism in the Cretaceous. </w:t>
       </w:r>
       <w:r>
         <w:rPr>
           <w:i/>
           <w:iCs/>
         </w:rPr>
-        <w:t xml:space="preserve">Earth-Science Reviews</w:t>
+        <w:t>Earth-Science Reviews</w:t>
       </w:r>
       <w:r>
         <w:t xml:space="preserve"> 220, 1-22. </w:t>
       </w:r>
-      <w:hyperlink w:history="1" r:id="rIdgjfvn_icnlkrs5_c_vhpa">
+      <w:hyperlink r:id="rId32" w:history="1">
         <w:r>
           <w:rPr>
             <w:rStyle w:val="Hyperlink"/>
           </w:rPr>
-          <w:t xml:space="preserve">https://doi.org/10.1016/j.earscirev.2021.103703</w:t>
+          <w:t>https://doi.org/10.1016/j.earscirev.2021.103703</w:t>
         </w:r>
       </w:hyperlink>
     </w:p>
     <w:p>
       <w:pPr>
-        <w:pStyle w:val="Reference"/>
+        <w:pStyle w:val="CVReference"/>
         <w:numPr>
           <w:ilvl w:val="0"/>
           <w:numId w:val="2"/>
@@ -2633,33 +3181,41 @@
           <w:b/>
           <w:bCs/>
         </w:rPr>
-        <w:t xml:space="preserve">Kutyrev, A.</w:t>
-      </w:r>
-      <w:r>
-        <w:t xml:space="preserve">, Zelenski, M., Nekrylov, N., Savelyev, D., Kontonikas-Charos, A., Kamenetsky, V.S., 2021. Noble metals in arc basaltic magmas worldwide: a case study of modern and pre-historic lavas of the Tolbachik volcano. </w:t>
+        <w:t>Kutyrev, A.</w:t>
+      </w:r>
+      <w:r>
+        <w:t xml:space="preserve">, Zelenski, M., Nekrylov, N., Savelyev, D., </w:t>
+      </w:r>
+      <w:proofErr w:type="spellStart"/>
+      <w:r>
+        <w:t>Kontonikas</w:t>
+      </w:r>
+      <w:proofErr w:type="spellEnd"/>
+      <w:r>
+        <w:t xml:space="preserve">-Charos, A., Kamenetsky, V.S., 2021. Noble metals in arc basaltic magmas worldwide: a case study of modern and pre-historic lavas of the Tolbachik volcano. </w:t>
       </w:r>
       <w:r>
         <w:rPr>
           <w:i/>
           <w:iCs/>
         </w:rPr>
-        <w:t xml:space="preserve">Frontiers in Earth Science</w:t>
+        <w:t>Frontiers in Earth Science</w:t>
       </w:r>
       <w:r>
         <w:t xml:space="preserve"> 9. </w:t>
       </w:r>
-      <w:hyperlink w:history="1" r:id="rId5nnafizu_7jzd8rl8l9cs">
+      <w:hyperlink r:id="rId33" w:history="1">
         <w:r>
           <w:rPr>
             <w:rStyle w:val="Hyperlink"/>
           </w:rPr>
-          <w:t xml:space="preserve">https://doi.org/10.3389/feart.2021.791465</w:t>
+          <w:t>https://doi.org/10.3389/feart.2021.791465</w:t>
         </w:r>
       </w:hyperlink>
     </w:p>
     <w:p>
       <w:pPr>
-        <w:pStyle w:val="Reference"/>
+        <w:pStyle w:val="CVReference"/>
         <w:numPr>
           <w:ilvl w:val="0"/>
           <w:numId w:val="2"/>
@@ -2670,33 +3226,49 @@
           <w:b/>
           <w:bCs/>
         </w:rPr>
-        <w:t xml:space="preserve">Kutyrev, A.V.</w:t>
-      </w:r>
-      <w:r>
-        <w:t xml:space="preserve">, Sidorov, E.G., Kamenetsky, V.S., Chubarov, V.M., Chayka, I.F., Abersteiner, A., 2021. Platinum mineralization and geochemistry of the Matysken zoned Ural-Alaskan type complex and related placer (Far East Russia). </w:t>
+        <w:t>Kutyrev, A.V.</w:t>
+      </w:r>
+      <w:r>
+        <w:t xml:space="preserve">, Sidorov, E.G., Kamenetsky, V.S., Chubarov, V.M., Chayka, I.F., </w:t>
+      </w:r>
+      <w:proofErr w:type="spellStart"/>
+      <w:r>
+        <w:t>Abersteiner</w:t>
+      </w:r>
+      <w:proofErr w:type="spellEnd"/>
+      <w:r>
+        <w:t xml:space="preserve">, A., 2021. Platinum mineralization and geochemistry of the </w:t>
+      </w:r>
+      <w:proofErr w:type="spellStart"/>
+      <w:r>
+        <w:t>Matysken</w:t>
+      </w:r>
+      <w:proofErr w:type="spellEnd"/>
+      <w:r>
+        <w:t xml:space="preserve"> zoned Ural-Alaskan type complex and related placer (Far East Russia). </w:t>
       </w:r>
       <w:r>
         <w:rPr>
           <w:i/>
           <w:iCs/>
         </w:rPr>
-        <w:t xml:space="preserve">Ore Geology Reviews</w:t>
+        <w:t>Ore Geology Reviews</w:t>
       </w:r>
       <w:r>
         <w:t xml:space="preserve"> 130, 1-17. </w:t>
       </w:r>
-      <w:hyperlink w:history="1" r:id="rIdq2cbr8iheyxpiqlqljzus">
+      <w:hyperlink r:id="rId34" w:history="1">
         <w:r>
           <w:rPr>
             <w:rStyle w:val="Hyperlink"/>
           </w:rPr>
-          <w:t xml:space="preserve">https://doi.org/10.1016/j.oregeorev.2020.103947</w:t>
+          <w:t>https://doi.org/10.1016/j.oregeorev.2020.103947</w:t>
         </w:r>
       </w:hyperlink>
     </w:p>
     <w:p>
       <w:pPr>
-        <w:pStyle w:val="Reference"/>
+        <w:pStyle w:val="CVReference"/>
         <w:numPr>
           <w:ilvl w:val="0"/>
           <w:numId w:val="2"/>
@@ -2710,33 +3282,65 @@
           <w:b/>
           <w:bCs/>
         </w:rPr>
-        <w:t xml:space="preserve">Kutyrev, A.V.</w:t>
-      </w:r>
-      <w:r>
-        <w:t xml:space="preserve">, Zhitova, E.S., Agakhanov, A.A., Sandimirova, E.I., Vymazalová, A., Chubarov, V.M., Zolotarev, A.A., 2021. Kufahrite, PtPb, a new mineral from Ledyanoy Creek placer, Galmoenan ultramafic complex, Koryak Highlands, Russia. </w:t>
+        <w:t>Kutyrev, A.V.</w:t>
+      </w:r>
+      <w:r>
+        <w:t xml:space="preserve">, Zhitova, E.S., Agakhanov, A.A., </w:t>
+      </w:r>
+      <w:proofErr w:type="spellStart"/>
+      <w:r>
+        <w:t>Sandimirova</w:t>
+      </w:r>
+      <w:proofErr w:type="spellEnd"/>
+      <w:r>
+        <w:t xml:space="preserve">, E.I., </w:t>
+      </w:r>
+      <w:proofErr w:type="spellStart"/>
+      <w:r>
+        <w:t>Vymazalová</w:t>
+      </w:r>
+      <w:proofErr w:type="spellEnd"/>
+      <w:r>
+        <w:t xml:space="preserve">, A., Chubarov, V.M., Zolotarev, A.A., 2021. Kufahrite, PtPb, a new mineral from </w:t>
+      </w:r>
+      <w:proofErr w:type="spellStart"/>
+      <w:r>
+        <w:t>Ledyanoy</w:t>
+      </w:r>
+      <w:proofErr w:type="spellEnd"/>
+      <w:r>
+        <w:t xml:space="preserve"> Creek placer, </w:t>
+      </w:r>
+      <w:proofErr w:type="spellStart"/>
+      <w:r>
+        <w:t>Galmoenan</w:t>
+      </w:r>
+      <w:proofErr w:type="spellEnd"/>
+      <w:r>
+        <w:t xml:space="preserve"> ultramafic complex, Koryak Highlands, Russia. </w:t>
       </w:r>
       <w:r>
         <w:rPr>
           <w:i/>
           <w:iCs/>
         </w:rPr>
-        <w:t xml:space="preserve">Mineralogical Magazine</w:t>
+        <w:t>Mineralogical Magazine</w:t>
       </w:r>
       <w:r>
         <w:t xml:space="preserve"> 85, 254-261. </w:t>
       </w:r>
-      <w:hyperlink w:history="1" r:id="rIdy75obya84wlaly698op9g">
+      <w:hyperlink r:id="rId35" w:history="1">
         <w:r>
           <w:rPr>
             <w:rStyle w:val="Hyperlink"/>
           </w:rPr>
-          <w:t xml:space="preserve">https://doi.org/10.1180/mgm.2021.18</w:t>
+          <w:t>https://doi.org/10.1180/mgm.2021.18</w:t>
         </w:r>
       </w:hyperlink>
     </w:p>
     <w:p>
       <w:pPr>
-        <w:pStyle w:val="Reference"/>
+        <w:pStyle w:val="CVReference"/>
         <w:numPr>
           <w:ilvl w:val="0"/>
           <w:numId w:val="2"/>
@@ -2750,33 +3354,57 @@
           <w:b/>
           <w:bCs/>
         </w:rPr>
-        <w:t xml:space="preserve">Kutyrev, A.V.</w:t>
-      </w:r>
-      <w:r>
-        <w:t xml:space="preserve">, Lepekhina, E.N., Sharpenok, L.N., Antonov, A.V., Kutyreva, M.E., 2021. Age of the dike complex in the dunite "core" of the Kamenushinsky clinopyroxenite-dunite massif, Ural Platinum belt, Middle Urals. </w:t>
+        <w:t>Kutyrev, A.V.</w:t>
+      </w:r>
+      <w:r>
+        <w:t xml:space="preserve">, </w:t>
+      </w:r>
+      <w:proofErr w:type="spellStart"/>
+      <w:r>
+        <w:t>Lepekhina</w:t>
+      </w:r>
+      <w:proofErr w:type="spellEnd"/>
+      <w:r>
+        <w:t xml:space="preserve">, E.N., </w:t>
+      </w:r>
+      <w:proofErr w:type="spellStart"/>
+      <w:r>
+        <w:t>Sharpenok</w:t>
+      </w:r>
+      <w:proofErr w:type="spellEnd"/>
+      <w:r>
+        <w:t xml:space="preserve">, L.N., Antonov, A.V., Kutyreva, M.E., 2021. Age of the dike complex in the dunite "core" of the </w:t>
+      </w:r>
+      <w:proofErr w:type="spellStart"/>
+      <w:r>
+        <w:t>Kamenushinsky</w:t>
+      </w:r>
+      <w:proofErr w:type="spellEnd"/>
+      <w:r>
+        <w:t xml:space="preserve"> clinopyroxenite-dunite massif, Ural Platinum belt, Middle Urals. </w:t>
       </w:r>
       <w:r>
         <w:rPr>
           <w:i/>
           <w:iCs/>
         </w:rPr>
-        <w:t xml:space="preserve">Geochemistry International</w:t>
+        <w:t>Geochemistry International</w:t>
       </w:r>
       <w:r>
         <w:t xml:space="preserve"> 59, 559-576. </w:t>
       </w:r>
-      <w:hyperlink w:history="1" r:id="rId91min_uwnodrd14hyvryk">
+      <w:hyperlink r:id="rId36" w:history="1">
         <w:r>
           <w:rPr>
             <w:rStyle w:val="Hyperlink"/>
           </w:rPr>
-          <w:t xml:space="preserve">https://doi.org/10.1134/s0016702921060094</w:t>
+          <w:t>https://doi.org/10.1134/s0016702921060094</w:t>
         </w:r>
       </w:hyperlink>
     </w:p>
     <w:p>
       <w:pPr>
-        <w:pStyle w:val="Reference"/>
+        <w:pStyle w:val="CVReference"/>
         <w:numPr>
           <w:ilvl w:val="0"/>
           <w:numId w:val="2"/>
@@ -2790,92 +3418,137 @@
           <w:b/>
           <w:bCs/>
         </w:rPr>
-        <w:t xml:space="preserve">Kutyrev, A.</w:t>
-      </w:r>
-      <w:r>
-        <w:t xml:space="preserve">, Chubarov, V., Zhitova, E., 2021. Platinum mineralization of the Epilchik Ural-Alaskan type zoned complex (Far East Russia). </w:t>
+        <w:t>Kutyrev, A.</w:t>
+      </w:r>
+      <w:r>
+        <w:t xml:space="preserve">, Chubarov, V., Zhitova, E., 2021. Platinum mineralization of the </w:t>
+      </w:r>
+      <w:proofErr w:type="spellStart"/>
+      <w:r>
+        <w:t>Epilchik</w:t>
+      </w:r>
+      <w:proofErr w:type="spellEnd"/>
+      <w:r>
+        <w:t xml:space="preserve"> Ural-Alaskan type zoned complex (Far East Russia). </w:t>
       </w:r>
       <w:r>
         <w:rPr>
           <w:i/>
           <w:iCs/>
         </w:rPr>
-        <w:t xml:space="preserve">Mineralium Deposita</w:t>
+        <w:t>Mineralium Deposita</w:t>
       </w:r>
       <w:r>
         <w:t xml:space="preserve"> 56, 143-160. </w:t>
       </w:r>
-      <w:hyperlink w:history="1" r:id="rIdovl2icfek9bwtk39var2t">
+      <w:hyperlink r:id="rId37" w:history="1">
         <w:r>
           <w:rPr>
             <w:rStyle w:val="Hyperlink"/>
           </w:rPr>
-          <w:t xml:space="preserve">https://doi.org/10.1007/s00126-020-01008-1</w:t>
+          <w:t>https://doi.org/10.1007/s00126-020-01008-1</w:t>
         </w:r>
       </w:hyperlink>
     </w:p>
     <w:p>
       <w:pPr>
-        <w:pStyle w:val="Reference"/>
+        <w:pStyle w:val="CVReference"/>
         <w:numPr>
           <w:ilvl w:val="0"/>
           <w:numId w:val="2"/>
         </w:numPr>
       </w:pPr>
-      <w:r>
-        <w:t xml:space="preserve">Ismagilova, R.M., Zhitova, E.S., Krivovichev, S.V., Sergeeva, A.V., Nuzhdaev, A.A., Anikin, L.P., Krzhizhanovskaya, M.G., Nazarova, M.A., Kupchinenko, A.N., Zolotarev, A.A., </w:t>
-      </w:r>
-      <w:r>
-        <w:rPr>
-          <w:b/>
-          <w:bCs/>
-        </w:rPr>
-        <w:t xml:space="preserve">Kutyrev, A.V.</w:t>
-      </w:r>
-      <w:r>
-        <w:t xml:space="preserve">, Bukhanova, D.S., Kuznetsov, R.A., Khanin, D.A., 2021. Phase evolution from volborthite, Cu</w:t>
+      <w:proofErr w:type="spellStart"/>
+      <w:r>
+        <w:t>Ismagilova</w:t>
+      </w:r>
+      <w:proofErr w:type="spellEnd"/>
+      <w:r>
+        <w:t xml:space="preserve">, R.M., </w:t>
+      </w:r>
+      <w:proofErr w:type="spellStart"/>
+      <w:r>
+        <w:t>Zhitova</w:t>
+      </w:r>
+      <w:proofErr w:type="spellEnd"/>
+      <w:r>
+        <w:t xml:space="preserve">, E.S., Krivovichev, S.V., Sergeeva, A.V., </w:t>
+      </w:r>
+      <w:proofErr w:type="spellStart"/>
+      <w:r>
+        <w:t>Nuzhdaev</w:t>
+      </w:r>
+      <w:proofErr w:type="spellEnd"/>
+      <w:r>
+        <w:t xml:space="preserve">, A.A., Anikin, L.P., </w:t>
+      </w:r>
+      <w:proofErr w:type="spellStart"/>
+      <w:r>
+        <w:t>Krzhizhanovskaya</w:t>
+      </w:r>
+      <w:proofErr w:type="spellEnd"/>
+      <w:r>
+        <w:t xml:space="preserve">, M.G., Nazarova, M.A., Kupchinenko, A.N., Zolotarev, A.A., </w:t>
+      </w:r>
+      <w:r>
+        <w:rPr>
+          <w:b/>
+          <w:bCs/>
+        </w:rPr>
+        <w:t>Kutyrev, A.V.</w:t>
+      </w:r>
+      <w:r>
+        <w:t xml:space="preserve">, </w:t>
+      </w:r>
+      <w:proofErr w:type="spellStart"/>
+      <w:r>
+        <w:t>Bukhanova</w:t>
+      </w:r>
+      <w:proofErr w:type="spellEnd"/>
+      <w:r>
+        <w:t>, D.S., Kuznetsov, R.A., Khanin, D.A., 2021. Phase evolution from volborthite, Cu</w:t>
       </w:r>
       <w:r>
         <w:rPr>
           <w:vertAlign w:val="subscript"/>
         </w:rPr>
-        <w:t xml:space="preserve">3</w:t>
-      </w:r>
-      <w:r>
-        <w:t xml:space="preserve">(V</w:t>
+        <w:t>3</w:t>
+      </w:r>
+      <w:r>
+        <w:t>(V</w:t>
       </w:r>
       <w:r>
         <w:rPr>
           <w:vertAlign w:val="subscript"/>
         </w:rPr>
-        <w:t xml:space="preserve">2</w:t>
-      </w:r>
-      <w:r>
-        <w:t xml:space="preserve">O</w:t>
+        <w:t>2</w:t>
+      </w:r>
+      <w:r>
+        <w:t>O</w:t>
       </w:r>
       <w:r>
         <w:rPr>
           <w:vertAlign w:val="subscript"/>
         </w:rPr>
-        <w:t xml:space="preserve">7</w:t>
-      </w:r>
-      <w:r>
-        <w:t xml:space="preserve">)(OH)</w:t>
+        <w:t>7</w:t>
+      </w:r>
+      <w:r>
+        <w:t>)(OH)</w:t>
       </w:r>
       <w:r>
         <w:rPr>
           <w:vertAlign w:val="subscript"/>
         </w:rPr>
-        <w:t xml:space="preserve">2</w:t>
-      </w:r>
-      <w:r>
-        <w:t xml:space="preserve">·2H</w:t>
+        <w:t>2</w:t>
+      </w:r>
+      <w:r>
+        <w:t>·2H</w:t>
       </w:r>
       <w:r>
         <w:rPr>
           <w:vertAlign w:val="subscript"/>
         </w:rPr>
-        <w:t xml:space="preserve">2</w:t>
+        <w:t>2</w:t>
       </w:r>
       <w:r>
         <w:t xml:space="preserve">O, upon heat treatment. </w:t>
@@ -2885,63 +3558,87 @@
           <w:i/>
           <w:iCs/>
         </w:rPr>
-        <w:t xml:space="preserve">Minerals</w:t>
+        <w:t>Minerals</w:t>
       </w:r>
       <w:r>
         <w:t xml:space="preserve"> 11, 1312. </w:t>
       </w:r>
-      <w:hyperlink w:history="1" r:id="rIdq-t4n73u2zrcui8nuicvh">
+      <w:hyperlink r:id="rId38" w:history="1">
         <w:r>
           <w:rPr>
             <w:rStyle w:val="Hyperlink"/>
           </w:rPr>
-          <w:t xml:space="preserve">https://doi.org/10.3390/min11121312</w:t>
+          <w:t>https://doi.org/10.3390/min11121312</w:t>
         </w:r>
       </w:hyperlink>
     </w:p>
     <w:p>
       <w:pPr>
-        <w:pStyle w:val="Reference"/>
+        <w:pStyle w:val="CVReference"/>
         <w:numPr>
           <w:ilvl w:val="0"/>
           <w:numId w:val="2"/>
         </w:numPr>
       </w:pPr>
       <w:r>
-        <w:t xml:space="preserve">Saveliev, D.E., Shilovskikh, V.V., Sergeev, S.N., </w:t>
-      </w:r>
-      <w:r>
-        <w:rPr>
-          <w:b/>
-          <w:bCs/>
-        </w:rPr>
-        <w:t xml:space="preserve">Kutyrev, A.V.</w:t>
-      </w:r>
-      <w:r>
-        <w:t xml:space="preserve">, 2021. Chromian spinel neomineralisations and the microstructure of plastically deformed ophiolitic peridotites (Kraka massifs, Southern Urals, Russia). </w:t>
+        <w:t xml:space="preserve">Saveliev, D.E., </w:t>
+      </w:r>
+      <w:proofErr w:type="spellStart"/>
+      <w:r>
+        <w:t>Shilovskikh</w:t>
+      </w:r>
+      <w:proofErr w:type="spellEnd"/>
+      <w:r>
+        <w:t xml:space="preserve">, V.V., Sergeev, S.N., </w:t>
+      </w:r>
+      <w:r>
+        <w:rPr>
+          <w:b/>
+          <w:bCs/>
+        </w:rPr>
+        <w:t>Kutyrev, A.V.</w:t>
+      </w:r>
+      <w:r>
+        <w:t xml:space="preserve">, 2021. </w:t>
+      </w:r>
+      <w:proofErr w:type="spellStart"/>
+      <w:r>
+        <w:t>Chromian</w:t>
+      </w:r>
+      <w:proofErr w:type="spellEnd"/>
+      <w:r>
+        <w:t xml:space="preserve"> spinel </w:t>
+      </w:r>
+      <w:proofErr w:type="spellStart"/>
+      <w:r>
+        <w:t>neomineralisations</w:t>
+      </w:r>
+      <w:proofErr w:type="spellEnd"/>
+      <w:r>
+        <w:t xml:space="preserve"> and the microstructure of plastically deformed ophiolitic peridotites (Kraka massifs, Southern Urals, Russia). </w:t>
       </w:r>
       <w:r>
         <w:rPr>
           <w:i/>
           <w:iCs/>
         </w:rPr>
-        <w:t xml:space="preserve">Mineralogy and Petrology</w:t>
+        <w:t>Mineralogy and Petrology</w:t>
       </w:r>
       <w:r>
         <w:t xml:space="preserve"> 115, 411-430. </w:t>
       </w:r>
-      <w:hyperlink w:history="1" r:id="rIdyopaespjvglyuyhep4wsc">
+      <w:hyperlink r:id="rId39" w:history="1">
         <w:r>
           <w:rPr>
             <w:rStyle w:val="Hyperlink"/>
           </w:rPr>
-          <w:t xml:space="preserve">https://doi.org/10.1007/s00710-021-00748-w</w:t>
+          <w:t>https://doi.org/10.1007/s00710-021-00748-w</w:t>
         </w:r>
       </w:hyperlink>
     </w:p>
     <w:p>
       <w:pPr>
-        <w:pStyle w:val="Reference"/>
+        <w:pStyle w:val="CVReference"/>
         <w:numPr>
           <w:ilvl w:val="0"/>
           <w:numId w:val="2"/>
@@ -2952,73 +3649,145 @@
           <w:b/>
           <w:bCs/>
         </w:rPr>
-        <w:t xml:space="preserve">Kutyrev, A.V.</w:t>
-      </w:r>
-      <w:r>
-        <w:t xml:space="preserve">, Kamenetsky, V.S., Sidorov, E.G., Abersteiner, A., Chubarov, V.M., 2020. Silicate inclusions in isoferroplatinum: Constraints on the origin of platinum mineralization in podiform chromitites. </w:t>
+        <w:t>Kutyrev, A.V.</w:t>
+      </w:r>
+      <w:r>
+        <w:t xml:space="preserve">, Kamenetsky, V.S., Sidorov, E.G., </w:t>
+      </w:r>
+      <w:proofErr w:type="spellStart"/>
+      <w:r>
+        <w:t>Abersteiner</w:t>
+      </w:r>
+      <w:proofErr w:type="spellEnd"/>
+      <w:r>
+        <w:t xml:space="preserve">, A., Chubarov, V.M., 2020. Silicate inclusions in isoferroplatinum: Constraints on the origin of platinum mineralization in podiform chromitites. </w:t>
       </w:r>
       <w:r>
         <w:rPr>
           <w:i/>
           <w:iCs/>
         </w:rPr>
-        <w:t xml:space="preserve">Ore Geology Reviews</w:t>
+        <w:t>Ore Geology Reviews</w:t>
       </w:r>
       <w:r>
         <w:t xml:space="preserve"> 119, 1-13. </w:t>
       </w:r>
-      <w:hyperlink w:history="1" r:id="rId3bqvqwz7cfnk_7nvs3hzk">
+      <w:hyperlink r:id="rId40" w:history="1">
         <w:r>
           <w:rPr>
             <w:rStyle w:val="Hyperlink"/>
           </w:rPr>
-          <w:t xml:space="preserve">https://doi.org/10.1016/j.oregeorev.2020.103367</w:t>
+          <w:t>https://doi.org/10.1016/j.oregeorev.2020.103367</w:t>
         </w:r>
       </w:hyperlink>
     </w:p>
     <w:p>
       <w:pPr>
-        <w:pStyle w:val="Reference"/>
+        <w:pStyle w:val="CVReference"/>
         <w:numPr>
           <w:ilvl w:val="0"/>
           <w:numId w:val="2"/>
         </w:numPr>
       </w:pPr>
       <w:r>
-        <w:t xml:space="preserve">Chayka, I.F., Sobolev, A.V., Izokh, A.E., Batanova, V.G., Krasheninnikov, S.P., Chervyakovskaya, M.V., Kontonikas-Charos, A., </w:t>
-      </w:r>
-      <w:r>
-        <w:rPr>
-          <w:b/>
-          <w:bCs/>
-        </w:rPr>
-        <w:t xml:space="preserve">Kutyrev, A.</w:t>
-      </w:r>
-      <w:r>
-        <w:t xml:space="preserve">, Lobastov, B., Chervyakovskiy, V., 2020. Fingerprints of Kamafugite-Like Magmas in Mesozoic Lamproites of the Aldan Shield: Evidence from Olivine and Olivine-Hosted Inclusions. </w:t>
+        <w:t xml:space="preserve">Chayka, I.F., Sobolev, A.V., </w:t>
+      </w:r>
+      <w:proofErr w:type="spellStart"/>
+      <w:r>
+        <w:t>Izokh</w:t>
+      </w:r>
+      <w:proofErr w:type="spellEnd"/>
+      <w:r>
+        <w:t xml:space="preserve">, A.E., </w:t>
+      </w:r>
+      <w:proofErr w:type="spellStart"/>
+      <w:r>
+        <w:t>Batanova</w:t>
+      </w:r>
+      <w:proofErr w:type="spellEnd"/>
+      <w:r>
+        <w:t xml:space="preserve">, V.G., </w:t>
+      </w:r>
+      <w:proofErr w:type="spellStart"/>
+      <w:r>
+        <w:t>Krasheninnikov</w:t>
+      </w:r>
+      <w:proofErr w:type="spellEnd"/>
+      <w:r>
+        <w:t xml:space="preserve">, S.P., </w:t>
+      </w:r>
+      <w:proofErr w:type="spellStart"/>
+      <w:r>
+        <w:t>Chervyakovskaya</w:t>
+      </w:r>
+      <w:proofErr w:type="spellEnd"/>
+      <w:r>
+        <w:t xml:space="preserve">, M.V., </w:t>
+      </w:r>
+      <w:proofErr w:type="spellStart"/>
+      <w:r>
+        <w:t>Kontonikas</w:t>
+      </w:r>
+      <w:proofErr w:type="spellEnd"/>
+      <w:r>
+        <w:t xml:space="preserve">-Charos, A., </w:t>
+      </w:r>
+      <w:r>
+        <w:rPr>
+          <w:b/>
+          <w:bCs/>
+        </w:rPr>
+        <w:t>Kutyrev, A.</w:t>
+      </w:r>
+      <w:r>
+        <w:t xml:space="preserve">, </w:t>
+      </w:r>
+      <w:proofErr w:type="spellStart"/>
+      <w:r>
+        <w:t>Lobastov</w:t>
+      </w:r>
+      <w:proofErr w:type="spellEnd"/>
+      <w:r>
+        <w:t xml:space="preserve">, B., </w:t>
+      </w:r>
+      <w:proofErr w:type="spellStart"/>
+      <w:r>
+        <w:t>Chervyakovskiy</w:t>
+      </w:r>
+      <w:proofErr w:type="spellEnd"/>
+      <w:r>
+        <w:t xml:space="preserve">, V., 2020. Fingerprints of </w:t>
+      </w:r>
+      <w:proofErr w:type="spellStart"/>
+      <w:r>
+        <w:t>Kamafugite</w:t>
+      </w:r>
+      <w:proofErr w:type="spellEnd"/>
+      <w:r>
+        <w:t xml:space="preserve">-Like Magmas in Mesozoic Lamproites of the Aldan Shield: Evidence from Olivine and Olivine-Hosted Inclusions. </w:t>
       </w:r>
       <w:r>
         <w:rPr>
           <w:i/>
           <w:iCs/>
         </w:rPr>
-        <w:t xml:space="preserve">Minerals</w:t>
+        <w:t>Minerals</w:t>
       </w:r>
       <w:r>
         <w:t xml:space="preserve"> 10, 1-30. </w:t>
       </w:r>
-      <w:hyperlink w:history="1" r:id="rIdxjtqp1occ1pn2stj3mmen">
+      <w:hyperlink r:id="rId41" w:history="1">
         <w:r>
           <w:rPr>
             <w:rStyle w:val="Hyperlink"/>
           </w:rPr>
-          <w:t xml:space="preserve">https://doi.org/10.3390/min10040337</w:t>
+          <w:t>https://doi.org/10.3390/min10040337</w:t>
         </w:r>
       </w:hyperlink>
     </w:p>
     <w:p>
       <w:pPr>
-        <w:pStyle w:val="Reference"/>
+        <w:pStyle w:val="CVReference"/>
         <w:numPr>
           <w:ilvl w:val="0"/>
           <w:numId w:val="2"/>
@@ -3032,33 +3801,57 @@
           <w:b/>
           <w:bCs/>
         </w:rPr>
-        <w:t xml:space="preserve">Kutyrev, A.V.</w:t>
-      </w:r>
-      <w:r>
-        <w:t xml:space="preserve">, Sharpenok, L.N., Nabiullin, F.M., Troshkina, A.N., 2020. Mineralogical and geochemical evidence for granite metasomatism in dikes in the north of the Berezovskoe Ore field (Middle Urals). </w:t>
+        <w:t>Kutyrev, A.V.</w:t>
+      </w:r>
+      <w:r>
+        <w:t xml:space="preserve">, </w:t>
+      </w:r>
+      <w:proofErr w:type="spellStart"/>
+      <w:r>
+        <w:t>Sharpenok</w:t>
+      </w:r>
+      <w:proofErr w:type="spellEnd"/>
+      <w:r>
+        <w:t xml:space="preserve">, L.N., </w:t>
+      </w:r>
+      <w:proofErr w:type="spellStart"/>
+      <w:r>
+        <w:t>Nabiullin</w:t>
+      </w:r>
+      <w:proofErr w:type="spellEnd"/>
+      <w:r>
+        <w:t xml:space="preserve">, F.M., </w:t>
+      </w:r>
+      <w:proofErr w:type="spellStart"/>
+      <w:r>
+        <w:t>Troshkina</w:t>
+      </w:r>
+      <w:proofErr w:type="spellEnd"/>
+      <w:r>
+        <w:t xml:space="preserve">, A.N., 2020. Mineralogical and geochemical evidence for granite metasomatism in dikes in the north of the Berezovskoe Ore field (Middle Urals). </w:t>
       </w:r>
       <w:r>
         <w:rPr>
           <w:i/>
           <w:iCs/>
         </w:rPr>
-        <w:t xml:space="preserve">Russian Geology and Geophysics</w:t>
+        <w:t>Russian Geology and Geophysics</w:t>
       </w:r>
       <w:r>
         <w:t xml:space="preserve"> 61, 809-827. </w:t>
       </w:r>
-      <w:hyperlink w:history="1" r:id="rId4zj7gamutb4asyqv_iaez">
+      <w:hyperlink r:id="rId42" w:history="1">
         <w:r>
           <w:rPr>
             <w:rStyle w:val="Hyperlink"/>
           </w:rPr>
-          <w:t xml:space="preserve">https://doi.org/10.15372/RGG2019176</w:t>
+          <w:t>https://doi.org/10.15372/RGG2019176</w:t>
         </w:r>
       </w:hyperlink>
     </w:p>
     <w:p>
       <w:pPr>
-        <w:pStyle w:val="Reference"/>
+        <w:pStyle w:val="CVReference"/>
         <w:numPr>
           <w:ilvl w:val="0"/>
           <w:numId w:val="2"/>
@@ -3069,39 +3862,48 @@
           <w:b/>
           <w:bCs/>
         </w:rPr>
-        <w:t xml:space="preserve">Kutyrev, A.V.</w:t>
-      </w:r>
-      <w:r>
-        <w:t xml:space="preserve">, Zhirnova, T.S., 2019. Concentrically-zoned massifs of the Tamanvayam group (Koryak-Kamchatka Platiniferous Belt): structure, age, petrological and geochemical aspects. </w:t>
+        <w:t>Kutyrev, A.V.</w:t>
+      </w:r>
+      <w:r>
+        <w:t xml:space="preserve">, Zhirnova, T.S., 2019. Concentrically-zoned massifs of the </w:t>
+      </w:r>
+      <w:proofErr w:type="spellStart"/>
+      <w:r>
+        <w:t>Tamanvayam</w:t>
+      </w:r>
+      <w:proofErr w:type="spellEnd"/>
+      <w:r>
+        <w:t xml:space="preserve"> group (Koryak-Kamchatka Platiniferous Belt): structure, age, petrological and geochemical aspects. </w:t>
       </w:r>
       <w:r>
         <w:rPr>
           <w:i/>
           <w:iCs/>
         </w:rPr>
-        <w:t xml:space="preserve">Russian Journal of Pacific Geology</w:t>
+        <w:t>Russian Journal of Pacific Geology</w:t>
       </w:r>
       <w:r>
         <w:t xml:space="preserve"> 13, 350-363. </w:t>
       </w:r>
-      <w:hyperlink w:history="1" r:id="rIdb2knuuhea00qmsgnjuovc">
+      <w:hyperlink r:id="rId43" w:history="1">
         <w:r>
           <w:rPr>
             <w:rStyle w:val="Hyperlink"/>
           </w:rPr>
-          <w:t xml:space="preserve">https://doi.org/10.1134/S1819714019040031</w:t>
+          <w:t>https://doi.org/10.1134/S1819714019040031</w:t>
         </w:r>
       </w:hyperlink>
     </w:p>
     <w:p>
       <w:pPr>
-        <w:pStyle w:val="Reference"/>
+        <w:pStyle w:val="CVReference"/>
         <w:numPr>
           <w:ilvl w:val="0"/>
           <w:numId w:val="2"/>
         </w:numPr>
       </w:pPr>
       <w:r>
+        <w:lastRenderedPageBreak/>
         <w:t xml:space="preserve">Sidorov, E.G., </w:t>
       </w:r>
       <w:r>
@@ -3109,33 +3911,41 @@
           <w:b/>
           <w:bCs/>
         </w:rPr>
-        <w:t xml:space="preserve">Kutyrev, A.V.</w:t>
-      </w:r>
-      <w:r>
-        <w:t xml:space="preserve">, Zhitova, E.S., Chubarov, V.M., Khanin, D.A., 2019. Origin of platinum-group mineral assemblages from placers in rivers draining from the Ural-Alaskan type Itchayvayamsky ultramafics, Far East Russia. </w:t>
+        <w:t>Kutyrev, A.V.</w:t>
+      </w:r>
+      <w:r>
+        <w:t xml:space="preserve">, Zhitova, E.S., Chubarov, V.M., Khanin, D.A., 2019. Origin of platinum-group mineral assemblages from placers in rivers draining from the Ural-Alaskan type </w:t>
+      </w:r>
+      <w:proofErr w:type="spellStart"/>
+      <w:r>
+        <w:t>Itchayvayamsky</w:t>
+      </w:r>
+      <w:proofErr w:type="spellEnd"/>
+      <w:r>
+        <w:t xml:space="preserve"> ultramafics, Far East Russia. </w:t>
       </w:r>
       <w:r>
         <w:rPr>
           <w:i/>
           <w:iCs/>
         </w:rPr>
-        <w:t xml:space="preserve">Canadian Mineralogist</w:t>
+        <w:t>Canadian Mineralogist</w:t>
       </w:r>
       <w:r>
         <w:t xml:space="preserve"> 57, 91-104. </w:t>
       </w:r>
-      <w:hyperlink w:history="1" r:id="rIddsc9oah11bpdxvdbf63py">
+      <w:hyperlink r:id="rId44" w:history="1">
         <w:r>
           <w:rPr>
             <w:rStyle w:val="Hyperlink"/>
           </w:rPr>
-          <w:t xml:space="preserve">https://doi.org/10.3749/canmin.1800040</w:t>
+          <w:t>https://doi.org/10.3749/canmin.1800040</w:t>
         </w:r>
       </w:hyperlink>
     </w:p>
     <w:p>
       <w:pPr>
-        <w:pStyle w:val="Reference"/>
+        <w:pStyle w:val="CVReference"/>
         <w:numPr>
           <w:ilvl w:val="0"/>
           <w:numId w:val="2"/>
@@ -3146,27 +3956,35 @@
           <w:b/>
           <w:bCs/>
         </w:rPr>
-        <w:t xml:space="preserve">Kutyrev, A.V.</w:t>
-      </w:r>
-      <w:r>
-        <w:t xml:space="preserve">, Sidorov, E.G., Antonov, A.V., Chubarov, V.M., 2018. Platinum-group mineral assemblage of the Prizhimny Creek (Koryak Highland). </w:t>
+        <w:t>Kutyrev, A.V.</w:t>
+      </w:r>
+      <w:r>
+        <w:t xml:space="preserve">, Sidorov, E.G., Antonov, A.V., Chubarov, V.M., 2018. Platinum-group mineral assemblage of the </w:t>
+      </w:r>
+      <w:proofErr w:type="spellStart"/>
+      <w:r>
+        <w:t>Prizhimny</w:t>
+      </w:r>
+      <w:proofErr w:type="spellEnd"/>
+      <w:r>
+        <w:t xml:space="preserve"> Creek (Koryak Highland). </w:t>
       </w:r>
       <w:r>
         <w:rPr>
           <w:i/>
           <w:iCs/>
         </w:rPr>
-        <w:t xml:space="preserve">Russian Geology and Geophysics</w:t>
+        <w:t>Russian Geology and Geophysics</w:t>
       </w:r>
       <w:r>
         <w:t xml:space="preserve"> 59, 935-944. </w:t>
       </w:r>
-      <w:hyperlink w:history="1" r:id="rIdpp-nz9dljlxn-m_wix7gc">
+      <w:hyperlink r:id="rId45" w:history="1">
         <w:r>
           <w:rPr>
             <w:rStyle w:val="Hyperlink"/>
           </w:rPr>
-          <w:t xml:space="preserve">https://doi.org/10.1016/j.rgg.2018.07.014</w:t>
+          <w:t>https://doi.org/10.1016/j.rgg.2018.07.014</w:t>
         </w:r>
       </w:hyperlink>
     </w:p>
@@ -3175,12 +3993,12 @@
         <w:pStyle w:val="Heading2"/>
       </w:pPr>
       <w:r>
-        <w:t xml:space="preserve">Under review</w:t>
-      </w:r>
-    </w:p>
-    <w:p>
-      <w:pPr>
-        <w:pStyle w:val="Reference"/>
+        <w:t>Under review</w:t>
+      </w:r>
+    </w:p>
+    <w:p>
+      <w:pPr>
+        <w:pStyle w:val="CVReference"/>
         <w:numPr>
           <w:ilvl w:val="0"/>
           <w:numId w:val="3"/>
@@ -3191,7 +4009,7 @@
           <w:b/>
           <w:bCs/>
         </w:rPr>
-        <w:t xml:space="preserve">Kutyrev, A.</w:t>
+        <w:t>Kutyrev, A.</w:t>
       </w:r>
       <w:r>
         <w:t xml:space="preserve">, Maier, W., Karinen, T., Barnes, S.-J., Hayes, B., Savard, D., Virtanen, V., Booth, C., Muir, D. Petrogenesis of the Akanvaara layered intrusion, Finnish Lapland. </w:t>
@@ -3201,15 +4019,15 @@
           <w:i/>
           <w:iCs/>
         </w:rPr>
-        <w:t xml:space="preserve">Journal of Petrology</w:t>
-      </w:r>
-      <w:r>
-        <w:t xml:space="preserve">, under review.</w:t>
-      </w:r>
-    </w:p>
-    <w:p>
-      <w:pPr>
-        <w:pStyle w:val="Reference"/>
+        <w:t>Journal of Petrology</w:t>
+      </w:r>
+      <w:r>
+        <w:t>, under review.</w:t>
+      </w:r>
+    </w:p>
+    <w:p>
+      <w:pPr>
+        <w:pStyle w:val="CVReference"/>
         <w:numPr>
           <w:ilvl w:val="0"/>
           <w:numId w:val="3"/>
@@ -3220,25 +4038,33 @@
           <w:b/>
           <w:bCs/>
         </w:rPr>
-        <w:t xml:space="preserve">Kutyrev, A.</w:t>
-      </w:r>
-      <w:r>
-        <w:t xml:space="preserve">, Bundtzen, T.K., Yakubovich, O.V., Chayka, I.F. Recognizing overlooked Ural-Alaskan-type complexes in ophiolitic belts: the Mount Hurst case, Alaska. </w:t>
+        <w:t>Kutyrev, A.</w:t>
+      </w:r>
+      <w:r>
+        <w:t xml:space="preserve">, </w:t>
+      </w:r>
+      <w:proofErr w:type="spellStart"/>
+      <w:r>
+        <w:t>Bundtzen</w:t>
+      </w:r>
+      <w:proofErr w:type="spellEnd"/>
+      <w:r>
+        <w:t xml:space="preserve">, T.K., Yakubovich, O.V., Chayka, I.F. Recognizing overlooked Ural-Alaskan-type complexes in ophiolitic belts: the Mount Hurst case, Alaska. </w:t>
       </w:r>
       <w:r>
         <w:rPr>
           <w:i/>
           <w:iCs/>
         </w:rPr>
-        <w:t xml:space="preserve">Mineralium Deposita</w:t>
-      </w:r>
-      <w:r>
-        <w:t xml:space="preserve">, under review.</w:t>
-      </w:r>
-    </w:p>
-    <w:p>
-      <w:pPr>
-        <w:pStyle w:val="Reference"/>
+        <w:t>Mineralium Deposita</w:t>
+      </w:r>
+      <w:r>
+        <w:t>, under review.</w:t>
+      </w:r>
+    </w:p>
+    <w:p>
+      <w:pPr>
+        <w:pStyle w:val="CVReference"/>
         <w:numPr>
           <w:ilvl w:val="0"/>
           <w:numId w:val="3"/>
@@ -3252,20 +4078,44 @@
           <w:b/>
           <w:bCs/>
         </w:rPr>
-        <w:t xml:space="preserve">Kutyrev, A.</w:t>
-      </w:r>
-      <w:r>
-        <w:t xml:space="preserve">, Petrenko, D., Zhitova, L., Shevko, A., Gora, M., Kalugin, V., Shvedov, G., Izokh, A., Yudovskaya, M. Fluid-mediated PGE enrichment of magmatic low-sulfide ores as modelled for the Norilsk deposits. </w:t>
+        <w:t>Kutyrev, A.</w:t>
+      </w:r>
+      <w:r>
+        <w:t xml:space="preserve">, Petrenko, D., </w:t>
+      </w:r>
+      <w:proofErr w:type="spellStart"/>
+      <w:r>
+        <w:t>Zhitova</w:t>
+      </w:r>
+      <w:proofErr w:type="spellEnd"/>
+      <w:r>
+        <w:t xml:space="preserve">, L., </w:t>
+      </w:r>
+      <w:proofErr w:type="spellStart"/>
+      <w:r>
+        <w:t>Shevko</w:t>
+      </w:r>
+      <w:proofErr w:type="spellEnd"/>
+      <w:r>
+        <w:t xml:space="preserve">, A., Gora, M., Kalugin, V., Shvedov, G., </w:t>
+      </w:r>
+      <w:proofErr w:type="spellStart"/>
+      <w:r>
+        <w:t>Izokh</w:t>
+      </w:r>
+      <w:proofErr w:type="spellEnd"/>
+      <w:r>
+        <w:t xml:space="preserve">, A., Yudovskaya, M. Fluid-mediated PGE enrichment of magmatic low-sulfide ores as modelled for the Norilsk deposits. </w:t>
       </w:r>
       <w:r>
         <w:rPr>
           <w:i/>
           <w:iCs/>
         </w:rPr>
-        <w:t xml:space="preserve">Geology</w:t>
-      </w:r>
-      <w:r>
-        <w:t xml:space="preserve">, under review.</w:t>
+        <w:t>Geology</w:t>
+      </w:r>
+      <w:r>
+        <w:t>, under review.</w:t>
       </w:r>
     </w:p>
     <w:p>
@@ -3273,12 +4123,12 @@
         <w:pStyle w:val="Heading2"/>
       </w:pPr>
       <w:r>
-        <w:t xml:space="preserve">Datasets and code</w:t>
-      </w:r>
-    </w:p>
-    <w:p>
-      <w:pPr>
-        <w:pStyle w:val="Reference"/>
+        <w:t>Datasets and code</w:t>
+      </w:r>
+    </w:p>
+    <w:p>
+      <w:pPr>
+        <w:pStyle w:val="CVReference"/>
         <w:numPr>
           <w:ilvl w:val="0"/>
           <w:numId w:val="4"/>
@@ -3289,23 +4139,23 @@
           <w:b/>
           <w:bCs/>
         </w:rPr>
-        <w:t xml:space="preserve">Kutyrev, A.V.</w:t>
+        <w:t>Kutyrev, A.V.</w:t>
       </w:r>
       <w:r>
         <w:t xml:space="preserve">, Maier, W.D., Karinen, T., Barnes, S.J., Savard, D., 2025. Whole-rock geochemical dataset of the Akanvaara layered intrusion, Lapland, Finland. Dataset deposited with the Interdisciplinary Earth Data Alliance (IEDA). </w:t>
       </w:r>
-      <w:hyperlink w:history="1" r:id="rId_845jgdjieixsj2frqdez">
+      <w:hyperlink r:id="rId46" w:history="1">
         <w:r>
           <w:rPr>
             <w:rStyle w:val="Hyperlink"/>
           </w:rPr>
-          <w:t xml:space="preserve">https://doi.org/10.60520/IEDA/113569</w:t>
+          <w:t>https://doi.org/10.60520/IEDA/113569</w:t>
         </w:r>
       </w:hyperlink>
     </w:p>
     <w:p>
       <w:pPr>
-        <w:pStyle w:val="Reference"/>
+        <w:pStyle w:val="CVReference"/>
         <w:numPr>
           <w:ilvl w:val="0"/>
           <w:numId w:val="4"/>
@@ -3319,41 +4169,57 @@
           <w:b/>
           <w:bCs/>
         </w:rPr>
-        <w:t xml:space="preserve">Kutyrev, A.</w:t>
-      </w:r>
-      <w:r>
-        <w:t xml:space="preserve">, Wermeille, D., 2025. Iridium L</w:t>
+        <w:t>Kutyrev, A.</w:t>
+      </w:r>
+      <w:r>
+        <w:t xml:space="preserve">, </w:t>
+      </w:r>
+      <w:proofErr w:type="spellStart"/>
+      <w:r>
+        <w:t>Wermeille</w:t>
+      </w:r>
+      <w:proofErr w:type="spellEnd"/>
+      <w:r>
+        <w:t>, D., 2025. Iridium L</w:t>
       </w:r>
       <w:r>
         <w:rPr>
           <w:vertAlign w:val="subscript"/>
         </w:rPr>
-        <w:t xml:space="preserve">3</w:t>
-      </w:r>
-      <w:r>
-        <w:t xml:space="preserve">-edge XAS dataset of natural Ir-O phase, comprising IrO</w:t>
+        <w:t>3</w:t>
+      </w:r>
+      <w:r>
+        <w:t>-edge XAS dataset of natural Ir-O phase, comprising IrO</w:t>
       </w:r>
       <w:r>
         <w:rPr>
           <w:vertAlign w:val="subscript"/>
         </w:rPr>
-        <w:t xml:space="preserve">2</w:t>
-      </w:r>
-      <w:r>
-        <w:t xml:space="preserve"> [Dataset]. Zenodo. </w:t>
-      </w:r>
-      <w:hyperlink w:history="1" r:id="rIdsu2ouqglafilk0weioarx">
+        <w:t>2</w:t>
+      </w:r>
+      <w:r>
+        <w:t xml:space="preserve"> [Dataset]. </w:t>
+      </w:r>
+      <w:proofErr w:type="spellStart"/>
+      <w:r>
+        <w:t>Zenodo</w:t>
+      </w:r>
+      <w:proofErr w:type="spellEnd"/>
+      <w:r>
+        <w:t xml:space="preserve">. </w:t>
+      </w:r>
+      <w:hyperlink r:id="rId47" w:history="1">
         <w:r>
           <w:rPr>
             <w:rStyle w:val="Hyperlink"/>
           </w:rPr>
-          <w:t xml:space="preserve">https://doi.org/10.5281/zenodo.15650871</w:t>
+          <w:t>https://doi.org/10.5281/zenodo.15650871</w:t>
         </w:r>
       </w:hyperlink>
     </w:p>
     <w:p>
       <w:pPr>
-        <w:pStyle w:val="Reference"/>
+        <w:pStyle w:val="CVReference"/>
         <w:numPr>
           <w:ilvl w:val="0"/>
           <w:numId w:val="4"/>
@@ -3367,23 +4233,31 @@
           <w:b/>
           <w:bCs/>
         </w:rPr>
-        <w:t xml:space="preserve">Kutyrev, A.V.</w:t>
-      </w:r>
-      <w:r>
-        <w:t xml:space="preserve">, Baykov, N.I., Barnes, S., Savard, D., Alexei, I.V., 2025. Major, trace, and platinum-group elements in the Late Cretaceous arc volcano-plutonic complex of the Tumrok Range, eastern Kamchatka, Version 1.0. Interdisciplinary Earth Data Alliance (IEDA). </w:t>
-      </w:r>
-      <w:hyperlink w:history="1" r:id="rIdkepywfbyie9de6ymw9anx">
+        <w:t>Kutyrev, A.V.</w:t>
+      </w:r>
+      <w:r>
+        <w:t xml:space="preserve">, Baykov, N.I., Barnes, S., Savard, D., Alexei, I.V., 2025. Major, trace, and platinum-group elements in the Late Cretaceous arc volcano-plutonic complex of the </w:t>
+      </w:r>
+      <w:proofErr w:type="spellStart"/>
+      <w:r>
+        <w:t>Tumrok</w:t>
+      </w:r>
+      <w:proofErr w:type="spellEnd"/>
+      <w:r>
+        <w:t xml:space="preserve"> Range, eastern Kamchatka, Version 1.0. Interdisciplinary Earth Data Alliance (IEDA). </w:t>
+      </w:r>
+      <w:hyperlink r:id="rId48" w:history="1">
         <w:r>
           <w:rPr>
             <w:rStyle w:val="Hyperlink"/>
           </w:rPr>
-          <w:t xml:space="preserve">https://doi.org/10.60520/IEDA/113578</w:t>
+          <w:t>https://doi.org/10.60520/IEDA/113578</w:t>
         </w:r>
       </w:hyperlink>
     </w:p>
     <w:p>
       <w:pPr>
-        <w:pStyle w:val="Reference"/>
+        <w:pStyle w:val="CVReference"/>
         <w:numPr>
           <w:ilvl w:val="0"/>
           <w:numId w:val="4"/>
@@ -3394,17 +4268,33 @@
           <w:b/>
           <w:bCs/>
         </w:rPr>
-        <w:t xml:space="preserve">Kutyrev, A.</w:t>
-      </w:r>
-      <w:r>
-        <w:t xml:space="preserve">, Bindeman, I., O'Neil, J., Rizo, H., 2024. Code for 1- and 2-stage oxygen fractionation and metamorphic dehydration modeling from "Seawater-oceanic crust interaction constrained by triple oxygen and hydrogen isotopes in rocks from the Saglek-Hebron complex, NE Canada". </w:t>
-      </w:r>
-      <w:hyperlink w:history="1" r:id="rId_n_vphc17gnneguzaatqf">
+        <w:t>Kutyrev, A.</w:t>
+      </w:r>
+      <w:r>
+        <w:t xml:space="preserve">, </w:t>
+      </w:r>
+      <w:proofErr w:type="spellStart"/>
+      <w:r>
+        <w:t>Bindeman</w:t>
+      </w:r>
+      <w:proofErr w:type="spellEnd"/>
+      <w:r>
+        <w:t xml:space="preserve">, I., O'Neil, J., Rizo, H., 2024. Code for 1- and 2-stage oxygen fractionation and metamorphic dehydration </w:t>
+      </w:r>
+      <w:proofErr w:type="spellStart"/>
+      <w:r>
+        <w:t>modeling</w:t>
+      </w:r>
+      <w:proofErr w:type="spellEnd"/>
+      <w:r>
+        <w:t xml:space="preserve"> from "Seawater-oceanic crust interaction constrained by triple oxygen and hydrogen isotopes in rocks from the Saglek-Hebron complex, NE Canada". </w:t>
+      </w:r>
+      <w:hyperlink r:id="rId49" w:history="1">
         <w:r>
           <w:rPr>
             <w:rStyle w:val="Hyperlink"/>
           </w:rPr>
-          <w:t xml:space="preserve">https://doi.org/10.5281/zenodo.12795578</w:t>
+          <w:t>https://doi.org/10.5281/zenodo.12795578</w:t>
         </w:r>
       </w:hyperlink>
     </w:p>
@@ -3413,142 +4303,132 @@
         <w:pStyle w:val="Heading2"/>
       </w:pPr>
       <w:r>
-        <w:t xml:space="preserve">Conference presentations</w:t>
-      </w:r>
-    </w:p>
-    <w:p>
-      <w:pPr>
-        <w:pStyle w:val="Reference"/>
+        <w:t>Conference presentations</w:t>
+      </w:r>
+    </w:p>
+    <w:p>
+      <w:pPr>
+        <w:pStyle w:val="CVReference"/>
         <w:numPr>
           <w:ilvl w:val="0"/>
           <w:numId w:val="5"/>
         </w:numPr>
       </w:pPr>
       <w:r>
-        <w:t xml:space="preserve">IMSG 2026, Barberton, South Africa. Oral presentation: “Mottled anorthosites and discordant ultramafic pipes in the MG4-UG1 interval of the Upper Critical Zone, Bushveld Complex”.</w:t>
-      </w:r>
-    </w:p>
-    <w:p>
-      <w:pPr>
-        <w:pStyle w:val="Reference"/>
+        <w:t>IMSG 2026, Barberton, South Africa. Oral presentation: “Mottled anorthosites and discordant ultramafic pipes in the MG4-UG1 interval of the Upper Critical Zone, Bushveld Complex”.</w:t>
+      </w:r>
+    </w:p>
+    <w:p>
+      <w:pPr>
+        <w:pStyle w:val="CVReference"/>
         <w:numPr>
           <w:ilvl w:val="0"/>
           <w:numId w:val="5"/>
         </w:numPr>
       </w:pPr>
       <w:r>
-        <w:t xml:space="preserve">Geocongress 2025, Bloemfontein, South Africa. Oral presentation: “Petrogenesis of the Akanvaara layered intrusion”.</w:t>
-      </w:r>
-    </w:p>
-    <w:p>
-      <w:pPr>
-        <w:pStyle w:val="Reference"/>
+        <w:t>Geocongress 2025, Bloemfontein, South Africa. Oral presentation: “Petrogenesis of the Akanvaara layered intrusion”.</w:t>
+      </w:r>
+    </w:p>
+    <w:p>
+      <w:pPr>
+        <w:pStyle w:val="CVReference"/>
         <w:numPr>
           <w:ilvl w:val="0"/>
           <w:numId w:val="5"/>
         </w:numPr>
       </w:pPr>
       <w:r>
-        <w:t xml:space="preserve">MDSG 2024, Edinburgh. Poster: “Assessing mass-balance of layered intrusions: the Akanvaara intrusion case study in Lapland, Finland”.</w:t>
-      </w:r>
-    </w:p>
-    <w:p>
-      <w:pPr>
-        <w:pStyle w:val="Reference"/>
+        <w:t>MDSG 2024, Edinburgh. Poster: “Assessing mass-balance of layered intrusions: the Akanvaara intrusion case study in Lapland, Finland”.</w:t>
+      </w:r>
+    </w:p>
+    <w:p>
+      <w:pPr>
+        <w:pStyle w:val="CVReference"/>
         <w:numPr>
           <w:ilvl w:val="0"/>
           <w:numId w:val="5"/>
         </w:numPr>
       </w:pPr>
       <w:r>
-        <w:t xml:space="preserve">Goldschmidt 2023, Lyon, France. Remote oral talk: “Early Earth's hydrosphere: insights from the hydrothermally altered submarine lavas of the Eoarchean Saglek-Hebron Complex, Canada”.</w:t>
-      </w:r>
-    </w:p>
-    <w:p>
-      <w:pPr>
-        <w:pStyle w:val="Reference"/>
+        <w:t>Goldschmidt 2023, Lyon, France. Remote oral talk: “Early Earth's hydrosphere: insights from the hydrothermally altered submarine lavas of the Eoarchean Saglek-Hebron Complex, Canada”.</w:t>
+      </w:r>
+    </w:p>
+    <w:p>
+      <w:pPr>
+        <w:pStyle w:val="CVReference"/>
         <w:numPr>
           <w:ilvl w:val="0"/>
           <w:numId w:val="5"/>
         </w:numPr>
       </w:pPr>
       <w:r>
-        <w:t xml:space="preserve">14th International Platinum Symposium 2023, Cardiff, UK. In-person oral presentation: “Origin of native osmium in metamorphosed peridotites: insights from multiphase inclusions (Adamsfield placer, Tasmania)”.</w:t>
-      </w:r>
-    </w:p>
-    <w:p>
-      <w:pPr>
-        <w:pStyle w:val="Reference"/>
+        <w:t>14th International Platinum Symposium 2023, Cardiff, UK. In-person oral presentation: “Origin of native osmium in metamorphosed peridotites: insights from multiphase inclusions (Adamsfield placer, Tasmania)”.</w:t>
+      </w:r>
+    </w:p>
+    <w:p>
+      <w:pPr>
+        <w:pStyle w:val="CVReference"/>
         <w:numPr>
           <w:ilvl w:val="0"/>
           <w:numId w:val="5"/>
         </w:numPr>
       </w:pPr>
       <w:r>
-        <w:t xml:space="preserve">Virtual Early Career Platinum Symposium 2022. Oral presentation: “Noble metals in arc basaltic magmas worldwide: a case study of modern and pre-historic lavas of the Tolbachik volcano, Kamchatka”.</w:t>
-      </w:r>
-    </w:p>
-    <w:p>
-      <w:pPr>
-        <w:pStyle w:val="Reference"/>
+        <w:t>Virtual Early Career Platinum Symposium 2022. Oral presentation: “Noble metals in arc basaltic magmas worldwide: a case study of modern and pre-historic lavas of the Tolbachik volcano, Kamchatka”.</w:t>
+      </w:r>
+    </w:p>
+    <w:p>
+      <w:pPr>
+        <w:pStyle w:val="CVReference"/>
         <w:numPr>
           <w:ilvl w:val="0"/>
           <w:numId w:val="5"/>
         </w:numPr>
       </w:pPr>
       <w:r>
-        <w:t xml:space="preserve">EGU General Assembly 2021. Oral presentation: “Awaruite (Ni</w:t>
+        <w:t>EGU General Assembly 2021. Oral presentation: “Awaruite (Ni</w:t>
       </w:r>
       <w:r>
         <w:rPr>
           <w:vertAlign w:val="subscript"/>
         </w:rPr>
-        <w:t xml:space="preserve">3</w:t>
-      </w:r>
-      <w:r>
-        <w:t xml:space="preserve">Fe) as a platinum-group elements concentrator: Preliminary data”.</w:t>
-      </w:r>
-    </w:p>
-    <w:p>
-      <w:pPr>
-        <w:pStyle w:val="Reference"/>
+        <w:t>3</w:t>
+      </w:r>
+      <w:r>
+        <w:t>Fe) as a platinum-group elements concentrator: Preliminary data”.</w:t>
+      </w:r>
+    </w:p>
+    <w:p>
+      <w:pPr>
+        <w:pStyle w:val="CVReference"/>
         <w:numPr>
           <w:ilvl w:val="0"/>
           <w:numId w:val="5"/>
         </w:numPr>
       </w:pPr>
       <w:r>
-        <w:t xml:space="preserve">SGA 2019 Conference, Glasgow, United Kingdom. In-person oral presentation: “Platinum mineralization in Ural-Alaskan complexes of Koryak Highlands (Far East Russia)”.</w:t>
+        <w:t>SGA 2019 Conference, Glasgow, United Kingdom. In-person oral presentation: “Platinum mineralization in Ural-Alaskan complexes of Koryak Highlands (Far East Russia)”.</w:t>
       </w:r>
     </w:p>
     <w:sectPr>
-      <w:footerReference w:type="default" r:id="rId7"/>
-      <w:pgSz w:w="11906" w:h="16838" w:orient="portrait"/>
+      <w:footerReference w:type="default" r:id="rId50"/>
+      <w:pgSz w:w="11906" w:h="16838"/>
       <w:pgMar w:top="1077" w:right="1191" w:bottom="1077" w:left="1191" w:header="708" w:footer="567" w:gutter="0"/>
-      <w:pgNumType/>
+      <w:cols w:space="720"/>
       <w:docGrid w:linePitch="360"/>
     </w:sectPr>
   </w:body>
 </w:document>
 </file>
 
-<file path=word/comments.xml><?xml version="1.0" encoding="utf-8"?>
-<w:comments xmlns:cx="http://schemas.microsoft.com/office/drawing/2014/chartex" xmlns:cx1="http://schemas.microsoft.com/office/drawing/2015/9/8/chartex" xmlns:cx2="http://schemas.microsoft.com/office/drawing/2015/10/21/chartex" xmlns:cx3="http://schemas.microsoft.com/office/drawing/2016/5/9/chartex" xmlns:cx4="http://schemas.microsoft.com/office/drawing/2016/5/10/chartex" xmlns:cx5="http://schemas.microsoft.com/office/drawing/2016/5/11/chartex" xmlns:cx6="http://schemas.microsoft.com/office/drawing/2016/5/12/chartex" xmlns:cx7="http://schemas.microsoft.com/office/drawing/2016/5/13/chartex" xmlns:cx8="http://schemas.microsoft.com/office/drawing/2016/5/14/chartex" xmlns:mc="http://schemas.openxmlformats.org/markup-compatibility/2006" xmlns:aink="http://schemas.microsoft.com/office/drawing/2016/ink" xmlns:am3d="http://schemas.microsoft.com/office/drawing/2017/model3d" xmlns:o="urn:schemas-microsoft-com:office:office" xmlns:r="http://schemas.openxmlformats.org/officeDocument/2006/relationships" xmlns:m="http://schemas.openxmlformats.org/officeDocument/2006/math" xmlns:v="urn:schemas-microsoft-com:vml" xmlns:wp14="http://schemas.microsoft.com/office/word/2010/wordprocessingDrawing" xmlns:wp="http://schemas.openxmlformats.org/drawingml/2006/wordprocessingDrawing" xmlns:w10="urn:schemas-microsoft-com:office:word" xmlns:w="http://schemas.openxmlformats.org/wordprocessingml/2006/main" xmlns:w14="http://schemas.microsoft.com/office/word/2010/wordml" xmlns:w15="http://schemas.microsoft.com/office/word/2012/wordml" xmlns:w16cex="http://schemas.microsoft.com/office/word/2018/wordml/cex" xmlns:w16cid="http://schemas.microsoft.com/office/word/2016/wordml/cid" xmlns:w16="http://schemas.microsoft.com/office/word/2018/wordml" xmlns:w16sdtdh="http://schemas.microsoft.com/office/word/2020/wordml/sdtdatahash" xmlns:w16se="http://schemas.microsoft.com/office/word/2015/wordml/symex" xmlns:wpg="http://schemas.microsoft.com/office/word/2010/wordprocessingGroup" xmlns:wpi="http://schemas.microsoft.com/office/word/2010/wordprocessingInk" xmlns:wne="http://schemas.microsoft.com/office/word/2006/wordml" xmlns:wps="http://schemas.microsoft.com/office/word/2010/wordprocessingShape"/>
-</file>
-
 <file path=word/endnotes.xml><?xml version="1.0" encoding="utf-8"?>
-<w:endnotes xmlns:wpc="http://schemas.microsoft.com/office/word/2010/wordprocessingCanvas" xmlns:mc="http://schemas.openxmlformats.org/markup-compatibility/2006" xmlns:o="urn:schemas-microsoft-com:office:office" xmlns:r="http://schemas.openxmlformats.org/officeDocument/2006/relationships" xmlns:m="http://schemas.openxmlformats.org/officeDocument/2006/math" xmlns:v="urn:schemas-microsoft-com:vml" xmlns:wp14="http://schemas.microsoft.com/office/word/2010/wordprocessingDrawing" xmlns:wp="http://schemas.openxmlformats.org/drawingml/2006/wordprocessingDrawing" xmlns:w10="urn:schemas-microsoft-com:office:word" xmlns:w="http://schemas.openxmlformats.org/wordprocessingml/2006/main" xmlns:w14="http://schemas.microsoft.com/office/word/2010/wordml" xmlns:w15="http://schemas.microsoft.com/office/word/2012/wordml" xmlns:wpg="http://schemas.microsoft.com/office/word/2010/wordprocessingGroup" xmlns:wpi="http://schemas.microsoft.com/office/word/2010/wordprocessingInk" xmlns:wne="http://schemas.microsoft.com/office/word/2006/wordml" xmlns:wps="http://schemas.microsoft.com/office/word/2010/wordprocessingShape" mc:Ignorable="w14 w15 wp14">
+<w:endnotes xmlns:wpc="http://schemas.microsoft.com/office/word/2010/wordprocessingCanvas" xmlns:cx="http://schemas.microsoft.com/office/drawing/2014/chartex" xmlns:cx1="http://schemas.microsoft.com/office/drawing/2015/9/8/chartex" xmlns:cx2="http://schemas.microsoft.com/office/drawing/2015/10/21/chartex" xmlns:cx3="http://schemas.microsoft.com/office/drawing/2016/5/9/chartex" xmlns:cx4="http://schemas.microsoft.com/office/drawing/2016/5/10/chartex" xmlns:cx5="http://schemas.microsoft.com/office/drawing/2016/5/11/chartex" xmlns:cx6="http://schemas.microsoft.com/office/drawing/2016/5/12/chartex" xmlns:cx7="http://schemas.microsoft.com/office/drawing/2016/5/13/chartex" xmlns:cx8="http://schemas.microsoft.com/office/drawing/2016/5/14/chartex" xmlns:mc="http://schemas.openxmlformats.org/markup-compatibility/2006" xmlns:m="http://schemas.openxmlformats.org/officeDocument/2006/math" xmlns:aink="http://schemas.microsoft.com/office/drawing/2016/ink" xmlns:am3d="http://schemas.microsoft.com/office/drawing/2017/model3d" xmlns:oel="http://schemas.microsoft.com/office/2019/extlst" xmlns:r="http://schemas.openxmlformats.org/officeDocument/2006/relationships" xmlns:wp14="http://schemas.microsoft.com/office/word/2010/wordprocessingDrawing" xmlns:wp="http://schemas.openxmlformats.org/drawingml/2006/wordprocessingDrawing" xmlns:wpg="http://schemas.microsoft.com/office/word/2010/wordprocessingGroup" xmlns:wpi="http://schemas.microsoft.com/office/word/2010/wordprocessingInk" xmlns:wps="http://schemas.microsoft.com/office/word/2010/wordprocessingShape" xmlns:o="urn:schemas-microsoft-com:office:office" xmlns:v="urn:schemas-microsoft-com:vml" xmlns:w10="urn:schemas-microsoft-com:office:word" xmlns:w="http://schemas.openxmlformats.org/wordprocessingml/2006/main" xmlns:w14="http://schemas.microsoft.com/office/word/2010/wordml" xmlns:w15="http://schemas.microsoft.com/office/word/2012/wordml" xmlns:w16cex="http://schemas.microsoft.com/office/word/2018/wordml/cex" xmlns:w16cid="http://schemas.microsoft.com/office/word/2016/wordml/cid" xmlns:w16="http://schemas.microsoft.com/office/word/2018/wordml" xmlns:w16sdtdh="http://schemas.microsoft.com/office/word/2020/wordml/sdtdatahash" xmlns:w16sdtfl="http://schemas.microsoft.com/office/word/2024/wordml/sdtformatlock" xmlns:w16se="http://schemas.microsoft.com/office/word/2015/wordml/symex" xmlns:w16du="http://schemas.microsoft.com/office/word/2023/wordml/word16du" xmlns:wne="http://schemas.microsoft.com/office/word/2006/wordml" mc:Ignorable="w14 w15 w16se w16cid w16 w16cex w16sdtdh w16sdtfl w16du wp14">
   <w:endnote w:type="separator" w:id="-1">
     <w:p>
       <w:pPr>
-        <w:spacing w:after="0" w:line="240" w:lineRule="auto"/>
-      </w:pPr>
-      <w:r>
-        <w:rPr>
-          <w:rStyle w:val="EndnoteReference"/>
-        </w:rPr>
-        <w:endnoteRef/>
-      </w:r>
+        <w:spacing w:line="240" w:lineRule="auto"/>
+      </w:pPr>
       <w:r>
         <w:separator/>
       </w:r>
@@ -3557,14 +4437,8 @@
   <w:endnote w:type="continuationSeparator" w:id="0">
     <w:p>
       <w:pPr>
-        <w:spacing w:after="0" w:line="240" w:lineRule="auto"/>
-      </w:pPr>
-      <w:r>
-        <w:rPr>
-          <w:rStyle w:val="EndnoteReference"/>
-        </w:rPr>
-        <w:endnoteRef/>
-      </w:r>
+        <w:spacing w:line="240" w:lineRule="auto"/>
+      </w:pPr>
       <w:r>
         <w:continuationSeparator/>
       </w:r>
@@ -3574,25 +4448,55 @@
 </file>
 
 <file path=word/footer1.xml><?xml version="1.0" encoding="utf-8"?>
-<w:ftr xmlns:wpc="http://schemas.microsoft.com/office/word/2010/wordprocessingCanvas" xmlns:mc="http://schemas.openxmlformats.org/markup-compatibility/2006" xmlns:o="urn:schemas-microsoft-com:office:office" xmlns:r="http://schemas.openxmlformats.org/officeDocument/2006/relationships" xmlns:m="http://schemas.openxmlformats.org/officeDocument/2006/math" xmlns:v="urn:schemas-microsoft-com:vml" xmlns:wp14="http://schemas.microsoft.com/office/word/2010/wordprocessingDrawing" xmlns:wp="http://schemas.openxmlformats.org/drawingml/2006/wordprocessingDrawing" xmlns:w10="urn:schemas-microsoft-com:office:word" xmlns:w="http://schemas.openxmlformats.org/wordprocessingml/2006/main" xmlns:w14="http://schemas.microsoft.com/office/word/2010/wordml" xmlns:w15="http://schemas.microsoft.com/office/word/2012/wordml" xmlns:wpg="http://schemas.microsoft.com/office/word/2010/wordprocessingGroup" xmlns:wpi="http://schemas.microsoft.com/office/word/2010/wordprocessingInk" xmlns:wne="http://schemas.microsoft.com/office/word/2006/wordml" xmlns:wps="http://schemas.microsoft.com/office/word/2010/wordprocessingShape">
+<w:ftr xmlns:wpc="http://schemas.microsoft.com/office/word/2010/wordprocessingCanvas" xmlns:cx="http://schemas.microsoft.com/office/drawing/2014/chartex" xmlns:cx1="http://schemas.microsoft.com/office/drawing/2015/9/8/chartex" xmlns:cx2="http://schemas.microsoft.com/office/drawing/2015/10/21/chartex" xmlns:cx3="http://schemas.microsoft.com/office/drawing/2016/5/9/chartex" xmlns:cx4="http://schemas.microsoft.com/office/drawing/2016/5/10/chartex" xmlns:cx5="http://schemas.microsoft.com/office/drawing/2016/5/11/chartex" xmlns:cx6="http://schemas.microsoft.com/office/drawing/2016/5/12/chartex" xmlns:cx7="http://schemas.microsoft.com/office/drawing/2016/5/13/chartex" xmlns:cx8="http://schemas.microsoft.com/office/drawing/2016/5/14/chartex" xmlns:mc="http://schemas.openxmlformats.org/markup-compatibility/2006" xmlns:m="http://schemas.openxmlformats.org/officeDocument/2006/math" xmlns:aink="http://schemas.microsoft.com/office/drawing/2016/ink" xmlns:am3d="http://schemas.microsoft.com/office/drawing/2017/model3d" xmlns:oel="http://schemas.microsoft.com/office/2019/extlst" xmlns:r="http://schemas.openxmlformats.org/officeDocument/2006/relationships" xmlns:wp14="http://schemas.microsoft.com/office/word/2010/wordprocessingDrawing" xmlns:wp="http://schemas.openxmlformats.org/drawingml/2006/wordprocessingDrawing" xmlns:wpg="http://schemas.microsoft.com/office/word/2010/wordprocessingGroup" xmlns:wpi="http://schemas.microsoft.com/office/word/2010/wordprocessingInk" xmlns:wps="http://schemas.microsoft.com/office/word/2010/wordprocessingShape" xmlns:o="urn:schemas-microsoft-com:office:office" xmlns:v="urn:schemas-microsoft-com:vml" xmlns:w10="urn:schemas-microsoft-com:office:word" xmlns:w="http://schemas.openxmlformats.org/wordprocessingml/2006/main" xmlns:w14="http://schemas.microsoft.com/office/word/2010/wordml" xmlns:w15="http://schemas.microsoft.com/office/word/2012/wordml" xmlns:w16cex="http://schemas.microsoft.com/office/word/2018/wordml/cex" xmlns:w16cid="http://schemas.microsoft.com/office/word/2016/wordml/cid" xmlns:w16="http://schemas.microsoft.com/office/word/2018/wordml" xmlns:w16sdtdh="http://schemas.microsoft.com/office/word/2020/wordml/sdtdatahash" xmlns:w16sdtfl="http://schemas.microsoft.com/office/word/2024/wordml/sdtformatlock" xmlns:w16se="http://schemas.microsoft.com/office/word/2015/wordml/symex" xmlns:w16du="http://schemas.microsoft.com/office/word/2023/wordml/word16du" xmlns:wne="http://schemas.microsoft.com/office/word/2006/wordml" mc:Ignorable="w14 w15 w16se w16cid w16 w16cex w16sdtdh w16sdtfl w16du wp14">
   <w:p>
     <w:pPr>
       <w:pStyle w:val="Footer"/>
     </w:pPr>
     <w:r>
-      <w:t xml:space="preserve">Anton Kutyrev – Curriculum Vitae</w:t>
+      <w:t>Anton Kutyrev – Curriculum Vitae</w:t>
     </w:r>
     <w:r>
       <w:tab/>
       <w:t xml:space="preserve">Page </w:t>
+    </w:r>
+    <w:r>
       <w:fldChar w:fldCharType="begin"/>
-      <w:instrText xml:space="preserve">PAGE</w:instrText>
+    </w:r>
+    <w:r>
+      <w:instrText>PAGE</w:instrText>
+    </w:r>
+    <w:r>
       <w:fldChar w:fldCharType="separate"/>
+    </w:r>
+    <w:r>
+      <w:rPr>
+        <w:noProof/>
+      </w:rPr>
+      <w:t>1</w:t>
+    </w:r>
+    <w:r>
       <w:fldChar w:fldCharType="end"/>
+    </w:r>
+    <w:r>
       <w:t xml:space="preserve"> of </w:t>
+    </w:r>
+    <w:r>
       <w:fldChar w:fldCharType="begin"/>
-      <w:instrText xml:space="preserve">NUMPAGES</w:instrText>
+    </w:r>
+    <w:r>
+      <w:instrText>NUMPAGES</w:instrText>
+    </w:r>
+    <w:r>
       <w:fldChar w:fldCharType="separate"/>
+    </w:r>
+    <w:r>
+      <w:rPr>
+        <w:noProof/>
+      </w:rPr>
+      <w:t>2</w:t>
+    </w:r>
+    <w:r>
       <w:fldChar w:fldCharType="end"/>
     </w:r>
   </w:p>
@@ -3600,18 +4504,12 @@
 </file>
 
 <file path=word/footnotes.xml><?xml version="1.0" encoding="utf-8"?>
-<w:footnotes xmlns:wpc="http://schemas.microsoft.com/office/word/2010/wordprocessingCanvas" xmlns:mc="http://schemas.openxmlformats.org/markup-compatibility/2006" xmlns:o="urn:schemas-microsoft-com:office:office" xmlns:r="http://schemas.openxmlformats.org/officeDocument/2006/relationships" xmlns:m="http://schemas.openxmlformats.org/officeDocument/2006/math" xmlns:v="urn:schemas-microsoft-com:vml" xmlns:wp14="http://schemas.microsoft.com/office/word/2010/wordprocessingDrawing" xmlns:wp="http://schemas.openxmlformats.org/drawingml/2006/wordprocessingDrawing" xmlns:w10="urn:schemas-microsoft-com:office:word" xmlns:w="http://schemas.openxmlformats.org/wordprocessingml/2006/main" xmlns:w14="http://schemas.microsoft.com/office/word/2010/wordml" xmlns:w15="http://schemas.microsoft.com/office/word/2012/wordml" xmlns:wpg="http://schemas.microsoft.com/office/word/2010/wordprocessingGroup" xmlns:wpi="http://schemas.microsoft.com/office/word/2010/wordprocessingInk" xmlns:wne="http://schemas.microsoft.com/office/word/2006/wordml" xmlns:wps="http://schemas.microsoft.com/office/word/2010/wordprocessingShape" mc:Ignorable="w14 w15 wp14">
+<w:footnotes xmlns:wpc="http://schemas.microsoft.com/office/word/2010/wordprocessingCanvas" xmlns:cx="http://schemas.microsoft.com/office/drawing/2014/chartex" xmlns:cx1="http://schemas.microsoft.com/office/drawing/2015/9/8/chartex" xmlns:cx2="http://schemas.microsoft.com/office/drawing/2015/10/21/chartex" xmlns:cx3="http://schemas.microsoft.com/office/drawing/2016/5/9/chartex" xmlns:cx4="http://schemas.microsoft.com/office/drawing/2016/5/10/chartex" xmlns:cx5="http://schemas.microsoft.com/office/drawing/2016/5/11/chartex" xmlns:cx6="http://schemas.microsoft.com/office/drawing/2016/5/12/chartex" xmlns:cx7="http://schemas.microsoft.com/office/drawing/2016/5/13/chartex" xmlns:cx8="http://schemas.microsoft.com/office/drawing/2016/5/14/chartex" xmlns:mc="http://schemas.openxmlformats.org/markup-compatibility/2006" xmlns:m="http://schemas.openxmlformats.org/officeDocument/2006/math" xmlns:aink="http://schemas.microsoft.com/office/drawing/2016/ink" xmlns:am3d="http://schemas.microsoft.com/office/drawing/2017/model3d" xmlns:oel="http://schemas.microsoft.com/office/2019/extlst" xmlns:r="http://schemas.openxmlformats.org/officeDocument/2006/relationships" xmlns:wp14="http://schemas.microsoft.com/office/word/2010/wordprocessingDrawing" xmlns:wp="http://schemas.openxmlformats.org/drawingml/2006/wordprocessingDrawing" xmlns:wpg="http://schemas.microsoft.com/office/word/2010/wordprocessingGroup" xmlns:wpi="http://schemas.microsoft.com/office/word/2010/wordprocessingInk" xmlns:wps="http://schemas.microsoft.com/office/word/2010/wordprocessingShape" xmlns:o="urn:schemas-microsoft-com:office:office" xmlns:v="urn:schemas-microsoft-com:vml" xmlns:w10="urn:schemas-microsoft-com:office:word" xmlns:w="http://schemas.openxmlformats.org/wordprocessingml/2006/main" xmlns:w14="http://schemas.microsoft.com/office/word/2010/wordml" xmlns:w15="http://schemas.microsoft.com/office/word/2012/wordml" xmlns:w16cex="http://schemas.microsoft.com/office/word/2018/wordml/cex" xmlns:w16cid="http://schemas.microsoft.com/office/word/2016/wordml/cid" xmlns:w16="http://schemas.microsoft.com/office/word/2018/wordml" xmlns:w16sdtdh="http://schemas.microsoft.com/office/word/2020/wordml/sdtdatahash" xmlns:w16sdtfl="http://schemas.microsoft.com/office/word/2024/wordml/sdtformatlock" xmlns:w16se="http://schemas.microsoft.com/office/word/2015/wordml/symex" xmlns:w16du="http://schemas.microsoft.com/office/word/2023/wordml/word16du" xmlns:wne="http://schemas.microsoft.com/office/word/2006/wordml" mc:Ignorable="w14 w15 w16se w16cid w16 w16cex w16sdtdh w16sdtfl w16du wp14">
   <w:footnote w:type="separator" w:id="-1">
     <w:p>
       <w:pPr>
-        <w:spacing w:after="0" w:line="240" w:lineRule="auto"/>
-      </w:pPr>
-      <w:r>
-        <w:rPr>
-          <w:rStyle w:val="FootnoteReference"/>
-        </w:rPr>
-        <w:footnoteRef/>
-      </w:r>
+        <w:spacing w:line="240" w:lineRule="auto"/>
+      </w:pPr>
       <w:r>
         <w:separator/>
       </w:r>
@@ -3620,14 +4518,8 @@
   <w:footnote w:type="continuationSeparator" w:id="0">
     <w:p>
       <w:pPr>
-        <w:spacing w:after="0" w:line="240" w:lineRule="auto"/>
-      </w:pPr>
-      <w:r>
-        <w:rPr>
-          <w:rStyle w:val="FootnoteReference"/>
-        </w:rPr>
-        <w:footnoteRef/>
-      </w:r>
+        <w:spacing w:line="240" w:lineRule="auto"/>
+      </w:pPr>
       <w:r>
         <w:continuationSeparator/>
       </w:r>
@@ -3637,10 +4529,66 @@
 </file>
 
 <file path=word/numbering.xml><?xml version="1.0" encoding="utf-8"?>
-<w:numbering xmlns:wpc="http://schemas.microsoft.com/office/word/2010/wordprocessingCanvas" xmlns:mc="http://schemas.openxmlformats.org/markup-compatibility/2006" xmlns:o="urn:schemas-microsoft-com:office:office" xmlns:r="http://schemas.openxmlformats.org/officeDocument/2006/relationships" xmlns:m="http://schemas.openxmlformats.org/officeDocument/2006/math" xmlns:v="urn:schemas-microsoft-com:vml" xmlns:wp14="http://schemas.microsoft.com/office/word/2010/wordprocessingDrawing" xmlns:wp="http://schemas.openxmlformats.org/drawingml/2006/wordprocessingDrawing" xmlns:w10="urn:schemas-microsoft-com:office:word" xmlns:w="http://schemas.openxmlformats.org/wordprocessingml/2006/main" xmlns:w14="http://schemas.microsoft.com/office/word/2010/wordml" xmlns:w15="http://schemas.microsoft.com/office/word/2012/wordml" xmlns:wpg="http://schemas.microsoft.com/office/word/2010/wordprocessingGroup" xmlns:wpi="http://schemas.microsoft.com/office/word/2010/wordprocessingInk" xmlns:wne="http://schemas.microsoft.com/office/word/2006/wordml" xmlns:wps="http://schemas.microsoft.com/office/word/2010/wordprocessingShape" mc:Ignorable="w14 w15 wp14">
+<w:numbering xmlns:wpc="http://schemas.microsoft.com/office/word/2010/wordprocessingCanvas" xmlns:cx="http://schemas.microsoft.com/office/drawing/2014/chartex" xmlns:cx1="http://schemas.microsoft.com/office/drawing/2015/9/8/chartex" xmlns:cx2="http://schemas.microsoft.com/office/drawing/2015/10/21/chartex" xmlns:cx3="http://schemas.microsoft.com/office/drawing/2016/5/9/chartex" xmlns:cx4="http://schemas.microsoft.com/office/drawing/2016/5/10/chartex" xmlns:cx5="http://schemas.microsoft.com/office/drawing/2016/5/11/chartex" xmlns:cx6="http://schemas.microsoft.com/office/drawing/2016/5/12/chartex" xmlns:cx7="http://schemas.microsoft.com/office/drawing/2016/5/13/chartex" xmlns:cx8="http://schemas.microsoft.com/office/drawing/2016/5/14/chartex" xmlns:mc="http://schemas.openxmlformats.org/markup-compatibility/2006" xmlns:m="http://schemas.openxmlformats.org/officeDocument/2006/math" xmlns:aink="http://schemas.microsoft.com/office/drawing/2016/ink" xmlns:am3d="http://schemas.microsoft.com/office/drawing/2017/model3d" xmlns:oel="http://schemas.microsoft.com/office/2019/extlst" xmlns:r="http://schemas.openxmlformats.org/officeDocument/2006/relationships" xmlns:wp14="http://schemas.microsoft.com/office/word/2010/wordprocessingDrawing" xmlns:wp="http://schemas.openxmlformats.org/drawingml/2006/wordprocessingDrawing" xmlns:wpg="http://schemas.microsoft.com/office/word/2010/wordprocessingGroup" xmlns:wpi="http://schemas.microsoft.com/office/word/2010/wordprocessingInk" xmlns:wps="http://schemas.microsoft.com/office/word/2010/wordprocessingShape" xmlns:o="urn:schemas-microsoft-com:office:office" xmlns:v="urn:schemas-microsoft-com:vml" xmlns:w10="urn:schemas-microsoft-com:office:word" xmlns:w="http://schemas.openxmlformats.org/wordprocessingml/2006/main" xmlns:w14="http://schemas.microsoft.com/office/word/2010/wordml" xmlns:w15="http://schemas.microsoft.com/office/word/2012/wordml" xmlns:w16cex="http://schemas.microsoft.com/office/word/2018/wordml/cex" xmlns:w16cid="http://schemas.microsoft.com/office/word/2016/wordml/cid" xmlns:w16="http://schemas.microsoft.com/office/word/2018/wordml" xmlns:w16sdtdh="http://schemas.microsoft.com/office/word/2020/wordml/sdtdatahash" xmlns:w16sdtfl="http://schemas.microsoft.com/office/word/2024/wordml/sdtformatlock" xmlns:w16se="http://schemas.microsoft.com/office/word/2015/wordml/symex" xmlns:w16du="http://schemas.microsoft.com/office/word/2023/wordml/word16du" xmlns:wne="http://schemas.microsoft.com/office/word/2006/wordml" mc:Ignorable="w14 w15 w16se w16cid w16 w16cex w16sdtdh w16sdtfl w16du wp14">
+  <w:abstractNum w:abstractNumId="0" w15:restartNumberingAfterBreak="0">
+    <w:nsid w:val="2B830A1D"/>
+    <w:multiLevelType w:val="hybridMultilevel"/>
+    <w:tmpl w:val="5120AF60"/>
+    <w:lvl w:ilvl="0" w:tplc="8410DE2A">
+      <w:start w:val="1"/>
+      <w:numFmt w:val="decimal"/>
+      <w:lvlText w:val="%1."/>
+      <w:lvlJc w:val="left"/>
+      <w:pPr>
+        <w:ind w:left="440" w:hanging="440"/>
+      </w:pPr>
+    </w:lvl>
+    <w:lvl w:ilvl="1" w:tplc="6AE444B6">
+      <w:numFmt w:val="decimal"/>
+      <w:lvlText w:val=""/>
+      <w:lvlJc w:val="left"/>
+    </w:lvl>
+    <w:lvl w:ilvl="2" w:tplc="460E0ED4">
+      <w:numFmt w:val="decimal"/>
+      <w:lvlText w:val=""/>
+      <w:lvlJc w:val="left"/>
+    </w:lvl>
+    <w:lvl w:ilvl="3" w:tplc="4A38C392">
+      <w:numFmt w:val="decimal"/>
+      <w:lvlText w:val=""/>
+      <w:lvlJc w:val="left"/>
+    </w:lvl>
+    <w:lvl w:ilvl="4" w:tplc="67F8EAB6">
+      <w:numFmt w:val="decimal"/>
+      <w:lvlText w:val=""/>
+      <w:lvlJc w:val="left"/>
+    </w:lvl>
+    <w:lvl w:ilvl="5" w:tplc="E662DB9C">
+      <w:numFmt w:val="decimal"/>
+      <w:lvlText w:val=""/>
+      <w:lvlJc w:val="left"/>
+    </w:lvl>
+    <w:lvl w:ilvl="6" w:tplc="6F06A718">
+      <w:numFmt w:val="decimal"/>
+      <w:lvlText w:val=""/>
+      <w:lvlJc w:val="left"/>
+    </w:lvl>
+    <w:lvl w:ilvl="7" w:tplc="E72C10B8">
+      <w:numFmt w:val="decimal"/>
+      <w:lvlText w:val=""/>
+      <w:lvlJc w:val="left"/>
+    </w:lvl>
+    <w:lvl w:ilvl="8" w:tplc="E66C7070">
+      <w:numFmt w:val="decimal"/>
+      <w:lvlText w:val=""/>
+      <w:lvlJc w:val="left"/>
+    </w:lvl>
+  </w:abstractNum>
   <w:abstractNum w:abstractNumId="1" w15:restartNumberingAfterBreak="0">
+    <w:nsid w:val="36285748"/>
     <w:multiLevelType w:val="hybridMultilevel"/>
-    <w:lvl w:ilvl="0" w15:tentative="1">
+    <w:tmpl w:val="6B6441B6"/>
+    <w:lvl w:ilvl="0" w:tplc="3D7E7C00">
       <w:start w:val="1"/>
       <w:numFmt w:val="bullet"/>
       <w:lvlText w:val="●"/>
@@ -3649,7 +4597,7 @@
         <w:ind w:left="720" w:hanging="360"/>
       </w:pPr>
     </w:lvl>
-    <w:lvl w:ilvl="1" w15:tentative="1">
+    <w:lvl w:ilvl="1" w:tplc="A0F45B76">
       <w:start w:val="1"/>
       <w:numFmt w:val="bullet"/>
       <w:lvlText w:val="○"/>
@@ -3658,7 +4606,7 @@
         <w:ind w:left="1440" w:hanging="360"/>
       </w:pPr>
     </w:lvl>
-    <w:lvl w:ilvl="2" w15:tentative="1">
+    <w:lvl w:ilvl="2" w:tplc="4E58D5C0">
       <w:start w:val="1"/>
       <w:numFmt w:val="bullet"/>
       <w:lvlText w:val="■"/>
@@ -3667,7 +4615,7 @@
         <w:ind w:left="2160" w:hanging="360"/>
       </w:pPr>
     </w:lvl>
-    <w:lvl w:ilvl="3" w15:tentative="1">
+    <w:lvl w:ilvl="3" w:tplc="A75C1AEC">
       <w:start w:val="1"/>
       <w:numFmt w:val="bullet"/>
       <w:lvlText w:val="●"/>
@@ -3676,7 +4624,7 @@
         <w:ind w:left="2880" w:hanging="360"/>
       </w:pPr>
     </w:lvl>
-    <w:lvl w:ilvl="4" w15:tentative="1">
+    <w:lvl w:ilvl="4" w:tplc="1A581222">
       <w:start w:val="1"/>
       <w:numFmt w:val="bullet"/>
       <w:lvlText w:val="○"/>
@@ -3685,7 +4633,7 @@
         <w:ind w:left="3600" w:hanging="360"/>
       </w:pPr>
     </w:lvl>
-    <w:lvl w:ilvl="5" w15:tentative="1">
+    <w:lvl w:ilvl="5" w:tplc="0DB2A0FA">
       <w:start w:val="1"/>
       <w:numFmt w:val="bullet"/>
       <w:lvlText w:val="■"/>
@@ -3694,7 +4642,7 @@
         <w:ind w:left="4320" w:hanging="360"/>
       </w:pPr>
     </w:lvl>
-    <w:lvl w:ilvl="6" w15:tentative="1">
+    <w:lvl w:ilvl="6" w:tplc="0396D2A8">
       <w:start w:val="1"/>
       <w:numFmt w:val="bullet"/>
       <w:lvlText w:val="●"/>
@@ -3703,7 +4651,7 @@
         <w:ind w:left="5040" w:hanging="360"/>
       </w:pPr>
     </w:lvl>
-    <w:lvl w:ilvl="7" w15:tentative="1">
+    <w:lvl w:ilvl="7" w:tplc="092C28CC">
       <w:start w:val="1"/>
       <w:numFmt w:val="bullet"/>
       <w:lvlText w:val="●"/>
@@ -3712,7 +4660,7 @@
         <w:ind w:left="5760" w:hanging="360"/>
       </w:pPr>
     </w:lvl>
-    <w:lvl w:ilvl="8" w15:tentative="1">
+    <w:lvl w:ilvl="8" w:tplc="8130988C">
       <w:start w:val="1"/>
       <w:numFmt w:val="bullet"/>
       <w:lvlText w:val="●"/>
@@ -3722,44 +4670,32 @@
       </w:pPr>
     </w:lvl>
   </w:abstractNum>
-  <w:abstractNum w:abstractNumId="2" w15:restartNumberingAfterBreak="0">
-    <w:multiLevelType w:val="hybridMultilevel"/>
-    <w:lvl w:ilvl="0" w15:tentative="1">
-      <w:start w:val="1"/>
-      <w:numFmt w:val="decimal"/>
-      <w:lvlText w:val="%1."/>
-      <w:lvlJc w:val="left"/>
-      <w:pPr>
-        <w:ind w:left="440" w:hanging="440"/>
-      </w:pPr>
-    </w:lvl>
-  </w:abstractNum>
-  <w:num w:numId="1">
+  <w:num w:numId="1" w16cid:durableId="2081126684">
     <w:abstractNumId w:val="1"/>
     <w:lvlOverride w:ilvl="0">
       <w:startOverride w:val="1"/>
     </w:lvlOverride>
   </w:num>
-  <w:num w:numId="2">
-    <w:abstractNumId w:val="2"/>
+  <w:num w:numId="2" w16cid:durableId="1482187477">
+    <w:abstractNumId w:val="0"/>
     <w:lvlOverride w:ilvl="0">
       <w:startOverride w:val="1"/>
     </w:lvlOverride>
   </w:num>
-  <w:num w:numId="3">
-    <w:abstractNumId w:val="2"/>
+  <w:num w:numId="3" w16cid:durableId="1988316180">
+    <w:abstractNumId w:val="0"/>
     <w:lvlOverride w:ilvl="0">
       <w:startOverride w:val="1"/>
     </w:lvlOverride>
   </w:num>
-  <w:num w:numId="4">
-    <w:abstractNumId w:val="2"/>
+  <w:num w:numId="4" w16cid:durableId="903954459">
+    <w:abstractNumId w:val="0"/>
     <w:lvlOverride w:ilvl="0">
       <w:startOverride w:val="1"/>
     </w:lvlOverride>
   </w:num>
-  <w:num w:numId="5">
-    <w:abstractNumId w:val="2"/>
+  <w:num w:numId="5" w16cid:durableId="229271038">
+    <w:abstractNumId w:val="0"/>
     <w:lvlOverride w:ilvl="0">
       <w:startOverride w:val="1"/>
     </w:lvlOverride>
@@ -3768,25 +4704,544 @@
 </file>
 
 <file path=word/styles.xml><?xml version="1.0" encoding="utf-8"?>
-<w:styles xmlns:mc="http://schemas.openxmlformats.org/markup-compatibility/2006" xmlns:r="http://schemas.openxmlformats.org/officeDocument/2006/relationships" xmlns:w="http://schemas.openxmlformats.org/wordprocessingml/2006/main" xmlns:w14="http://schemas.microsoft.com/office/word/2010/wordml" xmlns:w15="http://schemas.microsoft.com/office/word/2012/wordml" mc:Ignorable="w14 w15">
+<w:styles xmlns:mc="http://schemas.openxmlformats.org/markup-compatibility/2006" xmlns:r="http://schemas.openxmlformats.org/officeDocument/2006/relationships" xmlns:w="http://schemas.openxmlformats.org/wordprocessingml/2006/main" xmlns:w14="http://schemas.microsoft.com/office/word/2010/wordml" xmlns:w15="http://schemas.microsoft.com/office/word/2012/wordml" xmlns:w16cex="http://schemas.microsoft.com/office/word/2018/wordml/cex" xmlns:w16cid="http://schemas.microsoft.com/office/word/2016/wordml/cid" xmlns:w16="http://schemas.microsoft.com/office/word/2018/wordml" xmlns:w16sdtdh="http://schemas.microsoft.com/office/word/2020/wordml/sdtdatahash" xmlns:w16sdtfl="http://schemas.microsoft.com/office/word/2024/wordml/sdtformatlock" xmlns:w16se="http://schemas.microsoft.com/office/word/2015/wordml/symex" xmlns:w16du="http://schemas.microsoft.com/office/word/2023/wordml/word16du" mc:Ignorable="w14 w15 w16se w16cid w16 w16cex w16sdtdh w16sdtfl w16du">
   <w:docDefaults>
     <w:rPrDefault>
       <w:rPr>
-        <w:rFonts w:ascii="Calibri" w:cs="Calibri" w:eastAsia="Calibri" w:hAnsi="Calibri"/>
+        <w:rFonts w:ascii="Calibri" w:eastAsia="Calibri" w:hAnsi="Calibri" w:cs="Calibri"/>
         <w:sz w:val="21"/>
         <w:szCs w:val="21"/>
+        <w:lang w:val="en-ZA" w:eastAsia="en-GB" w:bidi="ar-SA"/>
       </w:rPr>
     </w:rPrDefault>
     <w:pPrDefault>
       <w:pPr>
-        <w:spacing w:after="0" w:line="252"/>
+        <w:spacing w:line="252" w:lineRule="auto"/>
       </w:pPr>
     </w:pPrDefault>
   </w:docDefaults>
+  <w:latentStyles w:defLockedState="0" w:defUIPriority="99" w:defSemiHidden="0" w:defUnhideWhenUsed="0" w:defQFormat="0" w:count="376">
+    <w:lsdException w:name="Normal" w:uiPriority="0" w:qFormat="1"/>
+    <w:lsdException w:name="heading 1" w:uiPriority="9" w:qFormat="1"/>
+    <w:lsdException w:name="heading 2" w:semiHidden="1" w:uiPriority="9" w:unhideWhenUsed="1" w:qFormat="1"/>
+    <w:lsdException w:name="heading 3" w:semiHidden="1" w:uiPriority="9" w:unhideWhenUsed="1" w:qFormat="1"/>
+    <w:lsdException w:name="heading 4" w:semiHidden="1" w:uiPriority="9" w:unhideWhenUsed="1" w:qFormat="1"/>
+    <w:lsdException w:name="heading 5" w:semiHidden="1" w:uiPriority="9" w:unhideWhenUsed="1" w:qFormat="1"/>
+    <w:lsdException w:name="heading 6" w:semiHidden="1" w:uiPriority="9" w:unhideWhenUsed="1" w:qFormat="1"/>
+    <w:lsdException w:name="heading 7" w:semiHidden="1" w:uiPriority="9" w:unhideWhenUsed="1" w:qFormat="1"/>
+    <w:lsdException w:name="heading 8" w:semiHidden="1" w:uiPriority="9" w:unhideWhenUsed="1" w:qFormat="1"/>
+    <w:lsdException w:name="heading 9" w:semiHidden="1" w:uiPriority="9" w:unhideWhenUsed="1" w:qFormat="1"/>
+    <w:lsdException w:name="index 1" w:semiHidden="1" w:unhideWhenUsed="1"/>
+    <w:lsdException w:name="index 2" w:semiHidden="1" w:unhideWhenUsed="1"/>
+    <w:lsdException w:name="index 3" w:semiHidden="1" w:unhideWhenUsed="1"/>
+    <w:lsdException w:name="index 4" w:semiHidden="1" w:unhideWhenUsed="1"/>
+    <w:lsdException w:name="index 5" w:semiHidden="1" w:unhideWhenUsed="1"/>
+    <w:lsdException w:name="index 6" w:semiHidden="1" w:unhideWhenUsed="1"/>
+    <w:lsdException w:name="index 7" w:semiHidden="1" w:unhideWhenUsed="1"/>
+    <w:lsdException w:name="index 8" w:semiHidden="1" w:unhideWhenUsed="1"/>
+    <w:lsdException w:name="index 9" w:semiHidden="1" w:unhideWhenUsed="1"/>
+    <w:lsdException w:name="toc 1" w:semiHidden="1" w:uiPriority="39" w:unhideWhenUsed="1"/>
+    <w:lsdException w:name="toc 2" w:semiHidden="1" w:uiPriority="39" w:unhideWhenUsed="1"/>
+    <w:lsdException w:name="toc 3" w:semiHidden="1" w:uiPriority="39" w:unhideWhenUsed="1"/>
+    <w:lsdException w:name="toc 4" w:semiHidden="1" w:uiPriority="39" w:unhideWhenUsed="1"/>
+    <w:lsdException w:name="toc 5" w:semiHidden="1" w:uiPriority="39" w:unhideWhenUsed="1"/>
+    <w:lsdException w:name="toc 6" w:semiHidden="1" w:uiPriority="39" w:unhideWhenUsed="1"/>
+    <w:lsdException w:name="toc 7" w:semiHidden="1" w:uiPriority="39" w:unhideWhenUsed="1"/>
+    <w:lsdException w:name="toc 8" w:semiHidden="1" w:uiPriority="39" w:unhideWhenUsed="1"/>
+    <w:lsdException w:name="toc 9" w:semiHidden="1" w:uiPriority="39" w:unhideWhenUsed="1"/>
+    <w:lsdException w:name="Normal Indent" w:semiHidden="1" w:unhideWhenUsed="1"/>
+    <w:lsdException w:name="footnote text" w:semiHidden="1" w:unhideWhenUsed="1"/>
+    <w:lsdException w:name="annotation text" w:semiHidden="1" w:unhideWhenUsed="1"/>
+    <w:lsdException w:name="header" w:semiHidden="1" w:unhideWhenUsed="1"/>
+    <w:lsdException w:name="footer" w:semiHidden="1" w:unhideWhenUsed="1"/>
+    <w:lsdException w:name="index heading" w:semiHidden="1" w:unhideWhenUsed="1"/>
+    <w:lsdException w:name="caption" w:semiHidden="1" w:uiPriority="35" w:unhideWhenUsed="1" w:qFormat="1"/>
+    <w:lsdException w:name="table of figures" w:semiHidden="1" w:unhideWhenUsed="1"/>
+    <w:lsdException w:name="envelope address" w:semiHidden="1" w:unhideWhenUsed="1"/>
+    <w:lsdException w:name="envelope return" w:semiHidden="1" w:unhideWhenUsed="1"/>
+    <w:lsdException w:name="footnote reference" w:semiHidden="1" w:unhideWhenUsed="1"/>
+    <w:lsdException w:name="annotation reference" w:semiHidden="1" w:unhideWhenUsed="1"/>
+    <w:lsdException w:name="line number" w:semiHidden="1" w:unhideWhenUsed="1"/>
+    <w:lsdException w:name="page number" w:semiHidden="1" w:unhideWhenUsed="1"/>
+    <w:lsdException w:name="endnote reference" w:semiHidden="1" w:unhideWhenUsed="1"/>
+    <w:lsdException w:name="endnote text" w:semiHidden="1" w:unhideWhenUsed="1"/>
+    <w:lsdException w:name="table of authorities" w:semiHidden="1" w:unhideWhenUsed="1"/>
+    <w:lsdException w:name="macro" w:semiHidden="1" w:unhideWhenUsed="1"/>
+    <w:lsdException w:name="toa heading" w:semiHidden="1" w:unhideWhenUsed="1"/>
+    <w:lsdException w:name="List" w:semiHidden="1" w:unhideWhenUsed="1"/>
+    <w:lsdException w:name="List Bullet" w:semiHidden="1" w:unhideWhenUsed="1"/>
+    <w:lsdException w:name="List Number" w:semiHidden="1" w:unhideWhenUsed="1"/>
+    <w:lsdException w:name="List 2" w:semiHidden="1" w:unhideWhenUsed="1"/>
+    <w:lsdException w:name="List 3" w:semiHidden="1" w:unhideWhenUsed="1"/>
+    <w:lsdException w:name="List 4" w:semiHidden="1" w:unhideWhenUsed="1"/>
+    <w:lsdException w:name="List 5" w:semiHidden="1" w:unhideWhenUsed="1"/>
+    <w:lsdException w:name="List Bullet 2" w:semiHidden="1" w:unhideWhenUsed="1"/>
+    <w:lsdException w:name="List Bullet 3" w:semiHidden="1" w:unhideWhenUsed="1"/>
+    <w:lsdException w:name="List Bullet 4" w:semiHidden="1" w:unhideWhenUsed="1"/>
+    <w:lsdException w:name="List Bullet 5" w:semiHidden="1" w:unhideWhenUsed="1"/>
+    <w:lsdException w:name="List Number 2" w:semiHidden="1" w:unhideWhenUsed="1"/>
+    <w:lsdException w:name="List Number 3" w:semiHidden="1" w:unhideWhenUsed="1"/>
+    <w:lsdException w:name="List Number 4" w:semiHidden="1" w:unhideWhenUsed="1"/>
+    <w:lsdException w:name="List Number 5" w:semiHidden="1" w:unhideWhenUsed="1"/>
+    <w:lsdException w:name="Title" w:uiPriority="10" w:qFormat="1"/>
+    <w:lsdException w:name="Closing" w:semiHidden="1" w:unhideWhenUsed="1"/>
+    <w:lsdException w:name="Signature" w:semiHidden="1" w:unhideWhenUsed="1"/>
+    <w:lsdException w:name="Default Paragraph Font" w:semiHidden="1" w:uiPriority="1" w:unhideWhenUsed="1"/>
+    <w:lsdException w:name="Body Text" w:semiHidden="1" w:unhideWhenUsed="1"/>
+    <w:lsdException w:name="Body Text Indent" w:semiHidden="1" w:unhideWhenUsed="1"/>
+    <w:lsdException w:name="List Continue" w:semiHidden="1" w:unhideWhenUsed="1"/>
+    <w:lsdException w:name="List Continue 2" w:semiHidden="1" w:unhideWhenUsed="1"/>
+    <w:lsdException w:name="List Continue 3" w:semiHidden="1" w:unhideWhenUsed="1"/>
+    <w:lsdException w:name="List Continue 4" w:semiHidden="1" w:unhideWhenUsed="1"/>
+    <w:lsdException w:name="List Continue 5" w:semiHidden="1" w:unhideWhenUsed="1"/>
+    <w:lsdException w:name="Message Header" w:semiHidden="1" w:unhideWhenUsed="1"/>
+    <w:lsdException w:name="Subtitle" w:uiPriority="11" w:qFormat="1"/>
+    <w:lsdException w:name="Salutation" w:semiHidden="1" w:unhideWhenUsed="1"/>
+    <w:lsdException w:name="Date" w:semiHidden="1" w:unhideWhenUsed="1"/>
+    <w:lsdException w:name="Body Text First Indent" w:semiHidden="1" w:unhideWhenUsed="1"/>
+    <w:lsdException w:name="Body Text First Indent 2" w:semiHidden="1" w:unhideWhenUsed="1"/>
+    <w:lsdException w:name="Note Heading" w:semiHidden="1" w:unhideWhenUsed="1"/>
+    <w:lsdException w:name="Body Text 2" w:semiHidden="1" w:unhideWhenUsed="1"/>
+    <w:lsdException w:name="Body Text 3" w:semiHidden="1" w:unhideWhenUsed="1"/>
+    <w:lsdException w:name="Body Text Indent 2" w:semiHidden="1" w:unhideWhenUsed="1"/>
+    <w:lsdException w:name="Body Text Indent 3" w:semiHidden="1" w:unhideWhenUsed="1"/>
+    <w:lsdException w:name="Block Text" w:semiHidden="1" w:unhideWhenUsed="1"/>
+    <w:lsdException w:name="Hyperlink" w:semiHidden="1" w:unhideWhenUsed="1"/>
+    <w:lsdException w:name="FollowedHyperlink" w:semiHidden="1" w:unhideWhenUsed="1"/>
+    <w:lsdException w:name="Strong" w:uiPriority="22" w:qFormat="1"/>
+    <w:lsdException w:name="Emphasis" w:uiPriority="20" w:qFormat="1"/>
+    <w:lsdException w:name="Document Map" w:semiHidden="1" w:unhideWhenUsed="1"/>
+    <w:lsdException w:name="Plain Text" w:semiHidden="1" w:unhideWhenUsed="1"/>
+    <w:lsdException w:name="E-mail Signature" w:semiHidden="1" w:unhideWhenUsed="1"/>
+    <w:lsdException w:name="HTML Top of Form" w:semiHidden="1" w:unhideWhenUsed="1"/>
+    <w:lsdException w:name="HTML Bottom of Form" w:semiHidden="1" w:unhideWhenUsed="1"/>
+    <w:lsdException w:name="Normal (Web)" w:semiHidden="1" w:unhideWhenUsed="1"/>
+    <w:lsdException w:name="HTML Acronym" w:semiHidden="1" w:unhideWhenUsed="1"/>
+    <w:lsdException w:name="HTML Address" w:semiHidden="1" w:unhideWhenUsed="1"/>
+    <w:lsdException w:name="HTML Cite" w:semiHidden="1" w:unhideWhenUsed="1"/>
+    <w:lsdException w:name="HTML Code" w:semiHidden="1" w:unhideWhenUsed="1"/>
+    <w:lsdException w:name="HTML Definition" w:semiHidden="1" w:unhideWhenUsed="1"/>
+    <w:lsdException w:name="HTML Keyboard" w:semiHidden="1" w:unhideWhenUsed="1"/>
+    <w:lsdException w:name="HTML Preformatted" w:semiHidden="1" w:unhideWhenUsed="1"/>
+    <w:lsdException w:name="HTML Sample" w:semiHidden="1" w:unhideWhenUsed="1"/>
+    <w:lsdException w:name="HTML Typewriter" w:semiHidden="1" w:unhideWhenUsed="1"/>
+    <w:lsdException w:name="HTML Variable" w:semiHidden="1" w:unhideWhenUsed="1"/>
+    <w:lsdException w:name="Normal Table" w:semiHidden="1" w:unhideWhenUsed="1"/>
+    <w:lsdException w:name="annotation subject" w:semiHidden="1" w:unhideWhenUsed="1"/>
+    <w:lsdException w:name="No List" w:semiHidden="1" w:unhideWhenUsed="1"/>
+    <w:lsdException w:name="Outline List 1" w:semiHidden="1" w:unhideWhenUsed="1"/>
+    <w:lsdException w:name="Outline List 2" w:semiHidden="1" w:unhideWhenUsed="1"/>
+    <w:lsdException w:name="Outline List 3" w:semiHidden="1" w:unhideWhenUsed="1"/>
+    <w:lsdException w:name="Table Simple 1" w:semiHidden="1" w:unhideWhenUsed="1"/>
+    <w:lsdException w:name="Table Simple 2" w:semiHidden="1" w:unhideWhenUsed="1"/>
+    <w:lsdException w:name="Table Simple 3" w:semiHidden="1" w:unhideWhenUsed="1"/>
+    <w:lsdException w:name="Table Classic 1" w:semiHidden="1" w:unhideWhenUsed="1"/>
+    <w:lsdException w:name="Table Classic 2" w:semiHidden="1" w:unhideWhenUsed="1"/>
+    <w:lsdException w:name="Table Classic 3" w:semiHidden="1" w:unhideWhenUsed="1"/>
+    <w:lsdException w:name="Table Classic 4" w:semiHidden="1" w:unhideWhenUsed="1"/>
+    <w:lsdException w:name="Table Colorful 1" w:semiHidden="1" w:unhideWhenUsed="1"/>
+    <w:lsdException w:name="Table Colorful 2" w:semiHidden="1" w:unhideWhenUsed="1"/>
+    <w:lsdException w:name="Table Colorful 3" w:semiHidden="1" w:unhideWhenUsed="1"/>
+    <w:lsdException w:name="Table Columns 1" w:semiHidden="1" w:unhideWhenUsed="1"/>
+    <w:lsdException w:name="Table Columns 2" w:semiHidden="1" w:unhideWhenUsed="1"/>
+    <w:lsdException w:name="Table Columns 3" w:semiHidden="1" w:unhideWhenUsed="1"/>
+    <w:lsdException w:name="Table Columns 4" w:semiHidden="1" w:unhideWhenUsed="1"/>
+    <w:lsdException w:name="Table Columns 5" w:semiHidden="1" w:unhideWhenUsed="1"/>
+    <w:lsdException w:name="Table Grid 1" w:semiHidden="1" w:unhideWhenUsed="1"/>
+    <w:lsdException w:name="Table Grid 2" w:semiHidden="1" w:unhideWhenUsed="1"/>
+    <w:lsdException w:name="Table Grid 3" w:semiHidden="1" w:unhideWhenUsed="1"/>
+    <w:lsdException w:name="Table Grid 4" w:semiHidden="1" w:unhideWhenUsed="1"/>
+    <w:lsdException w:name="Table Grid 5" w:semiHidden="1" w:unhideWhenUsed="1"/>
+    <w:lsdException w:name="Table Grid 6" w:semiHidden="1" w:unhideWhenUsed="1"/>
+    <w:lsdException w:name="Table Grid 7" w:semiHidden="1" w:unhideWhenUsed="1"/>
+    <w:lsdException w:name="Table Grid 8" w:semiHidden="1" w:unhideWhenUsed="1"/>
+    <w:lsdException w:name="Table List 1" w:semiHidden="1" w:unhideWhenUsed="1"/>
+    <w:lsdException w:name="Table List 2" w:semiHidden="1" w:unhideWhenUsed="1"/>
+    <w:lsdException w:name="Table List 3" w:semiHidden="1" w:unhideWhenUsed="1"/>
+    <w:lsdException w:name="Table List 4" w:semiHidden="1" w:unhideWhenUsed="1"/>
+    <w:lsdException w:name="Table List 5" w:semiHidden="1" w:unhideWhenUsed="1"/>
+    <w:lsdException w:name="Table List 6" w:semiHidden="1" w:unhideWhenUsed="1"/>
+    <w:lsdException w:name="Table List 7" w:semiHidden="1" w:unhideWhenUsed="1"/>
+    <w:lsdException w:name="Table List 8" w:semiHidden="1" w:unhideWhenUsed="1"/>
+    <w:lsdException w:name="Table 3D effects 1" w:semiHidden="1" w:unhideWhenUsed="1"/>
+    <w:lsdException w:name="Table 3D effects 2" w:semiHidden="1" w:unhideWhenUsed="1"/>
+    <w:lsdException w:name="Table 3D effects 3" w:semiHidden="1" w:unhideWhenUsed="1"/>
+    <w:lsdException w:name="Table Contemporary" w:semiHidden="1" w:unhideWhenUsed="1"/>
+    <w:lsdException w:name="Table Elegant" w:semiHidden="1" w:unhideWhenUsed="1"/>
+    <w:lsdException w:name="Table Professional" w:semiHidden="1" w:unhideWhenUsed="1"/>
+    <w:lsdException w:name="Table Subtle 1" w:semiHidden="1" w:unhideWhenUsed="1"/>
+    <w:lsdException w:name="Table Subtle 2" w:semiHidden="1" w:unhideWhenUsed="1"/>
+    <w:lsdException w:name="Table Web 1" w:semiHidden="1" w:unhideWhenUsed="1"/>
+    <w:lsdException w:name="Table Web 2" w:semiHidden="1" w:unhideWhenUsed="1"/>
+    <w:lsdException w:name="Table Web 3" w:semiHidden="1" w:unhideWhenUsed="1"/>
+    <w:lsdException w:name="Balloon Text" w:semiHidden="1" w:unhideWhenUsed="1"/>
+    <w:lsdException w:name="Table Grid" w:uiPriority="39"/>
+    <w:lsdException w:name="Table Theme" w:semiHidden="1" w:unhideWhenUsed="1"/>
+    <w:lsdException w:name="Placeholder Text" w:semiHidden="1"/>
+    <w:lsdException w:name="No Spacing" w:uiPriority="1" w:qFormat="1"/>
+    <w:lsdException w:name="Light Shading" w:uiPriority="60"/>
+    <w:lsdException w:name="Light List" w:uiPriority="61"/>
+    <w:lsdException w:name="Light Grid" w:uiPriority="62"/>
+    <w:lsdException w:name="Medium Shading 1" w:uiPriority="63"/>
+    <w:lsdException w:name="Medium Shading 2" w:uiPriority="64"/>
+    <w:lsdException w:name="Medium List 1" w:uiPriority="65"/>
+    <w:lsdException w:name="Medium List 2" w:uiPriority="66"/>
+    <w:lsdException w:name="Medium Grid 1" w:uiPriority="67"/>
+    <w:lsdException w:name="Medium Grid 2" w:uiPriority="68"/>
+    <w:lsdException w:name="Medium Grid 3" w:uiPriority="69"/>
+    <w:lsdException w:name="Dark List" w:uiPriority="70"/>
+    <w:lsdException w:name="Colorful Shading" w:uiPriority="71"/>
+    <w:lsdException w:name="Colorful List" w:uiPriority="72"/>
+    <w:lsdException w:name="Colorful Grid" w:uiPriority="73"/>
+    <w:lsdException w:name="Light Shading Accent 1" w:uiPriority="60"/>
+    <w:lsdException w:name="Light List Accent 1" w:uiPriority="61"/>
+    <w:lsdException w:name="Light Grid Accent 1" w:uiPriority="62"/>
+    <w:lsdException w:name="Medium Shading 1 Accent 1" w:uiPriority="63"/>
+    <w:lsdException w:name="Medium Shading 2 Accent 1" w:uiPriority="64"/>
+    <w:lsdException w:name="Medium List 1 Accent 1" w:uiPriority="65"/>
+    <w:lsdException w:name="Revision" w:semiHidden="1"/>
+    <w:lsdException w:name="List Paragraph" w:uiPriority="34" w:qFormat="1"/>
+    <w:lsdException w:name="Quote" w:uiPriority="29" w:qFormat="1"/>
+    <w:lsdException w:name="Intense Quote" w:uiPriority="30" w:qFormat="1"/>
+    <w:lsdException w:name="Medium List 2 Accent 1" w:uiPriority="66"/>
+    <w:lsdException w:name="Medium Grid 1 Accent 1" w:uiPriority="67"/>
+    <w:lsdException w:name="Medium Grid 2 Accent 1" w:uiPriority="68"/>
+    <w:lsdException w:name="Medium Grid 3 Accent 1" w:uiPriority="69"/>
+    <w:lsdException w:name="Dark List Accent 1" w:uiPriority="70"/>
+    <w:lsdException w:name="Colorful Shading Accent 1" w:uiPriority="71"/>
+    <w:lsdException w:name="Colorful List Accent 1" w:uiPriority="72"/>
+    <w:lsdException w:name="Colorful Grid Accent 1" w:uiPriority="73"/>
+    <w:lsdException w:name="Light Shading Accent 2" w:uiPriority="60"/>
+    <w:lsdException w:name="Light List Accent 2" w:uiPriority="61"/>
+    <w:lsdException w:name="Light Grid Accent 2" w:uiPriority="62"/>
+    <w:lsdException w:name="Medium Shading 1 Accent 2" w:uiPriority="63"/>
+    <w:lsdException w:name="Medium Shading 2 Accent 2" w:uiPriority="64"/>
+    <w:lsdException w:name="Medium List 1 Accent 2" w:uiPriority="65"/>
+    <w:lsdException w:name="Medium List 2 Accent 2" w:uiPriority="66"/>
+    <w:lsdException w:name="Medium Grid 1 Accent 2" w:uiPriority="67"/>
+    <w:lsdException w:name="Medium Grid 2 Accent 2" w:uiPriority="68"/>
+    <w:lsdException w:name="Medium Grid 3 Accent 2" w:uiPriority="69"/>
+    <w:lsdException w:name="Dark List Accent 2" w:uiPriority="70"/>
+    <w:lsdException w:name="Colorful Shading Accent 2" w:uiPriority="71"/>
+    <w:lsdException w:name="Colorful List Accent 2" w:uiPriority="72"/>
+    <w:lsdException w:name="Colorful Grid Accent 2" w:uiPriority="73"/>
+    <w:lsdException w:name="Light Shading Accent 3" w:uiPriority="60"/>
+    <w:lsdException w:name="Light List Accent 3" w:uiPriority="61"/>
+    <w:lsdException w:name="Light Grid Accent 3" w:uiPriority="62"/>
+    <w:lsdException w:name="Medium Shading 1 Accent 3" w:uiPriority="63"/>
+    <w:lsdException w:name="Medium Shading 2 Accent 3" w:uiPriority="64"/>
+    <w:lsdException w:name="Medium List 1 Accent 3" w:uiPriority="65"/>
+    <w:lsdException w:name="Medium List 2 Accent 3" w:uiPriority="66"/>
+    <w:lsdException w:name="Medium Grid 1 Accent 3" w:uiPriority="67"/>
+    <w:lsdException w:name="Medium Grid 2 Accent 3" w:uiPriority="68"/>
+    <w:lsdException w:name="Medium Grid 3 Accent 3" w:uiPriority="69"/>
+    <w:lsdException w:name="Dark List Accent 3" w:uiPriority="70"/>
+    <w:lsdException w:name="Colorful Shading Accent 3" w:uiPriority="71"/>
+    <w:lsdException w:name="Colorful List Accent 3" w:uiPriority="72"/>
+    <w:lsdException w:name="Colorful Grid Accent 3" w:uiPriority="73"/>
+    <w:lsdException w:name="Light Shading Accent 4" w:uiPriority="60"/>
+    <w:lsdException w:name="Light List Accent 4" w:uiPriority="61"/>
+    <w:lsdException w:name="Light Grid Accent 4" w:uiPriority="62"/>
+    <w:lsdException w:name="Medium Shading 1 Accent 4" w:uiPriority="63"/>
+    <w:lsdException w:name="Medium Shading 2 Accent 4" w:uiPriority="64"/>
+    <w:lsdException w:name="Medium List 1 Accent 4" w:uiPriority="65"/>
+    <w:lsdException w:name="Medium List 2 Accent 4" w:uiPriority="66"/>
+    <w:lsdException w:name="Medium Grid 1 Accent 4" w:uiPriority="67"/>
+    <w:lsdException w:name="Medium Grid 2 Accent 4" w:uiPriority="68"/>
+    <w:lsdException w:name="Medium Grid 3 Accent 4" w:uiPriority="69"/>
+    <w:lsdException w:name="Dark List Accent 4" w:uiPriority="70"/>
+    <w:lsdException w:name="Colorful Shading Accent 4" w:uiPriority="71"/>
+    <w:lsdException w:name="Colorful List Accent 4" w:uiPriority="72"/>
+    <w:lsdException w:name="Colorful Grid Accent 4" w:uiPriority="73"/>
+    <w:lsdException w:name="Light Shading Accent 5" w:uiPriority="60"/>
+    <w:lsdException w:name="Light List Accent 5" w:uiPriority="61"/>
+    <w:lsdException w:name="Light Grid Accent 5" w:uiPriority="62"/>
+    <w:lsdException w:name="Medium Shading 1 Accent 5" w:uiPriority="63"/>
+    <w:lsdException w:name="Medium Shading 2 Accent 5" w:uiPriority="64"/>
+    <w:lsdException w:name="Medium List 1 Accent 5" w:uiPriority="65"/>
+    <w:lsdException w:name="Medium List 2 Accent 5" w:uiPriority="66"/>
+    <w:lsdException w:name="Medium Grid 1 Accent 5" w:uiPriority="67"/>
+    <w:lsdException w:name="Medium Grid 2 Accent 5" w:uiPriority="68"/>
+    <w:lsdException w:name="Medium Grid 3 Accent 5" w:uiPriority="69"/>
+    <w:lsdException w:name="Dark List Accent 5" w:uiPriority="70"/>
+    <w:lsdException w:name="Colorful Shading Accent 5" w:uiPriority="71"/>
+    <w:lsdException w:name="Colorful List Accent 5" w:uiPriority="72"/>
+    <w:lsdException w:name="Colorful Grid Accent 5" w:uiPriority="73"/>
+    <w:lsdException w:name="Light Shading Accent 6" w:uiPriority="60"/>
+    <w:lsdException w:name="Light List Accent 6" w:uiPriority="61"/>
+    <w:lsdException w:name="Light Grid Accent 6" w:uiPriority="62"/>
+    <w:lsdException w:name="Medium Shading 1 Accent 6" w:uiPriority="63"/>
+    <w:lsdException w:name="Medium Shading 2 Accent 6" w:uiPriority="64"/>
+    <w:lsdException w:name="Medium List 1 Accent 6" w:uiPriority="65"/>
+    <w:lsdException w:name="Medium List 2 Accent 6" w:uiPriority="66"/>
+    <w:lsdException w:name="Medium Grid 1 Accent 6" w:uiPriority="67"/>
+    <w:lsdException w:name="Medium Grid 2 Accent 6" w:uiPriority="68"/>
+    <w:lsdException w:name="Medium Grid 3 Accent 6" w:uiPriority="69"/>
+    <w:lsdException w:name="Dark List Accent 6" w:uiPriority="70"/>
+    <w:lsdException w:name="Colorful Shading Accent 6" w:uiPriority="71"/>
+    <w:lsdException w:name="Colorful List Accent 6" w:uiPriority="72"/>
+    <w:lsdException w:name="Colorful Grid Accent 6" w:uiPriority="73"/>
+    <w:lsdException w:name="Subtle Emphasis" w:uiPriority="19" w:qFormat="1"/>
+    <w:lsdException w:name="Intense Emphasis" w:uiPriority="21" w:qFormat="1"/>
+    <w:lsdException w:name="Subtle Reference" w:uiPriority="31" w:qFormat="1"/>
+    <w:lsdException w:name="Intense Reference" w:uiPriority="32" w:qFormat="1"/>
+    <w:lsdException w:name="Book Title" w:uiPriority="33" w:qFormat="1"/>
+    <w:lsdException w:name="Bibliography" w:semiHidden="1" w:uiPriority="37" w:unhideWhenUsed="1"/>
+    <w:lsdException w:name="TOC Heading" w:semiHidden="1" w:uiPriority="39" w:unhideWhenUsed="1" w:qFormat="1"/>
+    <w:lsdException w:name="Plain Table 1" w:uiPriority="41"/>
+    <w:lsdException w:name="Plain Table 2" w:uiPriority="42"/>
+    <w:lsdException w:name="Plain Table 3" w:uiPriority="43"/>
+    <w:lsdException w:name="Plain Table 4" w:uiPriority="44"/>
+    <w:lsdException w:name="Plain Table 5" w:uiPriority="45"/>
+    <w:lsdException w:name="Grid Table Light" w:uiPriority="40"/>
+    <w:lsdException w:name="Grid Table 1 Light" w:uiPriority="46"/>
+    <w:lsdException w:name="Grid Table 2" w:uiPriority="47"/>
+    <w:lsdException w:name="Grid Table 3" w:uiPriority="48"/>
+    <w:lsdException w:name="Grid Table 4" w:uiPriority="49"/>
+    <w:lsdException w:name="Grid Table 5 Dark" w:uiPriority="50"/>
+    <w:lsdException w:name="Grid Table 6 Colorful" w:uiPriority="51"/>
+    <w:lsdException w:name="Grid Table 7 Colorful" w:uiPriority="52"/>
+    <w:lsdException w:name="Grid Table 1 Light Accent 1" w:uiPriority="46"/>
+    <w:lsdException w:name="Grid Table 2 Accent 1" w:uiPriority="47"/>
+    <w:lsdException w:name="Grid Table 3 Accent 1" w:uiPriority="48"/>
+    <w:lsdException w:name="Grid Table 4 Accent 1" w:uiPriority="49"/>
+    <w:lsdException w:name="Grid Table 5 Dark Accent 1" w:uiPriority="50"/>
+    <w:lsdException w:name="Grid Table 6 Colorful Accent 1" w:uiPriority="51"/>
+    <w:lsdException w:name="Grid Table 7 Colorful Accent 1" w:uiPriority="52"/>
+    <w:lsdException w:name="Grid Table 1 Light Accent 2" w:uiPriority="46"/>
+    <w:lsdException w:name="Grid Table 2 Accent 2" w:uiPriority="47"/>
+    <w:lsdException w:name="Grid Table 3 Accent 2" w:uiPriority="48"/>
+    <w:lsdException w:name="Grid Table 4 Accent 2" w:uiPriority="49"/>
+    <w:lsdException w:name="Grid Table 5 Dark Accent 2" w:uiPriority="50"/>
+    <w:lsdException w:name="Grid Table 6 Colorful Accent 2" w:uiPriority="51"/>
+    <w:lsdException w:name="Grid Table 7 Colorful Accent 2" w:uiPriority="52"/>
+    <w:lsdException w:name="Grid Table 1 Light Accent 3" w:uiPriority="46"/>
+    <w:lsdException w:name="Grid Table 2 Accent 3" w:uiPriority="47"/>
+    <w:lsdException w:name="Grid Table 3 Accent 3" w:uiPriority="48"/>
+    <w:lsdException w:name="Grid Table 4 Accent 3" w:uiPriority="49"/>
+    <w:lsdException w:name="Grid Table 5 Dark Accent 3" w:uiPriority="50"/>
+    <w:lsdException w:name="Grid Table 6 Colorful Accent 3" w:uiPriority="51"/>
+    <w:lsdException w:name="Grid Table 7 Colorful Accent 3" w:uiPriority="52"/>
+    <w:lsdException w:name="Grid Table 1 Light Accent 4" w:uiPriority="46"/>
+    <w:lsdException w:name="Grid Table 2 Accent 4" w:uiPriority="47"/>
+    <w:lsdException w:name="Grid Table 3 Accent 4" w:uiPriority="48"/>
+    <w:lsdException w:name="Grid Table 4 Accent 4" w:uiPriority="49"/>
+    <w:lsdException w:name="Grid Table 5 Dark Accent 4" w:uiPriority="50"/>
+    <w:lsdException w:name="Grid Table 6 Colorful Accent 4" w:uiPriority="51"/>
+    <w:lsdException w:name="Grid Table 7 Colorful Accent 4" w:uiPriority="52"/>
+    <w:lsdException w:name="Grid Table 1 Light Accent 5" w:uiPriority="46"/>
+    <w:lsdException w:name="Grid Table 2 Accent 5" w:uiPriority="47"/>
+    <w:lsdException w:name="Grid Table 3 Accent 5" w:uiPriority="48"/>
+    <w:lsdException w:name="Grid Table 4 Accent 5" w:uiPriority="49"/>
+    <w:lsdException w:name="Grid Table 5 Dark Accent 5" w:uiPriority="50"/>
+    <w:lsdException w:name="Grid Table 6 Colorful Accent 5" w:uiPriority="51"/>
+    <w:lsdException w:name="Grid Table 7 Colorful Accent 5" w:uiPriority="52"/>
+    <w:lsdException w:name="Grid Table 1 Light Accent 6" w:uiPriority="46"/>
+    <w:lsdException w:name="Grid Table 2 Accent 6" w:uiPriority="47"/>
+    <w:lsdException w:name="Grid Table 3 Accent 6" w:uiPriority="48"/>
+    <w:lsdException w:name="Grid Table 4 Accent 6" w:uiPriority="49"/>
+    <w:lsdException w:name="Grid Table 5 Dark Accent 6" w:uiPriority="50"/>
+    <w:lsdException w:name="Grid Table 6 Colorful Accent 6" w:uiPriority="51"/>
+    <w:lsdException w:name="Grid Table 7 Colorful Accent 6" w:uiPriority="52"/>
+    <w:lsdException w:name="List Table 1 Light" w:uiPriority="46"/>
+    <w:lsdException w:name="List Table 2" w:uiPriority="47"/>
+    <w:lsdException w:name="List Table 3" w:uiPriority="48"/>
+    <w:lsdException w:name="List Table 4" w:uiPriority="49"/>
+    <w:lsdException w:name="List Table 5 Dark" w:uiPriority="50"/>
+    <w:lsdException w:name="List Table 6 Colorful" w:uiPriority="51"/>
+    <w:lsdException w:name="List Table 7 Colorful" w:uiPriority="52"/>
+    <w:lsdException w:name="List Table 1 Light Accent 1" w:uiPriority="46"/>
+    <w:lsdException w:name="List Table 2 Accent 1" w:uiPriority="47"/>
+    <w:lsdException w:name="List Table 3 Accent 1" w:uiPriority="48"/>
+    <w:lsdException w:name="List Table 4 Accent 1" w:uiPriority="49"/>
+    <w:lsdException w:name="List Table 5 Dark Accent 1" w:uiPriority="50"/>
+    <w:lsdException w:name="List Table 6 Colorful Accent 1" w:uiPriority="51"/>
+    <w:lsdException w:name="List Table 7 Colorful Accent 1" w:uiPriority="52"/>
+    <w:lsdException w:name="List Table 1 Light Accent 2" w:uiPriority="46"/>
+    <w:lsdException w:name="List Table 2 Accent 2" w:uiPriority="47"/>
+    <w:lsdException w:name="List Table 3 Accent 2" w:uiPriority="48"/>
+    <w:lsdException w:name="List Table 4 Accent 2" w:uiPriority="49"/>
+    <w:lsdException w:name="List Table 5 Dark Accent 2" w:uiPriority="50"/>
+    <w:lsdException w:name="List Table 6 Colorful Accent 2" w:uiPriority="51"/>
+    <w:lsdException w:name="List Table 7 Colorful Accent 2" w:uiPriority="52"/>
+    <w:lsdException w:name="List Table 1 Light Accent 3" w:uiPriority="46"/>
+    <w:lsdException w:name="List Table 2 Accent 3" w:uiPriority="47"/>
+    <w:lsdException w:name="List Table 3 Accent 3" w:uiPriority="48"/>
+    <w:lsdException w:name="List Table 4 Accent 3" w:uiPriority="49"/>
+    <w:lsdException w:name="List Table 5 Dark Accent 3" w:uiPriority="50"/>
+    <w:lsdException w:name="List Table 6 Colorful Accent 3" w:uiPriority="51"/>
+    <w:lsdException w:name="List Table 7 Colorful Accent 3" w:uiPriority="52"/>
+    <w:lsdException w:name="List Table 1 Light Accent 4" w:uiPriority="46"/>
+    <w:lsdException w:name="List Table 2 Accent 4" w:uiPriority="47"/>
+    <w:lsdException w:name="List Table 3 Accent 4" w:uiPriority="48"/>
+    <w:lsdException w:name="List Table 4 Accent 4" w:uiPriority="49"/>
+    <w:lsdException w:name="List Table 5 Dark Accent 4" w:uiPriority="50"/>
+    <w:lsdException w:name="List Table 6 Colorful Accent 4" w:uiPriority="51"/>
+    <w:lsdException w:name="List Table 7 Colorful Accent 4" w:uiPriority="52"/>
+    <w:lsdException w:name="List Table 1 Light Accent 5" w:uiPriority="46"/>
+    <w:lsdException w:name="List Table 2 Accent 5" w:uiPriority="47"/>
+    <w:lsdException w:name="List Table 3 Accent 5" w:uiPriority="48"/>
+    <w:lsdException w:name="List Table 4 Accent 5" w:uiPriority="49"/>
+    <w:lsdException w:name="List Table 5 Dark Accent 5" w:uiPriority="50"/>
+    <w:lsdException w:name="List Table 6 Colorful Accent 5" w:uiPriority="51"/>
+    <w:lsdException w:name="List Table 7 Colorful Accent 5" w:uiPriority="52"/>
+    <w:lsdException w:name="List Table 1 Light Accent 6" w:uiPriority="46"/>
+    <w:lsdException w:name="List Table 2 Accent 6" w:uiPriority="47"/>
+    <w:lsdException w:name="List Table 3 Accent 6" w:uiPriority="48"/>
+    <w:lsdException w:name="List Table 4 Accent 6" w:uiPriority="49"/>
+    <w:lsdException w:name="List Table 5 Dark Accent 6" w:uiPriority="50"/>
+    <w:lsdException w:name="List Table 6 Colorful Accent 6" w:uiPriority="51"/>
+    <w:lsdException w:name="List Table 7 Colorful Accent 6" w:uiPriority="52"/>
+    <w:lsdException w:name="Mention" w:semiHidden="1" w:unhideWhenUsed="1"/>
+    <w:lsdException w:name="Smart Hyperlink" w:semiHidden="1" w:unhideWhenUsed="1"/>
+    <w:lsdException w:name="Hashtag" w:semiHidden="1" w:unhideWhenUsed="1"/>
+    <w:lsdException w:name="Unresolved Mention" w:semiHidden="1" w:unhideWhenUsed="1"/>
+    <w:lsdException w:name="Smart Link" w:semiHidden="1" w:unhideWhenUsed="1"/>
+  </w:latentStyles>
+  <w:style w:type="paragraph" w:default="1" w:styleId="Normal">
+    <w:name w:val="Normal"/>
+    <w:qFormat/>
+  </w:style>
+  <w:style w:type="paragraph" w:styleId="Heading1">
+    <w:name w:val="heading 1"/>
+    <w:basedOn w:val="Normal"/>
+    <w:next w:val="Normal"/>
+    <w:uiPriority w:val="9"/>
+    <w:qFormat/>
+    <w:pPr>
+      <w:keepNext/>
+      <w:keepLines/>
+      <w:pBdr>
+        <w:bottom w:val="single" w:sz="4" w:space="2" w:color="A6A6A6"/>
+      </w:pBdr>
+      <w:spacing w:before="260" w:after="110"/>
+      <w:outlineLvl w:val="0"/>
+    </w:pPr>
+    <w:rPr>
+      <w:b/>
+      <w:bCs/>
+      <w:color w:val="1F4E79"/>
+      <w:sz w:val="23"/>
+      <w:szCs w:val="23"/>
+    </w:rPr>
+  </w:style>
+  <w:style w:type="paragraph" w:styleId="Heading2">
+    <w:name w:val="heading 2"/>
+    <w:basedOn w:val="Normal"/>
+    <w:next w:val="Normal"/>
+    <w:uiPriority w:val="9"/>
+    <w:unhideWhenUsed/>
+    <w:qFormat/>
+    <w:pPr>
+      <w:keepNext/>
+      <w:keepLines/>
+      <w:spacing w:before="160" w:after="80"/>
+      <w:outlineLvl w:val="1"/>
+    </w:pPr>
+    <w:rPr>
+      <w:b/>
+      <w:bCs/>
+      <w:i/>
+      <w:iCs/>
+      <w:color w:val="262626"/>
+    </w:rPr>
+  </w:style>
+  <w:style w:type="paragraph" w:styleId="Heading3">
+    <w:name w:val="heading 3"/>
+    <w:basedOn w:val="Normal"/>
+    <w:next w:val="Normal"/>
+    <w:uiPriority w:val="9"/>
+    <w:semiHidden/>
+    <w:unhideWhenUsed/>
+    <w:qFormat/>
+    <w:pPr>
+      <w:outlineLvl w:val="2"/>
+    </w:pPr>
+    <w:rPr>
+      <w:color w:val="1F4D78"/>
+      <w:sz w:val="24"/>
+      <w:szCs w:val="24"/>
+    </w:rPr>
+  </w:style>
+  <w:style w:type="paragraph" w:styleId="Heading4">
+    <w:name w:val="heading 4"/>
+    <w:basedOn w:val="Normal"/>
+    <w:next w:val="Normal"/>
+    <w:uiPriority w:val="9"/>
+    <w:semiHidden/>
+    <w:unhideWhenUsed/>
+    <w:qFormat/>
+    <w:pPr>
+      <w:outlineLvl w:val="3"/>
+    </w:pPr>
+    <w:rPr>
+      <w:i/>
+      <w:iCs/>
+      <w:color w:val="2E74B5"/>
+    </w:rPr>
+  </w:style>
+  <w:style w:type="paragraph" w:styleId="Heading5">
+    <w:name w:val="heading 5"/>
+    <w:basedOn w:val="Normal"/>
+    <w:next w:val="Normal"/>
+    <w:uiPriority w:val="9"/>
+    <w:semiHidden/>
+    <w:unhideWhenUsed/>
+    <w:qFormat/>
+    <w:pPr>
+      <w:outlineLvl w:val="4"/>
+    </w:pPr>
+    <w:rPr>
+      <w:color w:val="2E74B5"/>
+    </w:rPr>
+  </w:style>
+  <w:style w:type="paragraph" w:styleId="Heading6">
+    <w:name w:val="heading 6"/>
+    <w:basedOn w:val="Normal"/>
+    <w:next w:val="Normal"/>
+    <w:uiPriority w:val="9"/>
+    <w:semiHidden/>
+    <w:unhideWhenUsed/>
+    <w:qFormat/>
+    <w:pPr>
+      <w:outlineLvl w:val="5"/>
+    </w:pPr>
+    <w:rPr>
+      <w:color w:val="1F4D78"/>
+    </w:rPr>
+  </w:style>
+  <w:style w:type="character" w:default="1" w:styleId="DefaultParagraphFont">
+    <w:name w:val="Default Paragraph Font"/>
+    <w:uiPriority w:val="1"/>
+    <w:semiHidden/>
+    <w:unhideWhenUsed/>
+  </w:style>
+  <w:style w:type="table" w:default="1" w:styleId="TableNormal">
+    <w:name w:val="Normal Table"/>
+    <w:uiPriority w:val="99"/>
+    <w:semiHidden/>
+    <w:unhideWhenUsed/>
+    <w:tblPr>
+      <w:tblInd w:w="0" w:type="dxa"/>
+      <w:tblCellMar>
+        <w:top w:w="0" w:type="dxa"/>
+        <w:left w:w="108" w:type="dxa"/>
+        <w:bottom w:w="0" w:type="dxa"/>
+        <w:right w:w="108" w:type="dxa"/>
+      </w:tblCellMar>
+    </w:tblPr>
+  </w:style>
+  <w:style w:type="numbering" w:default="1" w:styleId="NoList">
+    <w:name w:val="No List"/>
+    <w:uiPriority w:val="99"/>
+    <w:semiHidden/>
+    <w:unhideWhenUsed/>
+  </w:style>
   <w:style w:type="paragraph" w:styleId="Title">
     <w:name w:val="Title"/>
     <w:basedOn w:val="Normal"/>
     <w:next w:val="Normal"/>
+    <w:uiPriority w:val="10"/>
     <w:qFormat/>
     <w:pPr>
       <w:spacing w:after="30"/>
@@ -3799,89 +5254,8 @@
       <w:szCs w:val="40"/>
     </w:rPr>
   </w:style>
-  <w:style w:type="paragraph" w:styleId="Heading1">
-    <w:name w:val="Heading 1"/>
-    <w:basedOn w:val="Normal"/>
-    <w:next w:val="Normal"/>
-    <w:qFormat/>
-    <w:pPr>
-      <w:keepNext/>
-      <w:keepLines/>
-      <w:pBdr>
-        <w:bottom w:val="single" w:color="A6A6A6" w:sz="4" w:space="2"/>
-      </w:pBdr>
-      <w:spacing w:after="110" w:before="260"/>
-    </w:pPr>
-    <w:rPr>
-      <w:b/>
-      <w:bCs/>
-      <w:color w:val="1F4E79"/>
-      <w:sz w:val="23"/>
-      <w:szCs w:val="23"/>
-    </w:rPr>
-  </w:style>
-  <w:style w:type="paragraph" w:styleId="Heading2">
-    <w:name w:val="Heading 2"/>
-    <w:basedOn w:val="Normal"/>
-    <w:next w:val="Normal"/>
-    <w:qFormat/>
-    <w:pPr>
-      <w:keepNext/>
-      <w:keepLines/>
-      <w:spacing w:after="80" w:before="160"/>
-    </w:pPr>
-    <w:rPr>
-      <w:b/>
-      <w:bCs/>
-      <w:i/>
-      <w:iCs/>
-      <w:color w:val="262626"/>
-      <w:sz w:val="21"/>
-      <w:szCs w:val="21"/>
-    </w:rPr>
-  </w:style>
-  <w:style w:type="paragraph" w:styleId="Heading3">
-    <w:name w:val="Heading 3"/>
-    <w:basedOn w:val="Normal"/>
-    <w:next w:val="Normal"/>
-    <w:qFormat/>
-    <w:rPr>
-      <w:color w:val="1F4D78"/>
-      <w:sz w:val="24"/>
-      <w:szCs w:val="24"/>
-    </w:rPr>
-  </w:style>
-  <w:style w:type="paragraph" w:styleId="Heading4">
-    <w:name w:val="Heading 4"/>
-    <w:basedOn w:val="Normal"/>
-    <w:next w:val="Normal"/>
-    <w:qFormat/>
-    <w:rPr>
-      <w:i/>
-      <w:iCs/>
-      <w:color w:val="2E74B5"/>
-    </w:rPr>
-  </w:style>
-  <w:style w:type="paragraph" w:styleId="Heading5">
-    <w:name w:val="Heading 5"/>
-    <w:basedOn w:val="Normal"/>
-    <w:next w:val="Normal"/>
-    <w:qFormat/>
-    <w:rPr>
-      <w:color w:val="2E74B5"/>
-    </w:rPr>
-  </w:style>
-  <w:style w:type="paragraph" w:styleId="Heading6">
-    <w:name w:val="Heading 6"/>
-    <w:basedOn w:val="Normal"/>
-    <w:next w:val="Normal"/>
-    <w:qFormat/>
-    <w:rPr>
-      <w:color w:val="1F4D78"/>
-    </w:rPr>
-  </w:style>
-  <w:style w:type="paragraph" w:styleId="Strong">
-    <w:name w:val="Strong"/>
+  <w:style w:type="paragraph" w:customStyle="1" w:styleId="Strong1">
+    <w:name w:val="Strong1"/>
     <w:basedOn w:val="Normal"/>
     <w:next w:val="Normal"/>
     <w:qFormat/>
@@ -3897,7 +5271,6 @@
   </w:style>
   <w:style w:type="character" w:styleId="Hyperlink">
     <w:name w:val="Hyperlink"/>
-    <w:basedOn w:val="DefaultParagraphFont"/>
     <w:uiPriority w:val="99"/>
     <w:unhideWhenUsed/>
     <w:rPr>
@@ -3906,7 +5279,6 @@
   </w:style>
   <w:style w:type="character" w:styleId="FootnoteReference">
     <w:name w:val="footnote reference"/>
-    <w:basedOn w:val="DefaultParagraphFont"/>
     <w:uiPriority w:val="99"/>
     <w:semiHidden/>
     <w:unhideWhenUsed/>
@@ -3922,16 +5294,15 @@
     <w:semiHidden/>
     <w:unhideWhenUsed/>
     <w:pPr>
-      <w:spacing w:after="0" w:line="240" w:lineRule="auto"/>
+      <w:spacing w:line="240" w:lineRule="auto"/>
     </w:pPr>
     <w:rPr>
       <w:sz w:val="20"/>
       <w:szCs w:val="20"/>
     </w:rPr>
   </w:style>
-  <w:style w:type="character" w:styleId="FootnoteTextChar">
+  <w:style w:type="character" w:customStyle="1" w:styleId="FootnoteTextChar">
     <w:name w:val="Footnote Text Char"/>
-    <w:basedOn w:val="DefaultParagraphFont"/>
     <w:link w:val="FootnoteText"/>
     <w:uiPriority w:val="99"/>
     <w:semiHidden/>
@@ -3943,7 +5314,6 @@
   </w:style>
   <w:style w:type="character" w:styleId="EndnoteReference">
     <w:name w:val="endnote reference"/>
-    <w:basedOn w:val="DefaultParagraphFont"/>
     <w:uiPriority w:val="99"/>
     <w:semiHidden/>
     <w:unhideWhenUsed/>
@@ -3959,16 +5329,15 @@
     <w:semiHidden/>
     <w:unhideWhenUsed/>
     <w:pPr>
-      <w:spacing w:after="0" w:line="240" w:lineRule="auto"/>
+      <w:spacing w:line="240" w:lineRule="auto"/>
     </w:pPr>
     <w:rPr>
       <w:sz w:val="20"/>
       <w:szCs w:val="20"/>
     </w:rPr>
   </w:style>
-  <w:style w:type="character" w:styleId="EndnoteTextChar">
+  <w:style w:type="character" w:customStyle="1" w:styleId="EndnoteTextChar">
     <w:name w:val="Endnote Text Char"/>
-    <w:basedOn w:val="DefaultParagraphFont"/>
     <w:link w:val="EndnoteText"/>
     <w:uiPriority w:val="99"/>
     <w:semiHidden/>
@@ -3978,40 +5347,25 @@
       <w:szCs w:val="20"/>
     </w:rPr>
   </w:style>
-  <w:style w:type="paragraph" w:styleId="Normal">
-    <w:name w:val="Normal"/>
-    <w:qFormat/>
-    <w:rPr>
-      <w:rFonts w:ascii="Calibri" w:cs="Calibri" w:eastAsia="Calibri" w:hAnsi="Calibri"/>
-      <w:sz w:val="21"/>
-      <w:szCs w:val="21"/>
-    </w:rPr>
-  </w:style>
-  <w:style w:type="paragraph" w:styleId="Body">
+  <w:style w:type="paragraph" w:customStyle="1" w:styleId="CVBody">
     <w:name w:val="CV Body"/>
     <w:basedOn w:val="Normal"/>
-    <w:next w:val="Body"/>
     <w:qFormat/>
     <w:pPr>
       <w:spacing w:after="80"/>
-      <w:jc w:val="left"/>
     </w:pPr>
   </w:style>
-  <w:style w:type="paragraph" w:styleId="BodyTight">
+  <w:style w:type="paragraph" w:customStyle="1" w:styleId="CVBodyTight">
     <w:name w:val="CV Body Tight"/>
-    <w:basedOn w:val="Body"/>
-    <w:next w:val="BodyTight"/>
+    <w:basedOn w:val="CVBody"/>
     <w:pPr>
       <w:spacing w:after="60"/>
     </w:pPr>
   </w:style>
-  <w:style w:type="paragraph" w:styleId="Note">
+  <w:style w:type="paragraph" w:customStyle="1" w:styleId="CVNote">
     <w:name w:val="CV Note"/>
-    <w:basedOn w:val="Body"/>
-    <w:next w:val="Body"/>
-    <w:pPr>
-      <w:spacing w:after="80"/>
-    </w:pPr>
+    <w:basedOn w:val="CVBody"/>
+    <w:next w:val="CVBody"/>
     <w:rPr>
       <w:i/>
       <w:iCs/>
@@ -4020,10 +5374,9 @@
       <w:szCs w:val="18"/>
     </w:rPr>
   </w:style>
-  <w:style w:type="paragraph" w:styleId="Entry">
+  <w:style w:type="paragraph" w:customStyle="1" w:styleId="CVEntry">
     <w:name w:val="CV Entry"/>
     <w:basedOn w:val="Normal"/>
-    <w:next w:val="Entry"/>
     <w:qFormat/>
     <w:pPr>
       <w:keepLines/>
@@ -4034,27 +5387,26 @@
       <w:ind w:left="1560" w:hanging="1560"/>
     </w:pPr>
   </w:style>
-  <w:style w:type="paragraph" w:styleId="EntryDetail">
+  <w:style w:type="paragraph" w:customStyle="1" w:styleId="CVEntryDetail">
     <w:name w:val="CV Entry Detail"/>
     <w:basedOn w:val="Normal"/>
-    <w:next w:val="Entry"/>
+    <w:next w:val="CVEntry"/>
     <w:pPr>
       <w:keepLines/>
       <w:spacing w:after="110"/>
       <w:ind w:left="1560"/>
     </w:pPr>
   </w:style>
-  <w:style w:type="paragraph" w:styleId="Reference">
+  <w:style w:type="paragraph" w:customStyle="1" w:styleId="CVReference">
     <w:name w:val="CV Reference"/>
     <w:basedOn w:val="Normal"/>
-    <w:next w:val="Reference"/>
     <w:qFormat/>
     <w:pPr>
       <w:keepLines/>
       <w:spacing w:after="80"/>
     </w:pPr>
   </w:style>
-  <w:style w:type="paragraph" w:styleId="Kicker">
+  <w:style w:type="paragraph" w:customStyle="1" w:styleId="CVKicker">
     <w:name w:val="CV Kicker"/>
     <w:basedOn w:val="Normal"/>
     <w:next w:val="Title"/>
@@ -4072,7 +5424,8 @@
   <w:style w:type="paragraph" w:styleId="Subtitle">
     <w:name w:val="Subtitle"/>
     <w:basedOn w:val="Normal"/>
-    <w:next w:val="Body"/>
+    <w:next w:val="CVBody"/>
+    <w:uiPriority w:val="11"/>
     <w:qFormat/>
     <w:pPr>
       <w:spacing w:after="50"/>
@@ -4083,13 +5436,13 @@
       <w:szCs w:val="22"/>
     </w:rPr>
   </w:style>
-  <w:style w:type="paragraph" w:styleId="ContactLine">
+  <w:style w:type="paragraph" w:customStyle="1" w:styleId="CVContactLine">
     <w:name w:val="CV Contact Line"/>
     <w:basedOn w:val="Normal"/>
-    <w:next w:val="Body"/>
+    <w:next w:val="CVBody"/>
     <w:pPr>
       <w:pBdr>
-        <w:bottom w:val="single" w:color="1F4E79" w:sz="8" w:space="6"/>
+        <w:bottom w:val="single" w:sz="8" w:space="6" w:color="1F4E79"/>
       </w:pBdr>
       <w:spacing w:after="60"/>
     </w:pPr>
@@ -4112,7 +5465,7 @@
       <w:szCs w:val="16"/>
     </w:rPr>
   </w:style>
-  <w:style w:type="character" w:styleId="DateText">
+  <w:style w:type="character" w:customStyle="1" w:styleId="CVDate">
     <w:name w:val="CV Date"/>
     <w:uiPriority w:val="99"/>
     <w:unhideWhenUsed/>
@@ -4121,4 +5474,319 @@
     </w:rPr>
   </w:style>
 </w:styles>
+</file>
+
+<file path=word/theme/theme1.xml><?xml version="1.0" encoding="utf-8"?>
+<a:theme xmlns:a="http://schemas.openxmlformats.org/drawingml/2006/main" name="Office Theme">
+  <a:themeElements>
+    <a:clrScheme name="Office">
+      <a:dk1>
+        <a:sysClr val="windowText" lastClr="000000"/>
+      </a:dk1>
+      <a:lt1>
+        <a:sysClr val="window" lastClr="FFFFFF"/>
+      </a:lt1>
+      <a:dk2>
+        <a:srgbClr val="0E2841"/>
+      </a:dk2>
+      <a:lt2>
+        <a:srgbClr val="E8E8E8"/>
+      </a:lt2>
+      <a:accent1>
+        <a:srgbClr val="156082"/>
+      </a:accent1>
+      <a:accent2>
+        <a:srgbClr val="E97132"/>
+      </a:accent2>
+      <a:accent3>
+        <a:srgbClr val="196B24"/>
+      </a:accent3>
+      <a:accent4>
+        <a:srgbClr val="0F9ED5"/>
+      </a:accent4>
+      <a:accent5>
+        <a:srgbClr val="A02B93"/>
+      </a:accent5>
+      <a:accent6>
+        <a:srgbClr val="4EA72E"/>
+      </a:accent6>
+      <a:hlink>
+        <a:srgbClr val="467886"/>
+      </a:hlink>
+      <a:folHlink>
+        <a:srgbClr val="96607D"/>
+      </a:folHlink>
+    </a:clrScheme>
+    <a:fontScheme name="Office">
+      <a:majorFont>
+        <a:latin typeface="Aptos Display" panose="02110004020202020204"/>
+        <a:ea typeface=""/>
+        <a:cs typeface=""/>
+        <a:font script="Jpan" typeface="游ゴシック Light"/>
+        <a:font script="Hang" typeface="맑은 고딕"/>
+        <a:font script="Hans" typeface="等线 Light"/>
+        <a:font script="Hant" typeface="新細明體"/>
+        <a:font script="Arab" typeface="Times New Roman"/>
+        <a:font script="Hebr" typeface="Times New Roman"/>
+        <a:font script="Thai" typeface="Angsana New"/>
+        <a:font script="Ethi" typeface="Nyala"/>
+        <a:font script="Beng" typeface="Vrinda"/>
+        <a:font script="Gujr" typeface="Shruti"/>
+        <a:font script="Khmr" typeface="MoolBoran"/>
+        <a:font script="Knda" typeface="Tunga"/>
+        <a:font script="Guru" typeface="Raavi"/>
+        <a:font script="Cans" typeface="Euphemia"/>
+        <a:font script="Cher" typeface="Plantagenet Cherokee"/>
+        <a:font script="Yiii" typeface="Microsoft Yi Baiti"/>
+        <a:font script="Tibt" typeface="Microsoft Himalaya"/>
+        <a:font script="Thaa" typeface="MV Boli"/>
+        <a:font script="Deva" typeface="Mangal"/>
+        <a:font script="Telu" typeface="Gautami"/>
+        <a:font script="Taml" typeface="Latha"/>
+        <a:font script="Syrc" typeface="Estrangelo Edessa"/>
+        <a:font script="Orya" typeface="Kalinga"/>
+        <a:font script="Mlym" typeface="Kartika"/>
+        <a:font script="Laoo" typeface="DokChampa"/>
+        <a:font script="Sinh" typeface="Iskoola Pota"/>
+        <a:font script="Mong" typeface="Mongolian Baiti"/>
+        <a:font script="Viet" typeface="Times New Roman"/>
+        <a:font script="Uigh" typeface="Microsoft Uighur"/>
+        <a:font script="Geor" typeface="Sylfaen"/>
+        <a:font script="Armn" typeface="Arial"/>
+        <a:font script="Bugi" typeface="Leelawadee UI"/>
+        <a:font script="Bopo" typeface="Microsoft JhengHei"/>
+        <a:font script="Java" typeface="Javanese Text"/>
+        <a:font script="Lisu" typeface="Segoe UI"/>
+        <a:font script="Mymr" typeface="Myanmar Text"/>
+        <a:font script="Nkoo" typeface="Ebrima"/>
+        <a:font script="Olck" typeface="Nirmala UI"/>
+        <a:font script="Osma" typeface="Ebrima"/>
+        <a:font script="Phag" typeface="Phagspa"/>
+        <a:font script="Syrn" typeface="Estrangelo Edessa"/>
+        <a:font script="Syrj" typeface="Estrangelo Edessa"/>
+        <a:font script="Syre" typeface="Estrangelo Edessa"/>
+        <a:font script="Sora" typeface="Nirmala UI"/>
+        <a:font script="Tale" typeface="Microsoft Tai Le"/>
+        <a:font script="Talu" typeface="Microsoft New Tai Lue"/>
+        <a:font script="Tfng" typeface="Ebrima"/>
+      </a:majorFont>
+      <a:minorFont>
+        <a:latin typeface="Aptos" panose="02110004020202020204"/>
+        <a:ea typeface=""/>
+        <a:cs typeface=""/>
+        <a:font script="Jpan" typeface="游明朝"/>
+        <a:font script="Hang" typeface="맑은 고딕"/>
+        <a:font script="Hans" typeface="等线"/>
+        <a:font script="Hant" typeface="新細明體"/>
+        <a:font script="Arab" typeface="Arial"/>
+        <a:font script="Hebr" typeface="Arial"/>
+        <a:font script="Thai" typeface="Cordia New"/>
+        <a:font script="Ethi" typeface="Nyala"/>
+        <a:font script="Beng" typeface="Vrinda"/>
+        <a:font script="Gujr" typeface="Shruti"/>
+        <a:font script="Khmr" typeface="DaunPenh"/>
+        <a:font script="Knda" typeface="Tunga"/>
+        <a:font script="Guru" typeface="Raavi"/>
+        <a:font script="Cans" typeface="Euphemia"/>
+        <a:font script="Cher" typeface="Plantagenet Cherokee"/>
+        <a:font script="Yiii" typeface="Microsoft Yi Baiti"/>
+        <a:font script="Tibt" typeface="Microsoft Himalaya"/>
+        <a:font script="Thaa" typeface="MV Boli"/>
+        <a:font script="Deva" typeface="Mangal"/>
+        <a:font script="Telu" typeface="Gautami"/>
+        <a:font script="Taml" typeface="Latha"/>
+        <a:font script="Syrc" typeface="Estrangelo Edessa"/>
+        <a:font script="Orya" typeface="Kalinga"/>
+        <a:font script="Mlym" typeface="Kartika"/>
+        <a:font script="Laoo" typeface="DokChampa"/>
+        <a:font script="Sinh" typeface="Iskoola Pota"/>
+        <a:font script="Mong" typeface="Mongolian Baiti"/>
+        <a:font script="Viet" typeface="Arial"/>
+        <a:font script="Uigh" typeface="Microsoft Uighur"/>
+        <a:font script="Geor" typeface="Sylfaen"/>
+        <a:font script="Armn" typeface="Arial"/>
+        <a:font script="Bugi" typeface="Leelawadee UI"/>
+        <a:font script="Bopo" typeface="Microsoft JhengHei"/>
+        <a:font script="Java" typeface="Javanese Text"/>
+        <a:font script="Lisu" typeface="Segoe UI"/>
+        <a:font script="Mymr" typeface="Myanmar Text"/>
+        <a:font script="Nkoo" typeface="Ebrima"/>
+        <a:font script="Olck" typeface="Nirmala UI"/>
+        <a:font script="Osma" typeface="Ebrima"/>
+        <a:font script="Phag" typeface="Phagspa"/>
+        <a:font script="Syrn" typeface="Estrangelo Edessa"/>
+        <a:font script="Syrj" typeface="Estrangelo Edessa"/>
+        <a:font script="Syre" typeface="Estrangelo Edessa"/>
+        <a:font script="Sora" typeface="Nirmala UI"/>
+        <a:font script="Tale" typeface="Microsoft Tai Le"/>
+        <a:font script="Talu" typeface="Microsoft New Tai Lue"/>
+        <a:font script="Tfng" typeface="Ebrima"/>
+      </a:minorFont>
+    </a:fontScheme>
+    <a:fmtScheme name="Office">
+      <a:fillStyleLst>
+        <a:solidFill>
+          <a:schemeClr val="phClr"/>
+        </a:solidFill>
+        <a:gradFill rotWithShape="1">
+          <a:gsLst>
+            <a:gs pos="0">
+              <a:schemeClr val="phClr">
+                <a:lumMod val="110000"/>
+                <a:satMod val="105000"/>
+                <a:tint val="67000"/>
+              </a:schemeClr>
+            </a:gs>
+            <a:gs pos="50000">
+              <a:schemeClr val="phClr">
+                <a:lumMod val="105000"/>
+                <a:satMod val="103000"/>
+                <a:tint val="73000"/>
+              </a:schemeClr>
+            </a:gs>
+            <a:gs pos="100000">
+              <a:schemeClr val="phClr">
+                <a:lumMod val="105000"/>
+                <a:satMod val="109000"/>
+                <a:tint val="81000"/>
+              </a:schemeClr>
+            </a:gs>
+          </a:gsLst>
+          <a:lin ang="5400000" scaled="0"/>
+        </a:gradFill>
+        <a:gradFill rotWithShape="1">
+          <a:gsLst>
+            <a:gs pos="0">
+              <a:schemeClr val="phClr">
+                <a:satMod val="103000"/>
+                <a:lumMod val="102000"/>
+                <a:tint val="94000"/>
+              </a:schemeClr>
+            </a:gs>
+            <a:gs pos="50000">
+              <a:schemeClr val="phClr">
+                <a:satMod val="110000"/>
+                <a:lumMod val="100000"/>
+                <a:shade val="100000"/>
+              </a:schemeClr>
+            </a:gs>
+            <a:gs pos="100000">
+              <a:schemeClr val="phClr">
+                <a:lumMod val="99000"/>
+                <a:satMod val="120000"/>
+                <a:shade val="78000"/>
+              </a:schemeClr>
+            </a:gs>
+          </a:gsLst>
+          <a:lin ang="5400000" scaled="0"/>
+        </a:gradFill>
+      </a:fillStyleLst>
+      <a:lnStyleLst>
+        <a:ln w="12700" cap="flat" cmpd="sng" algn="ctr">
+          <a:solidFill>
+            <a:schemeClr val="phClr"/>
+          </a:solidFill>
+          <a:prstDash val="solid"/>
+          <a:miter lim="800000"/>
+        </a:ln>
+        <a:ln w="19050" cap="flat" cmpd="sng" algn="ctr">
+          <a:solidFill>
+            <a:schemeClr val="phClr"/>
+          </a:solidFill>
+          <a:prstDash val="solid"/>
+          <a:miter lim="800000"/>
+        </a:ln>
+        <a:ln w="25400" cap="flat" cmpd="sng" algn="ctr">
+          <a:solidFill>
+            <a:schemeClr val="phClr"/>
+          </a:solidFill>
+          <a:prstDash val="solid"/>
+          <a:miter lim="800000"/>
+        </a:ln>
+      </a:lnStyleLst>
+      <a:effectStyleLst>
+        <a:effectStyle>
+          <a:effectLst/>
+        </a:effectStyle>
+        <a:effectStyle>
+          <a:effectLst/>
+        </a:effectStyle>
+        <a:effectStyle>
+          <a:effectLst>
+            <a:outerShdw blurRad="57150" dist="19050" dir="5400000" algn="ctr" rotWithShape="0">
+              <a:srgbClr val="000000">
+                <a:alpha val="63000"/>
+              </a:srgbClr>
+            </a:outerShdw>
+          </a:effectLst>
+        </a:effectStyle>
+      </a:effectStyleLst>
+      <a:bgFillStyleLst>
+        <a:solidFill>
+          <a:schemeClr val="phClr"/>
+        </a:solidFill>
+        <a:solidFill>
+          <a:schemeClr val="phClr">
+            <a:tint val="95000"/>
+            <a:satMod val="170000"/>
+          </a:schemeClr>
+        </a:solidFill>
+        <a:gradFill rotWithShape="1">
+          <a:gsLst>
+            <a:gs pos="0">
+              <a:schemeClr val="phClr">
+                <a:tint val="93000"/>
+                <a:satMod val="150000"/>
+                <a:shade val="98000"/>
+                <a:lumMod val="102000"/>
+              </a:schemeClr>
+            </a:gs>
+            <a:gs pos="50000">
+              <a:schemeClr val="phClr">
+                <a:tint val="98000"/>
+                <a:satMod val="130000"/>
+                <a:shade val="90000"/>
+                <a:lumMod val="103000"/>
+              </a:schemeClr>
+            </a:gs>
+            <a:gs pos="100000">
+              <a:schemeClr val="phClr">
+                <a:shade val="63000"/>
+                <a:satMod val="120000"/>
+              </a:schemeClr>
+            </a:gs>
+          </a:gsLst>
+          <a:lin ang="5400000" scaled="0"/>
+        </a:gradFill>
+      </a:bgFillStyleLst>
+    </a:fmtScheme>
+  </a:themeElements>
+  <a:objectDefaults>
+    <a:lnDef>
+      <a:spPr/>
+      <a:bodyPr/>
+      <a:lstStyle/>
+      <a:style>
+        <a:lnRef idx="2">
+          <a:schemeClr val="accent1"/>
+        </a:lnRef>
+        <a:fillRef idx="0">
+          <a:schemeClr val="accent1"/>
+        </a:fillRef>
+        <a:effectRef idx="1">
+          <a:schemeClr val="accent1"/>
+        </a:effectRef>
+        <a:fontRef idx="minor">
+          <a:schemeClr val="tx1"/>
+        </a:fontRef>
+      </a:style>
+    </a:lnDef>
+  </a:objectDefaults>
+  <a:extraClrSchemeLst/>
+  <a:extLst>
+    <a:ext uri="{05A4C25C-085E-4340-85A3-A5531E510DB2}">
+      <thm15:themeFamily xmlns:thm15="http://schemas.microsoft.com/office/thememl/2012/main" name="Office Theme" id="{2E142A2C-CD16-42D6-873A-C26D2A0506FA}" vid="{1BDDFF52-6CD6-40A5-AB3C-68EB2F1E4D0A}"/>
+    </a:ext>
+  </a:extLst>
+</a:theme>
 </file>
--- a/CV_Anton_Kutyrev.docx
+++ b/CV_Anton_Kutyrev.docx
@@ -4071,51 +4071,112 @@
         </w:numPr>
       </w:pPr>
       <w:r>
-        <w:t xml:space="preserve">Chayka, I., Hu, W.-J., </w:t>
-      </w:r>
-      <w:r>
-        <w:rPr>
-          <w:b/>
-          <w:bCs/>
-        </w:rPr>
-        <w:t>Kutyrev, A.</w:t>
-      </w:r>
-      <w:r>
-        <w:t xml:space="preserve">, Petrenko, D., </w:t>
-      </w:r>
-      <w:proofErr w:type="spellStart"/>
-      <w:r>
-        <w:t>Zhitova</w:t>
-      </w:r>
-      <w:proofErr w:type="spellEnd"/>
-      <w:r>
-        <w:t xml:space="preserve">, L., </w:t>
-      </w:r>
-      <w:proofErr w:type="spellStart"/>
-      <w:r>
-        <w:t>Shevko</w:t>
-      </w:r>
-      <w:proofErr w:type="spellEnd"/>
-      <w:r>
-        <w:t xml:space="preserve">, A., Gora, M., Kalugin, V., Shvedov, G., </w:t>
-      </w:r>
-      <w:proofErr w:type="spellStart"/>
-      <w:r>
-        <w:t>Izokh</w:t>
-      </w:r>
-      <w:proofErr w:type="spellEnd"/>
-      <w:r>
-        <w:t xml:space="preserve">, A., Yudovskaya, M. Fluid-mediated PGE enrichment of magmatic low-sulfide ores as modelled for the Norilsk deposits. </w:t>
+        <w:rPr>
+          <w:b/>
+          <w:bCs/>
+        </w:rPr>
+        <w:t xml:space="preserve">Kutyrev, A.</w:t>
+      </w:r>
+      <w:r>
+        <w:t xml:space="preserve">, Kamenetsky, V.S., Chayka, I.F., Yudovskaya, M.A., Eslami, A., Kislov, E.V., Pushkarev, E.V., Zhitova, L.M. What do Cr-spinel-hosted multiphase inclusions in chromitites record? </w:t>
       </w:r>
       <w:r>
         <w:rPr>
           <w:i/>
           <w:iCs/>
         </w:rPr>
+        <w:t xml:space="preserve">Journal of Petrology</w:t>
+      </w:r>
+      <w:r>
+        <w:t xml:space="preserve">, submitted.</w:t>
+      </w:r>
+    </w:p>
+    <w:p>
+      <w:pPr>
+        <w:pStyle w:val="CVReference"/>
+        <w:numPr>
+          <w:ilvl w:val="0"/>
+          <w:numId w:val="3"/>
+        </w:numPr>
+      </w:pPr>
+      <w:r>
+        <w:t xml:space="preserve">Chayka, I., Hu, W.-J., </w:t>
+      </w:r>
+      <w:r>
+        <w:rPr>
+          <w:b/>
+          <w:bCs/>
+        </w:rPr>
+        <w:t>Kutyrev, A.</w:t>
+      </w:r>
+      <w:r>
+        <w:t xml:space="preserve">, Petrenko, D., </w:t>
+      </w:r>
+      <w:proofErr w:type="spellStart"/>
+      <w:r>
+        <w:t>Zhitova</w:t>
+      </w:r>
+      <w:proofErr w:type="spellEnd"/>
+      <w:r>
+        <w:t xml:space="preserve">, L., </w:t>
+      </w:r>
+      <w:proofErr w:type="spellStart"/>
+      <w:r>
+        <w:t>Shevko</w:t>
+      </w:r>
+      <w:proofErr w:type="spellEnd"/>
+      <w:r>
+        <w:t xml:space="preserve">, A., Gora, M., Kalugin, V., Shvedov, G., </w:t>
+      </w:r>
+      <w:proofErr w:type="spellStart"/>
+      <w:r>
+        <w:t>Izokh</w:t>
+      </w:r>
+      <w:proofErr w:type="spellEnd"/>
+      <w:r>
+        <w:t xml:space="preserve">, A., Yudovskaya, M. Fluid-mediated PGE enrichment of magmatic low-sulfide ores as modelled for the Norilsk deposits. </w:t>
+      </w:r>
+      <w:r>
+        <w:rPr>
+          <w:i/>
+          <w:iCs/>
+        </w:rPr>
         <w:t>Geology</w:t>
       </w:r>
       <w:r>
         <w:t>, under review.</w:t>
+      </w:r>
+    </w:p>
+    <w:p>
+      <w:pPr>
+        <w:pStyle w:val="CVReference"/>
+        <w:numPr>
+          <w:ilvl w:val="0"/>
+          <w:numId w:val="3"/>
+        </w:numPr>
+      </w:pPr>
+      <w:r>
+        <w:t xml:space="preserve">Baykov, N.I., Chayka, I.F., Kamenetsky, V.S., </w:t>
+      </w:r>
+      <w:r>
+        <w:rPr>
+          <w:b/>
+          <w:bCs/>
+        </w:rPr>
+        <w:t xml:space="preserve">Kutyrev, A.V.</w:t>
+      </w:r>
+      <w:r>
+        <w:t xml:space="preserve">, Nekrylov, N.A., Shcherbakov, V.D., Zhukova, I.A., Plechov, P.Yu., Abramova, V.D., Stepanov, A.S. Melt-spinel interface effects control Pt fractionation in basaltic melt. </w:t>
+      </w:r>
+      <w:r>
+        <w:rPr>
+          <w:i/>
+          <w:iCs/>
+        </w:rPr>
+        <w:t xml:space="preserve">Geology</w:t>
+      </w:r>
+      <w:r>
+        <w:t xml:space="preserve">, submitted.</w:t>
       </w:r>
     </w:p>
     <w:p>

--- a/CV_Anton_Kutyrev.docx
+++ b/CV_Anton_Kutyrev.docx
@@ -367,23 +367,7 @@
         <w:pStyle w:val="CVEntryDetail"/>
       </w:pPr>
       <w:r>
-        <w:t xml:space="preserve">Geology and platinum mineralization of concentrically zoned dunite–clinopyroxenite–gabbro complexes of the </w:t>
-      </w:r>
-      <w:proofErr w:type="spellStart"/>
-      <w:r>
-        <w:t>Tamanvayam</w:t>
-      </w:r>
-      <w:proofErr w:type="spellEnd"/>
-      <w:r>
-        <w:t xml:space="preserve"> and </w:t>
-      </w:r>
-      <w:proofErr w:type="spellStart"/>
-      <w:r>
-        <w:t>Epilchik</w:t>
-      </w:r>
-      <w:proofErr w:type="spellEnd"/>
-      <w:r>
-        <w:t xml:space="preserve"> groups.</w:t>
+        <w:t>Geology and platinum mineralization of concentrically zoned dunite–clinopyroxenite–gabbro complexes of the Tamanvayam and Epilchik groups.</w:t>
       </w:r>
     </w:p>
     <w:p>
@@ -449,15 +433,7 @@
         <w:t>Geologist (summer fieldwork),</w:t>
       </w:r>
       <w:r>
-        <w:t xml:space="preserve"> </w:t>
-      </w:r>
-      <w:proofErr w:type="spellStart"/>
-      <w:r>
-        <w:t>Kirganik</w:t>
-      </w:r>
-      <w:proofErr w:type="spellEnd"/>
-      <w:r>
-        <w:t xml:space="preserve"> Ltd. (Amur Minerals subsidiary), Kamchatka, Russia.</w:t>
+        <w:t xml:space="preserve"> Kirganik Ltd. (Amur Minerals subsidiary), Kamchatka, Russia.</w:t>
       </w:r>
     </w:p>
     <w:p>
@@ -523,15 +499,7 @@
         <w:t>Field technician (summer fieldwork),</w:t>
       </w:r>
       <w:r>
-        <w:t xml:space="preserve"> </w:t>
-      </w:r>
-      <w:proofErr w:type="spellStart"/>
-      <w:r>
-        <w:t>Kamchatgeologia</w:t>
-      </w:r>
-      <w:proofErr w:type="spellEnd"/>
-      <w:r>
-        <w:t>, Kamchatka, Russia.</w:t>
+        <w:t xml:space="preserve"> Kamchatgeologia, Kamchatka, Russia.</w:t>
       </w:r>
     </w:p>
     <w:p>
@@ -713,23 +681,7 @@
         <w:t>Co-supervisor</w:t>
       </w:r>
       <w:r>
-        <w:t xml:space="preserve"> (with Prof. Roger Gibson) of the project “Calc-silicate xenoliths in the Lower Zone of the Bushveld Complex and their implications for platinum-group element mineralization” (student: </w:t>
-      </w:r>
-      <w:proofErr w:type="spellStart"/>
-      <w:r>
-        <w:t>Mensacia</w:t>
-      </w:r>
-      <w:proofErr w:type="spellEnd"/>
-      <w:r>
-        <w:t xml:space="preserve"> </w:t>
-      </w:r>
-      <w:proofErr w:type="spellStart"/>
-      <w:r>
-        <w:t>Phaswane</w:t>
-      </w:r>
-      <w:proofErr w:type="spellEnd"/>
-      <w:r>
-        <w:t>).</w:t>
+        <w:t xml:space="preserve"> (with Prof. Roger Gibson) of the project “Calc-silicate xenoliths in the Lower Zone of the Bushveld Complex and their implications for platinum-group element mineralization” (student: Mensacia Phaswane).</w:t>
       </w:r>
     </w:p>
     <w:p>
@@ -782,15 +734,7 @@
       </w:r>
       <w:r>
         <w:tab/>
-        <w:t xml:space="preserve">Resource Geology Workshop, </w:t>
-      </w:r>
-      <w:proofErr w:type="spellStart"/>
-      <w:r>
-        <w:t>GeoCongress</w:t>
-      </w:r>
-      <w:proofErr w:type="spellEnd"/>
-      <w:r>
-        <w:t xml:space="preserve"> 2025, Bloemfontein, South Africa.</w:t>
+        <w:t>Resource Geology Workshop, GeoCongress 2025, Bloemfontein, South Africa.</w:t>
       </w:r>
     </w:p>
     <w:p>
@@ -859,15 +803,7 @@
         <w:t>Hands-on:</w:t>
       </w:r>
       <w:r>
-        <w:t xml:space="preserve"> SEM-EDS, Raman spectroscopy, field-portable XRF, clean-lab chemistry and mass spectrometry for Rb-Sr, </w:t>
-      </w:r>
-      <w:proofErr w:type="spellStart"/>
-      <w:r>
-        <w:t>Sm</w:t>
-      </w:r>
-      <w:proofErr w:type="spellEnd"/>
-      <w:r>
-        <w:t>-Nd and triple-oxygen isotopes (laser fluorination line), LA-ICP-MS.</w:t>
+        <w:t xml:space="preserve"> SEM-EDS, Raman spectroscopy, field-portable XRF, clean-lab chemistry and mass spectrometry for Rb-Sr, Sm-Nd and triple-oxygen isotopes (laser fluorination line), LA-ICP-MS.</w:t>
       </w:r>
     </w:p>
     <w:p>
@@ -1228,23 +1164,7 @@
         <w:t>RFBR Project No. 18-35-00126</w:t>
       </w:r>
       <w:r>
-        <w:t xml:space="preserve"> (principal investigator): “</w:t>
-      </w:r>
-      <w:proofErr w:type="spellStart"/>
-      <w:r>
-        <w:t>Typomorphism</w:t>
-      </w:r>
-      <w:proofErr w:type="spellEnd"/>
-      <w:r>
-        <w:t xml:space="preserve"> and formation conditions of PGE minerals in concentrically zoned ultramafic massifs (</w:t>
-      </w:r>
-      <w:proofErr w:type="spellStart"/>
-      <w:r>
-        <w:t>Epilchik</w:t>
-      </w:r>
-      <w:proofErr w:type="spellEnd"/>
-      <w:r>
-        <w:t xml:space="preserve"> area, Koryak-Kamchatka belt)”. Approx. EUR 9,700.</w:t>
+        <w:t xml:space="preserve"> (principal investigator): “Typomorphism and formation conditions of PGE minerals in concentrically zoned ultramafic massifs (Epilchik area, Koryak-Kamchatka belt)”. Approx. EUR 9,700.</w:t>
       </w:r>
     </w:p>
     <w:p>
@@ -1260,21 +1180,12 @@
       <w:r>
         <w:tab/>
       </w:r>
-      <w:proofErr w:type="spellStart"/>
-      <w:r>
-        <w:rPr>
-          <w:b/>
-          <w:bCs/>
-        </w:rPr>
-        <w:t>Total</w:t>
-      </w:r>
-      <w:proofErr w:type="spellEnd"/>
-      <w:r>
-        <w:rPr>
-          <w:b/>
-          <w:bCs/>
-        </w:rPr>
-        <w:t xml:space="preserve"> research funding received: approx. EUR 353,600.</w:t>
+      <w:r>
+        <w:rPr>
+          <w:b/>
+          <w:bCs/>
+        </w:rPr>
+        <w:t>Total research funding received: approx. EUR 353,600.</w:t>
       </w:r>
     </w:p>
     <w:p>
@@ -1327,15 +1238,7 @@
       </w:r>
       <w:r>
         <w:tab/>
-        <w:t xml:space="preserve">Principal investigator and organizer of a helicopter-supported expedition (12 participants) to the </w:t>
-      </w:r>
-      <w:proofErr w:type="spellStart"/>
-      <w:r>
-        <w:t>Tumrok</w:t>
-      </w:r>
-      <w:proofErr w:type="spellEnd"/>
-      <w:r>
-        <w:t xml:space="preserve"> Range arc picrites, Kamchatka (3 weeks).</w:t>
+        <w:t>Principal investigator and organizer of a helicopter-supported expedition (12 participants) to the Tumrok Range arc picrites, Kamchatka (3 weeks).</w:t>
       </w:r>
     </w:p>
     <w:p>
@@ -1350,15 +1253,7 @@
       </w:r>
       <w:r>
         <w:tab/>
-        <w:t xml:space="preserve">Sampling of alluvial awaruite in the </w:t>
-      </w:r>
-      <w:proofErr w:type="spellStart"/>
-      <w:r>
-        <w:t>Kamchatsky</w:t>
-      </w:r>
-      <w:proofErr w:type="spellEnd"/>
-      <w:r>
-        <w:t xml:space="preserve"> Mys ophiolite, Kamchatka (2 weeks).</w:t>
+        <w:t>Sampling of alluvial awaruite in the Kamchatsky Mys ophiolite, Kamchatka (2 weeks).</w:t>
       </w:r>
     </w:p>
     <w:p>
@@ -1373,15 +1268,7 @@
       </w:r>
       <w:r>
         <w:tab/>
-        <w:t xml:space="preserve">Documenting cooling lava flows and caves of the 2012–13 Tolbachik Fissure Eruption (2 weeks); observations of </w:t>
-      </w:r>
-      <w:proofErr w:type="spellStart"/>
-      <w:r>
-        <w:t>Klyuchevskoy</w:t>
-      </w:r>
-      <w:proofErr w:type="spellEnd"/>
-      <w:r>
-        <w:t xml:space="preserve"> volcano.</w:t>
+        <w:t>Documenting cooling lava flows and caves of the 2012–13 Tolbachik Fissure Eruption (2 weeks); observations of Klyuchevskoy volcano.</w:t>
       </w:r>
     </w:p>
     <w:p>
@@ -1427,15 +1314,7 @@
       </w:r>
       <w:r>
         <w:tab/>
-        <w:t xml:space="preserve">Fieldwork on the </w:t>
-      </w:r>
-      <w:proofErr w:type="spellStart"/>
-      <w:r>
-        <w:t>Kamchatsky</w:t>
-      </w:r>
-      <w:proofErr w:type="spellEnd"/>
-      <w:r>
-        <w:t xml:space="preserve"> Mys ophiolite (2 weeks).</w:t>
+        <w:t>Fieldwork on the Kamchatsky Mys ophiolite (2 weeks).</w:t>
       </w:r>
     </w:p>
     <w:p>
@@ -1450,15 +1329,7 @@
       </w:r>
       <w:r>
         <w:tab/>
-        <w:t xml:space="preserve">Prospecting at the </w:t>
-      </w:r>
-      <w:proofErr w:type="spellStart"/>
-      <w:r>
-        <w:t>Kirganik</w:t>
-      </w:r>
-      <w:proofErr w:type="spellEnd"/>
-      <w:r>
-        <w:t xml:space="preserve"> Cu porphyry and epithermal Au occurrence (1 month).</w:t>
+        <w:t>Prospecting at the Kirganik Cu porphyry and epithermal Au occurrence (1 month).</w:t>
       </w:r>
     </w:p>
     <w:p>
@@ -1473,23 +1344,7 @@
       </w:r>
       <w:r>
         <w:tab/>
-        <w:t xml:space="preserve">Prospecting for lode and placer PGE mineralization, </w:t>
-      </w:r>
-      <w:proofErr w:type="spellStart"/>
-      <w:r>
-        <w:t>Epilchik</w:t>
-      </w:r>
-      <w:proofErr w:type="spellEnd"/>
-      <w:r>
-        <w:t xml:space="preserve"> and </w:t>
-      </w:r>
-      <w:proofErr w:type="spellStart"/>
-      <w:r>
-        <w:t>Matysken</w:t>
-      </w:r>
-      <w:proofErr w:type="spellEnd"/>
-      <w:r>
-        <w:t xml:space="preserve"> areas, Koryak Highlands (5 months in total).</w:t>
+        <w:t>Prospecting for lode and placer PGE mineralization, Epilchik and Matysken areas, Koryak Highlands (5 months in total).</w:t>
       </w:r>
     </w:p>
     <w:p>
@@ -1722,31 +1577,7 @@
         <w:t>Kutyrev, A.</w:t>
       </w:r>
       <w:r>
-        <w:t xml:space="preserve">, Filimonova, O., Saxey, D.W., </w:t>
-      </w:r>
-      <w:proofErr w:type="spellStart"/>
-      <w:r>
-        <w:t>Vymazalová</w:t>
-      </w:r>
-      <w:proofErr w:type="spellEnd"/>
-      <w:r>
-        <w:t xml:space="preserve">, A., Evans, K., Kamenetsky, V.S., </w:t>
-      </w:r>
-      <w:proofErr w:type="spellStart"/>
-      <w:r>
-        <w:t>Wermeille</w:t>
-      </w:r>
-      <w:proofErr w:type="spellEnd"/>
-      <w:r>
-        <w:t xml:space="preserve">, D., </w:t>
-      </w:r>
-      <w:proofErr w:type="spellStart"/>
-      <w:r>
-        <w:t>Fougerouse</w:t>
-      </w:r>
-      <w:proofErr w:type="spellEnd"/>
-      <w:r>
-        <w:t>, D., Reddy, S.M., 2026. Formation of natural IrO</w:t>
+        <w:t>, Filimonova, O., Saxey, D.W., Vymazalová, A., Evans, K., Kamenetsky, V.S., Wermeille, D., Fougerouse, D., Reddy, S.M., 2026. Formation of natural IrO</w:t>
       </w:r>
       <w:r>
         <w:rPr>
@@ -1785,15 +1616,7 @@
         </w:numPr>
       </w:pPr>
       <w:r>
-        <w:t xml:space="preserve">Eslami, A., </w:t>
-      </w:r>
-      <w:proofErr w:type="spellStart"/>
-      <w:r>
-        <w:t>Chardelin</w:t>
-      </w:r>
-      <w:proofErr w:type="spellEnd"/>
-      <w:r>
-        <w:t xml:space="preserve">, M., O'Driscoll, B., Malvoisin, B., Evans, K., Grieco, G., Bussolesi, M., &amp; </w:t>
+        <w:t xml:space="preserve">Eslami, A., Chardelin, M., O'Driscoll, B., Malvoisin, B., Evans, K., Grieco, G., Bussolesi, M., &amp; </w:t>
       </w:r>
       <w:r>
         <w:rPr>
@@ -1803,15 +1626,7 @@
         <w:t>Kutyrev, A.</w:t>
       </w:r>
       <w:r>
-        <w:t xml:space="preserve"> 2026. Chromitite-mafic dike interfaces as archives of </w:t>
-      </w:r>
-      <w:proofErr w:type="spellStart"/>
-      <w:r>
-        <w:t>syn</w:t>
-      </w:r>
-      <w:proofErr w:type="spellEnd"/>
-      <w:r>
-        <w:t xml:space="preserve">-kinematic fluid-rock interaction, chromium mobility and Ca-metasomatism, Nain Ophiolite, Central Iran. </w:t>
+        <w:t xml:space="preserve"> 2026. Chromitite-mafic dike interfaces as archives of syn-kinematic fluid-rock interaction, chromium mobility and Ca-metasomatism, Nain Ophiolite, Central Iran. </w:t>
       </w:r>
       <w:r>
         <w:rPr>
@@ -1851,15 +1666,7 @@
         <w:t>Kutyrev, A.</w:t>
       </w:r>
       <w:r>
-        <w:t xml:space="preserve">, </w:t>
-      </w:r>
-      <w:proofErr w:type="spellStart"/>
-      <w:r>
-        <w:t>Bindeman</w:t>
-      </w:r>
-      <w:proofErr w:type="spellEnd"/>
-      <w:r>
-        <w:t xml:space="preserve">, I.N., Lynn, K.J., Trusdell, F.A., Downs, D.T., Edwards, H.R., Cook, G.W., Day, J.M.D., 2025. Rhenium-osmium and oxygen isotope homogeneity during the 2022 Mauna Loa eruption and implications for basaltic magma storage. </w:t>
+        <w:t xml:space="preserve">, Bindeman, I.N., Lynn, K.J., Trusdell, F.A., Downs, D.T., Edwards, H.R., Cook, G.W., Day, J.M.D., 2025. Rhenium-osmium and oxygen isotope homogeneity during the 2022 Mauna Loa eruption and implications for basaltic magma storage. </w:t>
       </w:r>
       <w:r>
         <w:rPr>
@@ -1899,23 +1706,7 @@
         <w:t>Kutyrev, A.V.</w:t>
       </w:r>
       <w:r>
-        <w:t xml:space="preserve">, Barnes, S.J., Stepanov, A.S., Konstantinov, S.E., Baykov, N.I., </w:t>
-      </w:r>
-      <w:proofErr w:type="spellStart"/>
-      <w:r>
-        <w:t>Kryazhev</w:t>
-      </w:r>
-      <w:proofErr w:type="spellEnd"/>
-      <w:r>
-        <w:t xml:space="preserve">, S.G., Belousov, I.A., Zhukova, I.A., Scherbakov, V.D., Kalugin, V.M., Ivanov, A.V., Bryanskiy, N.V., Park, J.W., 2025. Erratic </w:t>
-      </w:r>
-      <w:proofErr w:type="spellStart"/>
-      <w:r>
-        <w:t>behavior</w:t>
-      </w:r>
-      <w:proofErr w:type="spellEnd"/>
-      <w:r>
-        <w:t xml:space="preserve"> of platinum-group elements along an olivine-Cr-spinel cotectic in sulfide-undersaturated basaltic magma: roles of Cr-spinel and alloys. </w:t>
+        <w:t xml:space="preserve">, Barnes, S.J., Stepanov, A.S., Konstantinov, S.E., Baykov, N.I., Kryazhev, S.G., Belousov, I.A., Zhukova, I.A., Scherbakov, V.D., Kalugin, V.M., Ivanov, A.V., Bryanskiy, N.V., Park, J.W., 2025. Erratic behavior of platinum-group elements along an olivine-Cr-spinel cotectic in sulfide-undersaturated basaltic magma: roles of Cr-spinel and alloys. </w:t>
       </w:r>
       <w:r>
         <w:rPr>
@@ -1945,15 +1736,7 @@
         </w:numPr>
       </w:pPr>
       <w:r>
-        <w:t xml:space="preserve">Zhitova, E.S., </w:t>
-      </w:r>
-      <w:proofErr w:type="spellStart"/>
-      <w:r>
-        <w:t>Nuzhdaev</w:t>
-      </w:r>
-      <w:proofErr w:type="spellEnd"/>
-      <w:r>
-        <w:t xml:space="preserve">, A.A., Davydova, V.O., Sheveleva, R.M., Zhegunov, P.S., Kuznetsov, R.A., </w:t>
+        <w:t xml:space="preserve">Zhitova, E.S., Nuzhdaev, A.A., Davydova, V.O., Sheveleva, R.M., Zhegunov, P.S., Kuznetsov, R.A., </w:t>
       </w:r>
       <w:r>
         <w:rPr>
@@ -1963,15 +1746,7 @@
         <w:t>Kutyrev, A.V.</w:t>
       </w:r>
       <w:r>
-        <w:t xml:space="preserve">, Khokhlova, M.A., Vlasenko, N.S., 2025. Calcareous skarn-like mineral paragenesis from unaltered basalt of the </w:t>
-      </w:r>
-      <w:proofErr w:type="spellStart"/>
-      <w:r>
-        <w:t>Alaid</w:t>
-      </w:r>
-      <w:proofErr w:type="spellEnd"/>
-      <w:r>
-        <w:t xml:space="preserve"> volcano (Kuril-Kamchatka island arc). </w:t>
+        <w:t xml:space="preserve">, Khokhlova, M.A., Vlasenko, N.S., 2025. Calcareous skarn-like mineral paragenesis from unaltered basalt of the Alaid volcano (Kuril-Kamchatka island arc). </w:t>
       </w:r>
       <w:r>
         <w:rPr>
@@ -2009,15 +1784,7 @@
         <w:t>Kutyrev, A.</w:t>
       </w:r>
       <w:r>
-        <w:t xml:space="preserve">, </w:t>
-      </w:r>
-      <w:proofErr w:type="spellStart"/>
-      <w:r>
-        <w:t>Bindeman</w:t>
-      </w:r>
-      <w:proofErr w:type="spellEnd"/>
-      <w:r>
-        <w:t>, I.N., O'Neil, J., Rizo, H., 2024. Seawater-oceanic crust interaction constrained by triple oxygen and hydrogen isotopes in rocks from the Saglek-Hebron complex, NE Canada: Implications for moderately low-δ</w:t>
+        <w:t>, Bindeman, I.N., O'Neil, J., Rizo, H., 2024. Seawater-oceanic crust interaction constrained by triple oxygen and hydrogen isotopes in rocks from the Saglek-Hebron complex, NE Canada: Implications for moderately low-δ</w:t>
       </w:r>
       <w:r>
         <w:rPr>
@@ -2063,31 +1830,7 @@
         <w:t>Kutyrev, A.</w:t>
       </w:r>
       <w:r>
-        <w:t xml:space="preserve">, Kamenetsky, V.S., Chayka, I.F., Nekrylov, N.A., Kryuchkova, L., </w:t>
-      </w:r>
-      <w:proofErr w:type="spellStart"/>
-      <w:r>
-        <w:t>Shilovskikh</w:t>
-      </w:r>
-      <w:proofErr w:type="spellEnd"/>
-      <w:r>
-        <w:t xml:space="preserve">, V.V., </w:t>
-      </w:r>
-      <w:proofErr w:type="spellStart"/>
-      <w:r>
-        <w:t>Kontonikas</w:t>
-      </w:r>
-      <w:proofErr w:type="spellEnd"/>
-      <w:r>
-        <w:t xml:space="preserve">-Charos, A., Krasheninnikov, S.P., </w:t>
-      </w:r>
-      <w:proofErr w:type="spellStart"/>
-      <w:r>
-        <w:t>Sapegina</w:t>
-      </w:r>
-      <w:proofErr w:type="spellEnd"/>
-      <w:r>
-        <w:t xml:space="preserve">, A., Perchuk, A.L., 2024. Metamorphic origin of large nuggets of platinum-group metals: evidence from multiphase inclusions in Os-Ir-Ru alloys from the Adamsfield placer, Tasmania. </w:t>
+        <w:t xml:space="preserve">, Kamenetsky, V.S., Chayka, I.F., Nekrylov, N.A., Kryuchkova, L., Shilovskikh, V.V., Kontonikas-Charos, A., Krasheninnikov, S.P., Sapegina, A., Perchuk, A.L., 2024. Metamorphic origin of large nuggets of platinum-group metals: evidence from multiphase inclusions in Os-Ir-Ru alloys from the Adamsfield placer, Tasmania. </w:t>
       </w:r>
       <w:r>
         <w:rPr>
@@ -2127,23 +1870,7 @@
         <w:t>Kutyrev, A.V.</w:t>
       </w:r>
       <w:r>
-        <w:t xml:space="preserve">, Zhitova, E.S., </w:t>
-      </w:r>
-      <w:proofErr w:type="spellStart"/>
-      <w:r>
-        <w:t>Moskaleva</w:t>
-      </w:r>
-      <w:proofErr w:type="spellEnd"/>
-      <w:r>
-        <w:t xml:space="preserve">, S.V., Schweigert, P.E., 2024. First data on the mineralogy of the </w:t>
-      </w:r>
-      <w:proofErr w:type="spellStart"/>
-      <w:r>
-        <w:t>Evevpenta</w:t>
-      </w:r>
-      <w:proofErr w:type="spellEnd"/>
-      <w:r>
-        <w:t xml:space="preserve"> epithermal silver-gold ore occurrence, Kamchatka, Russia. </w:t>
+        <w:t xml:space="preserve">, Zhitova, E.S., Moskaleva, S.V., Schweigert, P.E., 2024. First data on the mineralogy of the Evevpenta epithermal silver-gold ore occurrence, Kamchatka, Russia. </w:t>
       </w:r>
       <w:r>
         <w:rPr>
@@ -2183,39 +1910,7 @@
         <w:t>Kutyrev, A.</w:t>
       </w:r>
       <w:r>
-        <w:t xml:space="preserve">, </w:t>
-      </w:r>
-      <w:proofErr w:type="spellStart"/>
-      <w:r>
-        <w:t>Lepekhina</w:t>
-      </w:r>
-      <w:proofErr w:type="spellEnd"/>
-      <w:r>
-        <w:t xml:space="preserve">, E., </w:t>
-      </w:r>
-      <w:proofErr w:type="spellStart"/>
-      <w:r>
-        <w:t>Sharpenok</w:t>
-      </w:r>
-      <w:proofErr w:type="spellEnd"/>
-      <w:r>
-        <w:t xml:space="preserve">, L., </w:t>
-      </w:r>
-      <w:proofErr w:type="spellStart"/>
-      <w:r>
-        <w:t>Shagalov</w:t>
-      </w:r>
-      <w:proofErr w:type="spellEnd"/>
-      <w:r>
-        <w:t xml:space="preserve">, E., Minervina, E., 2024. Nature of perovskite mineralization of silicate-carbonate veins in the margins of </w:t>
-      </w:r>
-      <w:proofErr w:type="spellStart"/>
-      <w:r>
-        <w:t>Kusinsko-Kopanskaya</w:t>
-      </w:r>
-      <w:proofErr w:type="spellEnd"/>
-      <w:r>
-        <w:t xml:space="preserve"> layered intrusion (South Urals, Russia). </w:t>
+        <w:t xml:space="preserve">, Lepekhina, E., Sharpenok, L., Shagalov, E., Minervina, E., 2024. Nature of perovskite mineralization of silicate-carbonate veins in the margins of Kusinsko-Kopanskaya layered intrusion (South Urals, Russia). </w:t>
       </w:r>
       <w:r>
         <w:rPr>
@@ -2252,31 +1947,7 @@
         <w:t>Kutyrev, A.</w:t>
       </w:r>
       <w:r>
-        <w:t xml:space="preserve">, McDonald, A., Tamura, N., </w:t>
-      </w:r>
-      <w:proofErr w:type="spellStart"/>
-      <w:r>
-        <w:t>Cabri</w:t>
-      </w:r>
-      <w:proofErr w:type="spellEnd"/>
-      <w:r>
-        <w:t xml:space="preserve">, L.J., </w:t>
-      </w:r>
-      <w:proofErr w:type="spellStart"/>
-      <w:r>
-        <w:t>Tolstykh</w:t>
-      </w:r>
-      <w:proofErr w:type="spellEnd"/>
-      <w:r>
-        <w:t xml:space="preserve">, N., </w:t>
-      </w:r>
-      <w:proofErr w:type="spellStart"/>
-      <w:r>
-        <w:t>Pekov</w:t>
-      </w:r>
-      <w:proofErr w:type="spellEnd"/>
-      <w:r>
-        <w:t>, I., 2023. Sidorovite, PtFe</w:t>
+        <w:t>, McDonald, A., Tamura, N., Cabri, L.J., Tolstykh, N., Pekov, I., 2023. Sidorovite, PtFe</w:t>
       </w:r>
       <w:r>
         <w:rPr>
@@ -2285,15 +1956,7 @@
         <w:t>3</w:t>
       </w:r>
       <w:r>
-        <w:t xml:space="preserve">, a new mineral from the </w:t>
-      </w:r>
-      <w:proofErr w:type="spellStart"/>
-      <w:r>
-        <w:t>Snegovaya</w:t>
-      </w:r>
-      <w:proofErr w:type="spellEnd"/>
-      <w:r>
-        <w:t xml:space="preserve"> River placer, Koryak Highlands, Russia. </w:t>
+        <w:t xml:space="preserve">, a new mineral from the Snegovaya River placer, Koryak Highlands, Russia. </w:t>
       </w:r>
       <w:r>
         <w:rPr>
@@ -2330,39 +1993,7 @@
         <w:t>Kutyrev, A.</w:t>
       </w:r>
       <w:r>
-        <w:t xml:space="preserve">, Kamenetsky, V.S., </w:t>
-      </w:r>
-      <w:proofErr w:type="spellStart"/>
-      <w:r>
-        <w:t>Kontonikas</w:t>
-      </w:r>
-      <w:proofErr w:type="spellEnd"/>
-      <w:r>
-        <w:t xml:space="preserve">-Charos, A., Savelyev, D.P., Yakich, T.Y., Belousov, I.A., </w:t>
-      </w:r>
-      <w:proofErr w:type="spellStart"/>
-      <w:r>
-        <w:t>Sandimirova</w:t>
-      </w:r>
-      <w:proofErr w:type="spellEnd"/>
-      <w:r>
-        <w:t xml:space="preserve">, E.I., </w:t>
-      </w:r>
-      <w:proofErr w:type="spellStart"/>
-      <w:r>
-        <w:t>Moskaleva</w:t>
-      </w:r>
-      <w:proofErr w:type="spellEnd"/>
-      <w:r>
-        <w:t xml:space="preserve">, S.V., 2023. </w:t>
-      </w:r>
-      <w:proofErr w:type="spellStart"/>
-      <w:r>
-        <w:t>Behavior</w:t>
-      </w:r>
-      <w:proofErr w:type="spellEnd"/>
-      <w:r>
-        <w:t xml:space="preserve"> of platinum-group elements during hydrous metamorphism: constraints from awaruite (Ni</w:t>
+        <w:t>, Kamenetsky, V.S., Kontonikas-Charos, A., Savelyev, D.P., Yakich, T.Y., Belousov, I.A., Sandimirova, E.I., Moskaleva, S.V., 2023. Behavior of platinum-group elements during hydrous metamorphism: constraints from awaruite (Ni</w:t>
       </w:r>
       <w:r>
         <w:rPr>
@@ -2401,31 +2032,7 @@
         </w:numPr>
       </w:pPr>
       <w:r>
-        <w:t xml:space="preserve">Chayka, I.F., </w:t>
-      </w:r>
-      <w:proofErr w:type="spellStart"/>
-      <w:r>
-        <w:t>Izokh</w:t>
-      </w:r>
-      <w:proofErr w:type="spellEnd"/>
-      <w:r>
-        <w:t xml:space="preserve">, A.E., Kamenetsky, V.S., Sokol, E.V., </w:t>
-      </w:r>
-      <w:proofErr w:type="spellStart"/>
-      <w:r>
-        <w:t>Lobastov</w:t>
-      </w:r>
-      <w:proofErr w:type="spellEnd"/>
-      <w:r>
-        <w:t xml:space="preserve">, B.M., </w:t>
-      </w:r>
-      <w:proofErr w:type="spellStart"/>
-      <w:r>
-        <w:t>Kontonikas</w:t>
-      </w:r>
-      <w:proofErr w:type="spellEnd"/>
-      <w:r>
-        <w:t xml:space="preserve">-Charos, A., Zelenski, M.E., </w:t>
+        <w:t xml:space="preserve">Chayka, I.F., Izokh, A.E., Kamenetsky, V.S., Sokol, E.V., Lobastov, B.M., Kontonikas-Charos, A., Zelenski, M.E., </w:t>
       </w:r>
       <w:r>
         <w:rPr>
@@ -2435,15 +2042,7 @@
         <w:t>Kutyrev, A.V.</w:t>
       </w:r>
       <w:r>
-        <w:t xml:space="preserve">, Sluzhenikin, S.F., Zhitova, L.M., Shvedov, G.I., </w:t>
-      </w:r>
-      <w:proofErr w:type="spellStart"/>
-      <w:r>
-        <w:t>Shevko</w:t>
-      </w:r>
-      <w:proofErr w:type="spellEnd"/>
-      <w:r>
-        <w:t xml:space="preserve">, A.Y., Gora, M.P., 2023. Origin of chromitites in the Norilsk-1 intrusion (Siberian LIP) triggered by assimilation of argillaceous rocks by Cr-rich basic magma. </w:t>
+        <w:t xml:space="preserve">, Sluzhenikin, S.F., Zhitova, L.M., Shvedov, G.I., Shevko, A.Y., Gora, M.P., 2023. Origin of chromitites in the Norilsk-1 intrusion (Siberian LIP) triggered by assimilation of argillaceous rocks by Cr-rich basic magma. </w:t>
       </w:r>
       <w:r>
         <w:rPr>
@@ -2473,15 +2072,7 @@
         </w:numPr>
       </w:pPr>
       <w:r>
-        <w:t xml:space="preserve">Eslami, A., Grieco, G., Bussolesi, M., Ichiyama, Y., Lenaz, D., </w:t>
-      </w:r>
-      <w:proofErr w:type="spellStart"/>
-      <w:r>
-        <w:t>Skogby</w:t>
-      </w:r>
-      <w:proofErr w:type="spellEnd"/>
-      <w:r>
-        <w:t xml:space="preserve">, H., </w:t>
+        <w:t xml:space="preserve">Eslami, A., Grieco, G., Bussolesi, M., Ichiyama, Y., Lenaz, D., Skogby, H., </w:t>
       </w:r>
       <w:r>
         <w:rPr>
@@ -2491,15 +2082,7 @@
         <w:t>Kutyrev, A.V.</w:t>
       </w:r>
       <w:r>
-        <w:t xml:space="preserve">, Cavallo, A., Khedr, M.Z., 2023. Co-occurrence of compositionally variable chromitites in the </w:t>
-      </w:r>
-      <w:proofErr w:type="spellStart"/>
-      <w:r>
-        <w:t>Sabzevar</w:t>
-      </w:r>
-      <w:proofErr w:type="spellEnd"/>
-      <w:r>
-        <w:t xml:space="preserve"> ophiolite, NE Iran. </w:t>
+        <w:t xml:space="preserve">, Cavallo, A., Khedr, M.Z., 2023. Co-occurrence of compositionally variable chromitites in the Sabzevar ophiolite, NE Iran. </w:t>
       </w:r>
       <w:r>
         <w:rPr>
@@ -2539,15 +2122,7 @@
         <w:t>Kutyrev, A.V.</w:t>
       </w:r>
       <w:r>
-        <w:t xml:space="preserve">, </w:t>
-      </w:r>
-      <w:proofErr w:type="spellStart"/>
-      <w:r>
-        <w:t>Shilovskikh</w:t>
-      </w:r>
-      <w:proofErr w:type="spellEnd"/>
-      <w:r>
-        <w:t xml:space="preserve">, V.V., Petrov, S.V., 2023. Mineralogy and geochemistry of platinum-group elements in the zoned mafic-ultramafic intrusions of the Uralian Platinum belt, Russia. </w:t>
+        <w:t xml:space="preserve">, Shilovskikh, V.V., Petrov, S.V., 2023. Mineralogy and geochemistry of platinum-group elements in the zoned mafic-ultramafic intrusions of the Uralian Platinum belt, Russia. </w:t>
       </w:r>
       <w:r>
         <w:rPr>
@@ -2587,23 +2162,7 @@
         <w:t>Kutyrev, A.V.</w:t>
       </w:r>
       <w:r>
-        <w:t xml:space="preserve">, Pushkarev, E.V., </w:t>
-      </w:r>
-      <w:proofErr w:type="spellStart"/>
-      <w:r>
-        <w:t>Abersteiner</w:t>
-      </w:r>
-      <w:proofErr w:type="spellEnd"/>
-      <w:r>
-        <w:t xml:space="preserve">, A., Shcherbakov, V.D., 2023. Volcano-plutonic complex of the </w:t>
-      </w:r>
-      <w:proofErr w:type="spellStart"/>
-      <w:r>
-        <w:t>Tumrok</w:t>
-      </w:r>
-      <w:proofErr w:type="spellEnd"/>
-      <w:r>
-        <w:t xml:space="preserve"> Range (Eastern Kamchatka): an example of the Ural-Alaskan type intrusion and related volcanic series. </w:t>
+        <w:t xml:space="preserve">, Pushkarev, E.V., Abersteiner, A., Shcherbakov, V.D., 2023. Volcano-plutonic complex of the Tumrok Range (Eastern Kamchatka): an example of the Ural-Alaskan type intrusion and related volcanic series. </w:t>
       </w:r>
       <w:r>
         <w:rPr>
@@ -2690,13 +2249,8 @@
           <w:numId w:val="2"/>
         </w:numPr>
       </w:pPr>
-      <w:proofErr w:type="spellStart"/>
-      <w:r>
-        <w:t>Bukhanova</w:t>
-      </w:r>
-      <w:proofErr w:type="spellEnd"/>
-      <w:r>
-        <w:t xml:space="preserve">, D.S., </w:t>
+      <w:r>
+        <w:t xml:space="preserve">Bukhanova, D.S., </w:t>
       </w:r>
       <w:r>
         <w:rPr>
@@ -2706,15 +2260,7 @@
         <w:t>Kutyrev, A.V.</w:t>
       </w:r>
       <w:r>
-        <w:t xml:space="preserve">, Sidorov, E.G., Chubarov, V.M., 2022. First finding of platinum group minerals at the </w:t>
-      </w:r>
-      <w:proofErr w:type="spellStart"/>
-      <w:r>
-        <w:t>Malmyzh</w:t>
-      </w:r>
-      <w:proofErr w:type="spellEnd"/>
-      <w:r>
-        <w:t xml:space="preserve"> porphyry gold-copper deposit, Khabarovsk Krai, Russia. </w:t>
+        <w:t xml:space="preserve">, Sidorov, E.G., Chubarov, V.M., 2022. First finding of platinum group minerals at the Malmyzh porphyry gold-copper deposit, Khabarovsk Krai, Russia. </w:t>
       </w:r>
       <w:r>
         <w:rPr>
@@ -2743,37 +2289,8 @@
           <w:numId w:val="2"/>
         </w:numPr>
       </w:pPr>
-      <w:proofErr w:type="spellStart"/>
-      <w:r>
-        <w:t>Pekov</w:t>
-      </w:r>
-      <w:proofErr w:type="spellEnd"/>
-      <w:r>
-        <w:t xml:space="preserve">, I.V., Zubkova, N.V., Agakhanov, A.A., </w:t>
-      </w:r>
-      <w:proofErr w:type="spellStart"/>
-      <w:r>
-        <w:t>Yapaskurt</w:t>
-      </w:r>
-      <w:proofErr w:type="spellEnd"/>
-      <w:r>
-        <w:t xml:space="preserve">, V.O., </w:t>
-      </w:r>
-      <w:proofErr w:type="spellStart"/>
-      <w:r>
-        <w:t>Belakovskiy</w:t>
-      </w:r>
-      <w:proofErr w:type="spellEnd"/>
-      <w:r>
-        <w:t xml:space="preserve">, D.I., </w:t>
-      </w:r>
-      <w:proofErr w:type="spellStart"/>
-      <w:r>
-        <w:t>Britvin</w:t>
-      </w:r>
-      <w:proofErr w:type="spellEnd"/>
-      <w:r>
-        <w:t xml:space="preserve">, S.N., Sidorov, E.G., </w:t>
+      <w:r>
+        <w:t xml:space="preserve">Pekov, I.V., Zubkova, N.V., Agakhanov, A.A., Yapaskurt, V.O., Belakovskiy, D.I., Britvin, S.N., Sidorov, E.G., </w:t>
       </w:r>
       <w:r>
         <w:rPr>
@@ -2783,23 +2300,7 @@
         <w:t>Kutyrev, A.V.</w:t>
       </w:r>
       <w:r>
-        <w:t xml:space="preserve">, </w:t>
-      </w:r>
-      <w:proofErr w:type="spellStart"/>
-      <w:r>
-        <w:t>Pushcharovsky</w:t>
-      </w:r>
-      <w:proofErr w:type="spellEnd"/>
-      <w:r>
-        <w:t xml:space="preserve">, D.Y., 2022. New arsenate minerals from the </w:t>
-      </w:r>
-      <w:proofErr w:type="spellStart"/>
-      <w:r>
-        <w:t>Arsenatnaya</w:t>
-      </w:r>
-      <w:proofErr w:type="spellEnd"/>
-      <w:r>
-        <w:t xml:space="preserve"> fumarole, Tolbachik volcano, Kamchatka, Russia. XIX. Axelite, Na</w:t>
+        <w:t>, Pushcharovsky, D.Y., 2022. New arsenate minerals from the Arsenatnaya fumarole, Tolbachik volcano, Kamchatka, Russia. XIX. Axelite, Na</w:t>
       </w:r>
       <w:r>
         <w:rPr>
@@ -2882,45 +2383,8 @@
           <w:numId w:val="2"/>
         </w:numPr>
       </w:pPr>
-      <w:proofErr w:type="spellStart"/>
-      <w:r>
-        <w:t>Pekov</w:t>
-      </w:r>
-      <w:proofErr w:type="spellEnd"/>
-      <w:r>
-        <w:t xml:space="preserve">, I.V., Zubkova, N.V., </w:t>
-      </w:r>
-      <w:proofErr w:type="spellStart"/>
-      <w:r>
-        <w:t>Yapaskurt</w:t>
-      </w:r>
-      <w:proofErr w:type="spellEnd"/>
-      <w:r>
-        <w:t xml:space="preserve">, V.O., </w:t>
-      </w:r>
-      <w:proofErr w:type="spellStart"/>
-      <w:r>
-        <w:t>Belakovskiy</w:t>
-      </w:r>
-      <w:proofErr w:type="spellEnd"/>
-      <w:r>
-        <w:t xml:space="preserve">, D.I., </w:t>
-      </w:r>
-      <w:proofErr w:type="spellStart"/>
-      <w:r>
-        <w:t>Britvin</w:t>
-      </w:r>
-      <w:proofErr w:type="spellEnd"/>
-      <w:r>
-        <w:t xml:space="preserve">, S.N., Agakhanov, A.A., </w:t>
-      </w:r>
-      <w:proofErr w:type="spellStart"/>
-      <w:r>
-        <w:t>Turchkova</w:t>
-      </w:r>
-      <w:proofErr w:type="spellEnd"/>
-      <w:r>
-        <w:t xml:space="preserve">, A.G., Sidorov, E.G., </w:t>
+      <w:r>
+        <w:t xml:space="preserve">Pekov, I.V., Zubkova, N.V., Yapaskurt, V.O., Belakovskiy, D.I., Britvin, S.N., Agakhanov, A.A., Turchkova, A.G., Sidorov, E.G., </w:t>
       </w:r>
       <w:r>
         <w:rPr>
@@ -2957,15 +2421,7 @@
         <w:t>4</w:t>
       </w:r>
       <w:r>
-        <w:t>), a new As/S-ordered arsenate-</w:t>
-      </w:r>
-      <w:proofErr w:type="spellStart"/>
-      <w:r>
-        <w:t>sulfate</w:t>
-      </w:r>
-      <w:proofErr w:type="spellEnd"/>
-      <w:r>
-        <w:t xml:space="preserve"> mineral of fumarolic origin. </w:t>
+        <w:t xml:space="preserve">), a new As/S-ordered arsenate-sulfate mineral of fumarolic origin. </w:t>
       </w:r>
       <w:r>
         <w:rPr>
@@ -3006,15 +2462,7 @@
         <w:t>Kutyrev, A.</w:t>
       </w:r>
       <w:r>
-        <w:t xml:space="preserve">, 2022. Early </w:t>
-      </w:r>
-      <w:proofErr w:type="spellStart"/>
-      <w:r>
-        <w:t>Paleozoic</w:t>
-      </w:r>
-      <w:proofErr w:type="spellEnd"/>
-      <w:r>
-        <w:t xml:space="preserve"> subduction fingerprints of the Paleo-Asian ocean in easternmost Central Asian Orogenic Belt (CAOB): Identification of the oldest Alaskan-type complex in the CAOB. </w:t>
+        <w:t xml:space="preserve">, 2022. Early Paleozoic subduction fingerprints of the Paleo-Asian ocean in easternmost Central Asian Orogenic Belt (CAOB): Identification of the oldest Alaskan-type complex in the CAOB. </w:t>
       </w:r>
       <w:r>
         <w:rPr>
@@ -3044,23 +2492,7 @@
         </w:numPr>
       </w:pPr>
       <w:r>
-        <w:t xml:space="preserve">Nekrylov, N., Kamenetsky, V.S., Savelyev, D.P., Gorbach, N.V., </w:t>
-      </w:r>
-      <w:proofErr w:type="spellStart"/>
-      <w:r>
-        <w:t>Kontonikas</w:t>
-      </w:r>
-      <w:proofErr w:type="spellEnd"/>
-      <w:r>
-        <w:t xml:space="preserve">-Charos, A., </w:t>
-      </w:r>
-      <w:proofErr w:type="spellStart"/>
-      <w:r>
-        <w:t>Palesskii</w:t>
-      </w:r>
-      <w:proofErr w:type="spellEnd"/>
-      <w:r>
-        <w:t xml:space="preserve">, S.V., Shcherbakov, V.D., </w:t>
+        <w:t xml:space="preserve">Nekrylov, N., Kamenetsky, V.S., Savelyev, D.P., Gorbach, N.V., Kontonikas-Charos, A., Palesskii, S.V., Shcherbakov, V.D., </w:t>
       </w:r>
       <w:r>
         <w:rPr>
@@ -3070,15 +2502,7 @@
         <w:t>Kutyrev, A.V.</w:t>
       </w:r>
       <w:r>
-        <w:t xml:space="preserve">, Savelyeva, O.L., Korneeva, A.A., </w:t>
-      </w:r>
-      <w:proofErr w:type="spellStart"/>
-      <w:r>
-        <w:t>Kozmenko</w:t>
-      </w:r>
-      <w:proofErr w:type="spellEnd"/>
-      <w:r>
-        <w:t xml:space="preserve">, O.A., Zelenski, M.E., 2022. Platinum-group elements in Late Quaternary high-Mg basalts of eastern Kamchatka: Evidence for minor cryptic sulfide fractionation in primitive arc magmas. </w:t>
+        <w:t xml:space="preserve">, Savelyeva, O.L., Korneeva, A.A., Kozmenko, O.A., Zelenski, M.E., 2022. Platinum-group elements in Late Quaternary high-Mg basalts of eastern Kamchatka: Evidence for minor cryptic sulfide fractionation in primitive arc magmas. </w:t>
       </w:r>
       <w:r>
         <w:rPr>
@@ -3115,39 +2539,7 @@
         <w:t>Kutyrev, A.V.</w:t>
       </w:r>
       <w:r>
-        <w:t xml:space="preserve">, Kamenetsky, V.S., Park, J.-W., Maas, R., </w:t>
-      </w:r>
-      <w:proofErr w:type="spellStart"/>
-      <w:r>
-        <w:t>Demonterova</w:t>
-      </w:r>
-      <w:proofErr w:type="spellEnd"/>
-      <w:r>
-        <w:t xml:space="preserve">, E.I., </w:t>
-      </w:r>
-      <w:proofErr w:type="spellStart"/>
-      <w:r>
-        <w:t>Antsiferova</w:t>
-      </w:r>
-      <w:proofErr w:type="spellEnd"/>
-      <w:r>
-        <w:t xml:space="preserve">, T.N., Ivanov, A.V., Hwang, J., </w:t>
-      </w:r>
-      <w:proofErr w:type="spellStart"/>
-      <w:r>
-        <w:t>Abersteiner</w:t>
-      </w:r>
-      <w:proofErr w:type="spellEnd"/>
-      <w:r>
-        <w:t xml:space="preserve">, A., Ozerov, A.Y., 2021. Primitive high-K </w:t>
-      </w:r>
-      <w:proofErr w:type="spellStart"/>
-      <w:r>
-        <w:t>intraoceanic</w:t>
-      </w:r>
-      <w:proofErr w:type="spellEnd"/>
-      <w:r>
-        <w:t xml:space="preserve"> arc magmas of Eastern Kamchatka: Implications for Paleo-Pacific tectonics and magmatism in the Cretaceous. </w:t>
+        <w:t xml:space="preserve">, Kamenetsky, V.S., Park, J.-W., Maas, R., Demonterova, E.I., Antsiferova, T.N., Ivanov, A.V., Hwang, J., Abersteiner, A., Ozerov, A.Y., 2021. Primitive high-K intraoceanic arc magmas of Eastern Kamchatka: Implications for Paleo-Pacific tectonics and magmatism in the Cretaceous. </w:t>
       </w:r>
       <w:r>
         <w:rPr>
@@ -3184,15 +2576,7 @@
         <w:t>Kutyrev, A.</w:t>
       </w:r>
       <w:r>
-        <w:t xml:space="preserve">, Zelenski, M., Nekrylov, N., Savelyev, D., </w:t>
-      </w:r>
-      <w:proofErr w:type="spellStart"/>
-      <w:r>
-        <w:t>Kontonikas</w:t>
-      </w:r>
-      <w:proofErr w:type="spellEnd"/>
-      <w:r>
-        <w:t xml:space="preserve">-Charos, A., Kamenetsky, V.S., 2021. Noble metals in arc basaltic magmas worldwide: a case study of modern and pre-historic lavas of the Tolbachik volcano. </w:t>
+        <w:t xml:space="preserve">, Zelenski, M., Nekrylov, N., Savelyev, D., Kontonikas-Charos, A., Kamenetsky, V.S., 2021. Noble metals in arc basaltic magmas worldwide: a case study of modern and pre-historic lavas of the Tolbachik volcano. </w:t>
       </w:r>
       <w:r>
         <w:rPr>
@@ -3229,23 +2613,7 @@
         <w:t>Kutyrev, A.V.</w:t>
       </w:r>
       <w:r>
-        <w:t xml:space="preserve">, Sidorov, E.G., Kamenetsky, V.S., Chubarov, V.M., Chayka, I.F., </w:t>
-      </w:r>
-      <w:proofErr w:type="spellStart"/>
-      <w:r>
-        <w:t>Abersteiner</w:t>
-      </w:r>
-      <w:proofErr w:type="spellEnd"/>
-      <w:r>
-        <w:t xml:space="preserve">, A., 2021. Platinum mineralization and geochemistry of the </w:t>
-      </w:r>
-      <w:proofErr w:type="spellStart"/>
-      <w:r>
-        <w:t>Matysken</w:t>
-      </w:r>
-      <w:proofErr w:type="spellEnd"/>
-      <w:r>
-        <w:t xml:space="preserve"> zoned Ural-Alaskan type complex and related placer (Far East Russia). </w:t>
+        <w:t xml:space="preserve">, Sidorov, E.G., Kamenetsky, V.S., Chubarov, V.M., Chayka, I.F., Abersteiner, A., 2021. Platinum mineralization and geochemistry of the Matysken zoned Ural-Alaskan type complex and related placer (Far East Russia). </w:t>
       </w:r>
       <w:r>
         <w:rPr>
@@ -3285,39 +2653,7 @@
         <w:t>Kutyrev, A.V.</w:t>
       </w:r>
       <w:r>
-        <w:t xml:space="preserve">, Zhitova, E.S., Agakhanov, A.A., </w:t>
-      </w:r>
-      <w:proofErr w:type="spellStart"/>
-      <w:r>
-        <w:t>Sandimirova</w:t>
-      </w:r>
-      <w:proofErr w:type="spellEnd"/>
-      <w:r>
-        <w:t xml:space="preserve">, E.I., </w:t>
-      </w:r>
-      <w:proofErr w:type="spellStart"/>
-      <w:r>
-        <w:t>Vymazalová</w:t>
-      </w:r>
-      <w:proofErr w:type="spellEnd"/>
-      <w:r>
-        <w:t xml:space="preserve">, A., Chubarov, V.M., Zolotarev, A.A., 2021. Kufahrite, PtPb, a new mineral from </w:t>
-      </w:r>
-      <w:proofErr w:type="spellStart"/>
-      <w:r>
-        <w:t>Ledyanoy</w:t>
-      </w:r>
-      <w:proofErr w:type="spellEnd"/>
-      <w:r>
-        <w:t xml:space="preserve"> Creek placer, </w:t>
-      </w:r>
-      <w:proofErr w:type="spellStart"/>
-      <w:r>
-        <w:t>Galmoenan</w:t>
-      </w:r>
-      <w:proofErr w:type="spellEnd"/>
-      <w:r>
-        <w:t xml:space="preserve"> ultramafic complex, Koryak Highlands, Russia. </w:t>
+        <w:t xml:space="preserve">, Zhitova, E.S., Agakhanov, A.A., Sandimirova, E.I., Vymazalová, A., Chubarov, V.M., Zolotarev, A.A., 2021. Kufahrite, PtPb, a new mineral from Ledyanoy Creek placer, Galmoenan ultramafic complex, Koryak Highlands, Russia. </w:t>
       </w:r>
       <w:r>
         <w:rPr>
@@ -3357,31 +2693,7 @@
         <w:t>Kutyrev, A.V.</w:t>
       </w:r>
       <w:r>
-        <w:t xml:space="preserve">, </w:t>
-      </w:r>
-      <w:proofErr w:type="spellStart"/>
-      <w:r>
-        <w:t>Lepekhina</w:t>
-      </w:r>
-      <w:proofErr w:type="spellEnd"/>
-      <w:r>
-        <w:t xml:space="preserve">, E.N., </w:t>
-      </w:r>
-      <w:proofErr w:type="spellStart"/>
-      <w:r>
-        <w:t>Sharpenok</w:t>
-      </w:r>
-      <w:proofErr w:type="spellEnd"/>
-      <w:r>
-        <w:t xml:space="preserve">, L.N., Antonov, A.V., Kutyreva, M.E., 2021. Age of the dike complex in the dunite "core" of the </w:t>
-      </w:r>
-      <w:proofErr w:type="spellStart"/>
-      <w:r>
-        <w:t>Kamenushinsky</w:t>
-      </w:r>
-      <w:proofErr w:type="spellEnd"/>
-      <w:r>
-        <w:t xml:space="preserve"> clinopyroxenite-dunite massif, Ural Platinum belt, Middle Urals. </w:t>
+        <w:t xml:space="preserve">, Lepekhina, E.N., Sharpenok, L.N., Antonov, A.V., Kutyreva, M.E., 2021. Age of the dike complex in the dunite "core" of the Kamenushinsky clinopyroxenite-dunite massif, Ural Platinum belt, Middle Urals. </w:t>
       </w:r>
       <w:r>
         <w:rPr>
@@ -3421,15 +2733,7 @@
         <w:t>Kutyrev, A.</w:t>
       </w:r>
       <w:r>
-        <w:t xml:space="preserve">, Chubarov, V., Zhitova, E., 2021. Platinum mineralization of the </w:t>
-      </w:r>
-      <w:proofErr w:type="spellStart"/>
-      <w:r>
-        <w:t>Epilchik</w:t>
-      </w:r>
-      <w:proofErr w:type="spellEnd"/>
-      <w:r>
-        <w:t xml:space="preserve"> Ural-Alaskan type zoned complex (Far East Russia). </w:t>
+        <w:t xml:space="preserve">, Chubarov, V., Zhitova, E., 2021. Platinum mineralization of the Epilchik Ural-Alaskan type zoned complex (Far East Russia). </w:t>
       </w:r>
       <w:r>
         <w:rPr>
@@ -3458,37 +2762,8 @@
           <w:numId w:val="2"/>
         </w:numPr>
       </w:pPr>
-      <w:proofErr w:type="spellStart"/>
-      <w:r>
-        <w:t>Ismagilova</w:t>
-      </w:r>
-      <w:proofErr w:type="spellEnd"/>
-      <w:r>
-        <w:t xml:space="preserve">, R.M., </w:t>
-      </w:r>
-      <w:proofErr w:type="spellStart"/>
-      <w:r>
-        <w:t>Zhitova</w:t>
-      </w:r>
-      <w:proofErr w:type="spellEnd"/>
-      <w:r>
-        <w:t xml:space="preserve">, E.S., Krivovichev, S.V., Sergeeva, A.V., </w:t>
-      </w:r>
-      <w:proofErr w:type="spellStart"/>
-      <w:r>
-        <w:t>Nuzhdaev</w:t>
-      </w:r>
-      <w:proofErr w:type="spellEnd"/>
-      <w:r>
-        <w:t xml:space="preserve">, A.A., Anikin, L.P., </w:t>
-      </w:r>
-      <w:proofErr w:type="spellStart"/>
-      <w:r>
-        <w:t>Krzhizhanovskaya</w:t>
-      </w:r>
-      <w:proofErr w:type="spellEnd"/>
-      <w:r>
-        <w:t xml:space="preserve">, M.G., Nazarova, M.A., Kupchinenko, A.N., Zolotarev, A.A., </w:t>
+      <w:r>
+        <w:t xml:space="preserve">Ismagilova, R.M., Zhitova, E.S., Krivovichev, S.V., Sergeeva, A.V., Nuzhdaev, A.A., Anikin, L.P., Krzhizhanovskaya, M.G., Nazarova, M.A., Kupchinenko, A.N., Zolotarev, A.A., </w:t>
       </w:r>
       <w:r>
         <w:rPr>
@@ -3498,15 +2773,7 @@
         <w:t>Kutyrev, A.V.</w:t>
       </w:r>
       <w:r>
-        <w:t xml:space="preserve">, </w:t>
-      </w:r>
-      <w:proofErr w:type="spellStart"/>
-      <w:r>
-        <w:t>Bukhanova</w:t>
-      </w:r>
-      <w:proofErr w:type="spellEnd"/>
-      <w:r>
-        <w:t>, D.S., Kuznetsov, R.A., Khanin, D.A., 2021. Phase evolution from volborthite, Cu</w:t>
+        <w:t>, Bukhanova, D.S., Kuznetsov, R.A., Khanin, D.A., 2021. Phase evolution from volborthite, Cu</w:t>
       </w:r>
       <w:r>
         <w:rPr>
@@ -3581,15 +2848,7 @@
         </w:numPr>
       </w:pPr>
       <w:r>
-        <w:t xml:space="preserve">Saveliev, D.E., </w:t>
-      </w:r>
-      <w:proofErr w:type="spellStart"/>
-      <w:r>
-        <w:t>Shilovskikh</w:t>
-      </w:r>
-      <w:proofErr w:type="spellEnd"/>
-      <w:r>
-        <w:t xml:space="preserve">, V.V., Sergeev, S.N., </w:t>
+        <w:t xml:space="preserve">Saveliev, D.E., Shilovskikh, V.V., Sergeev, S.N., </w:t>
       </w:r>
       <w:r>
         <w:rPr>
@@ -3599,23 +2858,7 @@
         <w:t>Kutyrev, A.V.</w:t>
       </w:r>
       <w:r>
-        <w:t xml:space="preserve">, 2021. </w:t>
-      </w:r>
-      <w:proofErr w:type="spellStart"/>
-      <w:r>
-        <w:t>Chromian</w:t>
-      </w:r>
-      <w:proofErr w:type="spellEnd"/>
-      <w:r>
-        <w:t xml:space="preserve"> spinel </w:t>
-      </w:r>
-      <w:proofErr w:type="spellStart"/>
-      <w:r>
-        <w:t>neomineralisations</w:t>
-      </w:r>
-      <w:proofErr w:type="spellEnd"/>
-      <w:r>
-        <w:t xml:space="preserve"> and the microstructure of plastically deformed ophiolitic peridotites (Kraka massifs, Southern Urals, Russia). </w:t>
+        <w:t xml:space="preserve">, 2021. Chromian spinel neomineralisations and the microstructure of plastically deformed ophiolitic peridotites (Kraka massifs, Southern Urals, Russia). </w:t>
       </w:r>
       <w:r>
         <w:rPr>
@@ -3652,15 +2895,7 @@
         <w:t>Kutyrev, A.V.</w:t>
       </w:r>
       <w:r>
-        <w:t xml:space="preserve">, Kamenetsky, V.S., Sidorov, E.G., </w:t>
-      </w:r>
-      <w:proofErr w:type="spellStart"/>
-      <w:r>
-        <w:t>Abersteiner</w:t>
-      </w:r>
-      <w:proofErr w:type="spellEnd"/>
-      <w:r>
-        <w:t xml:space="preserve">, A., Chubarov, V.M., 2020. Silicate inclusions in isoferroplatinum: Constraints on the origin of platinum mineralization in podiform chromitites. </w:t>
+        <w:t xml:space="preserve">, Kamenetsky, V.S., Sidorov, E.G., Abersteiner, A., Chubarov, V.M., 2020. Silicate inclusions in isoferroplatinum: Constraints on the origin of platinum mineralization in podiform chromitites. </w:t>
       </w:r>
       <w:r>
         <w:rPr>
@@ -3690,47 +2925,7 @@
         </w:numPr>
       </w:pPr>
       <w:r>
-        <w:t xml:space="preserve">Chayka, I.F., Sobolev, A.V., </w:t>
-      </w:r>
-      <w:proofErr w:type="spellStart"/>
-      <w:r>
-        <w:t>Izokh</w:t>
-      </w:r>
-      <w:proofErr w:type="spellEnd"/>
-      <w:r>
-        <w:t xml:space="preserve">, A.E., </w:t>
-      </w:r>
-      <w:proofErr w:type="spellStart"/>
-      <w:r>
-        <w:t>Batanova</w:t>
-      </w:r>
-      <w:proofErr w:type="spellEnd"/>
-      <w:r>
-        <w:t xml:space="preserve">, V.G., </w:t>
-      </w:r>
-      <w:proofErr w:type="spellStart"/>
-      <w:r>
-        <w:t>Krasheninnikov</w:t>
-      </w:r>
-      <w:proofErr w:type="spellEnd"/>
-      <w:r>
-        <w:t xml:space="preserve">, S.P., </w:t>
-      </w:r>
-      <w:proofErr w:type="spellStart"/>
-      <w:r>
-        <w:t>Chervyakovskaya</w:t>
-      </w:r>
-      <w:proofErr w:type="spellEnd"/>
-      <w:r>
-        <w:t xml:space="preserve">, M.V., </w:t>
-      </w:r>
-      <w:proofErr w:type="spellStart"/>
-      <w:r>
-        <w:t>Kontonikas</w:t>
-      </w:r>
-      <w:proofErr w:type="spellEnd"/>
-      <w:r>
-        <w:t xml:space="preserve">-Charos, A., </w:t>
+        <w:t xml:space="preserve">Chayka, I.F., Sobolev, A.V., Izokh, A.E., Batanova, V.G., Krasheninnikov, S.P., Chervyakovskaya, M.V., Kontonikas-Charos, A., </w:t>
       </w:r>
       <w:r>
         <w:rPr>
@@ -3740,31 +2935,7 @@
         <w:t>Kutyrev, A.</w:t>
       </w:r>
       <w:r>
-        <w:t xml:space="preserve">, </w:t>
-      </w:r>
-      <w:proofErr w:type="spellStart"/>
-      <w:r>
-        <w:t>Lobastov</w:t>
-      </w:r>
-      <w:proofErr w:type="spellEnd"/>
-      <w:r>
-        <w:t xml:space="preserve">, B., </w:t>
-      </w:r>
-      <w:proofErr w:type="spellStart"/>
-      <w:r>
-        <w:t>Chervyakovskiy</w:t>
-      </w:r>
-      <w:proofErr w:type="spellEnd"/>
-      <w:r>
-        <w:t xml:space="preserve">, V., 2020. Fingerprints of </w:t>
-      </w:r>
-      <w:proofErr w:type="spellStart"/>
-      <w:r>
-        <w:t>Kamafugite</w:t>
-      </w:r>
-      <w:proofErr w:type="spellEnd"/>
-      <w:r>
-        <w:t xml:space="preserve">-Like Magmas in Mesozoic Lamproites of the Aldan Shield: Evidence from Olivine and Olivine-Hosted Inclusions. </w:t>
+        <w:t xml:space="preserve">, Lobastov, B., Chervyakovskiy, V., 2020. Fingerprints of Kamafugite-Like Magmas in Mesozoic Lamproites of the Aldan Shield: Evidence from Olivine and Olivine-Hosted Inclusions. </w:t>
       </w:r>
       <w:r>
         <w:rPr>
@@ -3804,31 +2975,7 @@
         <w:t>Kutyrev, A.V.</w:t>
       </w:r>
       <w:r>
-        <w:t xml:space="preserve">, </w:t>
-      </w:r>
-      <w:proofErr w:type="spellStart"/>
-      <w:r>
-        <w:t>Sharpenok</w:t>
-      </w:r>
-      <w:proofErr w:type="spellEnd"/>
-      <w:r>
-        <w:t xml:space="preserve">, L.N., </w:t>
-      </w:r>
-      <w:proofErr w:type="spellStart"/>
-      <w:r>
-        <w:t>Nabiullin</w:t>
-      </w:r>
-      <w:proofErr w:type="spellEnd"/>
-      <w:r>
-        <w:t xml:space="preserve">, F.M., </w:t>
-      </w:r>
-      <w:proofErr w:type="spellStart"/>
-      <w:r>
-        <w:t>Troshkina</w:t>
-      </w:r>
-      <w:proofErr w:type="spellEnd"/>
-      <w:r>
-        <w:t xml:space="preserve">, A.N., 2020. Mineralogical and geochemical evidence for granite metasomatism in dikes in the north of the Berezovskoe Ore field (Middle Urals). </w:t>
+        <w:t xml:space="preserve">, Sharpenok, L.N., Nabiullin, F.M., Troshkina, A.N., 2020. Mineralogical and geochemical evidence for granite metasomatism in dikes in the north of the Berezovskoe Ore field (Middle Urals). </w:t>
       </w:r>
       <w:r>
         <w:rPr>
@@ -3865,15 +3012,7 @@
         <w:t>Kutyrev, A.V.</w:t>
       </w:r>
       <w:r>
-        <w:t xml:space="preserve">, Zhirnova, T.S., 2019. Concentrically-zoned massifs of the </w:t>
-      </w:r>
-      <w:proofErr w:type="spellStart"/>
-      <w:r>
-        <w:t>Tamanvayam</w:t>
-      </w:r>
-      <w:proofErr w:type="spellEnd"/>
-      <w:r>
-        <w:t xml:space="preserve"> group (Koryak-Kamchatka Platiniferous Belt): structure, age, petrological and geochemical aspects. </w:t>
+        <w:t xml:space="preserve">, Zhirnova, T.S., 2019. Concentrically-zoned massifs of the Tamanvayam group (Koryak-Kamchatka Platiniferous Belt): structure, age, petrological and geochemical aspects. </w:t>
       </w:r>
       <w:r>
         <w:rPr>
@@ -3914,15 +3053,7 @@
         <w:t>Kutyrev, A.V.</w:t>
       </w:r>
       <w:r>
-        <w:t xml:space="preserve">, Zhitova, E.S., Chubarov, V.M., Khanin, D.A., 2019. Origin of platinum-group mineral assemblages from placers in rivers draining from the Ural-Alaskan type </w:t>
-      </w:r>
-      <w:proofErr w:type="spellStart"/>
-      <w:r>
-        <w:t>Itchayvayamsky</w:t>
-      </w:r>
-      <w:proofErr w:type="spellEnd"/>
-      <w:r>
-        <w:t xml:space="preserve"> ultramafics, Far East Russia. </w:t>
+        <w:t xml:space="preserve">, Zhitova, E.S., Chubarov, V.M., Khanin, D.A., 2019. Origin of platinum-group mineral assemblages from placers in rivers draining from the Ural-Alaskan type Itchayvayamsky ultramafics, Far East Russia. </w:t>
       </w:r>
       <w:r>
         <w:rPr>
@@ -3959,15 +3090,7 @@
         <w:t>Kutyrev, A.V.</w:t>
       </w:r>
       <w:r>
-        <w:t xml:space="preserve">, Sidorov, E.G., Antonov, A.V., Chubarov, V.M., 2018. Platinum-group mineral assemblage of the </w:t>
-      </w:r>
-      <w:proofErr w:type="spellStart"/>
-      <w:r>
-        <w:t>Prizhimny</w:t>
-      </w:r>
-      <w:proofErr w:type="spellEnd"/>
-      <w:r>
-        <w:t xml:space="preserve"> Creek (Koryak Highland). </w:t>
+        <w:t xml:space="preserve">, Sidorov, E.G., Antonov, A.V., Chubarov, V.M., 2018. Platinum-group mineral assemblage of the Prizhimny Creek (Koryak Highland). </w:t>
       </w:r>
       <w:r>
         <w:rPr>
@@ -4041,25 +3164,17 @@
         <w:t>Kutyrev, A.</w:t>
       </w:r>
       <w:r>
-        <w:t xml:space="preserve">, </w:t>
-      </w:r>
-      <w:proofErr w:type="spellStart"/>
-      <w:r>
-        <w:t>Bundtzen</w:t>
-      </w:r>
-      <w:proofErr w:type="spellEnd"/>
-      <w:r>
-        <w:t xml:space="preserve">, T.K., Yakubovich, O.V., Chayka, I.F. Recognizing overlooked Ural-Alaskan-type complexes in ophiolitic belts: the Mount Hurst case, Alaska. </w:t>
+        <w:t xml:space="preserve">, Kamenetsky, V.S., Chayka, I.F., Yudovskaya, M.A., Eslami, A., Kislov, E.V., Pushkarev, E.V., Zhitova, L.M. What do Cr-spinel-hosted multiphase inclusions in chromitites record? </w:t>
       </w:r>
       <w:r>
         <w:rPr>
           <w:i/>
           <w:iCs/>
         </w:rPr>
-        <w:t>Mineralium Deposita</w:t>
-      </w:r>
-      <w:r>
-        <w:t>, under review.</w:t>
+        <w:t>Journal of Petrology</w:t>
+      </w:r>
+      <w:r>
+        <w:t>, submitted.</w:t>
       </w:r>
     </w:p>
     <w:p>
@@ -4071,24 +3186,27 @@
         </w:numPr>
       </w:pPr>
       <w:r>
-        <w:rPr>
-          <w:b/>
-          <w:bCs/>
-        </w:rPr>
-        <w:t xml:space="preserve">Kutyrev, A.</w:t>
-      </w:r>
-      <w:r>
-        <w:t xml:space="preserve">, Kamenetsky, V.S., Chayka, I.F., Yudovskaya, M.A., Eslami, A., Kislov, E.V., Pushkarev, E.V., Zhitova, L.M. What do Cr-spinel-hosted multiphase inclusions in chromitites record? </w:t>
+        <w:t xml:space="preserve">Chayka, I., Hu, W.-J., </w:t>
+      </w:r>
+      <w:r>
+        <w:rPr>
+          <w:b/>
+          <w:bCs/>
+        </w:rPr>
+        <w:t>Kutyrev, A.</w:t>
+      </w:r>
+      <w:r>
+        <w:t xml:space="preserve">, Petrenko, D., Zhitova, L., Shevko, A., Gora, M., Kalugin, V., Shvedov, G., Izokh, A., Yudovskaya, M. Fluid-mediated PGE enrichment of magmatic low-sulfide ores as modelled for the Norilsk deposits. </w:t>
       </w:r>
       <w:r>
         <w:rPr>
           <w:i/>
           <w:iCs/>
         </w:rPr>
-        <w:t xml:space="preserve">Journal of Petrology</w:t>
-      </w:r>
-      <w:r>
-        <w:t xml:space="preserve">, submitted.</w:t>
+        <w:t>Geology</w:t>
+      </w:r>
+      <w:r>
+        <w:t>, under review.</w:t>
       </w:r>
     </w:p>
     <w:p>
@@ -4100,41 +3218,17 @@
         </w:numPr>
       </w:pPr>
       <w:r>
-        <w:t xml:space="preserve">Chayka, I., Hu, W.-J., </w:t>
-      </w:r>
-      <w:r>
-        <w:rPr>
-          <w:b/>
-          <w:bCs/>
-        </w:rPr>
-        <w:t>Kutyrev, A.</w:t>
-      </w:r>
-      <w:r>
-        <w:t xml:space="preserve">, Petrenko, D., </w:t>
-      </w:r>
-      <w:proofErr w:type="spellStart"/>
-      <w:r>
-        <w:t>Zhitova</w:t>
-      </w:r>
-      <w:proofErr w:type="spellEnd"/>
-      <w:r>
-        <w:t xml:space="preserve">, L., </w:t>
-      </w:r>
-      <w:proofErr w:type="spellStart"/>
-      <w:r>
-        <w:t>Shevko</w:t>
-      </w:r>
-      <w:proofErr w:type="spellEnd"/>
-      <w:r>
-        <w:t xml:space="preserve">, A., Gora, M., Kalugin, V., Shvedov, G., </w:t>
-      </w:r>
-      <w:proofErr w:type="spellStart"/>
-      <w:r>
-        <w:t>Izokh</w:t>
-      </w:r>
-      <w:proofErr w:type="spellEnd"/>
-      <w:r>
-        <w:t xml:space="preserve">, A., Yudovskaya, M. Fluid-mediated PGE enrichment of magmatic low-sulfide ores as modelled for the Norilsk deposits. </w:t>
+        <w:t xml:space="preserve">Baykov, N.I., Chayka, I.F., Kamenetsky, V.S., </w:t>
+      </w:r>
+      <w:r>
+        <w:rPr>
+          <w:b/>
+          <w:bCs/>
+        </w:rPr>
+        <w:t>Kutyrev, A.V.</w:t>
+      </w:r>
+      <w:r>
+        <w:t xml:space="preserve">, Nekrylov, N.A., Shcherbakov, V.D., Zhukova, I.A., Plechov, P.Yu., Abramova, V.D., Stepanov, A.S. Melt-spinel interface effects control Pt fractionation in basaltic melt. </w:t>
       </w:r>
       <w:r>
         <w:rPr>
@@ -4144,39 +3238,7 @@
         <w:t>Geology</w:t>
       </w:r>
       <w:r>
-        <w:t>, under review.</w:t>
-      </w:r>
-    </w:p>
-    <w:p>
-      <w:pPr>
-        <w:pStyle w:val="CVReference"/>
-        <w:numPr>
-          <w:ilvl w:val="0"/>
-          <w:numId w:val="3"/>
-        </w:numPr>
-      </w:pPr>
-      <w:r>
-        <w:t xml:space="preserve">Baykov, N.I., Chayka, I.F., Kamenetsky, V.S., </w:t>
-      </w:r>
-      <w:r>
-        <w:rPr>
-          <w:b/>
-          <w:bCs/>
-        </w:rPr>
-        <w:t xml:space="preserve">Kutyrev, A.V.</w:t>
-      </w:r>
-      <w:r>
-        <w:t xml:space="preserve">, Nekrylov, N.A., Shcherbakov, V.D., Zhukova, I.A., Plechov, P.Yu., Abramova, V.D., Stepanov, A.S. Melt-spinel interface effects control Pt fractionation in basaltic melt. </w:t>
-      </w:r>
-      <w:r>
-        <w:rPr>
-          <w:i/>
-          <w:iCs/>
-        </w:rPr>
-        <w:t xml:space="preserve">Geology</w:t>
-      </w:r>
-      <w:r>
-        <w:t xml:space="preserve">, submitted.</w:t>
+        <w:t>, submitted.</w:t>
       </w:r>
     </w:p>
     <w:p>
@@ -4233,15 +3295,7 @@
         <w:t>Kutyrev, A.</w:t>
       </w:r>
       <w:r>
-        <w:t xml:space="preserve">, </w:t>
-      </w:r>
-      <w:proofErr w:type="spellStart"/>
-      <w:r>
-        <w:t>Wermeille</w:t>
-      </w:r>
-      <w:proofErr w:type="spellEnd"/>
-      <w:r>
-        <w:t>, D., 2025. Iridium L</w:t>
+        <w:t>, Wermeille, D., 2025. Iridium L</w:t>
       </w:r>
       <w:r>
         <w:rPr>
@@ -4259,15 +3313,7 @@
         <w:t>2</w:t>
       </w:r>
       <w:r>
-        <w:t xml:space="preserve"> [Dataset]. </w:t>
-      </w:r>
-      <w:proofErr w:type="spellStart"/>
-      <w:r>
-        <w:t>Zenodo</w:t>
-      </w:r>
-      <w:proofErr w:type="spellEnd"/>
-      <w:r>
-        <w:t xml:space="preserve">. </w:t>
+        <w:t xml:space="preserve"> [Dataset]. Zenodo. </w:t>
       </w:r>
       <w:hyperlink r:id="rId47" w:history="1">
         <w:r>
@@ -4297,15 +3343,7 @@
         <w:t>Kutyrev, A.V.</w:t>
       </w:r>
       <w:r>
-        <w:t xml:space="preserve">, Baykov, N.I., Barnes, S., Savard, D., Alexei, I.V., 2025. Major, trace, and platinum-group elements in the Late Cretaceous arc volcano-plutonic complex of the </w:t>
-      </w:r>
-      <w:proofErr w:type="spellStart"/>
-      <w:r>
-        <w:t>Tumrok</w:t>
-      </w:r>
-      <w:proofErr w:type="spellEnd"/>
-      <w:r>
-        <w:t xml:space="preserve"> Range, eastern Kamchatka, Version 1.0. Interdisciplinary Earth Data Alliance (IEDA). </w:t>
+        <w:t xml:space="preserve">, Baykov, N.I., Barnes, S., Savard, D., Alexei, I.V., 2025. Major, trace, and platinum-group elements in the Late Cretaceous arc volcano-plutonic complex of the Tumrok Range, eastern Kamchatka, Version 1.0. Interdisciplinary Earth Data Alliance (IEDA). </w:t>
       </w:r>
       <w:hyperlink r:id="rId48" w:history="1">
         <w:r>
@@ -4332,23 +3370,7 @@
         <w:t>Kutyrev, A.</w:t>
       </w:r>
       <w:r>
-        <w:t xml:space="preserve">, </w:t>
-      </w:r>
-      <w:proofErr w:type="spellStart"/>
-      <w:r>
-        <w:t>Bindeman</w:t>
-      </w:r>
-      <w:proofErr w:type="spellEnd"/>
-      <w:r>
-        <w:t xml:space="preserve">, I., O'Neil, J., Rizo, H., 2024. Code for 1- and 2-stage oxygen fractionation and metamorphic dehydration </w:t>
-      </w:r>
-      <w:proofErr w:type="spellStart"/>
-      <w:r>
-        <w:t>modeling</w:t>
-      </w:r>
-      <w:proofErr w:type="spellEnd"/>
-      <w:r>
-        <w:t xml:space="preserve"> from "Seawater-oceanic crust interaction constrained by triple oxygen and hydrogen isotopes in rocks from the Saglek-Hebron complex, NE Canada". </w:t>
+        <w:t xml:space="preserve">, Bindeman, I., O'Neil, J., Rizo, H., 2024. Code for 1- and 2-stage oxygen fractionation and metamorphic dehydration modeling from "Seawater-oceanic crust interaction constrained by triple oxygen and hydrogen isotopes in rocks from the Saglek-Hebron complex, NE Canada". </w:t>
       </w:r>
       <w:hyperlink r:id="rId49" w:history="1">
         <w:r>
@@ -4469,6 +3491,7 @@
         </w:numPr>
       </w:pPr>
       <w:r>
+        <w:lastRenderedPageBreak/>
         <w:t>SGA 2019 Conference, Glasgow, United Kingdom. In-person oral presentation: “Platinum mineralization in Ural-Alaskan complexes of Koryak Highlands (Far East Russia)”.</w:t>
       </w:r>
     </w:p>

--- a/CV_Anton_Kutyrev.docx
+++ b/CV_Anton_Kutyrev.docx
@@ -201,7 +201,7 @@
         <w:pStyle w:val="CVEntryDetail"/>
       </w:pPr>
       <w:r>
-        <w:t>Teaching, programme leadership, curriculum development and research in economic and exploration geology, including layered intrusions, chromitites, platinum-group elements, critical minerals and isotope geochemistry. Lead the Exploration Geology programme on the Kazakhstan side and coordinate its local delivery; organising the programme’s first fieldwork and developing a new field course from scratch.</w:t>
+        <w:t>Teaching, programme leadership, curriculum development and research in economic and exploration geology, including layered intrusions, chromitites, platinum-group elements, critical minerals and isotope geochemistry. Lead the Exploration Geology programme on the Kazakhstan side and coordinate its local delivery; organising the programme’s first fieldwork and developing a new field course from scratch. Continuing research in earlier study areas, including the Bushveld Complex, South Africa, and beginning work on the geology of Kazakhstan.</w:t>
       </w:r>
     </w:p>
     <w:p>
@@ -367,7 +367,23 @@
         <w:pStyle w:val="CVEntryDetail"/>
       </w:pPr>
       <w:r>
-        <w:t>Geology and platinum mineralization of concentrically zoned dunite–clinopyroxenite–gabbro complexes of the Tamanvayam and Epilchik groups.</w:t>
+        <w:t xml:space="preserve">Geology and platinum mineralization of concentrically zoned dunite–clinopyroxenite–gabbro complexes of the </w:t>
+      </w:r>
+      <w:proofErr w:type="spellStart"/>
+      <w:r>
+        <w:t>Tamanvayam</w:t>
+      </w:r>
+      <w:proofErr w:type="spellEnd"/>
+      <w:r>
+        <w:t xml:space="preserve"> and </w:t>
+      </w:r>
+      <w:proofErr w:type="spellStart"/>
+      <w:r>
+        <w:t>Epilchik</w:t>
+      </w:r>
+      <w:proofErr w:type="spellEnd"/>
+      <w:r>
+        <w:t xml:space="preserve"> groups.</w:t>
       </w:r>
     </w:p>
     <w:p>
@@ -433,7 +449,15 @@
         <w:t>Geologist (summer fieldwork),</w:t>
       </w:r>
       <w:r>
-        <w:t xml:space="preserve"> Kirganik Ltd. (Amur Minerals subsidiary), Kamchatka, Russia.</w:t>
+        <w:t xml:space="preserve"> </w:t>
+      </w:r>
+      <w:proofErr w:type="spellStart"/>
+      <w:r>
+        <w:t>Kirganik</w:t>
+      </w:r>
+      <w:proofErr w:type="spellEnd"/>
+      <w:r>
+        <w:t xml:space="preserve"> Ltd. (Amur Minerals subsidiary), Kamchatka, Russia.</w:t>
       </w:r>
     </w:p>
     <w:p>
@@ -499,7 +523,15 @@
         <w:t>Field technician (summer fieldwork),</w:t>
       </w:r>
       <w:r>
-        <w:t xml:space="preserve"> Kamchatgeologia, Kamchatka, Russia.</w:t>
+        <w:t xml:space="preserve"> </w:t>
+      </w:r>
+      <w:proofErr w:type="spellStart"/>
+      <w:r>
+        <w:t>Kamchatgeologia</w:t>
+      </w:r>
+      <w:proofErr w:type="spellEnd"/>
+      <w:r>
+        <w:t>, Kamchatka, Russia.</w:t>
       </w:r>
     </w:p>
     <w:p>
@@ -539,7 +571,7 @@
         <w:t>Cardiff University Kazakhstan.</w:t>
       </w:r>
       <w:r>
-        <w:t xml:space="preserve"> World of Dynamic Environments (EA3504), a Year 1 module on dynamic Earth systems taught through geological and environmental case studies; Earth Materials and fieldwork from this academic year. Designing a new field course from scratch, including its academic structure, field activities and teaching materials.</w:t>
+        <w:t xml:space="preserve"> World of Dynamic Environments (EA3504), a Year 1 module on dynamic Earth systems taught through geological and environmental case studies; Earth Materials; Exploring the Planet Earth (Geology 101); and GIS and Fieldwork. Designing a new field course from scratch, including its academic structure, field activities and teaching materials.</w:t>
       </w:r>
     </w:p>
     <w:p>
@@ -681,7 +713,23 @@
         <w:t>Co-supervisor</w:t>
       </w:r>
       <w:r>
-        <w:t xml:space="preserve"> (with Prof. Roger Gibson) of the project “Calc-silicate xenoliths in the Lower Zone of the Bushveld Complex and their implications for platinum-group element mineralization” (student: Mensacia Phaswane).</w:t>
+        <w:t xml:space="preserve"> (with Prof. Roger Gibson) of the project “Calc-silicate xenoliths in the Lower Zone of the Bushveld Complex and their implications for platinum-group element mineralization” (student: </w:t>
+      </w:r>
+      <w:proofErr w:type="spellStart"/>
+      <w:r>
+        <w:t>Mensacia</w:t>
+      </w:r>
+      <w:proofErr w:type="spellEnd"/>
+      <w:r>
+        <w:t xml:space="preserve"> </w:t>
+      </w:r>
+      <w:proofErr w:type="spellStart"/>
+      <w:r>
+        <w:t>Phaswane</w:t>
+      </w:r>
+      <w:proofErr w:type="spellEnd"/>
+      <w:r>
+        <w:t>).</w:t>
       </w:r>
     </w:p>
     <w:p>
@@ -734,7 +782,15 @@
       </w:r>
       <w:r>
         <w:tab/>
-        <w:t>Resource Geology Workshop, GeoCongress 2025, Bloemfontein, South Africa.</w:t>
+        <w:t xml:space="preserve">Resource Geology Workshop, </w:t>
+      </w:r>
+      <w:proofErr w:type="spellStart"/>
+      <w:r>
+        <w:t>GeoCongress</w:t>
+      </w:r>
+      <w:proofErr w:type="spellEnd"/>
+      <w:r>
+        <w:t xml:space="preserve"> 2025, Bloemfontein, South Africa.</w:t>
       </w:r>
     </w:p>
     <w:p>
@@ -803,7 +859,15 @@
         <w:t>Hands-on:</w:t>
       </w:r>
       <w:r>
-        <w:t xml:space="preserve"> SEM-EDS, Raman spectroscopy, field-portable XRF, clean-lab chemistry and mass spectrometry for Rb-Sr, Sm-Nd and triple-oxygen isotopes (laser fluorination line), LA-ICP-MS.</w:t>
+        <w:t xml:space="preserve"> SEM-EDS, Raman spectroscopy, field-portable XRF, clean-lab chemistry and mass spectrometry for Rb-Sr, </w:t>
+      </w:r>
+      <w:proofErr w:type="spellStart"/>
+      <w:r>
+        <w:t>Sm</w:t>
+      </w:r>
+      <w:proofErr w:type="spellEnd"/>
+      <w:r>
+        <w:t>-Nd and triple-oxygen isotopes (laser fluorination line), LA-ICP-MS.</w:t>
       </w:r>
     </w:p>
     <w:p>
@@ -1164,7 +1228,23 @@
         <w:t>RFBR Project No. 18-35-00126</w:t>
       </w:r>
       <w:r>
-        <w:t xml:space="preserve"> (principal investigator): “Typomorphism and formation conditions of PGE minerals in concentrically zoned ultramafic massifs (Epilchik area, Koryak-Kamchatka belt)”. Approx. EUR 9,700.</w:t>
+        <w:t xml:space="preserve"> (principal investigator): “</w:t>
+      </w:r>
+      <w:proofErr w:type="spellStart"/>
+      <w:r>
+        <w:t>Typomorphism</w:t>
+      </w:r>
+      <w:proofErr w:type="spellEnd"/>
+      <w:r>
+        <w:t xml:space="preserve"> and formation conditions of PGE minerals in concentrically zoned ultramafic massifs (</w:t>
+      </w:r>
+      <w:proofErr w:type="spellStart"/>
+      <w:r>
+        <w:t>Epilchik</w:t>
+      </w:r>
+      <w:proofErr w:type="spellEnd"/>
+      <w:r>
+        <w:t xml:space="preserve"> area, Koryak-Kamchatka belt)”. Approx. EUR 9,700.</w:t>
       </w:r>
     </w:p>
     <w:p>
@@ -1180,12 +1260,21 @@
       <w:r>
         <w:tab/>
       </w:r>
-      <w:r>
-        <w:rPr>
-          <w:b/>
-          <w:bCs/>
-        </w:rPr>
-        <w:t>Total research funding received: approx. EUR 353,600.</w:t>
+      <w:proofErr w:type="spellStart"/>
+      <w:r>
+        <w:rPr>
+          <w:b/>
+          <w:bCs/>
+        </w:rPr>
+        <w:t>Total</w:t>
+      </w:r>
+      <w:proofErr w:type="spellEnd"/>
+      <w:r>
+        <w:rPr>
+          <w:b/>
+          <w:bCs/>
+        </w:rPr>
+        <w:t xml:space="preserve"> research funding received: approx. EUR 353,600.</w:t>
       </w:r>
     </w:p>
     <w:p>
@@ -1208,6 +1297,8 @@
       </w:r>
       <w:r>
         <w:tab/>
+      </w:r>
+      <w:r>
         <w:t>Mapping and sampling of the Critical Zone across the western and eastern Bushveld Complex, South Africa (one month of fieldwork plus regular mine visits).</w:t>
       </w:r>
     </w:p>
@@ -1238,7 +1329,15 @@
       </w:r>
       <w:r>
         <w:tab/>
-        <w:t>Principal investigator and organizer of a helicopter-supported expedition (12 participants) to the Tumrok Range arc picrites, Kamchatka (3 weeks).</w:t>
+        <w:t xml:space="preserve">Principal investigator and organizer of a helicopter-supported expedition (12 participants) to the </w:t>
+      </w:r>
+      <w:proofErr w:type="spellStart"/>
+      <w:r>
+        <w:t>Tumrok</w:t>
+      </w:r>
+      <w:proofErr w:type="spellEnd"/>
+      <w:r>
+        <w:t xml:space="preserve"> Range arc picrites, Kamchatka (3 weeks).</w:t>
       </w:r>
     </w:p>
     <w:p>
@@ -1253,7 +1352,15 @@
       </w:r>
       <w:r>
         <w:tab/>
-        <w:t>Sampling of alluvial awaruite in the Kamchatsky Mys ophiolite, Kamchatka (2 weeks).</w:t>
+        <w:t xml:space="preserve">Sampling of alluvial awaruite in the </w:t>
+      </w:r>
+      <w:proofErr w:type="spellStart"/>
+      <w:r>
+        <w:t>Kamchatsky</w:t>
+      </w:r>
+      <w:proofErr w:type="spellEnd"/>
+      <w:r>
+        <w:t xml:space="preserve"> Mys ophiolite, Kamchatka (2 weeks).</w:t>
       </w:r>
     </w:p>
     <w:p>
@@ -1268,7 +1375,17 @@
       </w:r>
       <w:r>
         <w:tab/>
-        <w:t>Documenting cooling lava flows and caves of the 2012–13 Tolbachik Fissure Eruption (2 weeks); observations of Klyuchevskoy volcano.</w:t>
+      </w:r>
+      <w:r>
+        <w:t xml:space="preserve">Documenting cooling lava flows and caves of the 2012–13 Tolbachik Fissure Eruption (2 weeks); observations of </w:t>
+      </w:r>
+      <w:proofErr w:type="spellStart"/>
+      <w:r>
+        <w:t>Klyuchevskoy</w:t>
+      </w:r>
+      <w:proofErr w:type="spellEnd"/>
+      <w:r>
+        <w:t xml:space="preserve"> volcano.</w:t>
       </w:r>
     </w:p>
     <w:p>
@@ -1314,7 +1431,15 @@
       </w:r>
       <w:r>
         <w:tab/>
-        <w:t>Fieldwork on the Kamchatsky Mys ophiolite (2 weeks).</w:t>
+        <w:t xml:space="preserve">Fieldwork on the </w:t>
+      </w:r>
+      <w:proofErr w:type="spellStart"/>
+      <w:r>
+        <w:t>Kamchatsky</w:t>
+      </w:r>
+      <w:proofErr w:type="spellEnd"/>
+      <w:r>
+        <w:t xml:space="preserve"> Mys ophiolite (2 weeks).</w:t>
       </w:r>
     </w:p>
     <w:p>
@@ -1329,7 +1454,15 @@
       </w:r>
       <w:r>
         <w:tab/>
-        <w:t>Prospecting at the Kirganik Cu porphyry and epithermal Au occurrence (1 month).</w:t>
+        <w:t xml:space="preserve">Prospecting at the </w:t>
+      </w:r>
+      <w:proofErr w:type="spellStart"/>
+      <w:r>
+        <w:t>Kirganik</w:t>
+      </w:r>
+      <w:proofErr w:type="spellEnd"/>
+      <w:r>
+        <w:t xml:space="preserve"> Cu porphyry and epithermal Au occurrence (1 month).</w:t>
       </w:r>
     </w:p>
     <w:p>
@@ -1344,7 +1477,23 @@
       </w:r>
       <w:r>
         <w:tab/>
-        <w:t>Prospecting for lode and placer PGE mineralization, Epilchik and Matysken areas, Koryak Highlands (5 months in total).</w:t>
+        <w:t xml:space="preserve">Prospecting for lode and placer PGE mineralization, </w:t>
+      </w:r>
+      <w:proofErr w:type="spellStart"/>
+      <w:r>
+        <w:t>Epilchik</w:t>
+      </w:r>
+      <w:proofErr w:type="spellEnd"/>
+      <w:r>
+        <w:t xml:space="preserve"> and </w:t>
+      </w:r>
+      <w:proofErr w:type="spellStart"/>
+      <w:r>
+        <w:t>Matysken</w:t>
+      </w:r>
+      <w:proofErr w:type="spellEnd"/>
+      <w:r>
+        <w:t xml:space="preserve"> areas, Koryak Highlands (5 months in total).</w:t>
       </w:r>
     </w:p>
     <w:p>
@@ -1577,7 +1726,31 @@
         <w:t>Kutyrev, A.</w:t>
       </w:r>
       <w:r>
-        <w:t>, Filimonova, O., Saxey, D.W., Vymazalová, A., Evans, K., Kamenetsky, V.S., Wermeille, D., Fougerouse, D., Reddy, S.M., 2026. Formation of natural IrO</w:t>
+        <w:t xml:space="preserve">, Filimonova, O., Saxey, D.W., </w:t>
+      </w:r>
+      <w:proofErr w:type="spellStart"/>
+      <w:r>
+        <w:t>Vymazalová</w:t>
+      </w:r>
+      <w:proofErr w:type="spellEnd"/>
+      <w:r>
+        <w:t xml:space="preserve">, A., Evans, K., Kamenetsky, V.S., </w:t>
+      </w:r>
+      <w:proofErr w:type="spellStart"/>
+      <w:r>
+        <w:t>Wermeille</w:t>
+      </w:r>
+      <w:proofErr w:type="spellEnd"/>
+      <w:r>
+        <w:t xml:space="preserve">, D., </w:t>
+      </w:r>
+      <w:proofErr w:type="spellStart"/>
+      <w:r>
+        <w:t>Fougerouse</w:t>
+      </w:r>
+      <w:proofErr w:type="spellEnd"/>
+      <w:r>
+        <w:t>, D., Reddy, S.M., 2026. Formation of natural IrO</w:t>
       </w:r>
       <w:r>
         <w:rPr>
@@ -1616,7 +1789,15 @@
         </w:numPr>
       </w:pPr>
       <w:r>
-        <w:t xml:space="preserve">Eslami, A., Chardelin, M., O'Driscoll, B., Malvoisin, B., Evans, K., Grieco, G., Bussolesi, M., &amp; </w:t>
+        <w:t xml:space="preserve">Eslami, A., </w:t>
+      </w:r>
+      <w:proofErr w:type="spellStart"/>
+      <w:r>
+        <w:t>Chardelin</w:t>
+      </w:r>
+      <w:proofErr w:type="spellEnd"/>
+      <w:r>
+        <w:t xml:space="preserve">, M., O'Driscoll, B., Malvoisin, B., Evans, K., Grieco, G., Bussolesi, M., &amp; </w:t>
       </w:r>
       <w:r>
         <w:rPr>
@@ -1626,7 +1807,15 @@
         <w:t>Kutyrev, A.</w:t>
       </w:r>
       <w:r>
-        <w:t xml:space="preserve"> 2026. Chromitite-mafic dike interfaces as archives of syn-kinematic fluid-rock interaction, chromium mobility and Ca-metasomatism, Nain Ophiolite, Central Iran. </w:t>
+        <w:t xml:space="preserve"> 2026. Chromitite-mafic dike interfaces as archives of </w:t>
+      </w:r>
+      <w:proofErr w:type="spellStart"/>
+      <w:r>
+        <w:t>syn</w:t>
+      </w:r>
+      <w:proofErr w:type="spellEnd"/>
+      <w:r>
+        <w:t xml:space="preserve">-kinematic fluid-rock interaction, chromium mobility and Ca-metasomatism, Nain Ophiolite, Central Iran. </w:t>
       </w:r>
       <w:r>
         <w:rPr>
@@ -1666,7 +1855,15 @@
         <w:t>Kutyrev, A.</w:t>
       </w:r>
       <w:r>
-        <w:t xml:space="preserve">, Bindeman, I.N., Lynn, K.J., Trusdell, F.A., Downs, D.T., Edwards, H.R., Cook, G.W., Day, J.M.D., 2025. Rhenium-osmium and oxygen isotope homogeneity during the 2022 Mauna Loa eruption and implications for basaltic magma storage. </w:t>
+        <w:t xml:space="preserve">, </w:t>
+      </w:r>
+      <w:proofErr w:type="spellStart"/>
+      <w:r>
+        <w:t>Bindeman</w:t>
+      </w:r>
+      <w:proofErr w:type="spellEnd"/>
+      <w:r>
+        <w:t xml:space="preserve">, I.N., Lynn, K.J., Trusdell, F.A., Downs, D.T., Edwards, H.R., Cook, G.W., Day, J.M.D., 2025. Rhenium-osmium and oxygen isotope homogeneity during the 2022 Mauna Loa eruption and implications for basaltic magma storage. </w:t>
       </w:r>
       <w:r>
         <w:rPr>
@@ -1706,7 +1903,23 @@
         <w:t>Kutyrev, A.V.</w:t>
       </w:r>
       <w:r>
-        <w:t xml:space="preserve">, Barnes, S.J., Stepanov, A.S., Konstantinov, S.E., Baykov, N.I., Kryazhev, S.G., Belousov, I.A., Zhukova, I.A., Scherbakov, V.D., Kalugin, V.M., Ivanov, A.V., Bryanskiy, N.V., Park, J.W., 2025. Erratic behavior of platinum-group elements along an olivine-Cr-spinel cotectic in sulfide-undersaturated basaltic magma: roles of Cr-spinel and alloys. </w:t>
+        <w:t xml:space="preserve">, Barnes, S.J., Stepanov, A.S., Konstantinov, S.E., Baykov, N.I., </w:t>
+      </w:r>
+      <w:proofErr w:type="spellStart"/>
+      <w:r>
+        <w:t>Kryazhev</w:t>
+      </w:r>
+      <w:proofErr w:type="spellEnd"/>
+      <w:r>
+        <w:t xml:space="preserve">, S.G., Belousov, I.A., Zhukova, I.A., Scherbakov, V.D., Kalugin, V.M., Ivanov, A.V., Bryanskiy, N.V., Park, J.W., 2025. Erratic </w:t>
+      </w:r>
+      <w:proofErr w:type="spellStart"/>
+      <w:r>
+        <w:t>behavior</w:t>
+      </w:r>
+      <w:proofErr w:type="spellEnd"/>
+      <w:r>
+        <w:t xml:space="preserve"> of platinum-group elements along an olivine-Cr-spinel cotectic in sulfide-undersaturated basaltic magma: roles of Cr-spinel and alloys. </w:t>
       </w:r>
       <w:r>
         <w:rPr>
@@ -1736,7 +1949,15 @@
         </w:numPr>
       </w:pPr>
       <w:r>
-        <w:t xml:space="preserve">Zhitova, E.S., Nuzhdaev, A.A., Davydova, V.O., Sheveleva, R.M., Zhegunov, P.S., Kuznetsov, R.A., </w:t>
+        <w:t xml:space="preserve">Zhitova, E.S., </w:t>
+      </w:r>
+      <w:proofErr w:type="spellStart"/>
+      <w:r>
+        <w:t>Nuzhdaev</w:t>
+      </w:r>
+      <w:proofErr w:type="spellEnd"/>
+      <w:r>
+        <w:t xml:space="preserve">, A.A., Davydova, V.O., Sheveleva, R.M., Zhegunov, P.S., Kuznetsov, R.A., </w:t>
       </w:r>
       <w:r>
         <w:rPr>
@@ -1746,7 +1967,15 @@
         <w:t>Kutyrev, A.V.</w:t>
       </w:r>
       <w:r>
-        <w:t xml:space="preserve">, Khokhlova, M.A., Vlasenko, N.S., 2025. Calcareous skarn-like mineral paragenesis from unaltered basalt of the Alaid volcano (Kuril-Kamchatka island arc). </w:t>
+        <w:t xml:space="preserve">, Khokhlova, M.A., Vlasenko, N.S., 2025. Calcareous skarn-like mineral paragenesis from unaltered basalt of the </w:t>
+      </w:r>
+      <w:proofErr w:type="spellStart"/>
+      <w:r>
+        <w:t>Alaid</w:t>
+      </w:r>
+      <w:proofErr w:type="spellEnd"/>
+      <w:r>
+        <w:t xml:space="preserve"> volcano (Kuril-Kamchatka island arc). </w:t>
       </w:r>
       <w:r>
         <w:rPr>
@@ -1784,7 +2013,15 @@
         <w:t>Kutyrev, A.</w:t>
       </w:r>
       <w:r>
-        <w:t>, Bindeman, I.N., O'Neil, J., Rizo, H., 2024. Seawater-oceanic crust interaction constrained by triple oxygen and hydrogen isotopes in rocks from the Saglek-Hebron complex, NE Canada: Implications for moderately low-δ</w:t>
+        <w:t xml:space="preserve">, </w:t>
+      </w:r>
+      <w:proofErr w:type="spellStart"/>
+      <w:r>
+        <w:t>Bindeman</w:t>
+      </w:r>
+      <w:proofErr w:type="spellEnd"/>
+      <w:r>
+        <w:t>, I.N., O'Neil, J., Rizo, H., 2024. Seawater-oceanic crust interaction constrained by triple oxygen and hydrogen isotopes in rocks from the Saglek-Hebron complex, NE Canada: Implications for moderately low-δ</w:t>
       </w:r>
       <w:r>
         <w:rPr>
@@ -1830,7 +2067,31 @@
         <w:t>Kutyrev, A.</w:t>
       </w:r>
       <w:r>
-        <w:t xml:space="preserve">, Kamenetsky, V.S., Chayka, I.F., Nekrylov, N.A., Kryuchkova, L., Shilovskikh, V.V., Kontonikas-Charos, A., Krasheninnikov, S.P., Sapegina, A., Perchuk, A.L., 2024. Metamorphic origin of large nuggets of platinum-group metals: evidence from multiphase inclusions in Os-Ir-Ru alloys from the Adamsfield placer, Tasmania. </w:t>
+        <w:t xml:space="preserve">, Kamenetsky, V.S., Chayka, I.F., Nekrylov, N.A., Kryuchkova, L., </w:t>
+      </w:r>
+      <w:proofErr w:type="spellStart"/>
+      <w:r>
+        <w:t>Shilovskikh</w:t>
+      </w:r>
+      <w:proofErr w:type="spellEnd"/>
+      <w:r>
+        <w:t xml:space="preserve">, V.V., </w:t>
+      </w:r>
+      <w:proofErr w:type="spellStart"/>
+      <w:r>
+        <w:t>Kontonikas</w:t>
+      </w:r>
+      <w:proofErr w:type="spellEnd"/>
+      <w:r>
+        <w:t xml:space="preserve">-Charos, A., Krasheninnikov, S.P., </w:t>
+      </w:r>
+      <w:proofErr w:type="spellStart"/>
+      <w:r>
+        <w:t>Sapegina</w:t>
+      </w:r>
+      <w:proofErr w:type="spellEnd"/>
+      <w:r>
+        <w:t xml:space="preserve">, A., Perchuk, A.L., 2024. Metamorphic origin of large nuggets of platinum-group metals: evidence from multiphase inclusions in Os-Ir-Ru alloys from the Adamsfield placer, Tasmania. </w:t>
       </w:r>
       <w:r>
         <w:rPr>
@@ -1870,7 +2131,23 @@
         <w:t>Kutyrev, A.V.</w:t>
       </w:r>
       <w:r>
-        <w:t xml:space="preserve">, Zhitova, E.S., Moskaleva, S.V., Schweigert, P.E., 2024. First data on the mineralogy of the Evevpenta epithermal silver-gold ore occurrence, Kamchatka, Russia. </w:t>
+        <w:t xml:space="preserve">, Zhitova, E.S., </w:t>
+      </w:r>
+      <w:proofErr w:type="spellStart"/>
+      <w:r>
+        <w:t>Moskaleva</w:t>
+      </w:r>
+      <w:proofErr w:type="spellEnd"/>
+      <w:r>
+        <w:t xml:space="preserve">, S.V., Schweigert, P.E., 2024. First data on the mineralogy of the </w:t>
+      </w:r>
+      <w:proofErr w:type="spellStart"/>
+      <w:r>
+        <w:t>Evevpenta</w:t>
+      </w:r>
+      <w:proofErr w:type="spellEnd"/>
+      <w:r>
+        <w:t xml:space="preserve"> epithermal silver-gold ore occurrence, Kamchatka, Russia. </w:t>
       </w:r>
       <w:r>
         <w:rPr>
@@ -1910,7 +2187,39 @@
         <w:t>Kutyrev, A.</w:t>
       </w:r>
       <w:r>
-        <w:t xml:space="preserve">, Lepekhina, E., Sharpenok, L., Shagalov, E., Minervina, E., 2024. Nature of perovskite mineralization of silicate-carbonate veins in the margins of Kusinsko-Kopanskaya layered intrusion (South Urals, Russia). </w:t>
+        <w:t xml:space="preserve">, </w:t>
+      </w:r>
+      <w:proofErr w:type="spellStart"/>
+      <w:r>
+        <w:t>Lepekhina</w:t>
+      </w:r>
+      <w:proofErr w:type="spellEnd"/>
+      <w:r>
+        <w:t xml:space="preserve">, E., </w:t>
+      </w:r>
+      <w:proofErr w:type="spellStart"/>
+      <w:r>
+        <w:t>Sharpenok</w:t>
+      </w:r>
+      <w:proofErr w:type="spellEnd"/>
+      <w:r>
+        <w:t xml:space="preserve">, L., </w:t>
+      </w:r>
+      <w:proofErr w:type="spellStart"/>
+      <w:r>
+        <w:t>Shagalov</w:t>
+      </w:r>
+      <w:proofErr w:type="spellEnd"/>
+      <w:r>
+        <w:t xml:space="preserve">, E., Minervina, E., 2024. Nature of perovskite mineralization of silicate-carbonate veins in the margins of </w:t>
+      </w:r>
+      <w:proofErr w:type="spellStart"/>
+      <w:r>
+        <w:t>Kusinsko-Kopanskaya</w:t>
+      </w:r>
+      <w:proofErr w:type="spellEnd"/>
+      <w:r>
+        <w:t xml:space="preserve"> layered intrusion (South Urals, Russia). </w:t>
       </w:r>
       <w:r>
         <w:rPr>
@@ -1947,7 +2256,31 @@
         <w:t>Kutyrev, A.</w:t>
       </w:r>
       <w:r>
-        <w:t>, McDonald, A., Tamura, N., Cabri, L.J., Tolstykh, N., Pekov, I., 2023. Sidorovite, PtFe</w:t>
+        <w:t xml:space="preserve">, McDonald, A., Tamura, N., </w:t>
+      </w:r>
+      <w:proofErr w:type="spellStart"/>
+      <w:r>
+        <w:t>Cabri</w:t>
+      </w:r>
+      <w:proofErr w:type="spellEnd"/>
+      <w:r>
+        <w:t xml:space="preserve">, L.J., </w:t>
+      </w:r>
+      <w:proofErr w:type="spellStart"/>
+      <w:r>
+        <w:t>Tolstykh</w:t>
+      </w:r>
+      <w:proofErr w:type="spellEnd"/>
+      <w:r>
+        <w:t xml:space="preserve">, N., </w:t>
+      </w:r>
+      <w:proofErr w:type="spellStart"/>
+      <w:r>
+        <w:t>Pekov</w:t>
+      </w:r>
+      <w:proofErr w:type="spellEnd"/>
+      <w:r>
+        <w:t>, I., 2023. Sidorovite, PtFe</w:t>
       </w:r>
       <w:r>
         <w:rPr>
@@ -1956,7 +2289,15 @@
         <w:t>3</w:t>
       </w:r>
       <w:r>
-        <w:t xml:space="preserve">, a new mineral from the Snegovaya River placer, Koryak Highlands, Russia. </w:t>
+        <w:t xml:space="preserve">, a new mineral from the </w:t>
+      </w:r>
+      <w:proofErr w:type="spellStart"/>
+      <w:r>
+        <w:t>Snegovaya</w:t>
+      </w:r>
+      <w:proofErr w:type="spellEnd"/>
+      <w:r>
+        <w:t xml:space="preserve"> River placer, Koryak Highlands, Russia. </w:t>
       </w:r>
       <w:r>
         <w:rPr>
@@ -1993,7 +2334,39 @@
         <w:t>Kutyrev, A.</w:t>
       </w:r>
       <w:r>
-        <w:t>, Kamenetsky, V.S., Kontonikas-Charos, A., Savelyev, D.P., Yakich, T.Y., Belousov, I.A., Sandimirova, E.I., Moskaleva, S.V., 2023. Behavior of platinum-group elements during hydrous metamorphism: constraints from awaruite (Ni</w:t>
+        <w:t xml:space="preserve">, Kamenetsky, V.S., </w:t>
+      </w:r>
+      <w:proofErr w:type="spellStart"/>
+      <w:r>
+        <w:t>Kontonikas</w:t>
+      </w:r>
+      <w:proofErr w:type="spellEnd"/>
+      <w:r>
+        <w:t xml:space="preserve">-Charos, A., Savelyev, D.P., Yakich, T.Y., Belousov, I.A., </w:t>
+      </w:r>
+      <w:proofErr w:type="spellStart"/>
+      <w:r>
+        <w:t>Sandimirova</w:t>
+      </w:r>
+      <w:proofErr w:type="spellEnd"/>
+      <w:r>
+        <w:t xml:space="preserve">, E.I., </w:t>
+      </w:r>
+      <w:proofErr w:type="spellStart"/>
+      <w:r>
+        <w:t>Moskaleva</w:t>
+      </w:r>
+      <w:proofErr w:type="spellEnd"/>
+      <w:r>
+        <w:t xml:space="preserve">, S.V., 2023. </w:t>
+      </w:r>
+      <w:proofErr w:type="spellStart"/>
+      <w:r>
+        <w:t>Behavior</w:t>
+      </w:r>
+      <w:proofErr w:type="spellEnd"/>
+      <w:r>
+        <w:t xml:space="preserve"> of platinum-group elements during hydrous metamorphism: constraints from awaruite (Ni</w:t>
       </w:r>
       <w:r>
         <w:rPr>
@@ -2032,7 +2405,31 @@
         </w:numPr>
       </w:pPr>
       <w:r>
-        <w:t xml:space="preserve">Chayka, I.F., Izokh, A.E., Kamenetsky, V.S., Sokol, E.V., Lobastov, B.M., Kontonikas-Charos, A., Zelenski, M.E., </w:t>
+        <w:t xml:space="preserve">Chayka, I.F., </w:t>
+      </w:r>
+      <w:proofErr w:type="spellStart"/>
+      <w:r>
+        <w:t>Izokh</w:t>
+      </w:r>
+      <w:proofErr w:type="spellEnd"/>
+      <w:r>
+        <w:t xml:space="preserve">, A.E., Kamenetsky, V.S., Sokol, E.V., </w:t>
+      </w:r>
+      <w:proofErr w:type="spellStart"/>
+      <w:r>
+        <w:t>Lobastov</w:t>
+      </w:r>
+      <w:proofErr w:type="spellEnd"/>
+      <w:r>
+        <w:t xml:space="preserve">, B.M., </w:t>
+      </w:r>
+      <w:proofErr w:type="spellStart"/>
+      <w:r>
+        <w:t>Kontonikas</w:t>
+      </w:r>
+      <w:proofErr w:type="spellEnd"/>
+      <w:r>
+        <w:t xml:space="preserve">-Charos, A., Zelenski, M.E., </w:t>
       </w:r>
       <w:r>
         <w:rPr>
@@ -2042,7 +2439,15 @@
         <w:t>Kutyrev, A.V.</w:t>
       </w:r>
       <w:r>
-        <w:t xml:space="preserve">, Sluzhenikin, S.F., Zhitova, L.M., Shvedov, G.I., Shevko, A.Y., Gora, M.P., 2023. Origin of chromitites in the Norilsk-1 intrusion (Siberian LIP) triggered by assimilation of argillaceous rocks by Cr-rich basic magma. </w:t>
+        <w:t xml:space="preserve">, Sluzhenikin, S.F., Zhitova, L.M., Shvedov, G.I., </w:t>
+      </w:r>
+      <w:proofErr w:type="spellStart"/>
+      <w:r>
+        <w:t>Shevko</w:t>
+      </w:r>
+      <w:proofErr w:type="spellEnd"/>
+      <w:r>
+        <w:t xml:space="preserve">, A.Y., Gora, M.P., 2023. Origin of chromitites in the Norilsk-1 intrusion (Siberian LIP) triggered by assimilation of argillaceous rocks by Cr-rich basic magma. </w:t>
       </w:r>
       <w:r>
         <w:rPr>
@@ -2072,7 +2477,15 @@
         </w:numPr>
       </w:pPr>
       <w:r>
-        <w:t xml:space="preserve">Eslami, A., Grieco, G., Bussolesi, M., Ichiyama, Y., Lenaz, D., Skogby, H., </w:t>
+        <w:t xml:space="preserve">Eslami, A., Grieco, G., Bussolesi, M., Ichiyama, Y., Lenaz, D., </w:t>
+      </w:r>
+      <w:proofErr w:type="spellStart"/>
+      <w:r>
+        <w:t>Skogby</w:t>
+      </w:r>
+      <w:proofErr w:type="spellEnd"/>
+      <w:r>
+        <w:t xml:space="preserve">, H., </w:t>
       </w:r>
       <w:r>
         <w:rPr>
@@ -2082,7 +2495,15 @@
         <w:t>Kutyrev, A.V.</w:t>
       </w:r>
       <w:r>
-        <w:t xml:space="preserve">, Cavallo, A., Khedr, M.Z., 2023. Co-occurrence of compositionally variable chromitites in the Sabzevar ophiolite, NE Iran. </w:t>
+        <w:t xml:space="preserve">, Cavallo, A., Khedr, M.Z., 2023. Co-occurrence of compositionally variable chromitites in the </w:t>
+      </w:r>
+      <w:proofErr w:type="spellStart"/>
+      <w:r>
+        <w:t>Sabzevar</w:t>
+      </w:r>
+      <w:proofErr w:type="spellEnd"/>
+      <w:r>
+        <w:t xml:space="preserve"> ophiolite, NE Iran. </w:t>
       </w:r>
       <w:r>
         <w:rPr>
@@ -2122,7 +2543,15 @@
         <w:t>Kutyrev, A.V.</w:t>
       </w:r>
       <w:r>
-        <w:t xml:space="preserve">, Shilovskikh, V.V., Petrov, S.V., 2023. Mineralogy and geochemistry of platinum-group elements in the zoned mafic-ultramafic intrusions of the Uralian Platinum belt, Russia. </w:t>
+        <w:t xml:space="preserve">, </w:t>
+      </w:r>
+      <w:proofErr w:type="spellStart"/>
+      <w:r>
+        <w:t>Shilovskikh</w:t>
+      </w:r>
+      <w:proofErr w:type="spellEnd"/>
+      <w:r>
+        <w:t xml:space="preserve">, V.V., Petrov, S.V., 2023. Mineralogy and geochemistry of platinum-group elements in the zoned mafic-ultramafic intrusions of the Uralian Platinum belt, Russia. </w:t>
       </w:r>
       <w:r>
         <w:rPr>
@@ -2162,7 +2591,23 @@
         <w:t>Kutyrev, A.V.</w:t>
       </w:r>
       <w:r>
-        <w:t xml:space="preserve">, Pushkarev, E.V., Abersteiner, A., Shcherbakov, V.D., 2023. Volcano-plutonic complex of the Tumrok Range (Eastern Kamchatka): an example of the Ural-Alaskan type intrusion and related volcanic series. </w:t>
+        <w:t xml:space="preserve">, Pushkarev, E.V., </w:t>
+      </w:r>
+      <w:proofErr w:type="spellStart"/>
+      <w:r>
+        <w:t>Abersteiner</w:t>
+      </w:r>
+      <w:proofErr w:type="spellEnd"/>
+      <w:r>
+        <w:t xml:space="preserve">, A., Shcherbakov, V.D., 2023. Volcano-plutonic complex of the </w:t>
+      </w:r>
+      <w:proofErr w:type="spellStart"/>
+      <w:r>
+        <w:t>Tumrok</w:t>
+      </w:r>
+      <w:proofErr w:type="spellEnd"/>
+      <w:r>
+        <w:t xml:space="preserve"> Range (Eastern Kamchatka): an example of the Ural-Alaskan type intrusion and related volcanic series. </w:t>
       </w:r>
       <w:r>
         <w:rPr>
@@ -2249,8 +2694,13 @@
           <w:numId w:val="2"/>
         </w:numPr>
       </w:pPr>
-      <w:r>
-        <w:t xml:space="preserve">Bukhanova, D.S., </w:t>
+      <w:proofErr w:type="spellStart"/>
+      <w:r>
+        <w:t>Bukhanova</w:t>
+      </w:r>
+      <w:proofErr w:type="spellEnd"/>
+      <w:r>
+        <w:t xml:space="preserve">, D.S., </w:t>
       </w:r>
       <w:r>
         <w:rPr>
@@ -2260,7 +2710,15 @@
         <w:t>Kutyrev, A.V.</w:t>
       </w:r>
       <w:r>
-        <w:t xml:space="preserve">, Sidorov, E.G., Chubarov, V.M., 2022. First finding of platinum group minerals at the Malmyzh porphyry gold-copper deposit, Khabarovsk Krai, Russia. </w:t>
+        <w:t xml:space="preserve">, Sidorov, E.G., Chubarov, V.M., 2022. First finding of platinum group minerals at the </w:t>
+      </w:r>
+      <w:proofErr w:type="spellStart"/>
+      <w:r>
+        <w:t>Malmyzh</w:t>
+      </w:r>
+      <w:proofErr w:type="spellEnd"/>
+      <w:r>
+        <w:t xml:space="preserve"> porphyry gold-copper deposit, Khabarovsk Krai, Russia. </w:t>
       </w:r>
       <w:r>
         <w:rPr>
@@ -2289,8 +2747,37 @@
           <w:numId w:val="2"/>
         </w:numPr>
       </w:pPr>
-      <w:r>
-        <w:t xml:space="preserve">Pekov, I.V., Zubkova, N.V., Agakhanov, A.A., Yapaskurt, V.O., Belakovskiy, D.I., Britvin, S.N., Sidorov, E.G., </w:t>
+      <w:proofErr w:type="spellStart"/>
+      <w:r>
+        <w:t>Pekov</w:t>
+      </w:r>
+      <w:proofErr w:type="spellEnd"/>
+      <w:r>
+        <w:t xml:space="preserve">, I.V., Zubkova, N.V., Agakhanov, A.A., </w:t>
+      </w:r>
+      <w:proofErr w:type="spellStart"/>
+      <w:r>
+        <w:t>Yapaskurt</w:t>
+      </w:r>
+      <w:proofErr w:type="spellEnd"/>
+      <w:r>
+        <w:t xml:space="preserve">, V.O., </w:t>
+      </w:r>
+      <w:proofErr w:type="spellStart"/>
+      <w:r>
+        <w:t>Belakovskiy</w:t>
+      </w:r>
+      <w:proofErr w:type="spellEnd"/>
+      <w:r>
+        <w:t xml:space="preserve">, D.I., </w:t>
+      </w:r>
+      <w:proofErr w:type="spellStart"/>
+      <w:r>
+        <w:t>Britvin</w:t>
+      </w:r>
+      <w:proofErr w:type="spellEnd"/>
+      <w:r>
+        <w:t xml:space="preserve">, S.N., Sidorov, E.G., </w:t>
       </w:r>
       <w:r>
         <w:rPr>
@@ -2300,7 +2787,23 @@
         <w:t>Kutyrev, A.V.</w:t>
       </w:r>
       <w:r>
-        <w:t>, Pushcharovsky, D.Y., 2022. New arsenate minerals from the Arsenatnaya fumarole, Tolbachik volcano, Kamchatka, Russia. XIX. Axelite, Na</w:t>
+        <w:t xml:space="preserve">, </w:t>
+      </w:r>
+      <w:proofErr w:type="spellStart"/>
+      <w:r>
+        <w:t>Pushcharovsky</w:t>
+      </w:r>
+      <w:proofErr w:type="spellEnd"/>
+      <w:r>
+        <w:t xml:space="preserve">, D.Y., 2022. New arsenate minerals from the </w:t>
+      </w:r>
+      <w:proofErr w:type="spellStart"/>
+      <w:r>
+        <w:t>Arsenatnaya</w:t>
+      </w:r>
+      <w:proofErr w:type="spellEnd"/>
+      <w:r>
+        <w:t xml:space="preserve"> fumarole, Tolbachik volcano, Kamchatka, Russia. XIX. Axelite, Na</w:t>
       </w:r>
       <w:r>
         <w:rPr>
@@ -2383,8 +2886,45 @@
           <w:numId w:val="2"/>
         </w:numPr>
       </w:pPr>
-      <w:r>
-        <w:t xml:space="preserve">Pekov, I.V., Zubkova, N.V., Yapaskurt, V.O., Belakovskiy, D.I., Britvin, S.N., Agakhanov, A.A., Turchkova, A.G., Sidorov, E.G., </w:t>
+      <w:proofErr w:type="spellStart"/>
+      <w:r>
+        <w:t>Pekov</w:t>
+      </w:r>
+      <w:proofErr w:type="spellEnd"/>
+      <w:r>
+        <w:t xml:space="preserve">, I.V., Zubkova, N.V., </w:t>
+      </w:r>
+      <w:proofErr w:type="spellStart"/>
+      <w:r>
+        <w:t>Yapaskurt</w:t>
+      </w:r>
+      <w:proofErr w:type="spellEnd"/>
+      <w:r>
+        <w:t xml:space="preserve">, V.O., </w:t>
+      </w:r>
+      <w:proofErr w:type="spellStart"/>
+      <w:r>
+        <w:t>Belakovskiy</w:t>
+      </w:r>
+      <w:proofErr w:type="spellEnd"/>
+      <w:r>
+        <w:t xml:space="preserve">, D.I., </w:t>
+      </w:r>
+      <w:proofErr w:type="spellStart"/>
+      <w:r>
+        <w:t>Britvin</w:t>
+      </w:r>
+      <w:proofErr w:type="spellEnd"/>
+      <w:r>
+        <w:t xml:space="preserve">, S.N., Agakhanov, A.A., </w:t>
+      </w:r>
+      <w:proofErr w:type="spellStart"/>
+      <w:r>
+        <w:t>Turchkova</w:t>
+      </w:r>
+      <w:proofErr w:type="spellEnd"/>
+      <w:r>
+        <w:t xml:space="preserve">, A.G., Sidorov, E.G., </w:t>
       </w:r>
       <w:r>
         <w:rPr>
@@ -2421,7 +2961,15 @@
         <w:t>4</w:t>
       </w:r>
       <w:r>
-        <w:t xml:space="preserve">), a new As/S-ordered arsenate-sulfate mineral of fumarolic origin. </w:t>
+        <w:t>), a new As/S-ordered arsenate-</w:t>
+      </w:r>
+      <w:proofErr w:type="spellStart"/>
+      <w:r>
+        <w:t>sulfate</w:t>
+      </w:r>
+      <w:proofErr w:type="spellEnd"/>
+      <w:r>
+        <w:t xml:space="preserve"> mineral of fumarolic origin. </w:t>
       </w:r>
       <w:r>
         <w:rPr>
@@ -2462,7 +3010,15 @@
         <w:t>Kutyrev, A.</w:t>
       </w:r>
       <w:r>
-        <w:t xml:space="preserve">, 2022. Early Paleozoic subduction fingerprints of the Paleo-Asian ocean in easternmost Central Asian Orogenic Belt (CAOB): Identification of the oldest Alaskan-type complex in the CAOB. </w:t>
+        <w:t xml:space="preserve">, 2022. Early </w:t>
+      </w:r>
+      <w:proofErr w:type="spellStart"/>
+      <w:r>
+        <w:t>Paleozoic</w:t>
+      </w:r>
+      <w:proofErr w:type="spellEnd"/>
+      <w:r>
+        <w:t xml:space="preserve"> subduction fingerprints of the Paleo-Asian ocean in easternmost Central Asian Orogenic Belt (CAOB): Identification of the oldest Alaskan-type complex in the CAOB. </w:t>
       </w:r>
       <w:r>
         <w:rPr>
@@ -2492,7 +3048,23 @@
         </w:numPr>
       </w:pPr>
       <w:r>
-        <w:t xml:space="preserve">Nekrylov, N., Kamenetsky, V.S., Savelyev, D.P., Gorbach, N.V., Kontonikas-Charos, A., Palesskii, S.V., Shcherbakov, V.D., </w:t>
+        <w:t xml:space="preserve">Nekrylov, N., Kamenetsky, V.S., Savelyev, D.P., Gorbach, N.V., </w:t>
+      </w:r>
+      <w:proofErr w:type="spellStart"/>
+      <w:r>
+        <w:t>Kontonikas</w:t>
+      </w:r>
+      <w:proofErr w:type="spellEnd"/>
+      <w:r>
+        <w:t xml:space="preserve">-Charos, A., </w:t>
+      </w:r>
+      <w:proofErr w:type="spellStart"/>
+      <w:r>
+        <w:t>Palesskii</w:t>
+      </w:r>
+      <w:proofErr w:type="spellEnd"/>
+      <w:r>
+        <w:t xml:space="preserve">, S.V., Shcherbakov, V.D., </w:t>
       </w:r>
       <w:r>
         <w:rPr>
@@ -2502,7 +3074,15 @@
         <w:t>Kutyrev, A.V.</w:t>
       </w:r>
       <w:r>
-        <w:t xml:space="preserve">, Savelyeva, O.L., Korneeva, A.A., Kozmenko, O.A., Zelenski, M.E., 2022. Platinum-group elements in Late Quaternary high-Mg basalts of eastern Kamchatka: Evidence for minor cryptic sulfide fractionation in primitive arc magmas. </w:t>
+        <w:t xml:space="preserve">, Savelyeva, O.L., Korneeva, A.A., </w:t>
+      </w:r>
+      <w:proofErr w:type="spellStart"/>
+      <w:r>
+        <w:t>Kozmenko</w:t>
+      </w:r>
+      <w:proofErr w:type="spellEnd"/>
+      <w:r>
+        <w:t xml:space="preserve">, O.A., Zelenski, M.E., 2022. Platinum-group elements in Late Quaternary high-Mg basalts of eastern Kamchatka: Evidence for minor cryptic sulfide fractionation in primitive arc magmas. </w:t>
       </w:r>
       <w:r>
         <w:rPr>
@@ -2539,7 +3119,39 @@
         <w:t>Kutyrev, A.V.</w:t>
       </w:r>
       <w:r>
-        <w:t xml:space="preserve">, Kamenetsky, V.S., Park, J.-W., Maas, R., Demonterova, E.I., Antsiferova, T.N., Ivanov, A.V., Hwang, J., Abersteiner, A., Ozerov, A.Y., 2021. Primitive high-K intraoceanic arc magmas of Eastern Kamchatka: Implications for Paleo-Pacific tectonics and magmatism in the Cretaceous. </w:t>
+        <w:t xml:space="preserve">, Kamenetsky, V.S., Park, J.-W., Maas, R., </w:t>
+      </w:r>
+      <w:proofErr w:type="spellStart"/>
+      <w:r>
+        <w:t>Demonterova</w:t>
+      </w:r>
+      <w:proofErr w:type="spellEnd"/>
+      <w:r>
+        <w:t xml:space="preserve">, E.I., </w:t>
+      </w:r>
+      <w:proofErr w:type="spellStart"/>
+      <w:r>
+        <w:t>Antsiferova</w:t>
+      </w:r>
+      <w:proofErr w:type="spellEnd"/>
+      <w:r>
+        <w:t xml:space="preserve">, T.N., Ivanov, A.V., Hwang, J., </w:t>
+      </w:r>
+      <w:proofErr w:type="spellStart"/>
+      <w:r>
+        <w:t>Abersteiner</w:t>
+      </w:r>
+      <w:proofErr w:type="spellEnd"/>
+      <w:r>
+        <w:t xml:space="preserve">, A., Ozerov, A.Y., 2021. Primitive high-K </w:t>
+      </w:r>
+      <w:proofErr w:type="spellStart"/>
+      <w:r>
+        <w:t>intraoceanic</w:t>
+      </w:r>
+      <w:proofErr w:type="spellEnd"/>
+      <w:r>
+        <w:t xml:space="preserve"> arc magmas of Eastern Kamchatka: Implications for Paleo-Pacific tectonics and magmatism in the Cretaceous. </w:t>
       </w:r>
       <w:r>
         <w:rPr>
@@ -2576,7 +3188,15 @@
         <w:t>Kutyrev, A.</w:t>
       </w:r>
       <w:r>
-        <w:t xml:space="preserve">, Zelenski, M., Nekrylov, N., Savelyev, D., Kontonikas-Charos, A., Kamenetsky, V.S., 2021. Noble metals in arc basaltic magmas worldwide: a case study of modern and pre-historic lavas of the Tolbachik volcano. </w:t>
+        <w:t xml:space="preserve">, Zelenski, M., Nekrylov, N., Savelyev, D., </w:t>
+      </w:r>
+      <w:proofErr w:type="spellStart"/>
+      <w:r>
+        <w:t>Kontonikas</w:t>
+      </w:r>
+      <w:proofErr w:type="spellEnd"/>
+      <w:r>
+        <w:t xml:space="preserve">-Charos, A., Kamenetsky, V.S., 2021. Noble metals in arc basaltic magmas worldwide: a case study of modern and pre-historic lavas of the Tolbachik volcano. </w:t>
       </w:r>
       <w:r>
         <w:rPr>
@@ -2613,7 +3233,23 @@
         <w:t>Kutyrev, A.V.</w:t>
       </w:r>
       <w:r>
-        <w:t xml:space="preserve">, Sidorov, E.G., Kamenetsky, V.S., Chubarov, V.M., Chayka, I.F., Abersteiner, A., 2021. Platinum mineralization and geochemistry of the Matysken zoned Ural-Alaskan type complex and related placer (Far East Russia). </w:t>
+        <w:t xml:space="preserve">, Sidorov, E.G., Kamenetsky, V.S., Chubarov, V.M., Chayka, I.F., </w:t>
+      </w:r>
+      <w:proofErr w:type="spellStart"/>
+      <w:r>
+        <w:t>Abersteiner</w:t>
+      </w:r>
+      <w:proofErr w:type="spellEnd"/>
+      <w:r>
+        <w:t xml:space="preserve">, A., 2021. Platinum mineralization and geochemistry of the </w:t>
+      </w:r>
+      <w:proofErr w:type="spellStart"/>
+      <w:r>
+        <w:t>Matysken</w:t>
+      </w:r>
+      <w:proofErr w:type="spellEnd"/>
+      <w:r>
+        <w:t xml:space="preserve"> zoned Ural-Alaskan type complex and related placer (Far East Russia). </w:t>
       </w:r>
       <w:r>
         <w:rPr>
@@ -2653,7 +3289,39 @@
         <w:t>Kutyrev, A.V.</w:t>
       </w:r>
       <w:r>
-        <w:t xml:space="preserve">, Zhitova, E.S., Agakhanov, A.A., Sandimirova, E.I., Vymazalová, A., Chubarov, V.M., Zolotarev, A.A., 2021. Kufahrite, PtPb, a new mineral from Ledyanoy Creek placer, Galmoenan ultramafic complex, Koryak Highlands, Russia. </w:t>
+        <w:t xml:space="preserve">, Zhitova, E.S., Agakhanov, A.A., </w:t>
+      </w:r>
+      <w:proofErr w:type="spellStart"/>
+      <w:r>
+        <w:t>Sandimirova</w:t>
+      </w:r>
+      <w:proofErr w:type="spellEnd"/>
+      <w:r>
+        <w:t xml:space="preserve">, E.I., </w:t>
+      </w:r>
+      <w:proofErr w:type="spellStart"/>
+      <w:r>
+        <w:t>Vymazalová</w:t>
+      </w:r>
+      <w:proofErr w:type="spellEnd"/>
+      <w:r>
+        <w:t xml:space="preserve">, A., Chubarov, V.M., Zolotarev, A.A., 2021. Kufahrite, PtPb, a new mineral from </w:t>
+      </w:r>
+      <w:proofErr w:type="spellStart"/>
+      <w:r>
+        <w:t>Ledyanoy</w:t>
+      </w:r>
+      <w:proofErr w:type="spellEnd"/>
+      <w:r>
+        <w:t xml:space="preserve"> Creek placer, </w:t>
+      </w:r>
+      <w:proofErr w:type="spellStart"/>
+      <w:r>
+        <w:t>Galmoenan</w:t>
+      </w:r>
+      <w:proofErr w:type="spellEnd"/>
+      <w:r>
+        <w:t xml:space="preserve"> ultramafic complex, Koryak Highlands, Russia. </w:t>
       </w:r>
       <w:r>
         <w:rPr>
@@ -2693,7 +3361,31 @@
         <w:t>Kutyrev, A.V.</w:t>
       </w:r>
       <w:r>
-        <w:t xml:space="preserve">, Lepekhina, E.N., Sharpenok, L.N., Antonov, A.V., Kutyreva, M.E., 2021. Age of the dike complex in the dunite "core" of the Kamenushinsky clinopyroxenite-dunite massif, Ural Platinum belt, Middle Urals. </w:t>
+        <w:t xml:space="preserve">, </w:t>
+      </w:r>
+      <w:proofErr w:type="spellStart"/>
+      <w:r>
+        <w:t>Lepekhina</w:t>
+      </w:r>
+      <w:proofErr w:type="spellEnd"/>
+      <w:r>
+        <w:t xml:space="preserve">, E.N., </w:t>
+      </w:r>
+      <w:proofErr w:type="spellStart"/>
+      <w:r>
+        <w:t>Sharpenok</w:t>
+      </w:r>
+      <w:proofErr w:type="spellEnd"/>
+      <w:r>
+        <w:t xml:space="preserve">, L.N., Antonov, A.V., Kutyreva, M.E., 2021. Age of the dike complex in the dunite "core" of the </w:t>
+      </w:r>
+      <w:proofErr w:type="spellStart"/>
+      <w:r>
+        <w:t>Kamenushinsky</w:t>
+      </w:r>
+      <w:proofErr w:type="spellEnd"/>
+      <w:r>
+        <w:t xml:space="preserve"> clinopyroxenite-dunite massif, Ural Platinum belt, Middle Urals. </w:t>
       </w:r>
       <w:r>
         <w:rPr>
@@ -2733,7 +3425,15 @@
         <w:t>Kutyrev, A.</w:t>
       </w:r>
       <w:r>
-        <w:t xml:space="preserve">, Chubarov, V., Zhitova, E., 2021. Platinum mineralization of the Epilchik Ural-Alaskan type zoned complex (Far East Russia). </w:t>
+        <w:t xml:space="preserve">, Chubarov, V., Zhitova, E., 2021. Platinum mineralization of the </w:t>
+      </w:r>
+      <w:proofErr w:type="spellStart"/>
+      <w:r>
+        <w:t>Epilchik</w:t>
+      </w:r>
+      <w:proofErr w:type="spellEnd"/>
+      <w:r>
+        <w:t xml:space="preserve"> Ural-Alaskan type zoned complex (Far East Russia). </w:t>
       </w:r>
       <w:r>
         <w:rPr>
@@ -2762,8 +3462,37 @@
           <w:numId w:val="2"/>
         </w:numPr>
       </w:pPr>
-      <w:r>
-        <w:t xml:space="preserve">Ismagilova, R.M., Zhitova, E.S., Krivovichev, S.V., Sergeeva, A.V., Nuzhdaev, A.A., Anikin, L.P., Krzhizhanovskaya, M.G., Nazarova, M.A., Kupchinenko, A.N., Zolotarev, A.A., </w:t>
+      <w:proofErr w:type="spellStart"/>
+      <w:r>
+        <w:t>Ismagilova</w:t>
+      </w:r>
+      <w:proofErr w:type="spellEnd"/>
+      <w:r>
+        <w:t xml:space="preserve">, R.M., </w:t>
+      </w:r>
+      <w:proofErr w:type="spellStart"/>
+      <w:r>
+        <w:t>Zhitova</w:t>
+      </w:r>
+      <w:proofErr w:type="spellEnd"/>
+      <w:r>
+        <w:t xml:space="preserve">, E.S., Krivovichev, S.V., Sergeeva, A.V., </w:t>
+      </w:r>
+      <w:proofErr w:type="spellStart"/>
+      <w:r>
+        <w:t>Nuzhdaev</w:t>
+      </w:r>
+      <w:proofErr w:type="spellEnd"/>
+      <w:r>
+        <w:t xml:space="preserve">, A.A., Anikin, L.P., </w:t>
+      </w:r>
+      <w:proofErr w:type="spellStart"/>
+      <w:r>
+        <w:t>Krzhizhanovskaya</w:t>
+      </w:r>
+      <w:proofErr w:type="spellEnd"/>
+      <w:r>
+        <w:t xml:space="preserve">, M.G., Nazarova, M.A., Kupchinenko, A.N., Zolotarev, A.A., </w:t>
       </w:r>
       <w:r>
         <w:rPr>
@@ -2773,7 +3502,15 @@
         <w:t>Kutyrev, A.V.</w:t>
       </w:r>
       <w:r>
-        <w:t>, Bukhanova, D.S., Kuznetsov, R.A., Khanin, D.A., 2021. Phase evolution from volborthite, Cu</w:t>
+        <w:t xml:space="preserve">, </w:t>
+      </w:r>
+      <w:proofErr w:type="spellStart"/>
+      <w:r>
+        <w:t>Bukhanova</w:t>
+      </w:r>
+      <w:proofErr w:type="spellEnd"/>
+      <w:r>
+        <w:t>, D.S., Kuznetsov, R.A., Khanin, D.A., 2021. Phase evolution from volborthite, Cu</w:t>
       </w:r>
       <w:r>
         <w:rPr>
@@ -2848,7 +3585,15 @@
         </w:numPr>
       </w:pPr>
       <w:r>
-        <w:t xml:space="preserve">Saveliev, D.E., Shilovskikh, V.V., Sergeev, S.N., </w:t>
+        <w:t xml:space="preserve">Saveliev, D.E., </w:t>
+      </w:r>
+      <w:proofErr w:type="spellStart"/>
+      <w:r>
+        <w:t>Shilovskikh</w:t>
+      </w:r>
+      <w:proofErr w:type="spellEnd"/>
+      <w:r>
+        <w:t xml:space="preserve">, V.V., Sergeev, S.N., </w:t>
       </w:r>
       <w:r>
         <w:rPr>
@@ -2858,7 +3603,23 @@
         <w:t>Kutyrev, A.V.</w:t>
       </w:r>
       <w:r>
-        <w:t xml:space="preserve">, 2021. Chromian spinel neomineralisations and the microstructure of plastically deformed ophiolitic peridotites (Kraka massifs, Southern Urals, Russia). </w:t>
+        <w:t xml:space="preserve">, 2021. </w:t>
+      </w:r>
+      <w:proofErr w:type="spellStart"/>
+      <w:r>
+        <w:t>Chromian</w:t>
+      </w:r>
+      <w:proofErr w:type="spellEnd"/>
+      <w:r>
+        <w:t xml:space="preserve"> spinel </w:t>
+      </w:r>
+      <w:proofErr w:type="spellStart"/>
+      <w:r>
+        <w:t>neomineralisations</w:t>
+      </w:r>
+      <w:proofErr w:type="spellEnd"/>
+      <w:r>
+        <w:t xml:space="preserve"> and the microstructure of plastically deformed ophiolitic peridotites (Kraka massifs, Southern Urals, Russia). </w:t>
       </w:r>
       <w:r>
         <w:rPr>
@@ -2895,7 +3656,15 @@
         <w:t>Kutyrev, A.V.</w:t>
       </w:r>
       <w:r>
-        <w:t xml:space="preserve">, Kamenetsky, V.S., Sidorov, E.G., Abersteiner, A., Chubarov, V.M., 2020. Silicate inclusions in isoferroplatinum: Constraints on the origin of platinum mineralization in podiform chromitites. </w:t>
+        <w:t xml:space="preserve">, Kamenetsky, V.S., Sidorov, E.G., </w:t>
+      </w:r>
+      <w:proofErr w:type="spellStart"/>
+      <w:r>
+        <w:t>Abersteiner</w:t>
+      </w:r>
+      <w:proofErr w:type="spellEnd"/>
+      <w:r>
+        <w:t xml:space="preserve">, A., Chubarov, V.M., 2020. Silicate inclusions in isoferroplatinum: Constraints on the origin of platinum mineralization in podiform chromitites. </w:t>
       </w:r>
       <w:r>
         <w:rPr>
@@ -2925,7 +3694,47 @@
         </w:numPr>
       </w:pPr>
       <w:r>
-        <w:t xml:space="preserve">Chayka, I.F., Sobolev, A.V., Izokh, A.E., Batanova, V.G., Krasheninnikov, S.P., Chervyakovskaya, M.V., Kontonikas-Charos, A., </w:t>
+        <w:t xml:space="preserve">Chayka, I.F., Sobolev, A.V., </w:t>
+      </w:r>
+      <w:proofErr w:type="spellStart"/>
+      <w:r>
+        <w:t>Izokh</w:t>
+      </w:r>
+      <w:proofErr w:type="spellEnd"/>
+      <w:r>
+        <w:t xml:space="preserve">, A.E., </w:t>
+      </w:r>
+      <w:proofErr w:type="spellStart"/>
+      <w:r>
+        <w:t>Batanova</w:t>
+      </w:r>
+      <w:proofErr w:type="spellEnd"/>
+      <w:r>
+        <w:t xml:space="preserve">, V.G., </w:t>
+      </w:r>
+      <w:proofErr w:type="spellStart"/>
+      <w:r>
+        <w:t>Krasheninnikov</w:t>
+      </w:r>
+      <w:proofErr w:type="spellEnd"/>
+      <w:r>
+        <w:t xml:space="preserve">, S.P., </w:t>
+      </w:r>
+      <w:proofErr w:type="spellStart"/>
+      <w:r>
+        <w:t>Chervyakovskaya</w:t>
+      </w:r>
+      <w:proofErr w:type="spellEnd"/>
+      <w:r>
+        <w:t xml:space="preserve">, M.V., </w:t>
+      </w:r>
+      <w:proofErr w:type="spellStart"/>
+      <w:r>
+        <w:t>Kontonikas</w:t>
+      </w:r>
+      <w:proofErr w:type="spellEnd"/>
+      <w:r>
+        <w:t xml:space="preserve">-Charos, A., </w:t>
       </w:r>
       <w:r>
         <w:rPr>
@@ -2935,7 +3744,31 @@
         <w:t>Kutyrev, A.</w:t>
       </w:r>
       <w:r>
-        <w:t xml:space="preserve">, Lobastov, B., Chervyakovskiy, V., 2020. Fingerprints of Kamafugite-Like Magmas in Mesozoic Lamproites of the Aldan Shield: Evidence from Olivine and Olivine-Hosted Inclusions. </w:t>
+        <w:t xml:space="preserve">, </w:t>
+      </w:r>
+      <w:proofErr w:type="spellStart"/>
+      <w:r>
+        <w:t>Lobastov</w:t>
+      </w:r>
+      <w:proofErr w:type="spellEnd"/>
+      <w:r>
+        <w:t xml:space="preserve">, B., </w:t>
+      </w:r>
+      <w:proofErr w:type="spellStart"/>
+      <w:r>
+        <w:t>Chervyakovskiy</w:t>
+      </w:r>
+      <w:proofErr w:type="spellEnd"/>
+      <w:r>
+        <w:t xml:space="preserve">, V., 2020. Fingerprints of </w:t>
+      </w:r>
+      <w:proofErr w:type="spellStart"/>
+      <w:r>
+        <w:t>Kamafugite</w:t>
+      </w:r>
+      <w:proofErr w:type="spellEnd"/>
+      <w:r>
+        <w:t xml:space="preserve">-Like Magmas in Mesozoic Lamproites of the Aldan Shield: Evidence from Olivine and Olivine-Hosted Inclusions. </w:t>
       </w:r>
       <w:r>
         <w:rPr>
@@ -2975,7 +3808,31 @@
         <w:t>Kutyrev, A.V.</w:t>
       </w:r>
       <w:r>
-        <w:t xml:space="preserve">, Sharpenok, L.N., Nabiullin, F.M., Troshkina, A.N., 2020. Mineralogical and geochemical evidence for granite metasomatism in dikes in the north of the Berezovskoe Ore field (Middle Urals). </w:t>
+        <w:t xml:space="preserve">, </w:t>
+      </w:r>
+      <w:proofErr w:type="spellStart"/>
+      <w:r>
+        <w:t>Sharpenok</w:t>
+      </w:r>
+      <w:proofErr w:type="spellEnd"/>
+      <w:r>
+        <w:t xml:space="preserve">, L.N., </w:t>
+      </w:r>
+      <w:proofErr w:type="spellStart"/>
+      <w:r>
+        <w:t>Nabiullin</w:t>
+      </w:r>
+      <w:proofErr w:type="spellEnd"/>
+      <w:r>
+        <w:t xml:space="preserve">, F.M., </w:t>
+      </w:r>
+      <w:proofErr w:type="spellStart"/>
+      <w:r>
+        <w:t>Troshkina</w:t>
+      </w:r>
+      <w:proofErr w:type="spellEnd"/>
+      <w:r>
+        <w:t xml:space="preserve">, A.N., 2020. Mineralogical and geochemical evidence for granite metasomatism in dikes in the north of the Berezovskoe Ore field (Middle Urals). </w:t>
       </w:r>
       <w:r>
         <w:rPr>
@@ -3012,7 +3869,15 @@
         <w:t>Kutyrev, A.V.</w:t>
       </w:r>
       <w:r>
-        <w:t xml:space="preserve">, Zhirnova, T.S., 2019. Concentrically-zoned massifs of the Tamanvayam group (Koryak-Kamchatka Platiniferous Belt): structure, age, petrological and geochemical aspects. </w:t>
+        <w:t xml:space="preserve">, Zhirnova, T.S., 2019. Concentrically-zoned massifs of the </w:t>
+      </w:r>
+      <w:proofErr w:type="spellStart"/>
+      <w:r>
+        <w:t>Tamanvayam</w:t>
+      </w:r>
+      <w:proofErr w:type="spellEnd"/>
+      <w:r>
+        <w:t xml:space="preserve"> group (Koryak-Kamchatka Platiniferous Belt): structure, age, petrological and geochemical aspects. </w:t>
       </w:r>
       <w:r>
         <w:rPr>
@@ -3053,7 +3918,15 @@
         <w:t>Kutyrev, A.V.</w:t>
       </w:r>
       <w:r>
-        <w:t xml:space="preserve">, Zhitova, E.S., Chubarov, V.M., Khanin, D.A., 2019. Origin of platinum-group mineral assemblages from placers in rivers draining from the Ural-Alaskan type Itchayvayamsky ultramafics, Far East Russia. </w:t>
+        <w:t xml:space="preserve">, Zhitova, E.S., Chubarov, V.M., Khanin, D.A., 2019. Origin of platinum-group mineral assemblages from placers in rivers draining from the Ural-Alaskan type </w:t>
+      </w:r>
+      <w:proofErr w:type="spellStart"/>
+      <w:r>
+        <w:t>Itchayvayamsky</w:t>
+      </w:r>
+      <w:proofErr w:type="spellEnd"/>
+      <w:r>
+        <w:t xml:space="preserve"> ultramafics, Far East Russia. </w:t>
       </w:r>
       <w:r>
         <w:rPr>
@@ -3090,7 +3963,15 @@
         <w:t>Kutyrev, A.V.</w:t>
       </w:r>
       <w:r>
-        <w:t xml:space="preserve">, Sidorov, E.G., Antonov, A.V., Chubarov, V.M., 2018. Platinum-group mineral assemblage of the Prizhimny Creek (Koryak Highland). </w:t>
+        <w:t xml:space="preserve">, Sidorov, E.G., Antonov, A.V., Chubarov, V.M., 2018. Platinum-group mineral assemblage of the </w:t>
+      </w:r>
+      <w:proofErr w:type="spellStart"/>
+      <w:r>
+        <w:t>Prizhimny</w:t>
+      </w:r>
+      <w:proofErr w:type="spellEnd"/>
+      <w:r>
+        <w:t xml:space="preserve"> Creek (Koryak Highland). </w:t>
       </w:r>
       <w:r>
         <w:rPr>
@@ -3196,7 +4077,31 @@
         <w:t>Kutyrev, A.</w:t>
       </w:r>
       <w:r>
-        <w:t xml:space="preserve">, Petrenko, D., Zhitova, L., Shevko, A., Gora, M., Kalugin, V., Shvedov, G., Izokh, A., Yudovskaya, M. Fluid-mediated PGE enrichment of magmatic low-sulfide ores as modelled for the Norilsk deposits. </w:t>
+        <w:t xml:space="preserve">, Petrenko, D., </w:t>
+      </w:r>
+      <w:proofErr w:type="spellStart"/>
+      <w:r>
+        <w:t>Zhitova</w:t>
+      </w:r>
+      <w:proofErr w:type="spellEnd"/>
+      <w:r>
+        <w:t xml:space="preserve">, L., </w:t>
+      </w:r>
+      <w:proofErr w:type="spellStart"/>
+      <w:r>
+        <w:t>Shevko</w:t>
+      </w:r>
+      <w:proofErr w:type="spellEnd"/>
+      <w:r>
+        <w:t xml:space="preserve">, A., Gora, M., Kalugin, V., Shvedov, G., </w:t>
+      </w:r>
+      <w:proofErr w:type="spellStart"/>
+      <w:r>
+        <w:t>Izokh</w:t>
+      </w:r>
+      <w:proofErr w:type="spellEnd"/>
+      <w:r>
+        <w:t xml:space="preserve">, A., Yudovskaya, M. Fluid-mediated PGE enrichment of magmatic low-sulfide ores as modelled for the Norilsk deposits. </w:t>
       </w:r>
       <w:r>
         <w:rPr>
@@ -3295,7 +4200,15 @@
         <w:t>Kutyrev, A.</w:t>
       </w:r>
       <w:r>
-        <w:t>, Wermeille, D., 2025. Iridium L</w:t>
+        <w:t xml:space="preserve">, </w:t>
+      </w:r>
+      <w:proofErr w:type="spellStart"/>
+      <w:r>
+        <w:t>Wermeille</w:t>
+      </w:r>
+      <w:proofErr w:type="spellEnd"/>
+      <w:r>
+        <w:t>, D., 2025. Iridium L</w:t>
       </w:r>
       <w:r>
         <w:rPr>
@@ -3313,7 +4226,15 @@
         <w:t>2</w:t>
       </w:r>
       <w:r>
-        <w:t xml:space="preserve"> [Dataset]. Zenodo. </w:t>
+        <w:t xml:space="preserve"> [Dataset]. </w:t>
+      </w:r>
+      <w:proofErr w:type="spellStart"/>
+      <w:r>
+        <w:t>Zenodo</w:t>
+      </w:r>
+      <w:proofErr w:type="spellEnd"/>
+      <w:r>
+        <w:t xml:space="preserve">. </w:t>
       </w:r>
       <w:hyperlink r:id="rId47" w:history="1">
         <w:r>
@@ -3343,7 +4264,15 @@
         <w:t>Kutyrev, A.V.</w:t>
       </w:r>
       <w:r>
-        <w:t xml:space="preserve">, Baykov, N.I., Barnes, S., Savard, D., Alexei, I.V., 2025. Major, trace, and platinum-group elements in the Late Cretaceous arc volcano-plutonic complex of the Tumrok Range, eastern Kamchatka, Version 1.0. Interdisciplinary Earth Data Alliance (IEDA). </w:t>
+        <w:t xml:space="preserve">, Baykov, N.I., Barnes, S., Savard, D., Alexei, I.V., 2025. Major, trace, and platinum-group elements in the Late Cretaceous arc volcano-plutonic complex of the </w:t>
+      </w:r>
+      <w:proofErr w:type="spellStart"/>
+      <w:r>
+        <w:t>Tumrok</w:t>
+      </w:r>
+      <w:proofErr w:type="spellEnd"/>
+      <w:r>
+        <w:t xml:space="preserve"> Range, eastern Kamchatka, Version 1.0. Interdisciplinary Earth Data Alliance (IEDA). </w:t>
       </w:r>
       <w:hyperlink r:id="rId48" w:history="1">
         <w:r>
@@ -3370,7 +4299,23 @@
         <w:t>Kutyrev, A.</w:t>
       </w:r>
       <w:r>
-        <w:t xml:space="preserve">, Bindeman, I., O'Neil, J., Rizo, H., 2024. Code for 1- and 2-stage oxygen fractionation and metamorphic dehydration modeling from "Seawater-oceanic crust interaction constrained by triple oxygen and hydrogen isotopes in rocks from the Saglek-Hebron complex, NE Canada". </w:t>
+        <w:t xml:space="preserve">, </w:t>
+      </w:r>
+      <w:proofErr w:type="spellStart"/>
+      <w:r>
+        <w:t>Bindeman</w:t>
+      </w:r>
+      <w:proofErr w:type="spellEnd"/>
+      <w:r>
+        <w:t xml:space="preserve">, I., O'Neil, J., Rizo, H., 2024. Code for 1- and 2-stage oxygen fractionation and metamorphic dehydration </w:t>
+      </w:r>
+      <w:proofErr w:type="spellStart"/>
+      <w:r>
+        <w:t>modeling</w:t>
+      </w:r>
+      <w:proofErr w:type="spellEnd"/>
+      <w:r>
+        <w:t xml:space="preserve"> from "Seawater-oceanic crust interaction constrained by triple oxygen and hydrogen isotopes in rocks from the Saglek-Hebron complex, NE Canada". </w:t>
       </w:r>
       <w:hyperlink r:id="rId49" w:history="1">
         <w:r>

--- a/CV_Anton_Kutyrev.docx
+++ b/CV_Anton_Kutyrev.docx
@@ -571,7 +571,7 @@
         <w:t>Cardiff University Kazakhstan.</w:t>
       </w:r>
       <w:r>
-        <w:t xml:space="preserve"> World of Dynamic Environments (EA3504), a Year 1 module on dynamic Earth systems taught through geological and environmental case studies; Earth Materials; Exploring the Planet Earth (Geology 101); and GIS and Fieldwork. Designing a new field course from scratch, including its academic structure, field activities and teaching materials.</w:t>
+        <w:t xml:space="preserve"> Modules taught: Exploring the Planet Earth (Geology 101), Earth Materials, World of Dynamic Environments, and GIS and Fieldwork. Designing a new field course from scratch, including its academic structure, field activities and teaching materials.</w:t>
       </w:r>
     </w:p>
     <w:p>
@@ -1517,6 +1517,21 @@
       </w:pPr>
       <w:r>
         <w:t>Professional societies</w:t>
+      </w:r>
+    </w:p>
+    <w:p>
+      <w:pPr>
+        <w:pStyle w:val="CVEntry"/>
+      </w:pPr>
+      <w:r>
+        <w:rPr>
+          <w:rStyle w:val="CVDate"/>
+        </w:rPr>
+        <w:t>2026–present</w:t>
+      </w:r>
+      <w:r>
+        <w:tab/>
+        <w:t>Associate Member (APONEN), Professional Association of Independent Subsoil Experts (PONEN), Kazakhstan’s professional association of geologists and mining specialists, which accredits Competent Persons for public reporting under the KAZRC code, the national CRIRSCO-aligned standard for exploration results, mineral resources and reserves.</w:t>
       </w:r>
     </w:p>
     <w:p>

--- a/CV_Anton_Kutyrev.docx
+++ b/CV_Anton_Kutyrev.docx
@@ -1297,8 +1297,6 @@
       </w:r>
       <w:r>
         <w:tab/>
-      </w:r>
-      <w:r>
         <w:t>Mapping and sampling of the Critical Zone across the western and eastern Bushveld Complex, South Africa (one month of fieldwork plus regular mine visits).</w:t>
       </w:r>
     </w:p>
@@ -1375,8 +1373,6 @@
       </w:r>
       <w:r>
         <w:tab/>
-      </w:r>
-      <w:r>
         <w:t xml:space="preserve">Documenting cooling lava flows and caves of the 2012–13 Tolbachik Fissure Eruption (2 weeks); observations of </w:t>
       </w:r>
       <w:proofErr w:type="spellStart"/>
@@ -1719,2744 +1715,14 @@
     </w:p>
     <w:p>
       <w:pPr>
-        <w:pStyle w:val="Heading2"/>
-      </w:pPr>
-      <w:r>
-        <w:t>Peer-reviewed articles (35)</w:t>
-      </w:r>
-    </w:p>
-    <w:p>
-      <w:pPr>
         <w:pStyle w:val="CVReference"/>
-        <w:numPr>
-          <w:ilvl w:val="0"/>
-          <w:numId w:val="2"/>
-        </w:numPr>
-      </w:pPr>
-      <w:r>
-        <w:rPr>
-          <w:b/>
-          <w:bCs/>
-        </w:rPr>
-        <w:t>Kutyrev, A.</w:t>
-      </w:r>
-      <w:r>
-        <w:t xml:space="preserve">, Filimonova, O., Saxey, D.W., </w:t>
-      </w:r>
-      <w:proofErr w:type="spellStart"/>
-      <w:r>
-        <w:t>Vymazalová</w:t>
-      </w:r>
-      <w:proofErr w:type="spellEnd"/>
-      <w:r>
-        <w:t xml:space="preserve">, A., Evans, K., Kamenetsky, V.S., </w:t>
-      </w:r>
-      <w:proofErr w:type="spellStart"/>
-      <w:r>
-        <w:t>Wermeille</w:t>
-      </w:r>
-      <w:proofErr w:type="spellEnd"/>
-      <w:r>
-        <w:t xml:space="preserve">, D., </w:t>
-      </w:r>
-      <w:proofErr w:type="spellStart"/>
-      <w:r>
-        <w:t>Fougerouse</w:t>
-      </w:r>
-      <w:proofErr w:type="spellEnd"/>
-      <w:r>
-        <w:t>, D., Reddy, S.M., 2026. Formation of natural IrO</w:t>
-      </w:r>
-      <w:r>
-        <w:rPr>
-          <w:vertAlign w:val="subscript"/>
-        </w:rPr>
-        <w:t>2</w:t>
-      </w:r>
-      <w:r>
-        <w:t xml:space="preserve"> through Os-Ir-Ru alloy oxidation. </w:t>
-      </w:r>
-      <w:r>
-        <w:rPr>
-          <w:i/>
-          <w:iCs/>
-        </w:rPr>
-        <w:t>Chemical Geology</w:t>
-      </w:r>
-      <w:r>
-        <w:t xml:space="preserve">, 123167. </w:t>
-      </w:r>
-      <w:hyperlink r:id="rId11" w:history="1">
-        <w:r>
-          <w:rPr>
-            <w:rStyle w:val="Hyperlink"/>
-          </w:rPr>
-          <w:t>https://doi.org/10.1016/j.chemgeo.2025.123167</w:t>
-        </w:r>
-      </w:hyperlink>
-    </w:p>
-    <w:p>
-      <w:pPr>
-        <w:pStyle w:val="CVReference"/>
-        <w:numPr>
-          <w:ilvl w:val="0"/>
-          <w:numId w:val="2"/>
-        </w:numPr>
-      </w:pPr>
-      <w:r>
-        <w:t xml:space="preserve">Eslami, A., </w:t>
-      </w:r>
-      <w:proofErr w:type="spellStart"/>
-      <w:r>
-        <w:t>Chardelin</w:t>
-      </w:r>
-      <w:proofErr w:type="spellEnd"/>
-      <w:r>
-        <w:t xml:space="preserve">, M., O'Driscoll, B., Malvoisin, B., Evans, K., Grieco, G., Bussolesi, M., &amp; </w:t>
-      </w:r>
-      <w:r>
-        <w:rPr>
-          <w:b/>
-          <w:bCs/>
-        </w:rPr>
-        <w:t>Kutyrev, A.</w:t>
-      </w:r>
-      <w:r>
-        <w:t xml:space="preserve"> 2026. Chromitite-mafic dike interfaces as archives of </w:t>
-      </w:r>
-      <w:proofErr w:type="spellStart"/>
-      <w:r>
-        <w:t>syn</w:t>
-      </w:r>
-      <w:proofErr w:type="spellEnd"/>
-      <w:r>
-        <w:t xml:space="preserve">-kinematic fluid-rock interaction, chromium mobility and Ca-metasomatism, Nain Ophiolite, Central Iran. </w:t>
-      </w:r>
-      <w:r>
-        <w:rPr>
-          <w:i/>
-          <w:iCs/>
-        </w:rPr>
-        <w:t>Journal of Petrology</w:t>
-      </w:r>
-      <w:r>
-        <w:t xml:space="preserve">, egag076. </w:t>
-      </w:r>
-      <w:hyperlink r:id="rId12" w:history="1">
-        <w:r>
-          <w:rPr>
-            <w:rStyle w:val="Hyperlink"/>
-          </w:rPr>
-          <w:t>https://doi.org/10.1093/petrology/egag076</w:t>
-        </w:r>
-      </w:hyperlink>
-    </w:p>
-    <w:p>
-      <w:pPr>
-        <w:pStyle w:val="CVReference"/>
-        <w:numPr>
-          <w:ilvl w:val="0"/>
-          <w:numId w:val="2"/>
-        </w:numPr>
-      </w:pPr>
-      <w:r>
-        <w:t xml:space="preserve">Rhoads, E.A., </w:t>
-      </w:r>
-      <w:r>
-        <w:rPr>
-          <w:b/>
-          <w:bCs/>
-        </w:rPr>
-        <w:t>Kutyrev, A.</w:t>
-      </w:r>
-      <w:r>
-        <w:t xml:space="preserve">, </w:t>
-      </w:r>
-      <w:proofErr w:type="spellStart"/>
-      <w:r>
-        <w:t>Bindeman</w:t>
-      </w:r>
-      <w:proofErr w:type="spellEnd"/>
-      <w:r>
-        <w:t xml:space="preserve">, I.N., Lynn, K.J., Trusdell, F.A., Downs, D.T., Edwards, H.R., Cook, G.W., Day, J.M.D., 2025. Rhenium-osmium and oxygen isotope homogeneity during the 2022 Mauna Loa eruption and implications for basaltic magma storage. </w:t>
-      </w:r>
-      <w:r>
-        <w:rPr>
-          <w:i/>
-          <w:iCs/>
-        </w:rPr>
-        <w:t>Bulletin of Volcanology</w:t>
-      </w:r>
-      <w:r>
-        <w:t xml:space="preserve"> 87. </w:t>
-      </w:r>
-      <w:hyperlink r:id="rId13" w:history="1">
-        <w:r>
-          <w:rPr>
-            <w:rStyle w:val="Hyperlink"/>
-          </w:rPr>
-          <w:t>https://doi.org/10.1007/s00445-025-01825-0</w:t>
-        </w:r>
-      </w:hyperlink>
-    </w:p>
-    <w:p>
-      <w:pPr>
-        <w:pStyle w:val="CVReference"/>
-        <w:numPr>
-          <w:ilvl w:val="0"/>
-          <w:numId w:val="2"/>
-        </w:numPr>
-      </w:pPr>
-      <w:r>
-        <w:t xml:space="preserve">Chayka, I.F., Kamenetsky, V.S., </w:t>
-      </w:r>
-      <w:r>
-        <w:rPr>
-          <w:b/>
-          <w:bCs/>
-        </w:rPr>
-        <w:t>Kutyrev, A.V.</w:t>
-      </w:r>
-      <w:r>
-        <w:t xml:space="preserve">, Barnes, S.J., Stepanov, A.S., Konstantinov, S.E., Baykov, N.I., </w:t>
-      </w:r>
-      <w:proofErr w:type="spellStart"/>
-      <w:r>
-        <w:t>Kryazhev</w:t>
-      </w:r>
-      <w:proofErr w:type="spellEnd"/>
-      <w:r>
-        <w:t xml:space="preserve">, S.G., Belousov, I.A., Zhukova, I.A., Scherbakov, V.D., Kalugin, V.M., Ivanov, A.V., Bryanskiy, N.V., Park, J.W., 2025. Erratic </w:t>
-      </w:r>
-      <w:proofErr w:type="spellStart"/>
-      <w:r>
-        <w:t>behavior</w:t>
-      </w:r>
-      <w:proofErr w:type="spellEnd"/>
-      <w:r>
-        <w:t xml:space="preserve"> of platinum-group elements along an olivine-Cr-spinel cotectic in sulfide-undersaturated basaltic magma: roles of Cr-spinel and alloys. </w:t>
-      </w:r>
-      <w:r>
-        <w:rPr>
-          <w:i/>
-          <w:iCs/>
-        </w:rPr>
-        <w:t>Scientific Reports</w:t>
-      </w:r>
-      <w:r>
-        <w:t xml:space="preserve"> 15, 14366. </w:t>
-      </w:r>
-      <w:hyperlink r:id="rId14" w:history="1">
-        <w:r>
-          <w:rPr>
-            <w:rStyle w:val="Hyperlink"/>
-          </w:rPr>
-          <w:t>https://doi.org/10.1038/s41598-025-97281-z</w:t>
-        </w:r>
-      </w:hyperlink>
-    </w:p>
-    <w:p>
-      <w:pPr>
-        <w:pStyle w:val="CVReference"/>
-        <w:numPr>
-          <w:ilvl w:val="0"/>
-          <w:numId w:val="2"/>
-        </w:numPr>
-      </w:pPr>
-      <w:r>
-        <w:t xml:space="preserve">Zhitova, E.S., </w:t>
-      </w:r>
-      <w:proofErr w:type="spellStart"/>
-      <w:r>
-        <w:t>Nuzhdaev</w:t>
-      </w:r>
-      <w:proofErr w:type="spellEnd"/>
-      <w:r>
-        <w:t xml:space="preserve">, A.A., Davydova, V.O., Sheveleva, R.M., Zhegunov, P.S., Kuznetsov, R.A., </w:t>
-      </w:r>
-      <w:r>
-        <w:rPr>
-          <w:b/>
-          <w:bCs/>
-        </w:rPr>
-        <w:t>Kutyrev, A.V.</w:t>
-      </w:r>
-      <w:r>
-        <w:t xml:space="preserve">, Khokhlova, M.A., Vlasenko, N.S., 2025. Calcareous skarn-like mineral paragenesis from unaltered basalt of the </w:t>
-      </w:r>
-      <w:proofErr w:type="spellStart"/>
-      <w:r>
-        <w:t>Alaid</w:t>
-      </w:r>
-      <w:proofErr w:type="spellEnd"/>
-      <w:r>
-        <w:t xml:space="preserve"> volcano (Kuril-Kamchatka island arc). </w:t>
-      </w:r>
-      <w:r>
-        <w:rPr>
-          <w:i/>
-          <w:iCs/>
-        </w:rPr>
-        <w:t>Minerals</w:t>
-      </w:r>
-      <w:r>
-        <w:t xml:space="preserve"> 15. </w:t>
-      </w:r>
-      <w:hyperlink r:id="rId15" w:history="1">
-        <w:r>
-          <w:rPr>
-            <w:rStyle w:val="Hyperlink"/>
-          </w:rPr>
-          <w:t>https://doi.org/10.3390/min15030237</w:t>
-        </w:r>
-      </w:hyperlink>
-    </w:p>
-    <w:p>
-      <w:pPr>
-        <w:pStyle w:val="CVReference"/>
-        <w:numPr>
-          <w:ilvl w:val="0"/>
-          <w:numId w:val="2"/>
-        </w:numPr>
-      </w:pPr>
-      <w:r>
-        <w:rPr>
-          <w:b/>
-          <w:bCs/>
-        </w:rPr>
-        <w:lastRenderedPageBreak/>
-        <w:t>Kutyrev, A.</w:t>
-      </w:r>
-      <w:r>
-        <w:t xml:space="preserve">, </w:t>
-      </w:r>
-      <w:proofErr w:type="spellStart"/>
-      <w:r>
-        <w:t>Bindeman</w:t>
-      </w:r>
-      <w:proofErr w:type="spellEnd"/>
-      <w:r>
-        <w:t>, I.N., O'Neil, J., Rizo, H., 2024. Seawater-oceanic crust interaction constrained by triple oxygen and hydrogen isotopes in rocks from the Saglek-Hebron complex, NE Canada: Implications for moderately low-δ</w:t>
-      </w:r>
-      <w:r>
-        <w:rPr>
-          <w:vertAlign w:val="superscript"/>
-        </w:rPr>
-        <w:t>18</w:t>
-      </w:r>
-      <w:r>
-        <w:t xml:space="preserve">O Eoarchean ocean. </w:t>
-      </w:r>
-      <w:r>
-        <w:rPr>
-          <w:i/>
-          <w:iCs/>
-        </w:rPr>
-        <w:t>Chemical Geology</w:t>
-      </w:r>
-      <w:r>
-        <w:t xml:space="preserve"> 670. </w:t>
-      </w:r>
-      <w:hyperlink r:id="rId16" w:history="1">
-        <w:r>
-          <w:rPr>
-            <w:rStyle w:val="Hyperlink"/>
-          </w:rPr>
-          <w:t>https://doi.org/10.1016/j.chemgeo.2024.122378</w:t>
-        </w:r>
-      </w:hyperlink>
-    </w:p>
-    <w:p>
-      <w:pPr>
-        <w:pStyle w:val="CVReference"/>
-        <w:numPr>
-          <w:ilvl w:val="0"/>
-          <w:numId w:val="2"/>
-        </w:numPr>
-      </w:pPr>
-      <w:r>
-        <w:rPr>
-          <w:b/>
-          <w:bCs/>
-        </w:rPr>
-        <w:t>Kutyrev, A.</w:t>
-      </w:r>
-      <w:r>
-        <w:t xml:space="preserve">, Kamenetsky, V.S., Chayka, I.F., Nekrylov, N.A., Kryuchkova, L., </w:t>
-      </w:r>
-      <w:proofErr w:type="spellStart"/>
-      <w:r>
-        <w:t>Shilovskikh</w:t>
-      </w:r>
-      <w:proofErr w:type="spellEnd"/>
-      <w:r>
-        <w:t xml:space="preserve">, V.V., </w:t>
-      </w:r>
-      <w:proofErr w:type="spellStart"/>
-      <w:r>
-        <w:t>Kontonikas</w:t>
-      </w:r>
-      <w:proofErr w:type="spellEnd"/>
-      <w:r>
-        <w:t xml:space="preserve">-Charos, A., Krasheninnikov, S.P., </w:t>
-      </w:r>
-      <w:proofErr w:type="spellStart"/>
-      <w:r>
-        <w:t>Sapegina</w:t>
-      </w:r>
-      <w:proofErr w:type="spellEnd"/>
-      <w:r>
-        <w:t xml:space="preserve">, A., Perchuk, A.L., 2024. Metamorphic origin of large nuggets of platinum-group metals: evidence from multiphase inclusions in Os-Ir-Ru alloys from the Adamsfield placer, Tasmania. </w:t>
-      </w:r>
-      <w:r>
-        <w:rPr>
-          <w:i/>
-          <w:iCs/>
-        </w:rPr>
-        <w:t>Journal of Petrology</w:t>
-      </w:r>
-      <w:r>
-        <w:t xml:space="preserve">. </w:t>
-      </w:r>
-      <w:hyperlink r:id="rId17" w:history="1">
-        <w:r>
-          <w:rPr>
-            <w:rStyle w:val="Hyperlink"/>
-          </w:rPr>
-          <w:t>https://doi.org/10.1093/petrology/egae086</w:t>
-        </w:r>
-      </w:hyperlink>
-    </w:p>
-    <w:p>
-      <w:pPr>
-        <w:pStyle w:val="CVReference"/>
-        <w:numPr>
-          <w:ilvl w:val="0"/>
-          <w:numId w:val="2"/>
-        </w:numPr>
-      </w:pPr>
-      <w:r>
-        <w:t xml:space="preserve">Zhegunov, P.S., </w:t>
-      </w:r>
-      <w:r>
-        <w:rPr>
-          <w:b/>
-          <w:bCs/>
-        </w:rPr>
-        <w:t>Kutyrev, A.V.</w:t>
-      </w:r>
-      <w:r>
-        <w:t xml:space="preserve">, Zhitova, E.S., </w:t>
-      </w:r>
-      <w:proofErr w:type="spellStart"/>
-      <w:r>
-        <w:t>Moskaleva</w:t>
-      </w:r>
-      <w:proofErr w:type="spellEnd"/>
-      <w:r>
-        <w:t xml:space="preserve">, S.V., Schweigert, P.E., 2024. First data on the mineralogy of the </w:t>
-      </w:r>
-      <w:proofErr w:type="spellStart"/>
-      <w:r>
-        <w:t>Evevpenta</w:t>
-      </w:r>
-      <w:proofErr w:type="spellEnd"/>
-      <w:r>
-        <w:t xml:space="preserve"> epithermal silver-gold ore occurrence, Kamchatka, Russia. </w:t>
-      </w:r>
-      <w:r>
-        <w:rPr>
-          <w:i/>
-          <w:iCs/>
-        </w:rPr>
-        <w:t>Journal of Volcanology and Seismology</w:t>
-      </w:r>
-      <w:r>
-        <w:t xml:space="preserve"> 18, 149-164. </w:t>
-      </w:r>
-      <w:hyperlink r:id="rId18" w:history="1">
-        <w:r>
-          <w:rPr>
-            <w:rStyle w:val="Hyperlink"/>
-          </w:rPr>
-          <w:t>https://doi.org/10.1134/S0742046324700489</w:t>
-        </w:r>
-      </w:hyperlink>
-    </w:p>
-    <w:p>
-      <w:pPr>
-        <w:pStyle w:val="CVReference"/>
-        <w:numPr>
-          <w:ilvl w:val="0"/>
-          <w:numId w:val="2"/>
-        </w:numPr>
-      </w:pPr>
-      <w:r>
-        <w:t xml:space="preserve">Stepanov, S., Palamarchuk, R., </w:t>
-      </w:r>
-      <w:r>
-        <w:rPr>
-          <w:b/>
-          <w:bCs/>
-        </w:rPr>
-        <w:t>Kutyrev, A.</w:t>
-      </w:r>
-      <w:r>
-        <w:t xml:space="preserve">, </w:t>
-      </w:r>
-      <w:proofErr w:type="spellStart"/>
-      <w:r>
-        <w:t>Lepekhina</w:t>
-      </w:r>
-      <w:proofErr w:type="spellEnd"/>
-      <w:r>
-        <w:t xml:space="preserve">, E., </w:t>
-      </w:r>
-      <w:proofErr w:type="spellStart"/>
-      <w:r>
-        <w:t>Sharpenok</w:t>
-      </w:r>
-      <w:proofErr w:type="spellEnd"/>
-      <w:r>
-        <w:t xml:space="preserve">, L., </w:t>
-      </w:r>
-      <w:proofErr w:type="spellStart"/>
-      <w:r>
-        <w:t>Shagalov</w:t>
-      </w:r>
-      <w:proofErr w:type="spellEnd"/>
-      <w:r>
-        <w:t xml:space="preserve">, E., Minervina, E., 2024. Nature of perovskite mineralization of silicate-carbonate veins in the margins of </w:t>
-      </w:r>
-      <w:proofErr w:type="spellStart"/>
-      <w:r>
-        <w:t>Kusinsko-Kopanskaya</w:t>
-      </w:r>
-      <w:proofErr w:type="spellEnd"/>
-      <w:r>
-        <w:t xml:space="preserve"> layered intrusion (South Urals, Russia). </w:t>
-      </w:r>
-      <w:r>
-        <w:rPr>
-          <w:i/>
-          <w:iCs/>
-        </w:rPr>
-        <w:t>Minerals</w:t>
-      </w:r>
-      <w:r>
-        <w:t xml:space="preserve"> 14, 478. </w:t>
-      </w:r>
-      <w:hyperlink r:id="rId19" w:history="1">
-        <w:r>
-          <w:rPr>
-            <w:rStyle w:val="Hyperlink"/>
-          </w:rPr>
-          <w:t>https://doi.org/10.3390/min14050478</w:t>
-        </w:r>
-      </w:hyperlink>
-    </w:p>
-    <w:p>
-      <w:pPr>
-        <w:pStyle w:val="CVReference"/>
-        <w:numPr>
-          <w:ilvl w:val="0"/>
-          <w:numId w:val="2"/>
-        </w:numPr>
-      </w:pPr>
-      <w:r>
-        <w:rPr>
-          <w:b/>
-          <w:bCs/>
-        </w:rPr>
-        <w:t>Kutyrev, A.</w:t>
-      </w:r>
-      <w:r>
-        <w:t xml:space="preserve">, McDonald, A., Tamura, N., </w:t>
-      </w:r>
-      <w:proofErr w:type="spellStart"/>
-      <w:r>
-        <w:t>Cabri</w:t>
-      </w:r>
-      <w:proofErr w:type="spellEnd"/>
-      <w:r>
-        <w:t xml:space="preserve">, L.J., </w:t>
-      </w:r>
-      <w:proofErr w:type="spellStart"/>
-      <w:r>
-        <w:t>Tolstykh</w:t>
-      </w:r>
-      <w:proofErr w:type="spellEnd"/>
-      <w:r>
-        <w:t xml:space="preserve">, N., </w:t>
-      </w:r>
-      <w:proofErr w:type="spellStart"/>
-      <w:r>
-        <w:t>Pekov</w:t>
-      </w:r>
-      <w:proofErr w:type="spellEnd"/>
-      <w:r>
-        <w:t>, I., 2023. Sidorovite, PtFe</w:t>
-      </w:r>
-      <w:r>
-        <w:rPr>
-          <w:vertAlign w:val="subscript"/>
-        </w:rPr>
-        <w:t>3</w:t>
-      </w:r>
-      <w:r>
-        <w:t xml:space="preserve">, a new mineral from the </w:t>
-      </w:r>
-      <w:proofErr w:type="spellStart"/>
-      <w:r>
-        <w:t>Snegovaya</w:t>
-      </w:r>
-      <w:proofErr w:type="spellEnd"/>
-      <w:r>
-        <w:t xml:space="preserve"> River placer, Koryak Highlands, Russia. </w:t>
-      </w:r>
-      <w:r>
-        <w:rPr>
-          <w:i/>
-          <w:iCs/>
-        </w:rPr>
-        <w:t>The Canadian Journal of Mineralogy and Petrology</w:t>
-      </w:r>
-      <w:r>
-        <w:t xml:space="preserve"> 61(5), 1021-1030. </w:t>
-      </w:r>
-      <w:hyperlink r:id="rId20" w:history="1">
-        <w:r>
-          <w:rPr>
-            <w:rStyle w:val="Hyperlink"/>
-          </w:rPr>
-          <w:t>https://doi.org/10.3749/2200072</w:t>
-        </w:r>
-      </w:hyperlink>
-    </w:p>
-    <w:p>
-      <w:pPr>
-        <w:pStyle w:val="CVReference"/>
-        <w:numPr>
-          <w:ilvl w:val="0"/>
-          <w:numId w:val="2"/>
-        </w:numPr>
-      </w:pPr>
-      <w:r>
-        <w:rPr>
-          <w:b/>
-          <w:bCs/>
-        </w:rPr>
-        <w:t>Kutyrev, A.</w:t>
-      </w:r>
-      <w:r>
-        <w:t xml:space="preserve">, Kamenetsky, V.S., </w:t>
-      </w:r>
-      <w:proofErr w:type="spellStart"/>
-      <w:r>
-        <w:t>Kontonikas</w:t>
-      </w:r>
-      <w:proofErr w:type="spellEnd"/>
-      <w:r>
-        <w:t xml:space="preserve">-Charos, A., Savelyev, D.P., Yakich, T.Y., Belousov, I.A., </w:t>
-      </w:r>
-      <w:proofErr w:type="spellStart"/>
-      <w:r>
-        <w:t>Sandimirova</w:t>
-      </w:r>
-      <w:proofErr w:type="spellEnd"/>
-      <w:r>
-        <w:t xml:space="preserve">, E.I., </w:t>
-      </w:r>
-      <w:proofErr w:type="spellStart"/>
-      <w:r>
-        <w:t>Moskaleva</w:t>
-      </w:r>
-      <w:proofErr w:type="spellEnd"/>
-      <w:r>
-        <w:t xml:space="preserve">, S.V., 2023. </w:t>
-      </w:r>
-      <w:proofErr w:type="spellStart"/>
-      <w:r>
-        <w:t>Behavior</w:t>
-      </w:r>
-      <w:proofErr w:type="spellEnd"/>
-      <w:r>
-        <w:t xml:space="preserve"> of platinum-group elements during hydrous metamorphism: constraints from awaruite (Ni</w:t>
-      </w:r>
-      <w:r>
-        <w:rPr>
-          <w:vertAlign w:val="subscript"/>
-        </w:rPr>
-        <w:t>3</w:t>
-      </w:r>
-      <w:r>
-        <w:t xml:space="preserve">Fe) mineralization. </w:t>
-      </w:r>
-      <w:r>
-        <w:rPr>
-          <w:i/>
-          <w:iCs/>
-        </w:rPr>
-        <w:t>Lithosphere</w:t>
-      </w:r>
-      <w:r>
-        <w:t xml:space="preserve">, 2023(1). </w:t>
-      </w:r>
-      <w:hyperlink r:id="rId21" w:history="1">
-        <w:r>
-          <w:rPr>
-            <w:rStyle w:val="Hyperlink"/>
-          </w:rPr>
-          <w:t>https://doi.org/10.2113/2023/lithosphere_2023_126</w:t>
-        </w:r>
-      </w:hyperlink>
-    </w:p>
-    <w:p>
-      <w:pPr>
-        <w:pStyle w:val="CVReference"/>
-        <w:numPr>
-          <w:ilvl w:val="0"/>
-          <w:numId w:val="2"/>
-        </w:numPr>
-      </w:pPr>
-      <w:r>
-        <w:t xml:space="preserve">Chayka, I.F., </w:t>
-      </w:r>
-      <w:proofErr w:type="spellStart"/>
-      <w:r>
-        <w:t>Izokh</w:t>
-      </w:r>
-      <w:proofErr w:type="spellEnd"/>
-      <w:r>
-        <w:t xml:space="preserve">, A.E., Kamenetsky, V.S., Sokol, E.V., </w:t>
-      </w:r>
-      <w:proofErr w:type="spellStart"/>
-      <w:r>
-        <w:t>Lobastov</w:t>
-      </w:r>
-      <w:proofErr w:type="spellEnd"/>
-      <w:r>
-        <w:t xml:space="preserve">, B.M., </w:t>
-      </w:r>
-      <w:proofErr w:type="spellStart"/>
-      <w:r>
-        <w:t>Kontonikas</w:t>
-      </w:r>
-      <w:proofErr w:type="spellEnd"/>
-      <w:r>
-        <w:t xml:space="preserve">-Charos, A., Zelenski, M.E., </w:t>
-      </w:r>
-      <w:r>
-        <w:rPr>
-          <w:b/>
-          <w:bCs/>
-        </w:rPr>
-        <w:t>Kutyrev, A.V.</w:t>
-      </w:r>
-      <w:r>
-        <w:t xml:space="preserve">, Sluzhenikin, S.F., Zhitova, L.M., Shvedov, G.I., </w:t>
-      </w:r>
-      <w:proofErr w:type="spellStart"/>
-      <w:r>
-        <w:t>Shevko</w:t>
-      </w:r>
-      <w:proofErr w:type="spellEnd"/>
-      <w:r>
-        <w:t xml:space="preserve">, A.Y., Gora, M.P., 2023. Origin of chromitites in the Norilsk-1 intrusion (Siberian LIP) triggered by assimilation of argillaceous rocks by Cr-rich basic magma. </w:t>
-      </w:r>
-      <w:r>
-        <w:rPr>
-          <w:i/>
-          <w:iCs/>
-        </w:rPr>
-        <w:t>Lithos</w:t>
-      </w:r>
-      <w:r>
-        <w:t xml:space="preserve"> 454-455. </w:t>
-      </w:r>
-      <w:hyperlink r:id="rId22" w:history="1">
-        <w:r>
-          <w:rPr>
-            <w:rStyle w:val="Hyperlink"/>
-          </w:rPr>
-          <w:t>https://doi.org/10.1016/j.lithos.2023.107254</w:t>
-        </w:r>
-      </w:hyperlink>
-    </w:p>
-    <w:p>
-      <w:pPr>
-        <w:pStyle w:val="CVReference"/>
-        <w:numPr>
-          <w:ilvl w:val="0"/>
-          <w:numId w:val="2"/>
-        </w:numPr>
-      </w:pPr>
-      <w:r>
-        <w:t xml:space="preserve">Eslami, A., Grieco, G., Bussolesi, M., Ichiyama, Y., Lenaz, D., </w:t>
-      </w:r>
-      <w:proofErr w:type="spellStart"/>
-      <w:r>
-        <w:t>Skogby</w:t>
-      </w:r>
-      <w:proofErr w:type="spellEnd"/>
-      <w:r>
-        <w:t xml:space="preserve">, H., </w:t>
-      </w:r>
-      <w:r>
-        <w:rPr>
-          <w:b/>
-          <w:bCs/>
-        </w:rPr>
-        <w:t>Kutyrev, A.V.</w:t>
-      </w:r>
-      <w:r>
-        <w:t xml:space="preserve">, Cavallo, A., Khedr, M.Z., 2023. Co-occurrence of compositionally variable chromitites in the </w:t>
-      </w:r>
-      <w:proofErr w:type="spellStart"/>
-      <w:r>
-        <w:t>Sabzevar</w:t>
-      </w:r>
-      <w:proofErr w:type="spellEnd"/>
-      <w:r>
-        <w:t xml:space="preserve"> ophiolite, NE Iran. </w:t>
-      </w:r>
-      <w:r>
-        <w:rPr>
-          <w:i/>
-          <w:iCs/>
-        </w:rPr>
-        <w:t>Lithos</w:t>
-      </w:r>
-      <w:r>
-        <w:t xml:space="preserve"> 446-447. </w:t>
-      </w:r>
-      <w:hyperlink r:id="rId23" w:history="1">
-        <w:r>
-          <w:rPr>
-            <w:rStyle w:val="Hyperlink"/>
-          </w:rPr>
-          <w:t>https://doi.org/10.1016/j.lithos.2023.107133</w:t>
-        </w:r>
-      </w:hyperlink>
-    </w:p>
-    <w:p>
-      <w:pPr>
-        <w:pStyle w:val="CVReference"/>
-        <w:numPr>
-          <w:ilvl w:val="0"/>
-          <w:numId w:val="2"/>
-        </w:numPr>
-      </w:pPr>
-      <w:r>
-        <w:t xml:space="preserve">Stepanov, S.Y., Palamarchuk, R.S., </w:t>
-      </w:r>
-      <w:r>
-        <w:rPr>
-          <w:b/>
-          <w:bCs/>
-        </w:rPr>
-        <w:t>Kutyrev, A.V.</w:t>
-      </w:r>
-      <w:r>
-        <w:t xml:space="preserve">, </w:t>
-      </w:r>
-      <w:proofErr w:type="spellStart"/>
-      <w:r>
-        <w:t>Shilovskikh</w:t>
-      </w:r>
-      <w:proofErr w:type="spellEnd"/>
-      <w:r>
-        <w:t xml:space="preserve">, V.V., Petrov, S.V., 2023. Mineralogy and geochemistry of platinum-group elements in the zoned mafic-ultramafic intrusions of the Uralian Platinum belt, Russia. </w:t>
-      </w:r>
-      <w:r>
-        <w:rPr>
-          <w:i/>
-          <w:iCs/>
-        </w:rPr>
-        <w:t>Journal of Geochemical Exploration</w:t>
-      </w:r>
-      <w:r>
-        <w:t xml:space="preserve"> 246. </w:t>
-      </w:r>
-      <w:hyperlink r:id="rId24" w:history="1">
-        <w:r>
-          <w:rPr>
-            <w:rStyle w:val="Hyperlink"/>
-          </w:rPr>
-          <w:t>https://doi.org/10.1016/j.gexplo.2023.107155</w:t>
-        </w:r>
-      </w:hyperlink>
-    </w:p>
-    <w:p>
-      <w:pPr>
-        <w:pStyle w:val="CVReference"/>
-        <w:numPr>
-          <w:ilvl w:val="0"/>
-          <w:numId w:val="2"/>
-        </w:numPr>
-      </w:pPr>
-      <w:r>
-        <w:t xml:space="preserve">Chayka, I.F., Baykov, N.I., Kamenetsky, V.S., </w:t>
-      </w:r>
-      <w:r>
-        <w:rPr>
-          <w:b/>
-          <w:bCs/>
-        </w:rPr>
-        <w:t>Kutyrev, A.V.</w:t>
-      </w:r>
-      <w:r>
-        <w:t xml:space="preserve">, Pushkarev, E.V., </w:t>
-      </w:r>
-      <w:proofErr w:type="spellStart"/>
-      <w:r>
-        <w:t>Abersteiner</w:t>
-      </w:r>
-      <w:proofErr w:type="spellEnd"/>
-      <w:r>
-        <w:t xml:space="preserve">, A., Shcherbakov, V.D., 2023. Volcano-plutonic complex of the </w:t>
-      </w:r>
-      <w:proofErr w:type="spellStart"/>
-      <w:r>
-        <w:t>Tumrok</w:t>
-      </w:r>
-      <w:proofErr w:type="spellEnd"/>
-      <w:r>
-        <w:t xml:space="preserve"> Range (Eastern Kamchatka): an example of the Ural-Alaskan type intrusion and related volcanic series. </w:t>
-      </w:r>
-      <w:r>
-        <w:rPr>
-          <w:i/>
-          <w:iCs/>
-        </w:rPr>
-        <w:t>Minerals</w:t>
-      </w:r>
-      <w:r>
-        <w:t xml:space="preserve"> 13, 126. </w:t>
-      </w:r>
-      <w:hyperlink r:id="rId25" w:history="1">
-        <w:r>
-          <w:rPr>
-            <w:rStyle w:val="Hyperlink"/>
-          </w:rPr>
-          <w:t>https://doi.org/10.3390/min13010126</w:t>
-        </w:r>
-      </w:hyperlink>
-    </w:p>
-    <w:p>
-      <w:pPr>
-        <w:pStyle w:val="CVReference"/>
-        <w:numPr>
-          <w:ilvl w:val="0"/>
-          <w:numId w:val="2"/>
-        </w:numPr>
-      </w:pPr>
-      <w:r>
-        <w:t xml:space="preserve">Yakubovich, O., </w:t>
-      </w:r>
-      <w:r>
-        <w:rPr>
-          <w:b/>
-          <w:bCs/>
-        </w:rPr>
-        <w:t>Kutyrev, A.</w:t>
-      </w:r>
-      <w:r>
-        <w:t xml:space="preserve">, Sidorov, E., Travin, A., 2022. </w:t>
-      </w:r>
-      <w:r>
-        <w:rPr>
-          <w:vertAlign w:val="superscript"/>
-        </w:rPr>
-        <w:t>190</w:t>
-      </w:r>
-      <w:r>
-        <w:t>Pt-</w:t>
-      </w:r>
-      <w:r>
-        <w:rPr>
-          <w:vertAlign w:val="superscript"/>
-        </w:rPr>
-        <w:t>4</w:t>
-      </w:r>
-      <w:r>
-        <w:t xml:space="preserve">He dating of platinum mineralization in Ural-Alaskan-type complexes in the Kamchatka region: evidence for remobilization of platinum-group elements. </w:t>
-      </w:r>
-      <w:r>
-        <w:rPr>
-          <w:i/>
-          <w:iCs/>
-        </w:rPr>
-        <w:t>Mineralium Deposita</w:t>
-      </w:r>
-      <w:r>
-        <w:t xml:space="preserve">. </w:t>
-      </w:r>
-      <w:hyperlink r:id="rId26" w:history="1">
-        <w:r>
-          <w:rPr>
-            <w:rStyle w:val="Hyperlink"/>
-          </w:rPr>
-          <w:t>https://doi.org/10.1007/s00126-022-01103-5</w:t>
-        </w:r>
-      </w:hyperlink>
-    </w:p>
-    <w:p>
-      <w:pPr>
-        <w:pStyle w:val="CVReference"/>
-        <w:numPr>
-          <w:ilvl w:val="0"/>
-          <w:numId w:val="2"/>
-        </w:numPr>
-      </w:pPr>
-      <w:proofErr w:type="spellStart"/>
-      <w:r>
-        <w:t>Bukhanova</w:t>
-      </w:r>
-      <w:proofErr w:type="spellEnd"/>
-      <w:r>
-        <w:t xml:space="preserve">, D.S., </w:t>
-      </w:r>
-      <w:r>
-        <w:rPr>
-          <w:b/>
-          <w:bCs/>
-        </w:rPr>
-        <w:t>Kutyrev, A.V.</w:t>
-      </w:r>
-      <w:r>
-        <w:t xml:space="preserve">, Sidorov, E.G., Chubarov, V.M., 2022. First finding of platinum group minerals at the </w:t>
-      </w:r>
-      <w:proofErr w:type="spellStart"/>
-      <w:r>
-        <w:t>Malmyzh</w:t>
-      </w:r>
-      <w:proofErr w:type="spellEnd"/>
-      <w:r>
-        <w:t xml:space="preserve"> porphyry gold-copper deposit, Khabarovsk Krai, Russia. </w:t>
-      </w:r>
-      <w:r>
-        <w:rPr>
-          <w:i/>
-          <w:iCs/>
-        </w:rPr>
-        <w:t>Geology of Ore Deposits</w:t>
-      </w:r>
-      <w:r>
-        <w:t xml:space="preserve"> 63, 675-681. </w:t>
-      </w:r>
-      <w:hyperlink r:id="rId27" w:history="1">
-        <w:r>
-          <w:rPr>
-            <w:rStyle w:val="Hyperlink"/>
-          </w:rPr>
-          <w:t>https://doi.org/10.1134/s1075701521070035</w:t>
-        </w:r>
-      </w:hyperlink>
-    </w:p>
-    <w:p>
-      <w:pPr>
-        <w:pStyle w:val="CVReference"/>
-        <w:numPr>
-          <w:ilvl w:val="0"/>
-          <w:numId w:val="2"/>
-        </w:numPr>
-      </w:pPr>
-      <w:proofErr w:type="spellStart"/>
-      <w:r>
-        <w:t>Pekov</w:t>
-      </w:r>
-      <w:proofErr w:type="spellEnd"/>
-      <w:r>
-        <w:t xml:space="preserve">, I.V., Zubkova, N.V., Agakhanov, A.A., </w:t>
-      </w:r>
-      <w:proofErr w:type="spellStart"/>
-      <w:r>
-        <w:t>Yapaskurt</w:t>
-      </w:r>
-      <w:proofErr w:type="spellEnd"/>
-      <w:r>
-        <w:t xml:space="preserve">, V.O., </w:t>
-      </w:r>
-      <w:proofErr w:type="spellStart"/>
-      <w:r>
-        <w:t>Belakovskiy</w:t>
-      </w:r>
-      <w:proofErr w:type="spellEnd"/>
-      <w:r>
-        <w:t xml:space="preserve">, D.I., </w:t>
-      </w:r>
-      <w:proofErr w:type="spellStart"/>
-      <w:r>
-        <w:t>Britvin</w:t>
-      </w:r>
-      <w:proofErr w:type="spellEnd"/>
-      <w:r>
-        <w:t xml:space="preserve">, S.N., Sidorov, E.G., </w:t>
-      </w:r>
-      <w:r>
-        <w:rPr>
-          <w:b/>
-          <w:bCs/>
-        </w:rPr>
-        <w:t>Kutyrev, A.V.</w:t>
-      </w:r>
-      <w:r>
-        <w:t xml:space="preserve">, </w:t>
-      </w:r>
-      <w:proofErr w:type="spellStart"/>
-      <w:r>
-        <w:t>Pushcharovsky</w:t>
-      </w:r>
-      <w:proofErr w:type="spellEnd"/>
-      <w:r>
-        <w:t xml:space="preserve">, D.Y., 2022. New arsenate minerals from the </w:t>
-      </w:r>
-      <w:proofErr w:type="spellStart"/>
-      <w:r>
-        <w:t>Arsenatnaya</w:t>
-      </w:r>
-      <w:proofErr w:type="spellEnd"/>
-      <w:r>
-        <w:t xml:space="preserve"> fumarole, Tolbachik volcano, Kamchatka, Russia. XIX. Axelite, Na</w:t>
-      </w:r>
-      <w:r>
-        <w:rPr>
-          <w:vertAlign w:val="subscript"/>
-        </w:rPr>
-        <w:t>14</w:t>
-      </w:r>
-      <w:r>
-        <w:t>Cu</w:t>
-      </w:r>
-      <w:r>
-        <w:rPr>
-          <w:vertAlign w:val="subscript"/>
-        </w:rPr>
-        <w:t>7</w:t>
-      </w:r>
-      <w:r>
-        <w:t>(AsO</w:t>
-      </w:r>
-      <w:r>
-        <w:rPr>
-          <w:vertAlign w:val="subscript"/>
-        </w:rPr>
-        <w:t>4</w:t>
-      </w:r>
-      <w:r>
-        <w:t>)</w:t>
-      </w:r>
-      <w:r>
-        <w:rPr>
-          <w:vertAlign w:val="subscript"/>
-        </w:rPr>
-        <w:t>8</w:t>
-      </w:r>
-      <w:r>
-        <w:t>F</w:t>
-      </w:r>
-      <w:r>
-        <w:rPr>
-          <w:vertAlign w:val="subscript"/>
-        </w:rPr>
-        <w:t>2</w:t>
-      </w:r>
-      <w:r>
-        <w:t>Cl</w:t>
-      </w:r>
-      <w:r>
-        <w:rPr>
-          <w:vertAlign w:val="subscript"/>
-        </w:rPr>
-        <w:t>2</w:t>
-      </w:r>
-      <w:r>
-        <w:t xml:space="preserve">. </w:t>
-      </w:r>
-      <w:r>
-        <w:rPr>
-          <w:i/>
-          <w:iCs/>
-        </w:rPr>
-        <w:t>Mineralogical Magazine</w:t>
-      </w:r>
-      <w:r>
-        <w:t xml:space="preserve">. </w:t>
-      </w:r>
-      <w:hyperlink r:id="rId28" w:history="1">
-        <w:r>
-          <w:rPr>
-            <w:rStyle w:val="Hyperlink"/>
-          </w:rPr>
-          <w:t>https://doi.org/10.1180/mgm.2022.120</w:t>
-        </w:r>
-      </w:hyperlink>
-    </w:p>
-    <w:p>
-      <w:pPr>
-        <w:pStyle w:val="CVReference"/>
-        <w:numPr>
-          <w:ilvl w:val="0"/>
-          <w:numId w:val="2"/>
-        </w:numPr>
-      </w:pPr>
-      <w:proofErr w:type="spellStart"/>
-      <w:r>
-        <w:t>Pekov</w:t>
-      </w:r>
-      <w:proofErr w:type="spellEnd"/>
-      <w:r>
-        <w:t xml:space="preserve">, I.V., Zubkova, N.V., </w:t>
-      </w:r>
-      <w:proofErr w:type="spellStart"/>
-      <w:r>
-        <w:t>Yapaskurt</w:t>
-      </w:r>
-      <w:proofErr w:type="spellEnd"/>
-      <w:r>
-        <w:t xml:space="preserve">, V.O., </w:t>
-      </w:r>
-      <w:proofErr w:type="spellStart"/>
-      <w:r>
-        <w:t>Belakovskiy</w:t>
-      </w:r>
-      <w:proofErr w:type="spellEnd"/>
-      <w:r>
-        <w:t xml:space="preserve">, D.I., </w:t>
-      </w:r>
-      <w:proofErr w:type="spellStart"/>
-      <w:r>
-        <w:t>Britvin</w:t>
-      </w:r>
-      <w:proofErr w:type="spellEnd"/>
-      <w:r>
-        <w:t xml:space="preserve">, S.N., Agakhanov, A.A., </w:t>
-      </w:r>
-      <w:proofErr w:type="spellStart"/>
-      <w:r>
-        <w:t>Turchkova</w:t>
-      </w:r>
-      <w:proofErr w:type="spellEnd"/>
-      <w:r>
-        <w:t xml:space="preserve">, A.G., Sidorov, E.G., </w:t>
-      </w:r>
-      <w:r>
-        <w:rPr>
-          <w:b/>
-          <w:bCs/>
-        </w:rPr>
-        <w:t>Kutyrev, A.V.</w:t>
-      </w:r>
-      <w:r>
-        <w:t>, Blatov, V.A., Pushcharovsky, D.Y., 2022. Nishanbaevite, KAl</w:t>
-      </w:r>
-      <w:r>
-        <w:rPr>
-          <w:vertAlign w:val="subscript"/>
-        </w:rPr>
-        <w:t>2</w:t>
-      </w:r>
-      <w:r>
-        <w:t>O(AsO</w:t>
-      </w:r>
-      <w:r>
-        <w:rPr>
-          <w:vertAlign w:val="subscript"/>
-        </w:rPr>
-        <w:t>4</w:t>
-      </w:r>
-      <w:r>
-        <w:t>)(SO</w:t>
-      </w:r>
-      <w:r>
-        <w:rPr>
-          <w:vertAlign w:val="subscript"/>
-        </w:rPr>
-        <w:t>4</w:t>
-      </w:r>
-      <w:r>
-        <w:t>), a new As/S-ordered arsenate-</w:t>
-      </w:r>
-      <w:proofErr w:type="spellStart"/>
-      <w:r>
-        <w:t>sulfate</w:t>
-      </w:r>
-      <w:proofErr w:type="spellEnd"/>
-      <w:r>
-        <w:t xml:space="preserve"> mineral of fumarolic origin. </w:t>
-      </w:r>
-      <w:r>
-        <w:rPr>
-          <w:i/>
-          <w:iCs/>
-        </w:rPr>
-        <w:t>Mineralogy and Petrology</w:t>
-      </w:r>
-      <w:r>
-        <w:t xml:space="preserve">. </w:t>
-      </w:r>
-      <w:hyperlink r:id="rId29" w:history="1">
-        <w:r>
-          <w:rPr>
-            <w:rStyle w:val="Hyperlink"/>
-          </w:rPr>
-          <w:t>https://doi.org/10.1007/s00710-022-00803-0</w:t>
-        </w:r>
-      </w:hyperlink>
-    </w:p>
-    <w:p>
-      <w:pPr>
-        <w:pStyle w:val="CVReference"/>
-        <w:numPr>
-          <w:ilvl w:val="0"/>
-          <w:numId w:val="2"/>
-        </w:numPr>
-      </w:pPr>
-      <w:r>
-        <w:lastRenderedPageBreak/>
-        <w:t xml:space="preserve">Cui, M.-M., Su, B.-X., Wang, J., Wu, Y., </w:t>
-      </w:r>
-      <w:r>
-        <w:rPr>
-          <w:b/>
-          <w:bCs/>
-        </w:rPr>
-        <w:t>Kutyrev, A.</w:t>
-      </w:r>
-      <w:r>
-        <w:t xml:space="preserve">, 2022. Early </w:t>
-      </w:r>
-      <w:proofErr w:type="spellStart"/>
-      <w:r>
-        <w:t>Paleozoic</w:t>
-      </w:r>
-      <w:proofErr w:type="spellEnd"/>
-      <w:r>
-        <w:t xml:space="preserve"> subduction fingerprints of the Paleo-Asian ocean in easternmost Central Asian Orogenic Belt (CAOB): Identification of the oldest Alaskan-type complex in the CAOB. </w:t>
-      </w:r>
-      <w:r>
-        <w:rPr>
-          <w:i/>
-          <w:iCs/>
-        </w:rPr>
-        <w:t>GSA Bulletin</w:t>
-      </w:r>
-      <w:r>
-        <w:t xml:space="preserve">. </w:t>
-      </w:r>
-      <w:hyperlink r:id="rId30" w:history="1">
-        <w:r>
-          <w:rPr>
-            <w:rStyle w:val="Hyperlink"/>
-          </w:rPr>
-          <w:t>https://doi.org/10.1130/B36307.1</w:t>
-        </w:r>
-      </w:hyperlink>
-    </w:p>
-    <w:p>
-      <w:pPr>
-        <w:pStyle w:val="CVReference"/>
-        <w:numPr>
-          <w:ilvl w:val="0"/>
-          <w:numId w:val="2"/>
-        </w:numPr>
-      </w:pPr>
-      <w:r>
-        <w:t xml:space="preserve">Nekrylov, N., Kamenetsky, V.S., Savelyev, D.P., Gorbach, N.V., </w:t>
-      </w:r>
-      <w:proofErr w:type="spellStart"/>
-      <w:r>
-        <w:t>Kontonikas</w:t>
-      </w:r>
-      <w:proofErr w:type="spellEnd"/>
-      <w:r>
-        <w:t xml:space="preserve">-Charos, A., </w:t>
-      </w:r>
-      <w:proofErr w:type="spellStart"/>
-      <w:r>
-        <w:t>Palesskii</w:t>
-      </w:r>
-      <w:proofErr w:type="spellEnd"/>
-      <w:r>
-        <w:t xml:space="preserve">, S.V., Shcherbakov, V.D., </w:t>
-      </w:r>
-      <w:r>
-        <w:rPr>
-          <w:b/>
-          <w:bCs/>
-        </w:rPr>
-        <w:t>Kutyrev, A.V.</w:t>
-      </w:r>
-      <w:r>
-        <w:t xml:space="preserve">, Savelyeva, O.L., Korneeva, A.A., </w:t>
-      </w:r>
-      <w:proofErr w:type="spellStart"/>
-      <w:r>
-        <w:t>Kozmenko</w:t>
-      </w:r>
-      <w:proofErr w:type="spellEnd"/>
-      <w:r>
-        <w:t xml:space="preserve">, O.A., Zelenski, M.E., 2022. Platinum-group elements in Late Quaternary high-Mg basalts of eastern Kamchatka: Evidence for minor cryptic sulfide fractionation in primitive arc magmas. </w:t>
-      </w:r>
-      <w:r>
-        <w:rPr>
-          <w:i/>
-          <w:iCs/>
-        </w:rPr>
-        <w:t>Lithos</w:t>
-      </w:r>
-      <w:r>
-        <w:t xml:space="preserve">. </w:t>
-      </w:r>
-      <w:hyperlink r:id="rId31" w:history="1">
-        <w:r>
-          <w:rPr>
-            <w:rStyle w:val="Hyperlink"/>
-          </w:rPr>
-          <w:t>https://doi.org/10.1016/j.lithos.2022.106608</w:t>
-        </w:r>
-      </w:hyperlink>
-    </w:p>
-    <w:p>
-      <w:pPr>
-        <w:pStyle w:val="CVReference"/>
-        <w:numPr>
-          <w:ilvl w:val="0"/>
-          <w:numId w:val="2"/>
-        </w:numPr>
-      </w:pPr>
-      <w:r>
-        <w:rPr>
-          <w:b/>
-          <w:bCs/>
-        </w:rPr>
-        <w:t>Kutyrev, A.V.</w:t>
-      </w:r>
-      <w:r>
-        <w:t xml:space="preserve">, Kamenetsky, V.S., Park, J.-W., Maas, R., </w:t>
-      </w:r>
-      <w:proofErr w:type="spellStart"/>
-      <w:r>
-        <w:t>Demonterova</w:t>
-      </w:r>
-      <w:proofErr w:type="spellEnd"/>
-      <w:r>
-        <w:t xml:space="preserve">, E.I., </w:t>
-      </w:r>
-      <w:proofErr w:type="spellStart"/>
-      <w:r>
-        <w:t>Antsiferova</w:t>
-      </w:r>
-      <w:proofErr w:type="spellEnd"/>
-      <w:r>
-        <w:t xml:space="preserve">, T.N., Ivanov, A.V., Hwang, J., </w:t>
-      </w:r>
-      <w:proofErr w:type="spellStart"/>
-      <w:r>
-        <w:t>Abersteiner</w:t>
-      </w:r>
-      <w:proofErr w:type="spellEnd"/>
-      <w:r>
-        <w:t xml:space="preserve">, A., Ozerov, A.Y., 2021. Primitive high-K </w:t>
-      </w:r>
-      <w:proofErr w:type="spellStart"/>
-      <w:r>
-        <w:t>intraoceanic</w:t>
-      </w:r>
-      <w:proofErr w:type="spellEnd"/>
-      <w:r>
-        <w:t xml:space="preserve"> arc magmas of Eastern Kamchatka: Implications for Paleo-Pacific tectonics and magmatism in the Cretaceous. </w:t>
-      </w:r>
-      <w:r>
-        <w:rPr>
-          <w:i/>
-          <w:iCs/>
-        </w:rPr>
-        <w:t>Earth-Science Reviews</w:t>
-      </w:r>
-      <w:r>
-        <w:t xml:space="preserve"> 220, 1-22. </w:t>
-      </w:r>
-      <w:hyperlink r:id="rId32" w:history="1">
-        <w:r>
-          <w:rPr>
-            <w:rStyle w:val="Hyperlink"/>
-          </w:rPr>
-          <w:t>https://doi.org/10.1016/j.earscirev.2021.103703</w:t>
-        </w:r>
-      </w:hyperlink>
-    </w:p>
-    <w:p>
-      <w:pPr>
-        <w:pStyle w:val="CVReference"/>
-        <w:numPr>
-          <w:ilvl w:val="0"/>
-          <w:numId w:val="2"/>
-        </w:numPr>
-      </w:pPr>
-      <w:r>
-        <w:rPr>
-          <w:b/>
-          <w:bCs/>
-        </w:rPr>
-        <w:t>Kutyrev, A.</w:t>
-      </w:r>
-      <w:r>
-        <w:t xml:space="preserve">, Zelenski, M., Nekrylov, N., Savelyev, D., </w:t>
-      </w:r>
-      <w:proofErr w:type="spellStart"/>
-      <w:r>
-        <w:t>Kontonikas</w:t>
-      </w:r>
-      <w:proofErr w:type="spellEnd"/>
-      <w:r>
-        <w:t xml:space="preserve">-Charos, A., Kamenetsky, V.S., 2021. Noble metals in arc basaltic magmas worldwide: a case study of modern and pre-historic lavas of the Tolbachik volcano. </w:t>
-      </w:r>
-      <w:r>
-        <w:rPr>
-          <w:i/>
-          <w:iCs/>
-        </w:rPr>
-        <w:t>Frontiers in Earth Science</w:t>
-      </w:r>
-      <w:r>
-        <w:t xml:space="preserve"> 9. </w:t>
-      </w:r>
-      <w:hyperlink r:id="rId33" w:history="1">
-        <w:r>
-          <w:rPr>
-            <w:rStyle w:val="Hyperlink"/>
-          </w:rPr>
-          <w:t>https://doi.org/10.3389/feart.2021.791465</w:t>
-        </w:r>
-      </w:hyperlink>
-    </w:p>
-    <w:p>
-      <w:pPr>
-        <w:pStyle w:val="CVReference"/>
-        <w:numPr>
-          <w:ilvl w:val="0"/>
-          <w:numId w:val="2"/>
-        </w:numPr>
-      </w:pPr>
-      <w:r>
-        <w:rPr>
-          <w:b/>
-          <w:bCs/>
-        </w:rPr>
-        <w:t>Kutyrev, A.V.</w:t>
-      </w:r>
-      <w:r>
-        <w:t xml:space="preserve">, Sidorov, E.G., Kamenetsky, V.S., Chubarov, V.M., Chayka, I.F., </w:t>
-      </w:r>
-      <w:proofErr w:type="spellStart"/>
-      <w:r>
-        <w:t>Abersteiner</w:t>
-      </w:r>
-      <w:proofErr w:type="spellEnd"/>
-      <w:r>
-        <w:t xml:space="preserve">, A., 2021. Platinum mineralization and geochemistry of the </w:t>
-      </w:r>
-      <w:proofErr w:type="spellStart"/>
-      <w:r>
-        <w:t>Matysken</w:t>
-      </w:r>
-      <w:proofErr w:type="spellEnd"/>
-      <w:r>
-        <w:t xml:space="preserve"> zoned Ural-Alaskan type complex and related placer (Far East Russia). </w:t>
-      </w:r>
-      <w:r>
-        <w:rPr>
-          <w:i/>
-          <w:iCs/>
-        </w:rPr>
-        <w:t>Ore Geology Reviews</w:t>
-      </w:r>
-      <w:r>
-        <w:t xml:space="preserve"> 130, 1-17. </w:t>
-      </w:r>
-      <w:hyperlink r:id="rId34" w:history="1">
-        <w:r>
-          <w:rPr>
-            <w:rStyle w:val="Hyperlink"/>
-          </w:rPr>
-          <w:t>https://doi.org/10.1016/j.oregeorev.2020.103947</w:t>
-        </w:r>
-      </w:hyperlink>
-    </w:p>
-    <w:p>
-      <w:pPr>
-        <w:pStyle w:val="CVReference"/>
-        <w:numPr>
-          <w:ilvl w:val="0"/>
-          <w:numId w:val="2"/>
-        </w:numPr>
-      </w:pPr>
-      <w:r>
-        <w:t xml:space="preserve">Sidorov, E.G., </w:t>
-      </w:r>
-      <w:r>
-        <w:rPr>
-          <w:b/>
-          <w:bCs/>
-        </w:rPr>
-        <w:t>Kutyrev, A.V.</w:t>
-      </w:r>
-      <w:r>
-        <w:t xml:space="preserve">, Zhitova, E.S., Agakhanov, A.A., </w:t>
-      </w:r>
-      <w:proofErr w:type="spellStart"/>
-      <w:r>
-        <w:t>Sandimirova</w:t>
-      </w:r>
-      <w:proofErr w:type="spellEnd"/>
-      <w:r>
-        <w:t xml:space="preserve">, E.I., </w:t>
-      </w:r>
-      <w:proofErr w:type="spellStart"/>
-      <w:r>
-        <w:t>Vymazalová</w:t>
-      </w:r>
-      <w:proofErr w:type="spellEnd"/>
-      <w:r>
-        <w:t xml:space="preserve">, A., Chubarov, V.M., Zolotarev, A.A., 2021. Kufahrite, PtPb, a new mineral from </w:t>
-      </w:r>
-      <w:proofErr w:type="spellStart"/>
-      <w:r>
-        <w:t>Ledyanoy</w:t>
-      </w:r>
-      <w:proofErr w:type="spellEnd"/>
-      <w:r>
-        <w:t xml:space="preserve"> Creek placer, </w:t>
-      </w:r>
-      <w:proofErr w:type="spellStart"/>
-      <w:r>
-        <w:t>Galmoenan</w:t>
-      </w:r>
-      <w:proofErr w:type="spellEnd"/>
-      <w:r>
-        <w:t xml:space="preserve"> ultramafic complex, Koryak Highlands, Russia. </w:t>
-      </w:r>
-      <w:r>
-        <w:rPr>
-          <w:i/>
-          <w:iCs/>
-        </w:rPr>
-        <w:t>Mineralogical Magazine</w:t>
-      </w:r>
-      <w:r>
-        <w:t xml:space="preserve"> 85, 254-261. </w:t>
-      </w:r>
-      <w:hyperlink r:id="rId35" w:history="1">
-        <w:r>
-          <w:rPr>
-            <w:rStyle w:val="Hyperlink"/>
-          </w:rPr>
-          <w:t>https://doi.org/10.1180/mgm.2021.18</w:t>
-        </w:r>
-      </w:hyperlink>
-    </w:p>
-    <w:p>
-      <w:pPr>
-        <w:pStyle w:val="CVReference"/>
-        <w:numPr>
-          <w:ilvl w:val="0"/>
-          <w:numId w:val="2"/>
-        </w:numPr>
-      </w:pPr>
-      <w:r>
-        <w:t xml:space="preserve">Stepanov, S.Y., </w:t>
-      </w:r>
-      <w:r>
-        <w:rPr>
-          <w:b/>
-          <w:bCs/>
-        </w:rPr>
-        <w:t>Kutyrev, A.V.</w:t>
-      </w:r>
-      <w:r>
-        <w:t xml:space="preserve">, </w:t>
-      </w:r>
-      <w:proofErr w:type="spellStart"/>
-      <w:r>
-        <w:t>Lepekhina</w:t>
-      </w:r>
-      <w:proofErr w:type="spellEnd"/>
-      <w:r>
-        <w:t xml:space="preserve">, E.N., </w:t>
-      </w:r>
-      <w:proofErr w:type="spellStart"/>
-      <w:r>
-        <w:t>Sharpenok</w:t>
-      </w:r>
-      <w:proofErr w:type="spellEnd"/>
-      <w:r>
-        <w:t xml:space="preserve">, L.N., Antonov, A.V., Kutyreva, M.E., 2021. Age of the dike complex in the dunite "core" of the </w:t>
-      </w:r>
-      <w:proofErr w:type="spellStart"/>
-      <w:r>
-        <w:t>Kamenushinsky</w:t>
-      </w:r>
-      <w:proofErr w:type="spellEnd"/>
-      <w:r>
-        <w:t xml:space="preserve"> clinopyroxenite-dunite massif, Ural Platinum belt, Middle Urals. </w:t>
-      </w:r>
-      <w:r>
-        <w:rPr>
-          <w:i/>
-          <w:iCs/>
-        </w:rPr>
-        <w:t>Geochemistry International</w:t>
-      </w:r>
-      <w:r>
-        <w:t xml:space="preserve"> 59, 559-576. </w:t>
-      </w:r>
-      <w:hyperlink r:id="rId36" w:history="1">
-        <w:r>
-          <w:rPr>
-            <w:rStyle w:val="Hyperlink"/>
-          </w:rPr>
-          <w:t>https://doi.org/10.1134/s0016702921060094</w:t>
-        </w:r>
-      </w:hyperlink>
-    </w:p>
-    <w:p>
-      <w:pPr>
-        <w:pStyle w:val="CVReference"/>
-        <w:numPr>
-          <w:ilvl w:val="0"/>
-          <w:numId w:val="2"/>
-        </w:numPr>
-      </w:pPr>
-      <w:r>
-        <w:t xml:space="preserve">Sidorov, E., </w:t>
-      </w:r>
-      <w:r>
-        <w:rPr>
-          <w:b/>
-          <w:bCs/>
-        </w:rPr>
-        <w:t>Kutyrev, A.</w:t>
-      </w:r>
-      <w:r>
-        <w:t xml:space="preserve">, Chubarov, V., Zhitova, E., 2021. Platinum mineralization of the </w:t>
-      </w:r>
-      <w:proofErr w:type="spellStart"/>
-      <w:r>
-        <w:t>Epilchik</w:t>
-      </w:r>
-      <w:proofErr w:type="spellEnd"/>
-      <w:r>
-        <w:t xml:space="preserve"> Ural-Alaskan type zoned complex (Far East Russia). </w:t>
-      </w:r>
-      <w:r>
-        <w:rPr>
-          <w:i/>
-          <w:iCs/>
-        </w:rPr>
-        <w:t>Mineralium Deposita</w:t>
-      </w:r>
-      <w:r>
-        <w:t xml:space="preserve"> 56, 143-160. </w:t>
-      </w:r>
-      <w:hyperlink r:id="rId37" w:history="1">
-        <w:r>
-          <w:rPr>
-            <w:rStyle w:val="Hyperlink"/>
-          </w:rPr>
-          <w:t>https://doi.org/10.1007/s00126-020-01008-1</w:t>
-        </w:r>
-      </w:hyperlink>
-    </w:p>
-    <w:p>
-      <w:pPr>
-        <w:pStyle w:val="CVReference"/>
-        <w:numPr>
-          <w:ilvl w:val="0"/>
-          <w:numId w:val="2"/>
-        </w:numPr>
-      </w:pPr>
-      <w:proofErr w:type="spellStart"/>
-      <w:r>
-        <w:t>Ismagilova</w:t>
-      </w:r>
-      <w:proofErr w:type="spellEnd"/>
-      <w:r>
-        <w:t xml:space="preserve">, R.M., </w:t>
-      </w:r>
-      <w:proofErr w:type="spellStart"/>
-      <w:r>
-        <w:t>Zhitova</w:t>
-      </w:r>
-      <w:proofErr w:type="spellEnd"/>
-      <w:r>
-        <w:t xml:space="preserve">, E.S., Krivovichev, S.V., Sergeeva, A.V., </w:t>
-      </w:r>
-      <w:proofErr w:type="spellStart"/>
-      <w:r>
-        <w:t>Nuzhdaev</w:t>
-      </w:r>
-      <w:proofErr w:type="spellEnd"/>
-      <w:r>
-        <w:t xml:space="preserve">, A.A., Anikin, L.P., </w:t>
-      </w:r>
-      <w:proofErr w:type="spellStart"/>
-      <w:r>
-        <w:t>Krzhizhanovskaya</w:t>
-      </w:r>
-      <w:proofErr w:type="spellEnd"/>
-      <w:r>
-        <w:t xml:space="preserve">, M.G., Nazarova, M.A., Kupchinenko, A.N., Zolotarev, A.A., </w:t>
-      </w:r>
-      <w:r>
-        <w:rPr>
-          <w:b/>
-          <w:bCs/>
-        </w:rPr>
-        <w:t>Kutyrev, A.V.</w:t>
-      </w:r>
-      <w:r>
-        <w:t xml:space="preserve">, </w:t>
-      </w:r>
-      <w:proofErr w:type="spellStart"/>
-      <w:r>
-        <w:t>Bukhanova</w:t>
-      </w:r>
-      <w:proofErr w:type="spellEnd"/>
-      <w:r>
-        <w:t>, D.S., Kuznetsov, R.A., Khanin, D.A., 2021. Phase evolution from volborthite, Cu</w:t>
-      </w:r>
-      <w:r>
-        <w:rPr>
-          <w:vertAlign w:val="subscript"/>
-        </w:rPr>
-        <w:t>3</w:t>
-      </w:r>
-      <w:r>
-        <w:t>(V</w:t>
-      </w:r>
-      <w:r>
-        <w:rPr>
-          <w:vertAlign w:val="subscript"/>
-        </w:rPr>
-        <w:t>2</w:t>
-      </w:r>
-      <w:r>
-        <w:t>O</w:t>
-      </w:r>
-      <w:r>
-        <w:rPr>
-          <w:vertAlign w:val="subscript"/>
-        </w:rPr>
-        <w:t>7</w:t>
-      </w:r>
-      <w:r>
-        <w:t>)(OH)</w:t>
-      </w:r>
-      <w:r>
-        <w:rPr>
-          <w:vertAlign w:val="subscript"/>
-        </w:rPr>
-        <w:t>2</w:t>
-      </w:r>
-      <w:r>
-        <w:t>·2H</w:t>
-      </w:r>
-      <w:r>
-        <w:rPr>
-          <w:vertAlign w:val="subscript"/>
-        </w:rPr>
-        <w:t>2</w:t>
-      </w:r>
-      <w:r>
-        <w:t xml:space="preserve">O, upon heat treatment. </w:t>
-      </w:r>
-      <w:r>
-        <w:rPr>
-          <w:i/>
-          <w:iCs/>
-        </w:rPr>
-        <w:t>Minerals</w:t>
-      </w:r>
-      <w:r>
-        <w:t xml:space="preserve"> 11, 1312. </w:t>
-      </w:r>
-      <w:hyperlink r:id="rId38" w:history="1">
-        <w:r>
-          <w:rPr>
-            <w:rStyle w:val="Hyperlink"/>
-          </w:rPr>
-          <w:t>https://doi.org/10.3390/min11121312</w:t>
-        </w:r>
-      </w:hyperlink>
-    </w:p>
-    <w:p>
-      <w:pPr>
-        <w:pStyle w:val="CVReference"/>
-        <w:numPr>
-          <w:ilvl w:val="0"/>
-          <w:numId w:val="2"/>
-        </w:numPr>
-      </w:pPr>
-      <w:r>
-        <w:t xml:space="preserve">Saveliev, D.E., </w:t>
-      </w:r>
-      <w:proofErr w:type="spellStart"/>
-      <w:r>
-        <w:t>Shilovskikh</w:t>
-      </w:r>
-      <w:proofErr w:type="spellEnd"/>
-      <w:r>
-        <w:t xml:space="preserve">, V.V., Sergeev, S.N., </w:t>
-      </w:r>
-      <w:r>
-        <w:rPr>
-          <w:b/>
-          <w:bCs/>
-        </w:rPr>
-        <w:t>Kutyrev, A.V.</w:t>
-      </w:r>
-      <w:r>
-        <w:t xml:space="preserve">, 2021. </w:t>
-      </w:r>
-      <w:proofErr w:type="spellStart"/>
-      <w:r>
-        <w:t>Chromian</w:t>
-      </w:r>
-      <w:proofErr w:type="spellEnd"/>
-      <w:r>
-        <w:t xml:space="preserve"> spinel </w:t>
-      </w:r>
-      <w:proofErr w:type="spellStart"/>
-      <w:r>
-        <w:t>neomineralisations</w:t>
-      </w:r>
-      <w:proofErr w:type="spellEnd"/>
-      <w:r>
-        <w:t xml:space="preserve"> and the microstructure of plastically deformed ophiolitic peridotites (Kraka massifs, Southern Urals, Russia). </w:t>
-      </w:r>
-      <w:r>
-        <w:rPr>
-          <w:i/>
-          <w:iCs/>
-        </w:rPr>
-        <w:t>Mineralogy and Petrology</w:t>
-      </w:r>
-      <w:r>
-        <w:t xml:space="preserve"> 115, 411-430. </w:t>
-      </w:r>
-      <w:hyperlink r:id="rId39" w:history="1">
-        <w:r>
-          <w:rPr>
-            <w:rStyle w:val="Hyperlink"/>
-          </w:rPr>
-          <w:t>https://doi.org/10.1007/s00710-021-00748-w</w:t>
-        </w:r>
-      </w:hyperlink>
-    </w:p>
-    <w:p>
-      <w:pPr>
-        <w:pStyle w:val="CVReference"/>
-        <w:numPr>
-          <w:ilvl w:val="0"/>
-          <w:numId w:val="2"/>
-        </w:numPr>
-      </w:pPr>
-      <w:r>
-        <w:rPr>
-          <w:b/>
-          <w:bCs/>
-        </w:rPr>
-        <w:t>Kutyrev, A.V.</w:t>
-      </w:r>
-      <w:r>
-        <w:t xml:space="preserve">, Kamenetsky, V.S., Sidorov, E.G., </w:t>
-      </w:r>
-      <w:proofErr w:type="spellStart"/>
-      <w:r>
-        <w:t>Abersteiner</w:t>
-      </w:r>
-      <w:proofErr w:type="spellEnd"/>
-      <w:r>
-        <w:t xml:space="preserve">, A., Chubarov, V.M., 2020. Silicate inclusions in isoferroplatinum: Constraints on the origin of platinum mineralization in podiform chromitites. </w:t>
-      </w:r>
-      <w:r>
-        <w:rPr>
-          <w:i/>
-          <w:iCs/>
-        </w:rPr>
-        <w:t>Ore Geology Reviews</w:t>
-      </w:r>
-      <w:r>
-        <w:t xml:space="preserve"> 119, 1-13. </w:t>
-      </w:r>
-      <w:hyperlink r:id="rId40" w:history="1">
-        <w:r>
-          <w:rPr>
-            <w:rStyle w:val="Hyperlink"/>
-          </w:rPr>
-          <w:t>https://doi.org/10.1016/j.oregeorev.2020.103367</w:t>
-        </w:r>
-      </w:hyperlink>
-    </w:p>
-    <w:p>
-      <w:pPr>
-        <w:pStyle w:val="CVReference"/>
-        <w:numPr>
-          <w:ilvl w:val="0"/>
-          <w:numId w:val="2"/>
-        </w:numPr>
-      </w:pPr>
-      <w:r>
-        <w:t xml:space="preserve">Chayka, I.F., Sobolev, A.V., </w:t>
-      </w:r>
-      <w:proofErr w:type="spellStart"/>
-      <w:r>
-        <w:t>Izokh</w:t>
-      </w:r>
-      <w:proofErr w:type="spellEnd"/>
-      <w:r>
-        <w:t xml:space="preserve">, A.E., </w:t>
-      </w:r>
-      <w:proofErr w:type="spellStart"/>
-      <w:r>
-        <w:t>Batanova</w:t>
-      </w:r>
-      <w:proofErr w:type="spellEnd"/>
-      <w:r>
-        <w:t xml:space="preserve">, V.G., </w:t>
-      </w:r>
-      <w:proofErr w:type="spellStart"/>
-      <w:r>
-        <w:t>Krasheninnikov</w:t>
-      </w:r>
-      <w:proofErr w:type="spellEnd"/>
-      <w:r>
-        <w:t xml:space="preserve">, S.P., </w:t>
-      </w:r>
-      <w:proofErr w:type="spellStart"/>
-      <w:r>
-        <w:t>Chervyakovskaya</w:t>
-      </w:r>
-      <w:proofErr w:type="spellEnd"/>
-      <w:r>
-        <w:t xml:space="preserve">, M.V., </w:t>
-      </w:r>
-      <w:proofErr w:type="spellStart"/>
-      <w:r>
-        <w:t>Kontonikas</w:t>
-      </w:r>
-      <w:proofErr w:type="spellEnd"/>
-      <w:r>
-        <w:t xml:space="preserve">-Charos, A., </w:t>
-      </w:r>
-      <w:r>
-        <w:rPr>
-          <w:b/>
-          <w:bCs/>
-        </w:rPr>
-        <w:t>Kutyrev, A.</w:t>
-      </w:r>
-      <w:r>
-        <w:t xml:space="preserve">, </w:t>
-      </w:r>
-      <w:proofErr w:type="spellStart"/>
-      <w:r>
-        <w:t>Lobastov</w:t>
-      </w:r>
-      <w:proofErr w:type="spellEnd"/>
-      <w:r>
-        <w:t xml:space="preserve">, B., </w:t>
-      </w:r>
-      <w:proofErr w:type="spellStart"/>
-      <w:r>
-        <w:t>Chervyakovskiy</w:t>
-      </w:r>
-      <w:proofErr w:type="spellEnd"/>
-      <w:r>
-        <w:t xml:space="preserve">, V., 2020. Fingerprints of </w:t>
-      </w:r>
-      <w:proofErr w:type="spellStart"/>
-      <w:r>
-        <w:t>Kamafugite</w:t>
-      </w:r>
-      <w:proofErr w:type="spellEnd"/>
-      <w:r>
-        <w:t xml:space="preserve">-Like Magmas in Mesozoic Lamproites of the Aldan Shield: Evidence from Olivine and Olivine-Hosted Inclusions. </w:t>
-      </w:r>
-      <w:r>
-        <w:rPr>
-          <w:i/>
-          <w:iCs/>
-        </w:rPr>
-        <w:t>Minerals</w:t>
-      </w:r>
-      <w:r>
-        <w:t xml:space="preserve"> 10, 1-30. </w:t>
-      </w:r>
-      <w:hyperlink r:id="rId41" w:history="1">
-        <w:r>
-          <w:rPr>
-            <w:rStyle w:val="Hyperlink"/>
-          </w:rPr>
-          <w:t>https://doi.org/10.3390/min10040337</w:t>
-        </w:r>
-      </w:hyperlink>
-    </w:p>
-    <w:p>
-      <w:pPr>
-        <w:pStyle w:val="CVReference"/>
-        <w:numPr>
-          <w:ilvl w:val="0"/>
-          <w:numId w:val="2"/>
-        </w:numPr>
-      </w:pPr>
-      <w:r>
-        <w:t xml:space="preserve">Stepanov, S.Y., Shagalov, E.S., Palamarchuk, R.S., </w:t>
-      </w:r>
-      <w:r>
-        <w:rPr>
-          <w:b/>
-          <w:bCs/>
-        </w:rPr>
-        <w:t>Kutyrev, A.V.</w:t>
-      </w:r>
-      <w:r>
-        <w:t xml:space="preserve">, </w:t>
-      </w:r>
-      <w:proofErr w:type="spellStart"/>
-      <w:r>
-        <w:t>Sharpenok</w:t>
-      </w:r>
-      <w:proofErr w:type="spellEnd"/>
-      <w:r>
-        <w:t xml:space="preserve">, L.N., </w:t>
-      </w:r>
-      <w:proofErr w:type="spellStart"/>
-      <w:r>
-        <w:t>Nabiullin</w:t>
-      </w:r>
-      <w:proofErr w:type="spellEnd"/>
-      <w:r>
-        <w:t xml:space="preserve">, F.M., </w:t>
-      </w:r>
-      <w:proofErr w:type="spellStart"/>
-      <w:r>
-        <w:t>Troshkina</w:t>
-      </w:r>
-      <w:proofErr w:type="spellEnd"/>
-      <w:r>
-        <w:t xml:space="preserve">, A.N., 2020. Mineralogical and geochemical evidence for granite metasomatism in dikes in the north of the Berezovskoe Ore field (Middle Urals). </w:t>
-      </w:r>
-      <w:r>
-        <w:rPr>
-          <w:i/>
-          <w:iCs/>
-        </w:rPr>
-        <w:t>Russian Geology and Geophysics</w:t>
-      </w:r>
-      <w:r>
-        <w:t xml:space="preserve"> 61, 809-827. </w:t>
-      </w:r>
-      <w:hyperlink r:id="rId42" w:history="1">
-        <w:r>
-          <w:rPr>
-            <w:rStyle w:val="Hyperlink"/>
-          </w:rPr>
-          <w:t>https://doi.org/10.15372/RGG2019176</w:t>
-        </w:r>
-      </w:hyperlink>
-    </w:p>
-    <w:p>
-      <w:pPr>
-        <w:pStyle w:val="CVReference"/>
-        <w:numPr>
-          <w:ilvl w:val="0"/>
-          <w:numId w:val="2"/>
-        </w:numPr>
-      </w:pPr>
-      <w:r>
-        <w:rPr>
-          <w:b/>
-          <w:bCs/>
-        </w:rPr>
-        <w:t>Kutyrev, A.V.</w:t>
-      </w:r>
-      <w:r>
-        <w:t xml:space="preserve">, Zhirnova, T.S., 2019. Concentrically-zoned massifs of the </w:t>
-      </w:r>
-      <w:proofErr w:type="spellStart"/>
-      <w:r>
-        <w:t>Tamanvayam</w:t>
-      </w:r>
-      <w:proofErr w:type="spellEnd"/>
-      <w:r>
-        <w:t xml:space="preserve"> group (Koryak-Kamchatka Platiniferous Belt): structure, age, petrological and geochemical aspects. </w:t>
-      </w:r>
-      <w:r>
-        <w:rPr>
-          <w:i/>
-          <w:iCs/>
-        </w:rPr>
-        <w:t>Russian Journal of Pacific Geology</w:t>
-      </w:r>
-      <w:r>
-        <w:t xml:space="preserve"> 13, 350-363. </w:t>
-      </w:r>
-      <w:hyperlink r:id="rId43" w:history="1">
-        <w:r>
-          <w:rPr>
-            <w:rStyle w:val="Hyperlink"/>
-          </w:rPr>
-          <w:t>https://doi.org/10.1134/S1819714019040031</w:t>
-        </w:r>
-      </w:hyperlink>
-    </w:p>
-    <w:p>
-      <w:pPr>
-        <w:pStyle w:val="CVReference"/>
-        <w:numPr>
-          <w:ilvl w:val="0"/>
-          <w:numId w:val="2"/>
-        </w:numPr>
-      </w:pPr>
-      <w:r>
-        <w:lastRenderedPageBreak/>
-        <w:t xml:space="preserve">Sidorov, E.G., </w:t>
-      </w:r>
-      <w:r>
-        <w:rPr>
-          <w:b/>
-          <w:bCs/>
-        </w:rPr>
-        <w:t>Kutyrev, A.V.</w:t>
-      </w:r>
-      <w:r>
-        <w:t xml:space="preserve">, Zhitova, E.S., Chubarov, V.M., Khanin, D.A., 2019. Origin of platinum-group mineral assemblages from placers in rivers draining from the Ural-Alaskan type </w:t>
-      </w:r>
-      <w:proofErr w:type="spellStart"/>
-      <w:r>
-        <w:t>Itchayvayamsky</w:t>
-      </w:r>
-      <w:proofErr w:type="spellEnd"/>
-      <w:r>
-        <w:t xml:space="preserve"> ultramafics, Far East Russia. </w:t>
-      </w:r>
-      <w:r>
-        <w:rPr>
-          <w:i/>
-          <w:iCs/>
-        </w:rPr>
-        <w:t>Canadian Mineralogist</w:t>
-      </w:r>
-      <w:r>
-        <w:t xml:space="preserve"> 57, 91-104. </w:t>
-      </w:r>
-      <w:hyperlink r:id="rId44" w:history="1">
-        <w:r>
-          <w:rPr>
-            <w:rStyle w:val="Hyperlink"/>
-          </w:rPr>
-          <w:t>https://doi.org/10.3749/canmin.1800040</w:t>
-        </w:r>
-      </w:hyperlink>
-    </w:p>
-    <w:p>
-      <w:pPr>
-        <w:pStyle w:val="CVReference"/>
-        <w:numPr>
-          <w:ilvl w:val="0"/>
-          <w:numId w:val="2"/>
-        </w:numPr>
-      </w:pPr>
-      <w:r>
-        <w:rPr>
-          <w:b/>
-          <w:bCs/>
-        </w:rPr>
-        <w:t>Kutyrev, A.V.</w:t>
-      </w:r>
-      <w:r>
-        <w:t xml:space="preserve">, Sidorov, E.G., Antonov, A.V., Chubarov, V.M., 2018. Platinum-group mineral assemblage of the </w:t>
-      </w:r>
-      <w:proofErr w:type="spellStart"/>
-      <w:r>
-        <w:t>Prizhimny</w:t>
-      </w:r>
-      <w:proofErr w:type="spellEnd"/>
-      <w:r>
-        <w:t xml:space="preserve"> Creek (Koryak Highland). </w:t>
-      </w:r>
-      <w:r>
-        <w:rPr>
-          <w:i/>
-          <w:iCs/>
-        </w:rPr>
-        <w:t>Russian Geology and Geophysics</w:t>
-      </w:r>
-      <w:r>
-        <w:t xml:space="preserve"> 59, 935-944. </w:t>
-      </w:r>
-      <w:hyperlink r:id="rId45" w:history="1">
-        <w:r>
-          <w:rPr>
-            <w:rStyle w:val="Hyperlink"/>
-          </w:rPr>
-          <w:t>https://doi.org/10.1016/j.rgg.2018.07.014</w:t>
-        </w:r>
-      </w:hyperlink>
-    </w:p>
-    <w:p>
-      <w:pPr>
-        <w:pStyle w:val="Heading2"/>
-      </w:pPr>
-      <w:r>
-        <w:t>Under review</w:t>
-      </w:r>
-    </w:p>
-    <w:p>
-      <w:pPr>
-        <w:pStyle w:val="CVReference"/>
-        <w:numPr>
-          <w:ilvl w:val="0"/>
-          <w:numId w:val="3"/>
-        </w:numPr>
-      </w:pPr>
-      <w:r>
-        <w:rPr>
-          <w:b/>
-          <w:bCs/>
-        </w:rPr>
-        <w:t>Kutyrev, A.</w:t>
-      </w:r>
-      <w:r>
-        <w:t xml:space="preserve">, Maier, W., Karinen, T., Barnes, S.-J., Hayes, B., Savard, D., Virtanen, V., Booth, C., Muir, D. Petrogenesis of the Akanvaara layered intrusion, Finnish Lapland. </w:t>
-      </w:r>
-      <w:r>
-        <w:rPr>
-          <w:i/>
-          <w:iCs/>
-        </w:rPr>
-        <w:t>Journal of Petrology</w:t>
-      </w:r>
-      <w:r>
-        <w:t>, under review.</w:t>
-      </w:r>
-    </w:p>
-    <w:p>
-      <w:pPr>
-        <w:pStyle w:val="CVReference"/>
-        <w:numPr>
-          <w:ilvl w:val="0"/>
-          <w:numId w:val="3"/>
-        </w:numPr>
-      </w:pPr>
-      <w:r>
-        <w:rPr>
-          <w:b/>
-          <w:bCs/>
-        </w:rPr>
-        <w:t>Kutyrev, A.</w:t>
-      </w:r>
-      <w:r>
-        <w:t xml:space="preserve">, Kamenetsky, V.S., Chayka, I.F., Yudovskaya, M.A., Eslami, A., Kislov, E.V., Pushkarev, E.V., Zhitova, L.M. What do Cr-spinel-hosted multiphase inclusions in chromitites record? </w:t>
-      </w:r>
-      <w:r>
-        <w:rPr>
-          <w:i/>
-          <w:iCs/>
-        </w:rPr>
-        <w:t>Journal of Petrology</w:t>
-      </w:r>
-      <w:r>
-        <w:t>, submitted.</w:t>
-      </w:r>
-    </w:p>
-    <w:p>
-      <w:pPr>
-        <w:pStyle w:val="CVReference"/>
-        <w:numPr>
-          <w:ilvl w:val="0"/>
-          <w:numId w:val="3"/>
-        </w:numPr>
-      </w:pPr>
-      <w:r>
-        <w:t xml:space="preserve">Chayka, I., Hu, W.-J., </w:t>
-      </w:r>
-      <w:r>
-        <w:rPr>
-          <w:b/>
-          <w:bCs/>
-        </w:rPr>
-        <w:t>Kutyrev, A.</w:t>
-      </w:r>
-      <w:r>
-        <w:t xml:space="preserve">, Petrenko, D., </w:t>
-      </w:r>
-      <w:proofErr w:type="spellStart"/>
-      <w:r>
-        <w:t>Zhitova</w:t>
-      </w:r>
-      <w:proofErr w:type="spellEnd"/>
-      <w:r>
-        <w:t xml:space="preserve">, L., </w:t>
-      </w:r>
-      <w:proofErr w:type="spellStart"/>
-      <w:r>
-        <w:t>Shevko</w:t>
-      </w:r>
-      <w:proofErr w:type="spellEnd"/>
-      <w:r>
-        <w:t xml:space="preserve">, A., Gora, M., Kalugin, V., Shvedov, G., </w:t>
-      </w:r>
-      <w:proofErr w:type="spellStart"/>
-      <w:r>
-        <w:t>Izokh</w:t>
-      </w:r>
-      <w:proofErr w:type="spellEnd"/>
-      <w:r>
-        <w:t xml:space="preserve">, A., Yudovskaya, M. Fluid-mediated PGE enrichment of magmatic low-sulfide ores as modelled for the Norilsk deposits. </w:t>
-      </w:r>
-      <w:r>
-        <w:rPr>
-          <w:i/>
-          <w:iCs/>
-        </w:rPr>
-        <w:t>Geology</w:t>
-      </w:r>
-      <w:r>
-        <w:t>, under review.</w:t>
-      </w:r>
-    </w:p>
-    <w:p>
-      <w:pPr>
-        <w:pStyle w:val="CVReference"/>
-        <w:numPr>
-          <w:ilvl w:val="0"/>
-          <w:numId w:val="3"/>
-        </w:numPr>
-      </w:pPr>
-      <w:r>
-        <w:t xml:space="preserve">Baykov, N.I., Chayka, I.F., Kamenetsky, V.S., </w:t>
-      </w:r>
-      <w:r>
-        <w:rPr>
-          <w:b/>
-          <w:bCs/>
-        </w:rPr>
-        <w:t>Kutyrev, A.V.</w:t>
-      </w:r>
-      <w:r>
-        <w:t xml:space="preserve">, Nekrylov, N.A., Shcherbakov, V.D., Zhukova, I.A., Plechov, P.Yu., Abramova, V.D., Stepanov, A.S. Melt-spinel interface effects control Pt fractionation in basaltic melt. </w:t>
-      </w:r>
-      <w:r>
-        <w:rPr>
-          <w:i/>
-          <w:iCs/>
-        </w:rPr>
-        <w:t>Geology</w:t>
-      </w:r>
-      <w:r>
-        <w:t>, submitted.</w:t>
-      </w:r>
-    </w:p>
-    <w:p>
-      <w:pPr>
-        <w:pStyle w:val="Heading2"/>
-      </w:pPr>
-      <w:r>
-        <w:t>Datasets and code</w:t>
-      </w:r>
-    </w:p>
-    <w:p>
-      <w:pPr>
-        <w:pStyle w:val="CVReference"/>
-        <w:numPr>
-          <w:ilvl w:val="0"/>
-          <w:numId w:val="4"/>
-        </w:numPr>
-      </w:pPr>
-      <w:r>
-        <w:rPr>
-          <w:b/>
-          <w:bCs/>
-        </w:rPr>
-        <w:t>Kutyrev, A.V.</w:t>
-      </w:r>
-      <w:r>
-        <w:t xml:space="preserve">, Maier, W.D., Karinen, T., Barnes, S.J., Savard, D., 2025. Whole-rock geochemical dataset of the Akanvaara layered intrusion, Lapland, Finland. Dataset deposited with the Interdisciplinary Earth Data Alliance (IEDA). </w:t>
-      </w:r>
-      <w:hyperlink r:id="rId46" w:history="1">
-        <w:r>
-          <w:rPr>
-            <w:rStyle w:val="Hyperlink"/>
-          </w:rPr>
-          <w:t>https://doi.org/10.60520/IEDA/113569</w:t>
-        </w:r>
-      </w:hyperlink>
-    </w:p>
-    <w:p>
-      <w:pPr>
-        <w:pStyle w:val="CVReference"/>
-        <w:numPr>
-          <w:ilvl w:val="0"/>
-          <w:numId w:val="4"/>
-        </w:numPr>
-      </w:pPr>
-      <w:r>
-        <w:t xml:space="preserve">Filimonova, O., </w:t>
-      </w:r>
-      <w:r>
-        <w:rPr>
-          <w:b/>
-          <w:bCs/>
-        </w:rPr>
-        <w:t>Kutyrev, A.</w:t>
-      </w:r>
-      <w:r>
-        <w:t xml:space="preserve">, </w:t>
-      </w:r>
-      <w:proofErr w:type="spellStart"/>
-      <w:r>
-        <w:t>Wermeille</w:t>
-      </w:r>
-      <w:proofErr w:type="spellEnd"/>
-      <w:r>
-        <w:t>, D., 2025. Iridium L</w:t>
-      </w:r>
-      <w:r>
-        <w:rPr>
-          <w:vertAlign w:val="subscript"/>
-        </w:rPr>
-        <w:t>3</w:t>
-      </w:r>
-      <w:r>
-        <w:t>-edge XAS dataset of natural Ir-O phase, comprising IrO</w:t>
-      </w:r>
-      <w:r>
-        <w:rPr>
-          <w:vertAlign w:val="subscript"/>
-        </w:rPr>
-        <w:t>2</w:t>
-      </w:r>
-      <w:r>
-        <w:t xml:space="preserve"> [Dataset]. </w:t>
-      </w:r>
-      <w:proofErr w:type="spellStart"/>
-      <w:r>
-        <w:t>Zenodo</w:t>
-      </w:r>
-      <w:proofErr w:type="spellEnd"/>
-      <w:r>
-        <w:t xml:space="preserve">. </w:t>
-      </w:r>
-      <w:hyperlink r:id="rId47" w:history="1">
-        <w:r>
-          <w:rPr>
-            <w:rStyle w:val="Hyperlink"/>
-          </w:rPr>
-          <w:t>https://doi.org/10.5281/zenodo.15650871</w:t>
-        </w:r>
-      </w:hyperlink>
-    </w:p>
-    <w:p>
-      <w:pPr>
-        <w:pStyle w:val="CVReference"/>
-        <w:numPr>
-          <w:ilvl w:val="0"/>
-          <w:numId w:val="4"/>
-        </w:numPr>
-      </w:pPr>
-      <w:r>
-        <w:t xml:space="preserve">Chayka, I.F., Kamenetsky, V.S., </w:t>
-      </w:r>
-      <w:r>
-        <w:rPr>
-          <w:b/>
-          <w:bCs/>
-        </w:rPr>
-        <w:t>Kutyrev, A.V.</w:t>
-      </w:r>
-      <w:r>
-        <w:t xml:space="preserve">, Baykov, N.I., Barnes, S., Savard, D., Alexei, I.V., 2025. Major, trace, and platinum-group elements in the Late Cretaceous arc volcano-plutonic complex of the </w:t>
-      </w:r>
-      <w:proofErr w:type="spellStart"/>
-      <w:r>
-        <w:t>Tumrok</w:t>
-      </w:r>
-      <w:proofErr w:type="spellEnd"/>
-      <w:r>
-        <w:t xml:space="preserve"> Range, eastern Kamchatka, Version 1.0. Interdisciplinary Earth Data Alliance (IEDA). </w:t>
-      </w:r>
-      <w:hyperlink r:id="rId48" w:history="1">
-        <w:r>
-          <w:rPr>
-            <w:rStyle w:val="Hyperlink"/>
-          </w:rPr>
-          <w:t>https://doi.org/10.60520/IEDA/113578</w:t>
-        </w:r>
-      </w:hyperlink>
-    </w:p>
-    <w:p>
-      <w:pPr>
-        <w:pStyle w:val="CVReference"/>
-        <w:numPr>
-          <w:ilvl w:val="0"/>
-          <w:numId w:val="4"/>
-        </w:numPr>
-      </w:pPr>
-      <w:r>
-        <w:rPr>
-          <w:b/>
-          <w:bCs/>
-        </w:rPr>
-        <w:t>Kutyrev, A.</w:t>
-      </w:r>
-      <w:r>
-        <w:t xml:space="preserve">, </w:t>
-      </w:r>
-      <w:proofErr w:type="spellStart"/>
-      <w:r>
-        <w:t>Bindeman</w:t>
-      </w:r>
-      <w:proofErr w:type="spellEnd"/>
-      <w:r>
-        <w:t xml:space="preserve">, I., O'Neil, J., Rizo, H., 2024. Code for 1- and 2-stage oxygen fractionation and metamorphic dehydration </w:t>
-      </w:r>
-      <w:proofErr w:type="spellStart"/>
-      <w:r>
-        <w:t>modeling</w:t>
-      </w:r>
-      <w:proofErr w:type="spellEnd"/>
-      <w:r>
-        <w:t xml:space="preserve"> from "Seawater-oceanic crust interaction constrained by triple oxygen and hydrogen isotopes in rocks from the Saglek-Hebron complex, NE Canada". </w:t>
-      </w:r>
-      <w:hyperlink r:id="rId49" w:history="1">
-        <w:r>
-          <w:rPr>
-            <w:rStyle w:val="Hyperlink"/>
-          </w:rPr>
-          <w:t>https://doi.org/10.5281/zenodo.12795578</w:t>
-        </w:r>
-      </w:hyperlink>
-    </w:p>
-    <w:p>
-      <w:pPr>
-        <w:pStyle w:val="Heading2"/>
-      </w:pPr>
-      <w:r>
-        <w:t>Conference presentations</w:t>
-      </w:r>
-    </w:p>
-    <w:p>
-      <w:pPr>
-        <w:pStyle w:val="CVReference"/>
-        <w:numPr>
-          <w:ilvl w:val="0"/>
-          <w:numId w:val="5"/>
-        </w:numPr>
-      </w:pPr>
-      <w:r>
-        <w:t>IMSG 2026, Barberton, South Africa. Oral presentation: “Mottled anorthosites and discordant ultramafic pipes in the MG4-UG1 interval of the Upper Critical Zone, Bushveld Complex”.</w:t>
-      </w:r>
-    </w:p>
-    <w:p>
-      <w:pPr>
-        <w:pStyle w:val="CVReference"/>
-        <w:numPr>
-          <w:ilvl w:val="0"/>
-          <w:numId w:val="5"/>
-        </w:numPr>
-      </w:pPr>
-      <w:r>
-        <w:t>Geocongress 2025, Bloemfontein, South Africa. Oral presentation: “Petrogenesis of the Akanvaara layered intrusion”.</w:t>
-      </w:r>
-    </w:p>
-    <w:p>
-      <w:pPr>
-        <w:pStyle w:val="CVReference"/>
-        <w:numPr>
-          <w:ilvl w:val="0"/>
-          <w:numId w:val="5"/>
-        </w:numPr>
-      </w:pPr>
-      <w:r>
-        <w:t>MDSG 2024, Edinburgh. Poster: “Assessing mass-balance of layered intrusions: the Akanvaara intrusion case study in Lapland, Finland”.</w:t>
-      </w:r>
-    </w:p>
-    <w:p>
-      <w:pPr>
-        <w:pStyle w:val="CVReference"/>
-        <w:numPr>
-          <w:ilvl w:val="0"/>
-          <w:numId w:val="5"/>
-        </w:numPr>
-      </w:pPr>
-      <w:r>
-        <w:t>Goldschmidt 2023, Lyon, France. Remote oral talk: “Early Earth's hydrosphere: insights from the hydrothermally altered submarine lavas of the Eoarchean Saglek-Hebron Complex, Canada”.</w:t>
-      </w:r>
-    </w:p>
-    <w:p>
-      <w:pPr>
-        <w:pStyle w:val="CVReference"/>
-        <w:numPr>
-          <w:ilvl w:val="0"/>
-          <w:numId w:val="5"/>
-        </w:numPr>
-      </w:pPr>
-      <w:r>
-        <w:t>14th International Platinum Symposium 2023, Cardiff, UK. In-person oral presentation: “Origin of native osmium in metamorphosed peridotites: insights from multiphase inclusions (Adamsfield placer, Tasmania)”.</w:t>
-      </w:r>
-    </w:p>
-    <w:p>
-      <w:pPr>
-        <w:pStyle w:val="CVReference"/>
-        <w:numPr>
-          <w:ilvl w:val="0"/>
-          <w:numId w:val="5"/>
-        </w:numPr>
-      </w:pPr>
-      <w:r>
-        <w:t>Virtual Early Career Platinum Symposium 2022. Oral presentation: “Noble metals in arc basaltic magmas worldwide: a case study of modern and pre-historic lavas of the Tolbachik volcano, Kamchatka”.</w:t>
-      </w:r>
-    </w:p>
-    <w:p>
-      <w:pPr>
-        <w:pStyle w:val="CVReference"/>
-        <w:numPr>
-          <w:ilvl w:val="0"/>
-          <w:numId w:val="5"/>
-        </w:numPr>
-      </w:pPr>
-      <w:r>
-        <w:t>EGU General Assembly 2021. Oral presentation: “Awaruite (Ni</w:t>
-      </w:r>
-      <w:r>
-        <w:rPr>
-          <w:vertAlign w:val="subscript"/>
-        </w:rPr>
-        <w:t>3</w:t>
-      </w:r>
-      <w:r>
-        <w:t>Fe) as a platinum-group elements concentrator: Preliminary data”.</w:t>
-      </w:r>
-    </w:p>
-    <w:p>
-      <w:pPr>
-        <w:pStyle w:val="CVReference"/>
-        <w:numPr>
-          <w:ilvl w:val="0"/>
-          <w:numId w:val="5"/>
-        </w:numPr>
-      </w:pPr>
-      <w:r>
-        <w:lastRenderedPageBreak/>
-        <w:t>SGA 2019 Conference, Glasgow, United Kingdom. In-person oral presentation: “Platinum mineralization in Ural-Alaskan complexes of Koryak Highlands (Far East Russia)”.</w:t>
+      </w:pPr>
+      <w:r>
+        <w:t>Attached as a separate file.</w:t>
       </w:r>
     </w:p>
     <w:sectPr>
-      <w:footerReference w:type="default" r:id="rId50"/>
+      <w:footerReference w:type="default" r:id="rId11"/>
       <w:pgSz w:w="11906" w:h="16838"/>
       <w:pgMar w:top="1077" w:right="1191" w:bottom="1077" w:left="1191" w:header="708" w:footer="567" w:gutter="0"/>
       <w:cols w:space="720"/>
